--- a/PYTHONSN INSIDE!!!BEWARE!!!(S2)/Python - Advanced Student Workbook.docx
+++ b/PYTHONSN INSIDE!!!BEWARE!!!(S2)/Python - Advanced Student Workbook.docx
@@ -120,7 +120,7 @@
           <w:noProof/>
         </w:rPr>
         <w:drawing>
-          <wp:inline distT="0" distB="0" distL="0" distR="0" wp14:anchorId="73C5F23B" wp14:editId="7EB47424">
+          <wp:inline distT="0" distB="0" distL="0" distR="0" wp14:anchorId="73C5F23B" wp14:editId="301AC6CE">
             <wp:extent cx="2592125" cy="2592125"/>
             <wp:effectExtent l="0" t="0" r="0" b="0"/>
             <wp:docPr id="18" name="Picture 18" descr="Python - Wikiversity"/>
@@ -185,7 +185,7 @@
         <mc:AlternateContent>
           <mc:Choice Requires="wps">
             <w:drawing>
-              <wp:anchor distT="0" distB="0" distL="114300" distR="114300" simplePos="0" relativeHeight="251658250" behindDoc="0" locked="0" layoutInCell="1" allowOverlap="1" wp14:anchorId="45B61CD9" wp14:editId="51D8AD44">
+              <wp:anchor distT="0" distB="0" distL="114300" distR="114300" simplePos="0" relativeHeight="251658247" behindDoc="0" locked="0" layoutInCell="1" allowOverlap="1" wp14:anchorId="45B61CD9" wp14:editId="51D8AD44">
                 <wp:simplePos x="0" y="0"/>
                 <wp:positionH relativeFrom="column">
                   <wp:posOffset>1323975</wp:posOffset>
@@ -245,9 +245,9 @@
               </wp:anchor>
             </w:drawing>
           </mc:Choice>
-          <mc:Fallback xmlns:arto="http://schemas.microsoft.com/office/word/2006/arto">
-            <w:pict>
-              <v:rect w14:anchorId="4BBBFAFD" id="Rectangle 3" o:spid="_x0000_s1026" style="position:absolute;margin-left:104.25pt;margin-top:30.7pt;width:346.5pt;height:28.5pt;z-index:251738112;visibility:visible;mso-wrap-style:square;mso-wrap-distance-left:9pt;mso-wrap-distance-top:0;mso-wrap-distance-right:9pt;mso-wrap-distance-bottom:0;mso-position-horizontal:absolute;mso-position-horizontal-relative:text;mso-position-vertical:absolute;mso-position-vertical-relative:text;v-text-anchor:middle" o:gfxdata="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" filled="f" strokecolor="black [3213]" strokeweight="1pt"/>
+          <mc:Fallback xmlns:a="http://schemas.openxmlformats.org/drawingml/2006/main" xmlns:pic="http://schemas.openxmlformats.org/drawingml/2006/picture" xmlns:a14="http://schemas.microsoft.com/office/drawing/2010/main" xmlns:a16="http://schemas.microsoft.com/office/drawing/2014/main" xmlns:arto="http://schemas.microsoft.com/office/word/2006/arto">
+            <w:pict w14:anchorId="0D321FFB">
+              <v:rect id="Rectangle 3" style="position:absolute;margin-left:104.25pt;margin-top:30.7pt;width:346.5pt;height:28.5pt;z-index:251738112;visibility:visible;mso-wrap-style:square;mso-wrap-distance-left:9pt;mso-wrap-distance-top:0;mso-wrap-distance-right:9pt;mso-wrap-distance-bottom:0;mso-position-horizontal:absolute;mso-position-horizontal-relative:text;mso-position-vertical:absolute;mso-position-vertical-relative:text;v-text-anchor:middle" o:spid="_x0000_s1026" filled="f" strokecolor="black [3213]" strokeweight="1pt" w14:anchorId="4BBBFAFD" o:gfxdata="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"/>
             </w:pict>
           </mc:Fallback>
         </mc:AlternateContent>
@@ -305,7 +305,7 @@
         <mc:AlternateContent>
           <mc:Choice Requires="wps">
             <w:drawing>
-              <wp:anchor distT="0" distB="0" distL="114300" distR="114300" simplePos="0" relativeHeight="251658251" behindDoc="0" locked="0" layoutInCell="1" allowOverlap="1" wp14:anchorId="2F150B23" wp14:editId="78AB2F5B">
+              <wp:anchor distT="0" distB="0" distL="114300" distR="114300" simplePos="0" relativeHeight="251658248" behindDoc="0" locked="0" layoutInCell="1" allowOverlap="1" wp14:anchorId="2F150B23" wp14:editId="78AB2F5B">
                 <wp:simplePos x="0" y="0"/>
                 <wp:positionH relativeFrom="column">
                   <wp:posOffset>1323975</wp:posOffset>
@@ -365,9 +365,9 @@
               </wp:anchor>
             </w:drawing>
           </mc:Choice>
-          <mc:Fallback xmlns:arto="http://schemas.microsoft.com/office/word/2006/arto">
-            <w:pict>
-              <v:rect w14:anchorId="72C6CFFE" id="Rectangle 9" o:spid="_x0000_s1026" style="position:absolute;margin-left:104.25pt;margin-top:1pt;width:346.5pt;height:28.5pt;z-index:251740160;visibility:visible;mso-wrap-style:square;mso-wrap-distance-left:9pt;mso-wrap-distance-top:0;mso-wrap-distance-right:9pt;mso-wrap-distance-bottom:0;mso-position-horizontal:absolute;mso-position-horizontal-relative:text;mso-position-vertical:absolute;mso-position-vertical-relative:text;v-text-anchor:middle" o:gfxdata="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" filled="f" strokecolor="black [3213]" strokeweight="1pt"/>
+          <mc:Fallback xmlns:a="http://schemas.openxmlformats.org/drawingml/2006/main" xmlns:pic="http://schemas.openxmlformats.org/drawingml/2006/picture" xmlns:a14="http://schemas.microsoft.com/office/drawing/2010/main" xmlns:a16="http://schemas.microsoft.com/office/drawing/2014/main" xmlns:arto="http://schemas.microsoft.com/office/word/2006/arto">
+            <w:pict w14:anchorId="595C7D58">
+              <v:rect id="Rectangle 9" style="position:absolute;margin-left:104.25pt;margin-top:1pt;width:346.5pt;height:28.5pt;z-index:251740160;visibility:visible;mso-wrap-style:square;mso-wrap-distance-left:9pt;mso-wrap-distance-top:0;mso-wrap-distance-right:9pt;mso-wrap-distance-bottom:0;mso-position-horizontal:absolute;mso-position-horizontal-relative:text;mso-position-vertical:absolute;mso-position-vertical-relative:text;v-text-anchor:middle" o:spid="_x0000_s1026" filled="f" strokecolor="black [3213]" strokeweight="1pt" w14:anchorId="72C6CFFE" o:gfxdata="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"/>
             </w:pict>
           </mc:Fallback>
         </mc:AlternateContent>
@@ -418,7 +418,7 @@
         <mc:AlternateContent>
           <mc:Choice Requires="wps">
             <w:drawing>
-              <wp:anchor distT="0" distB="0" distL="114300" distR="114300" simplePos="0" relativeHeight="251658252" behindDoc="0" locked="0" layoutInCell="1" allowOverlap="1" wp14:anchorId="2B15FC85" wp14:editId="55EB6340">
+              <wp:anchor distT="0" distB="0" distL="114300" distR="114300" simplePos="0" relativeHeight="251658249" behindDoc="0" locked="0" layoutInCell="1" allowOverlap="1" wp14:anchorId="2B15FC85" wp14:editId="55EB6340">
                 <wp:simplePos x="0" y="0"/>
                 <wp:positionH relativeFrom="column">
                   <wp:posOffset>1314450</wp:posOffset>
@@ -478,9 +478,9 @@
               </wp:anchor>
             </w:drawing>
           </mc:Choice>
-          <mc:Fallback xmlns:arto="http://schemas.microsoft.com/office/word/2006/arto">
-            <w:pict>
-              <v:rect w14:anchorId="50BD854C" id="Rectangle 10" o:spid="_x0000_s1026" style="position:absolute;margin-left:103.5pt;margin-top:24.85pt;width:346.5pt;height:28.5pt;z-index:251742208;visibility:visible;mso-wrap-style:square;mso-wrap-distance-left:9pt;mso-wrap-distance-top:0;mso-wrap-distance-right:9pt;mso-wrap-distance-bottom:0;mso-position-horizontal:absolute;mso-position-horizontal-relative:text;mso-position-vertical:absolute;mso-position-vertical-relative:text;v-text-anchor:middle" o:gfxdata="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" filled="f" strokecolor="black [3213]" strokeweight="1pt"/>
+          <mc:Fallback xmlns:a="http://schemas.openxmlformats.org/drawingml/2006/main" xmlns:pic="http://schemas.openxmlformats.org/drawingml/2006/picture" xmlns:a14="http://schemas.microsoft.com/office/drawing/2010/main" xmlns:a16="http://schemas.microsoft.com/office/drawing/2014/main" xmlns:arto="http://schemas.microsoft.com/office/word/2006/arto">
+            <w:pict w14:anchorId="631E2ADA">
+              <v:rect id="Rectangle 10" style="position:absolute;margin-left:103.5pt;margin-top:24.85pt;width:346.5pt;height:28.5pt;z-index:251742208;visibility:visible;mso-wrap-style:square;mso-wrap-distance-left:9pt;mso-wrap-distance-top:0;mso-wrap-distance-right:9pt;mso-wrap-distance-bottom:0;mso-position-horizontal:absolute;mso-position-horizontal-relative:text;mso-position-vertical:absolute;mso-position-vertical-relative:text;v-text-anchor:middle" o:spid="_x0000_s1026" filled="f" strokecolor="black [3213]" strokeweight="1pt" w14:anchorId="50BD854C" o:gfxdata="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"/>
             </w:pict>
           </mc:Fallback>
         </mc:AlternateContent>
@@ -502,7 +502,7 @@
         <mc:AlternateContent>
           <mc:Choice Requires="wps">
             <w:drawing>
-              <wp:anchor distT="0" distB="0" distL="114300" distR="114300" simplePos="0" relativeHeight="251658253" behindDoc="0" locked="0" layoutInCell="1" allowOverlap="1" wp14:anchorId="674230F8" wp14:editId="625DD20F">
+              <wp:anchor distT="0" distB="0" distL="114300" distR="114300" simplePos="0" relativeHeight="251658250" behindDoc="0" locked="0" layoutInCell="1" allowOverlap="1" wp14:anchorId="674230F8" wp14:editId="625DD20F">
                 <wp:simplePos x="0" y="0"/>
                 <wp:positionH relativeFrom="column">
                   <wp:posOffset>1314450</wp:posOffset>
@@ -562,9 +562,9 @@
               </wp:anchor>
             </w:drawing>
           </mc:Choice>
-          <mc:Fallback xmlns:arto="http://schemas.microsoft.com/office/word/2006/arto">
-            <w:pict>
-              <v:rect w14:anchorId="7BB5EFCB" id="Rectangle 12" o:spid="_x0000_s1026" style="position:absolute;margin-left:103.5pt;margin-top:26.9pt;width:346.5pt;height:28.5pt;z-index:251743232;visibility:visible;mso-wrap-style:square;mso-wrap-distance-left:9pt;mso-wrap-distance-top:0;mso-wrap-distance-right:9pt;mso-wrap-distance-bottom:0;mso-position-horizontal:absolute;mso-position-horizontal-relative:text;mso-position-vertical:absolute;mso-position-vertical-relative:text;v-text-anchor:middle" o:gfxdata="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" filled="f" strokecolor="black [3213]" strokeweight="1pt"/>
+          <mc:Fallback xmlns:a="http://schemas.openxmlformats.org/drawingml/2006/main" xmlns:pic="http://schemas.openxmlformats.org/drawingml/2006/picture" xmlns:a14="http://schemas.microsoft.com/office/drawing/2010/main" xmlns:a16="http://schemas.microsoft.com/office/drawing/2014/main" xmlns:arto="http://schemas.microsoft.com/office/word/2006/arto">
+            <w:pict w14:anchorId="2D2ECB61">
+              <v:rect id="Rectangle 12" style="position:absolute;margin-left:103.5pt;margin-top:26.9pt;width:346.5pt;height:28.5pt;z-index:251743232;visibility:visible;mso-wrap-style:square;mso-wrap-distance-left:9pt;mso-wrap-distance-top:0;mso-wrap-distance-right:9pt;mso-wrap-distance-bottom:0;mso-position-horizontal:absolute;mso-position-horizontal-relative:text;mso-position-vertical:absolute;mso-position-vertical-relative:text;v-text-anchor:middle" o:spid="_x0000_s1026" filled="f" strokecolor="black [3213]" strokeweight="1pt" w14:anchorId="7BB5EFCB" o:gfxdata="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"/>
             </w:pict>
           </mc:Fallback>
         </mc:AlternateContent>
@@ -618,9 +618,9 @@
         </w:rPr>
         <w:lastRenderedPageBreak/>
         <w:drawing>
-          <wp:inline distT="0" distB="0" distL="0" distR="0" wp14:anchorId="03CD5814" wp14:editId="2E9D3E9E">
-            <wp:extent cx="8951786" cy="5415960"/>
-            <wp:effectExtent l="0" t="3810" r="0" b="0"/>
+          <wp:inline distT="0" distB="0" distL="0" distR="0" wp14:anchorId="03CD5814" wp14:editId="33520E13">
+            <wp:extent cx="6751320" cy="4084646"/>
+            <wp:effectExtent l="0" t="0" r="0" b="0"/>
             <wp:docPr id="23" name="Picture 23"/>
             <wp:cNvGraphicFramePr>
               <a:graphicFrameLocks xmlns:a="http://schemas.openxmlformats.org/drawingml/2006/main" noChangeAspect="1"/>
@@ -638,9 +638,9 @@
                     <a:stretch/>
                   </pic:blipFill>
                   <pic:spPr bwMode="auto">
-                    <a:xfrm rot="16200000">
+                    <a:xfrm>
                       <a:off x="0" y="0"/>
-                      <a:ext cx="8989936" cy="5439041"/>
+                      <a:ext cx="6798904" cy="4113435"/>
                     </a:xfrm>
                     <a:prstGeom prst="rect">
                       <a:avLst/>
@@ -692,7 +692,7 @@
         <mc:AlternateContent>
           <mc:Choice Requires="wps">
             <w:drawing>
-              <wp:anchor distT="0" distB="0" distL="114300" distR="114300" simplePos="0" relativeHeight="251658258" behindDoc="0" locked="0" layoutInCell="1" allowOverlap="1" wp14:anchorId="58F9233E" wp14:editId="427CC36E">
+              <wp:anchor distT="0" distB="0" distL="114300" distR="114300" simplePos="0" relativeHeight="251658255" behindDoc="0" locked="0" layoutInCell="1" allowOverlap="1" wp14:anchorId="58F9233E" wp14:editId="427CC36E">
                 <wp:simplePos x="0" y="0"/>
                 <wp:positionH relativeFrom="margin">
                   <wp:posOffset>145873</wp:posOffset>
@@ -1048,7 +1048,7 @@
           </mc:Choice>
           <mc:Fallback>
             <w:pict>
-              <v:rect w14:anchorId="58F9233E" id="Rectangle 48" o:spid="_x0000_s1026" style="position:absolute;left:0;text-align:left;margin-left:11.5pt;margin-top:1.5pt;width:442pt;height:194.1pt;z-index:251658258;visibility:visible;mso-wrap-style:square;mso-width-percent:0;mso-height-percent:0;mso-wrap-distance-left:9pt;mso-wrap-distance-top:0;mso-wrap-distance-right:9pt;mso-wrap-distance-bottom:0;mso-position-horizontal:absolute;mso-position-horizontal-relative:margin;mso-position-vertical:absolute;mso-position-vertical-relative:text;mso-width-percent:0;mso-height-percent:0;mso-width-relative:margin;mso-height-relative:margin;v-text-anchor:top" o:gfxdata="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" fillcolor="white [3201]" strokecolor="#ed7d31 [3205]" strokeweight="1pt">
+              <v:rect w14:anchorId="58F9233E" id="Rectangle 48" o:spid="_x0000_s1026" style="position:absolute;left:0;text-align:left;margin-left:11.5pt;margin-top:1.5pt;width:442pt;height:194.1pt;z-index:251658255;visibility:visible;mso-wrap-style:square;mso-width-percent:0;mso-height-percent:0;mso-wrap-distance-left:9pt;mso-wrap-distance-top:0;mso-wrap-distance-right:9pt;mso-wrap-distance-bottom:0;mso-position-horizontal:absolute;mso-position-horizontal-relative:margin;mso-position-vertical:absolute;mso-position-vertical-relative:text;mso-width-percent:0;mso-height-percent:0;mso-width-relative:margin;mso-height-relative:margin;v-text-anchor:top" o:gfxdata="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" fillcolor="white [3201]" strokecolor="#ed7d31 [3205]" strokeweight="1pt">
                 <v:textbox>
                   <w:txbxContent>
                     <w:p>
@@ -2268,7 +2268,7 @@
         <mc:AlternateContent>
           <mc:Choice Requires="wps">
             <w:drawing>
-              <wp:anchor distT="0" distB="0" distL="114300" distR="114300" simplePos="0" relativeHeight="251658245" behindDoc="0" locked="0" layoutInCell="1" allowOverlap="1" wp14:anchorId="3C10B91C" wp14:editId="1A0225D1">
+              <wp:anchor distT="0" distB="0" distL="114300" distR="114300" simplePos="0" relativeHeight="251658242" behindDoc="0" locked="0" layoutInCell="1" allowOverlap="1" wp14:anchorId="3C10B91C" wp14:editId="1A0225D1">
                 <wp:simplePos x="0" y="0"/>
                 <wp:positionH relativeFrom="column">
                   <wp:posOffset>15903</wp:posOffset>
@@ -2427,7 +2427,7 @@
           </mc:Choice>
           <mc:Fallback>
             <w:pict>
-              <v:rect w14:anchorId="3C10B91C" id="Rectangle 1" o:spid="_x0000_s1027" style="position:absolute;margin-left:1.25pt;margin-top:-5.6pt;width:442pt;height:66.35pt;z-index:251658245;visibility:visible;mso-wrap-style:square;mso-width-percent:0;mso-height-percent:0;mso-wrap-distance-left:9pt;mso-wrap-distance-top:0;mso-wrap-distance-right:9pt;mso-wrap-distance-bottom:0;mso-position-horizontal:absolute;mso-position-horizontal-relative:text;mso-position-vertical:absolute;mso-position-vertical-relative:text;mso-width-percent:0;mso-height-percent:0;mso-width-relative:margin;mso-height-relative:margin;v-text-anchor:top" o:gfxdata="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" fillcolor="white [3201]" strokecolor="#ed7d31 [3205]" strokeweight="1pt">
+              <v:rect w14:anchorId="3C10B91C" id="Rectangle 1" o:spid="_x0000_s1027" style="position:absolute;margin-left:1.25pt;margin-top:-5.6pt;width:442pt;height:66.35pt;z-index:251658242;visibility:visible;mso-wrap-style:square;mso-width-percent:0;mso-height-percent:0;mso-wrap-distance-left:9pt;mso-wrap-distance-top:0;mso-wrap-distance-right:9pt;mso-wrap-distance-bottom:0;mso-position-horizontal:absolute;mso-position-horizontal-relative:text;mso-position-vertical:absolute;mso-position-vertical-relative:text;mso-width-percent:0;mso-height-percent:0;mso-width-relative:margin;mso-height-relative:margin;v-text-anchor:top" o:gfxdata="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" fillcolor="white [3201]" strokecolor="#ed7d31 [3205]" strokeweight="1pt">
                 <v:textbox>
                   <w:txbxContent>
                     <w:p>
@@ -2657,7 +2657,7 @@
         <mc:AlternateContent>
           <mc:Choice Requires="wps">
             <w:drawing>
-              <wp:anchor distT="0" distB="0" distL="114300" distR="114300" simplePos="0" relativeHeight="251658259" behindDoc="0" locked="0" layoutInCell="1" allowOverlap="1" wp14:anchorId="3D4827FC" wp14:editId="2B1DDAA1">
+              <wp:anchor distT="0" distB="0" distL="114300" distR="114300" simplePos="0" relativeHeight="251658256" behindDoc="0" locked="0" layoutInCell="1" allowOverlap="1" wp14:anchorId="3D4827FC" wp14:editId="2B1DDAA1">
                 <wp:simplePos x="0" y="0"/>
                 <wp:positionH relativeFrom="column">
                   <wp:posOffset>626441</wp:posOffset>
@@ -2721,7 +2721,7 @@
                 <v:stroke joinstyle="miter"/>
                 <v:path gradientshapeok="t" o:connecttype="rect"/>
               </v:shapetype>
-              <v:shape id="Text Box 49" o:spid="_x0000_s1028" type="#_x0000_t202" style="position:absolute;margin-left:49.35pt;margin-top:18.75pt;width:92.65pt;height:21.9pt;z-index:251658259;visibility:visible;mso-wrap-style:square;mso-width-percent:0;mso-wrap-distance-left:9pt;mso-wrap-distance-top:0;mso-wrap-distance-right:9pt;mso-wrap-distance-bottom:0;mso-position-horizontal:absolute;mso-position-horizontal-relative:text;mso-position-vertical:absolute;mso-position-vertical-relative:text;mso-width-percent:0;mso-width-relative:margin;v-text-anchor:top" o:gfxdata="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" fillcolor="white [3201]" strokeweight=".5pt">
+              <v:shape id="Text Box 49" o:spid="_x0000_s1028" type="#_x0000_t202" style="position:absolute;margin-left:49.35pt;margin-top:18.75pt;width:92.65pt;height:21.9pt;z-index:251658256;visibility:visible;mso-wrap-style:square;mso-width-percent:0;mso-wrap-distance-left:9pt;mso-wrap-distance-top:0;mso-wrap-distance-right:9pt;mso-wrap-distance-bottom:0;mso-position-horizontal:absolute;mso-position-horizontal-relative:text;mso-position-vertical:absolute;mso-position-vertical-relative:text;mso-width-percent:0;mso-width-relative:margin;v-text-anchor:top" o:gfxdata="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" fillcolor="white [3201]" strokeweight=".5pt">
                 <v:textbox>
                   <w:txbxContent>
                     <w:p>
@@ -2800,7 +2800,7 @@
         <mc:AlternateContent>
           <mc:Choice Requires="wps">
             <w:drawing>
-              <wp:anchor distT="0" distB="0" distL="114300" distR="114300" simplePos="0" relativeHeight="251658260" behindDoc="0" locked="0" layoutInCell="1" allowOverlap="1" wp14:anchorId="4E44DBC2" wp14:editId="45ED1F7E">
+              <wp:anchor distT="0" distB="0" distL="114300" distR="114300" simplePos="0" relativeHeight="251658257" behindDoc="0" locked="0" layoutInCell="1" allowOverlap="1" wp14:anchorId="4E44DBC2" wp14:editId="45ED1F7E">
                 <wp:simplePos x="0" y="0"/>
                 <wp:positionH relativeFrom="column">
                   <wp:posOffset>269847</wp:posOffset>
@@ -2860,7 +2860,7 @@
           </mc:Choice>
           <mc:Fallback>
             <w:pict>
-              <v:shape w14:anchorId="4E44DBC2" id="Text Box 50" o:spid="_x0000_s1029" type="#_x0000_t202" style="position:absolute;margin-left:21.25pt;margin-top:17.55pt;width:92.65pt;height:21.9pt;z-index:251658260;visibility:visible;mso-wrap-style:square;mso-width-percent:0;mso-wrap-distance-left:9pt;mso-wrap-distance-top:0;mso-wrap-distance-right:9pt;mso-wrap-distance-bottom:0;mso-position-horizontal:absolute;mso-position-horizontal-relative:text;mso-position-vertical:absolute;mso-position-vertical-relative:text;mso-width-percent:0;mso-width-relative:margin;v-text-anchor:top" o:gfxdata="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" fillcolor="white [3201]" strokeweight=".5pt">
+              <v:shape w14:anchorId="4E44DBC2" id="Text Box 50" o:spid="_x0000_s1029" type="#_x0000_t202" style="position:absolute;margin-left:21.25pt;margin-top:17.55pt;width:92.65pt;height:21.9pt;z-index:251658257;visibility:visible;mso-wrap-style:square;mso-width-percent:0;mso-wrap-distance-left:9pt;mso-wrap-distance-top:0;mso-wrap-distance-right:9pt;mso-wrap-distance-bottom:0;mso-position-horizontal:absolute;mso-position-horizontal-relative:text;mso-position-vertical:absolute;mso-position-vertical-relative:text;mso-width-percent:0;mso-width-relative:margin;v-text-anchor:top" o:gfxdata="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" fillcolor="white [3201]" strokeweight=".5pt">
                 <v:textbox>
                   <w:txbxContent>
                     <w:p>
@@ -2945,7 +2945,7 @@
         <mc:AlternateContent>
           <mc:Choice Requires="wps">
             <w:drawing>
-              <wp:anchor distT="0" distB="0" distL="114300" distR="114300" simplePos="0" relativeHeight="251658261" behindDoc="0" locked="0" layoutInCell="1" allowOverlap="1" wp14:anchorId="49A01913" wp14:editId="14A42F12">
+              <wp:anchor distT="0" distB="0" distL="114300" distR="114300" simplePos="0" relativeHeight="251658258" behindDoc="0" locked="0" layoutInCell="1" allowOverlap="1" wp14:anchorId="49A01913" wp14:editId="14A42F12">
                 <wp:simplePos x="0" y="0"/>
                 <wp:positionH relativeFrom="column">
                   <wp:posOffset>269847</wp:posOffset>
@@ -3005,7 +3005,7 @@
           </mc:Choice>
           <mc:Fallback>
             <w:pict>
-              <v:shape w14:anchorId="49A01913" id="Text Box 51" o:spid="_x0000_s1030" type="#_x0000_t202" style="position:absolute;margin-left:21.25pt;margin-top:20.1pt;width:92.65pt;height:21.9pt;z-index:251658261;visibility:visible;mso-wrap-style:square;mso-width-percent:0;mso-wrap-distance-left:9pt;mso-wrap-distance-top:0;mso-wrap-distance-right:9pt;mso-wrap-distance-bottom:0;mso-position-horizontal:absolute;mso-position-horizontal-relative:text;mso-position-vertical:absolute;mso-position-vertical-relative:text;mso-width-percent:0;mso-width-relative:margin;v-text-anchor:top" o:gfxdata="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" fillcolor="white [3201]" strokeweight=".5pt">
+              <v:shape w14:anchorId="49A01913" id="Text Box 51" o:spid="_x0000_s1030" type="#_x0000_t202" style="position:absolute;margin-left:21.25pt;margin-top:20.1pt;width:92.65pt;height:21.9pt;z-index:251658258;visibility:visible;mso-wrap-style:square;mso-width-percent:0;mso-wrap-distance-left:9pt;mso-wrap-distance-top:0;mso-wrap-distance-right:9pt;mso-wrap-distance-bottom:0;mso-position-horizontal:absolute;mso-position-horizontal-relative:text;mso-position-vertical:absolute;mso-position-vertical-relative:text;mso-width-percent:0;mso-width-relative:margin;v-text-anchor:top" o:gfxdata="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" fillcolor="white [3201]" strokeweight=".5pt">
                 <v:textbox>
                   <w:txbxContent>
                     <w:p>
@@ -3066,7 +3066,7 @@
         <mc:AlternateContent>
           <mc:Choice Requires="wps">
             <w:drawing>
-              <wp:anchor distT="0" distB="0" distL="114300" distR="114300" simplePos="0" relativeHeight="251658262" behindDoc="0" locked="0" layoutInCell="1" allowOverlap="1" wp14:anchorId="32331C43" wp14:editId="5AA84544">
+              <wp:anchor distT="0" distB="0" distL="114300" distR="114300" simplePos="0" relativeHeight="251658259" behindDoc="0" locked="0" layoutInCell="1" allowOverlap="1" wp14:anchorId="32331C43" wp14:editId="5AA84544">
                 <wp:simplePos x="0" y="0"/>
                 <wp:positionH relativeFrom="column">
                   <wp:posOffset>269875</wp:posOffset>
@@ -3126,7 +3126,7 @@
           </mc:Choice>
           <mc:Fallback>
             <w:pict>
-              <v:shape w14:anchorId="32331C43" id="Text Box 52" o:spid="_x0000_s1031" type="#_x0000_t202" style="position:absolute;margin-left:21.25pt;margin-top:17.5pt;width:92.65pt;height:21.9pt;z-index:251658262;visibility:visible;mso-wrap-style:square;mso-width-percent:0;mso-wrap-distance-left:9pt;mso-wrap-distance-top:0;mso-wrap-distance-right:9pt;mso-wrap-distance-bottom:0;mso-position-horizontal:absolute;mso-position-horizontal-relative:text;mso-position-vertical:absolute;mso-position-vertical-relative:text;mso-width-percent:0;mso-width-relative:margin;v-text-anchor:top" o:gfxdata="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" fillcolor="white [3201]" strokeweight=".5pt">
+              <v:shape w14:anchorId="32331C43" id="Text Box 52" o:spid="_x0000_s1031" type="#_x0000_t202" style="position:absolute;margin-left:21.25pt;margin-top:17.5pt;width:92.65pt;height:21.9pt;z-index:251658259;visibility:visible;mso-wrap-style:square;mso-width-percent:0;mso-wrap-distance-left:9pt;mso-wrap-distance-top:0;mso-wrap-distance-right:9pt;mso-wrap-distance-bottom:0;mso-position-horizontal:absolute;mso-position-horizontal-relative:text;mso-position-vertical:absolute;mso-position-vertical-relative:text;mso-width-percent:0;mso-width-relative:margin;v-text-anchor:top" o:gfxdata="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" fillcolor="white [3201]" strokeweight=".5pt">
                 <v:textbox>
                   <w:txbxContent>
                     <w:p>
@@ -3199,7 +3199,7 @@
         <mc:AlternateContent>
           <mc:Choice Requires="wps">
             <w:drawing>
-              <wp:anchor distT="0" distB="0" distL="114300" distR="114300" simplePos="0" relativeHeight="251658263" behindDoc="0" locked="0" layoutInCell="1" allowOverlap="1" wp14:anchorId="2D935239" wp14:editId="0F8B1F50">
+              <wp:anchor distT="0" distB="0" distL="114300" distR="114300" simplePos="0" relativeHeight="251658260" behindDoc="0" locked="0" layoutInCell="1" allowOverlap="1" wp14:anchorId="2D935239" wp14:editId="0F8B1F50">
                 <wp:simplePos x="0" y="0"/>
                 <wp:positionH relativeFrom="column">
                   <wp:posOffset>269544</wp:posOffset>
@@ -3259,7 +3259,7 @@
           </mc:Choice>
           <mc:Fallback>
             <w:pict>
-              <v:shape w14:anchorId="2D935239" id="Text Box 53" o:spid="_x0000_s1032" type="#_x0000_t202" style="position:absolute;margin-left:21.2pt;margin-top:.55pt;width:92.65pt;height:21.9pt;z-index:251658263;visibility:visible;mso-wrap-style:square;mso-width-percent:0;mso-wrap-distance-left:9pt;mso-wrap-distance-top:0;mso-wrap-distance-right:9pt;mso-wrap-distance-bottom:0;mso-position-horizontal:absolute;mso-position-horizontal-relative:text;mso-position-vertical:absolute;mso-position-vertical-relative:text;mso-width-percent:0;mso-width-relative:margin;v-text-anchor:top" o:gfxdata="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" fillcolor="white [3201]" strokeweight=".5pt">
+              <v:shape w14:anchorId="2D935239" id="Text Box 53" o:spid="_x0000_s1032" type="#_x0000_t202" style="position:absolute;margin-left:21.2pt;margin-top:.55pt;width:92.65pt;height:21.9pt;z-index:251658260;visibility:visible;mso-wrap-style:square;mso-width-percent:0;mso-wrap-distance-left:9pt;mso-wrap-distance-top:0;mso-wrap-distance-right:9pt;mso-wrap-distance-bottom:0;mso-position-horizontal:absolute;mso-position-horizontal-relative:text;mso-position-vertical:absolute;mso-position-vertical-relative:text;mso-width-percent:0;mso-width-relative:margin;v-text-anchor:top" o:gfxdata="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" fillcolor="white [3201]" strokeweight=".5pt">
                 <v:textbox>
                   <w:txbxContent>
                     <w:p>
@@ -3336,7 +3336,7 @@
         <mc:AlternateContent>
           <mc:Choice Requires="wps">
             <w:drawing>
-              <wp:anchor distT="0" distB="0" distL="114300" distR="114300" simplePos="0" relativeHeight="251658265" behindDoc="0" locked="0" layoutInCell="1" allowOverlap="1" wp14:anchorId="74A7EC00" wp14:editId="5018ACE0">
+              <wp:anchor distT="0" distB="0" distL="114300" distR="114300" simplePos="0" relativeHeight="251658262" behindDoc="0" locked="0" layoutInCell="1" allowOverlap="1" wp14:anchorId="74A7EC00" wp14:editId="5018ACE0">
                 <wp:simplePos x="0" y="0"/>
                 <wp:positionH relativeFrom="margin">
                   <wp:posOffset>2513717</wp:posOffset>
@@ -3402,7 +3402,7 @@
           </mc:Choice>
           <mc:Fallback>
             <w:pict>
-              <v:shape w14:anchorId="74A7EC00" id="Text Box 55" o:spid="_x0000_s1033" type="#_x0000_t202" style="position:absolute;margin-left:197.95pt;margin-top:17.9pt;width:208.5pt;height:36.3pt;z-index:251658265;visibility:visible;mso-wrap-style:square;mso-width-percent:0;mso-height-percent:0;mso-wrap-distance-left:9pt;mso-wrap-distance-top:0;mso-wrap-distance-right:9pt;mso-wrap-distance-bottom:0;mso-position-horizontal:absolute;mso-position-horizontal-relative:margin;mso-position-vertical:absolute;mso-position-vertical-relative:text;mso-width-percent:0;mso-height-percent:0;mso-width-relative:margin;mso-height-relative:margin;v-text-anchor:top" o:gfxdata="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" fillcolor="white [3201]" strokeweight=".5pt">
+              <v:shape w14:anchorId="74A7EC00" id="Text Box 55" o:spid="_x0000_s1033" type="#_x0000_t202" style="position:absolute;margin-left:197.95pt;margin-top:17.9pt;width:208.5pt;height:36.3pt;z-index:251658262;visibility:visible;mso-wrap-style:square;mso-width-percent:0;mso-height-percent:0;mso-wrap-distance-left:9pt;mso-wrap-distance-top:0;mso-wrap-distance-right:9pt;mso-wrap-distance-bottom:0;mso-position-horizontal:absolute;mso-position-horizontal-relative:margin;mso-position-vertical:absolute;mso-position-vertical-relative:text;mso-width-percent:0;mso-height-percent:0;mso-width-relative:margin;mso-height-relative:margin;v-text-anchor:top" o:gfxdata="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" fillcolor="white [3201]" strokeweight=".5pt">
                 <v:textbox>
                   <w:txbxContent>
                     <w:p>
@@ -3487,7 +3487,7 @@
         <mc:AlternateContent>
           <mc:Choice Requires="wps">
             <w:drawing>
-              <wp:anchor distT="0" distB="0" distL="114300" distR="114300" simplePos="0" relativeHeight="251658264" behindDoc="0" locked="0" layoutInCell="1" allowOverlap="1" wp14:anchorId="720C42D1" wp14:editId="0841144F">
+              <wp:anchor distT="0" distB="0" distL="114300" distR="114300" simplePos="0" relativeHeight="251658261" behindDoc="0" locked="0" layoutInCell="1" allowOverlap="1" wp14:anchorId="720C42D1" wp14:editId="0841144F">
                 <wp:simplePos x="0" y="0"/>
                 <wp:positionH relativeFrom="margin">
                   <wp:posOffset>2504219</wp:posOffset>
@@ -3553,7 +3553,7 @@
           </mc:Choice>
           <mc:Fallback>
             <w:pict>
-              <v:shape w14:anchorId="720C42D1" id="Text Box 54" o:spid="_x0000_s1034" type="#_x0000_t202" style="position:absolute;margin-left:197.2pt;margin-top:.65pt;width:208.5pt;height:36.3pt;z-index:251658264;visibility:visible;mso-wrap-style:square;mso-width-percent:0;mso-height-percent:0;mso-wrap-distance-left:9pt;mso-wrap-distance-top:0;mso-wrap-distance-right:9pt;mso-wrap-distance-bottom:0;mso-position-horizontal:absolute;mso-position-horizontal-relative:margin;mso-position-vertical:absolute;mso-position-vertical-relative:text;mso-width-percent:0;mso-height-percent:0;mso-width-relative:margin;mso-height-relative:margin;v-text-anchor:top" o:gfxdata="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" fillcolor="white [3201]" strokeweight=".5pt">
+              <v:shape w14:anchorId="720C42D1" id="Text Box 54" o:spid="_x0000_s1034" type="#_x0000_t202" style="position:absolute;margin-left:197.2pt;margin-top:.65pt;width:208.5pt;height:36.3pt;z-index:251658261;visibility:visible;mso-wrap-style:square;mso-width-percent:0;mso-height-percent:0;mso-wrap-distance-left:9pt;mso-wrap-distance-top:0;mso-wrap-distance-right:9pt;mso-wrap-distance-bottom:0;mso-position-horizontal:absolute;mso-position-horizontal-relative:margin;mso-position-vertical:absolute;mso-position-vertical-relative:text;mso-width-percent:0;mso-height-percent:0;mso-width-relative:margin;mso-height-relative:margin;v-text-anchor:top" o:gfxdata="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" fillcolor="white [3201]" strokeweight=".5pt">
                 <v:textbox>
                   <w:txbxContent>
                     <w:p>
@@ -3644,7 +3644,7 @@
         <mc:AlternateContent>
           <mc:Choice Requires="wps">
             <w:drawing>
-              <wp:anchor distT="0" distB="0" distL="114300" distR="114300" simplePos="0" relativeHeight="251658266" behindDoc="0" locked="0" layoutInCell="1" allowOverlap="1" wp14:anchorId="0513D776" wp14:editId="44C24659">
+              <wp:anchor distT="0" distB="0" distL="114300" distR="114300" simplePos="0" relativeHeight="251658263" behindDoc="0" locked="0" layoutInCell="1" allowOverlap="1" wp14:anchorId="0513D776" wp14:editId="44C24659">
                 <wp:simplePos x="0" y="0"/>
                 <wp:positionH relativeFrom="margin">
                   <wp:posOffset>2553473</wp:posOffset>
@@ -3710,7 +3710,7 @@
           </mc:Choice>
           <mc:Fallback>
             <w:pict>
-              <v:shape w14:anchorId="0513D776" id="Text Box 56" o:spid="_x0000_s1035" type="#_x0000_t202" style="position:absolute;margin-left:201.05pt;margin-top:.95pt;width:208.5pt;height:36.3pt;z-index:251658266;visibility:visible;mso-wrap-style:square;mso-width-percent:0;mso-height-percent:0;mso-wrap-distance-left:9pt;mso-wrap-distance-top:0;mso-wrap-distance-right:9pt;mso-wrap-distance-bottom:0;mso-position-horizontal:absolute;mso-position-horizontal-relative:margin;mso-position-vertical:absolute;mso-position-vertical-relative:text;mso-width-percent:0;mso-height-percent:0;mso-width-relative:margin;mso-height-relative:margin;v-text-anchor:top" o:gfxdata="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" fillcolor="white [3201]" strokeweight=".5pt">
+              <v:shape w14:anchorId="0513D776" id="Text Box 56" o:spid="_x0000_s1035" type="#_x0000_t202" style="position:absolute;margin-left:201.05pt;margin-top:.95pt;width:208.5pt;height:36.3pt;z-index:251658263;visibility:visible;mso-wrap-style:square;mso-width-percent:0;mso-height-percent:0;mso-wrap-distance-left:9pt;mso-wrap-distance-top:0;mso-wrap-distance-right:9pt;mso-wrap-distance-bottom:0;mso-position-horizontal:absolute;mso-position-horizontal-relative:margin;mso-position-vertical:absolute;mso-position-vertical-relative:text;mso-width-percent:0;mso-height-percent:0;mso-width-relative:margin;mso-height-relative:margin;v-text-anchor:top" o:gfxdata="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" fillcolor="white [3201]" strokeweight=".5pt">
                 <v:textbox>
                   <w:txbxContent>
                     <w:p>
@@ -3843,7 +3843,7 @@
         <mc:AlternateContent>
           <mc:Choice Requires="wps">
             <w:drawing>
-              <wp:anchor distT="0" distB="0" distL="114300" distR="114300" simplePos="0" relativeHeight="251658269" behindDoc="0" locked="0" layoutInCell="1" allowOverlap="1" wp14:anchorId="07E9DAE8" wp14:editId="3EF77D1C">
+              <wp:anchor distT="0" distB="0" distL="114300" distR="114300" simplePos="0" relativeHeight="251658266" behindDoc="0" locked="0" layoutInCell="1" allowOverlap="1" wp14:anchorId="07E9DAE8" wp14:editId="3EF77D1C">
                 <wp:simplePos x="0" y="0"/>
                 <wp:positionH relativeFrom="margin">
                   <wp:align>left</wp:align>
@@ -3940,7 +3940,7 @@
           </mc:Choice>
           <mc:Fallback>
             <w:pict>
-              <v:shape w14:anchorId="07E9DAE8" id="Text Box 14" o:spid="_x0000_s1036" type="#_x0000_t202" style="position:absolute;margin-left:0;margin-top:4pt;width:447.75pt;height:202.5pt;z-index:251658269;visibility:visible;mso-wrap-style:square;mso-height-percent:0;mso-wrap-distance-left:9pt;mso-wrap-distance-top:0;mso-wrap-distance-right:9pt;mso-wrap-distance-bottom:0;mso-position-horizontal:left;mso-position-horizontal-relative:margin;mso-position-vertical:absolute;mso-position-vertical-relative:text;mso-height-percent:0;mso-height-relative:margin;v-text-anchor:top" o:gfxdata="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" fillcolor="white [3201]" strokeweight=".5pt">
+              <v:shape w14:anchorId="07E9DAE8" id="Text Box 14" o:spid="_x0000_s1036" type="#_x0000_t202" style="position:absolute;margin-left:0;margin-top:4pt;width:447.75pt;height:202.5pt;z-index:251658266;visibility:visible;mso-wrap-style:square;mso-height-percent:0;mso-wrap-distance-left:9pt;mso-wrap-distance-top:0;mso-wrap-distance-right:9pt;mso-wrap-distance-bottom:0;mso-position-horizontal:left;mso-position-horizontal-relative:margin;mso-position-vertical:absolute;mso-position-vertical-relative:text;mso-height-percent:0;mso-height-relative:margin;v-text-anchor:top" o:gfxdata="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" fillcolor="white [3201]" strokeweight=".5pt">
                 <v:textbox>
                   <w:txbxContent>
                     <w:p>
@@ -4327,7 +4327,7 @@
         <mc:AlternateContent>
           <mc:Choice Requires="wps">
             <w:drawing>
-              <wp:anchor distT="0" distB="0" distL="114300" distR="114300" simplePos="0" relativeHeight="251658268" behindDoc="0" locked="0" layoutInCell="1" allowOverlap="1" wp14:anchorId="323F0F27" wp14:editId="18345CC8">
+              <wp:anchor distT="0" distB="0" distL="114300" distR="114300" simplePos="0" relativeHeight="251658265" behindDoc="0" locked="0" layoutInCell="1" allowOverlap="1" wp14:anchorId="323F0F27" wp14:editId="18345CC8">
                 <wp:simplePos x="0" y="0"/>
                 <wp:positionH relativeFrom="column">
                   <wp:posOffset>104775</wp:posOffset>
@@ -4424,7 +4424,7 @@
           </mc:Choice>
           <mc:Fallback>
             <w:pict>
-              <v:shape w14:anchorId="323F0F27" id="Text Box 13" o:spid="_x0000_s1037" type="#_x0000_t202" style="position:absolute;left:0;text-align:left;margin-left:8.25pt;margin-top:1pt;width:447.75pt;height:182.25pt;z-index:251658268;visibility:visible;mso-wrap-style:square;mso-height-percent:0;mso-wrap-distance-left:9pt;mso-wrap-distance-top:0;mso-wrap-distance-right:9pt;mso-wrap-distance-bottom:0;mso-position-horizontal:absolute;mso-position-horizontal-relative:text;mso-position-vertical:absolute;mso-position-vertical-relative:text;mso-height-percent:0;mso-height-relative:margin;v-text-anchor:top" o:gfxdata="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" fillcolor="white [3201]" strokeweight=".5pt">
+              <v:shape w14:anchorId="323F0F27" id="Text Box 13" o:spid="_x0000_s1037" type="#_x0000_t202" style="position:absolute;left:0;text-align:left;margin-left:8.25pt;margin-top:1pt;width:447.75pt;height:182.25pt;z-index:251658265;visibility:visible;mso-wrap-style:square;mso-height-percent:0;mso-wrap-distance-left:9pt;mso-wrap-distance-top:0;mso-wrap-distance-right:9pt;mso-wrap-distance-bottom:0;mso-position-horizontal:absolute;mso-position-horizontal-relative:text;mso-position-vertical:absolute;mso-position-vertical-relative:text;mso-height-percent:0;mso-height-relative:margin;v-text-anchor:top" o:gfxdata="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" fillcolor="white [3201]" strokeweight=".5pt">
                 <v:textbox>
                   <w:txbxContent>
                     <w:p>
@@ -4760,7 +4760,7 @@
         <mc:AlternateContent>
           <mc:Choice Requires="wps">
             <w:drawing>
-              <wp:anchor distT="0" distB="0" distL="114300" distR="114300" simplePos="0" relativeHeight="251658270" behindDoc="0" locked="0" layoutInCell="1" allowOverlap="1" wp14:anchorId="2C2D9713" wp14:editId="43A56C4E">
+              <wp:anchor distT="0" distB="0" distL="114300" distR="114300" simplePos="0" relativeHeight="251658267" behindDoc="0" locked="0" layoutInCell="1" allowOverlap="1" wp14:anchorId="2C2D9713" wp14:editId="43A56C4E">
                 <wp:simplePos x="0" y="0"/>
                 <wp:positionH relativeFrom="margin">
                   <wp:align>left</wp:align>
@@ -4857,7 +4857,7 @@
           </mc:Choice>
           <mc:Fallback>
             <w:pict>
-              <v:shape w14:anchorId="2C2D9713" id="Text Box 15" o:spid="_x0000_s1038" type="#_x0000_t202" style="position:absolute;margin-left:0;margin-top:7.9pt;width:447.75pt;height:225.75pt;z-index:251658270;visibility:visible;mso-wrap-style:square;mso-height-percent:0;mso-wrap-distance-left:9pt;mso-wrap-distance-top:0;mso-wrap-distance-right:9pt;mso-wrap-distance-bottom:0;mso-position-horizontal:left;mso-position-horizontal-relative:margin;mso-position-vertical:absolute;mso-position-vertical-relative:text;mso-height-percent:0;mso-height-relative:margin;v-text-anchor:top" o:gfxdata="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" fillcolor="white [3201]" strokeweight=".5pt">
+              <v:shape w14:anchorId="2C2D9713" id="Text Box 15" o:spid="_x0000_s1038" type="#_x0000_t202" style="position:absolute;margin-left:0;margin-top:7.9pt;width:447.75pt;height:225.75pt;z-index:251658267;visibility:visible;mso-wrap-style:square;mso-height-percent:0;mso-wrap-distance-left:9pt;mso-wrap-distance-top:0;mso-wrap-distance-right:9pt;mso-wrap-distance-bottom:0;mso-position-horizontal:left;mso-position-horizontal-relative:margin;mso-position-vertical:absolute;mso-position-vertical-relative:text;mso-height-percent:0;mso-height-relative:margin;v-text-anchor:top" o:gfxdata="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" fillcolor="white [3201]" strokeweight=".5pt">
                 <v:textbox>
                   <w:txbxContent>
                     <w:p>
@@ -5178,7 +5178,7 @@
         <mc:AlternateContent>
           <mc:Choice Requires="wps">
             <w:drawing>
-              <wp:anchor distT="0" distB="0" distL="114300" distR="114300" simplePos="0" relativeHeight="251658271" behindDoc="0" locked="0" layoutInCell="1" allowOverlap="1" wp14:anchorId="2DE540FE" wp14:editId="2687D754">
+              <wp:anchor distT="0" distB="0" distL="114300" distR="114300" simplePos="0" relativeHeight="251658268" behindDoc="0" locked="0" layoutInCell="1" allowOverlap="1" wp14:anchorId="2DE540FE" wp14:editId="2687D754">
                 <wp:simplePos x="0" y="0"/>
                 <wp:positionH relativeFrom="margin">
                   <wp:posOffset>-97790</wp:posOffset>
@@ -5355,7 +5355,7 @@
           </mc:Choice>
           <mc:Fallback>
             <w:pict>
-              <v:shape w14:anchorId="2DE540FE" id="Text Box 16" o:spid="_x0000_s1039" type="#_x0000_t202" style="position:absolute;left:0;text-align:left;margin-left:-7.7pt;margin-top:3.6pt;width:447.75pt;height:408.75pt;z-index:251658271;visibility:visible;mso-wrap-style:square;mso-height-percent:0;mso-wrap-distance-left:9pt;mso-wrap-distance-top:0;mso-wrap-distance-right:9pt;mso-wrap-distance-bottom:0;mso-position-horizontal:absolute;mso-position-horizontal-relative:margin;mso-position-vertical:absolute;mso-position-vertical-relative:text;mso-height-percent:0;mso-height-relative:margin;v-text-anchor:top" o:gfxdata="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" fillcolor="white [3201]" strokeweight=".5pt">
+              <v:shape w14:anchorId="2DE540FE" id="Text Box 16" o:spid="_x0000_s1039" type="#_x0000_t202" style="position:absolute;left:0;text-align:left;margin-left:-7.7pt;margin-top:3.6pt;width:447.75pt;height:408.75pt;z-index:251658268;visibility:visible;mso-wrap-style:square;mso-height-percent:0;mso-wrap-distance-left:9pt;mso-wrap-distance-top:0;mso-wrap-distance-right:9pt;mso-wrap-distance-bottom:0;mso-position-horizontal:absolute;mso-position-horizontal-relative:margin;mso-position-vertical:absolute;mso-position-vertical-relative:text;mso-height-percent:0;mso-height-relative:margin;v-text-anchor:top" o:gfxdata="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" fillcolor="white [3201]" strokeweight=".5pt">
                 <v:textbox>
                   <w:txbxContent>
                     <w:p>
@@ -5701,7 +5701,7 @@
           <w:noProof/>
         </w:rPr>
         <w:drawing>
-          <wp:anchor distT="0" distB="0" distL="114300" distR="114300" simplePos="0" relativeHeight="251658272" behindDoc="0" locked="0" layoutInCell="1" allowOverlap="1" wp14:anchorId="1A9D6CCD" wp14:editId="6F15561B">
+          <wp:anchor distT="0" distB="0" distL="114300" distR="114300" simplePos="0" relativeHeight="251658269" behindDoc="0" locked="0" layoutInCell="1" allowOverlap="1" wp14:anchorId="1A9D6CCD" wp14:editId="6F15561B">
             <wp:simplePos x="0" y="0"/>
             <wp:positionH relativeFrom="column">
               <wp:posOffset>2980118</wp:posOffset>
@@ -5873,7 +5873,7 @@
         <mc:AlternateContent>
           <mc:Choice Requires="wps">
             <w:drawing>
-              <wp:anchor distT="0" distB="0" distL="114300" distR="114300" simplePos="0" relativeHeight="251658336" behindDoc="0" locked="0" layoutInCell="1" allowOverlap="1" wp14:anchorId="0A02A6B4" wp14:editId="5042B67A">
+              <wp:anchor distT="0" distB="0" distL="114300" distR="114300" simplePos="0" relativeHeight="251658328" behindDoc="0" locked="0" layoutInCell="1" allowOverlap="1" wp14:anchorId="0A02A6B4" wp14:editId="5042B67A">
                 <wp:simplePos x="0" y="0"/>
                 <wp:positionH relativeFrom="margin">
                   <wp:align>left</wp:align>
@@ -5970,7 +5970,7 @@
           </mc:Choice>
           <mc:Fallback>
             <w:pict>
-              <v:shape w14:anchorId="0A02A6B4" id="Text Box 107" o:spid="_x0000_s1040" type="#_x0000_t202" style="position:absolute;left:0;text-align:left;margin-left:0;margin-top:22.3pt;width:447.75pt;height:461.45pt;z-index:251658336;visibility:visible;mso-wrap-style:square;mso-height-percent:0;mso-wrap-distance-left:9pt;mso-wrap-distance-top:0;mso-wrap-distance-right:9pt;mso-wrap-distance-bottom:0;mso-position-horizontal:left;mso-position-horizontal-relative:margin;mso-position-vertical:absolute;mso-position-vertical-relative:text;mso-height-percent:0;mso-height-relative:margin;v-text-anchor:top" o:gfxdata="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" fillcolor="white [3201]" strokeweight=".5pt">
+              <v:shape w14:anchorId="0A02A6B4" id="Text Box 107" o:spid="_x0000_s1040" type="#_x0000_t202" style="position:absolute;left:0;text-align:left;margin-left:0;margin-top:22.3pt;width:447.75pt;height:461.45pt;z-index:251658328;visibility:visible;mso-wrap-style:square;mso-height-percent:0;mso-wrap-distance-left:9pt;mso-wrap-distance-top:0;mso-wrap-distance-right:9pt;mso-wrap-distance-bottom:0;mso-position-horizontal:left;mso-position-horizontal-relative:margin;mso-position-vertical:absolute;mso-position-vertical-relative:text;mso-height-percent:0;mso-height-relative:margin;v-text-anchor:top" o:gfxdata="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" fillcolor="white [3201]" strokeweight=".5pt">
                 <v:textbox>
                   <w:txbxContent>
                     <w:p>
@@ -6786,7 +6786,7 @@
         <mc:AlternateContent>
           <mc:Choice Requires="wps">
             <w:drawing>
-              <wp:anchor distT="0" distB="0" distL="114300" distR="114300" simplePos="0" relativeHeight="251658246" behindDoc="0" locked="0" layoutInCell="1" allowOverlap="1" wp14:anchorId="4E4C53CB" wp14:editId="659E7CC8">
+              <wp:anchor distT="0" distB="0" distL="114300" distR="114300" simplePos="0" relativeHeight="251658243" behindDoc="0" locked="0" layoutInCell="1" allowOverlap="1" wp14:anchorId="4E4C53CB" wp14:editId="659E7CC8">
                 <wp:simplePos x="0" y="0"/>
                 <wp:positionH relativeFrom="column">
                   <wp:posOffset>182880</wp:posOffset>
@@ -6960,7 +6960,7 @@
           </mc:Choice>
           <mc:Fallback>
             <w:pict>
-              <v:rect w14:anchorId="4E4C53CB" id="Rectangle 6" o:spid="_x0000_s1041" style="position:absolute;left:0;text-align:left;margin-left:14.4pt;margin-top:31.7pt;width:442pt;height:87.05pt;z-index:251658246;visibility:visible;mso-wrap-style:square;mso-width-percent:0;mso-height-percent:0;mso-wrap-distance-left:9pt;mso-wrap-distance-top:0;mso-wrap-distance-right:9pt;mso-wrap-distance-bottom:0;mso-position-horizontal:absolute;mso-position-horizontal-relative:text;mso-position-vertical:absolute;mso-position-vertical-relative:text;mso-width-percent:0;mso-height-percent:0;mso-width-relative:margin;mso-height-relative:margin;v-text-anchor:top" o:gfxdata="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" fillcolor="white [3201]" strokecolor="#ed7d31 [3205]" strokeweight="1pt">
+              <v:rect w14:anchorId="4E4C53CB" id="Rectangle 6" o:spid="_x0000_s1041" style="position:absolute;left:0;text-align:left;margin-left:14.4pt;margin-top:31.7pt;width:442pt;height:87.05pt;z-index:251658243;visibility:visible;mso-wrap-style:square;mso-width-percent:0;mso-height-percent:0;mso-wrap-distance-left:9pt;mso-wrap-distance-top:0;mso-wrap-distance-right:9pt;mso-wrap-distance-bottom:0;mso-position-horizontal:absolute;mso-position-horizontal-relative:text;mso-position-vertical:absolute;mso-position-vertical-relative:text;mso-width-percent:0;mso-height-percent:0;mso-width-relative:margin;mso-height-relative:margin;v-text-anchor:top" o:gfxdata="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" fillcolor="white [3201]" strokecolor="#ed7d31 [3205]" strokeweight="1pt">
                 <v:textbox>
                   <w:txbxContent>
                     <w:p>
@@ -7110,7 +7110,7 @@
         <mc:AlternateContent>
           <mc:Choice Requires="wps">
             <w:drawing>
-              <wp:anchor distT="0" distB="0" distL="114300" distR="114300" simplePos="0" relativeHeight="251658273" behindDoc="0" locked="0" layoutInCell="1" allowOverlap="1" wp14:anchorId="29DD6FD1" wp14:editId="17113D55">
+              <wp:anchor distT="0" distB="0" distL="114300" distR="114300" simplePos="0" relativeHeight="251658270" behindDoc="0" locked="0" layoutInCell="1" allowOverlap="1" wp14:anchorId="29DD6FD1" wp14:editId="17113D55">
                 <wp:simplePos x="0" y="0"/>
                 <wp:positionH relativeFrom="column">
                   <wp:posOffset>2971800</wp:posOffset>
@@ -7191,7 +7191,7 @@
           </mc:Choice>
           <mc:Fallback>
             <w:pict>
-              <v:shape w14:anchorId="29DD6FD1" id="Text Box 21" o:spid="_x0000_s1042" type="#_x0000_t202" style="position:absolute;margin-left:234pt;margin-top:16.2pt;width:234pt;height:129.75pt;z-index:251658273;visibility:visible;mso-wrap-style:square;mso-wrap-distance-left:9pt;mso-wrap-distance-top:0;mso-wrap-distance-right:9pt;mso-wrap-distance-bottom:0;mso-position-horizontal:absolute;mso-position-horizontal-relative:text;mso-position-vertical:absolute;mso-position-vertical-relative:text;v-text-anchor:top" o:gfxdata="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" fillcolor="white [3201]" strokeweight=".5pt">
+              <v:shape w14:anchorId="29DD6FD1" id="Text Box 21" o:spid="_x0000_s1042" type="#_x0000_t202" style="position:absolute;margin-left:234pt;margin-top:16.2pt;width:234pt;height:129.75pt;z-index:251658270;visibility:visible;mso-wrap-style:square;mso-wrap-distance-left:9pt;mso-wrap-distance-top:0;mso-wrap-distance-right:9pt;mso-wrap-distance-bottom:0;mso-position-horizontal:absolute;mso-position-horizontal-relative:text;mso-position-vertical:absolute;mso-position-vertical-relative:text;v-text-anchor:top" o:gfxdata="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" fillcolor="white [3201]" strokeweight=".5pt">
                 <v:textbox>
                   <w:txbxContent>
                     <w:p>
@@ -7311,7 +7311,7 @@
         <mc:AlternateContent>
           <mc:Choice Requires="wps">
             <w:drawing>
-              <wp:anchor distT="0" distB="0" distL="114300" distR="114300" simplePos="0" relativeHeight="251658274" behindDoc="0" locked="0" layoutInCell="1" allowOverlap="1" wp14:anchorId="54BEB22A" wp14:editId="3322528F">
+              <wp:anchor distT="0" distB="0" distL="114300" distR="114300" simplePos="0" relativeHeight="251658271" behindDoc="0" locked="0" layoutInCell="1" allowOverlap="1" wp14:anchorId="54BEB22A" wp14:editId="3322528F">
                 <wp:simplePos x="0" y="0"/>
                 <wp:positionH relativeFrom="column">
                   <wp:posOffset>2981325</wp:posOffset>
@@ -7377,7 +7377,7 @@
           </mc:Choice>
           <mc:Fallback>
             <w:pict>
-              <v:shape w14:anchorId="54BEB22A" id="Text Box 22" o:spid="_x0000_s1043" type="#_x0000_t202" style="position:absolute;margin-left:234.75pt;margin-top:17.65pt;width:234pt;height:129.75pt;z-index:251658274;visibility:visible;mso-wrap-style:square;mso-wrap-distance-left:9pt;mso-wrap-distance-top:0;mso-wrap-distance-right:9pt;mso-wrap-distance-bottom:0;mso-position-horizontal:absolute;mso-position-horizontal-relative:text;mso-position-vertical:absolute;mso-position-vertical-relative:text;v-text-anchor:top" o:gfxdata="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" fillcolor="white [3201]" strokeweight=".5pt">
+              <v:shape w14:anchorId="54BEB22A" id="Text Box 22" o:spid="_x0000_s1043" type="#_x0000_t202" style="position:absolute;margin-left:234.75pt;margin-top:17.65pt;width:234pt;height:129.75pt;z-index:251658271;visibility:visible;mso-wrap-style:square;mso-wrap-distance-left:9pt;mso-wrap-distance-top:0;mso-wrap-distance-right:9pt;mso-wrap-distance-bottom:0;mso-position-horizontal:absolute;mso-position-horizontal-relative:text;mso-position-vertical:absolute;mso-position-vertical-relative:text;v-text-anchor:top" o:gfxdata="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" fillcolor="white [3201]" strokeweight=".5pt">
                 <v:textbox>
                   <w:txbxContent>
                     <w:p>
@@ -7693,7 +7693,7 @@
         <mc:AlternateContent>
           <mc:Choice Requires="wps">
             <w:drawing>
-              <wp:anchor distT="0" distB="0" distL="114300" distR="114300" simplePos="0" relativeHeight="251658275" behindDoc="0" locked="0" layoutInCell="1" allowOverlap="1" wp14:anchorId="5826A52C" wp14:editId="714ED10C">
+              <wp:anchor distT="0" distB="0" distL="114300" distR="114300" simplePos="0" relativeHeight="251658272" behindDoc="0" locked="0" layoutInCell="1" allowOverlap="1" wp14:anchorId="5826A52C" wp14:editId="714ED10C">
                 <wp:simplePos x="0" y="0"/>
                 <wp:positionH relativeFrom="column">
                   <wp:posOffset>533400</wp:posOffset>
@@ -7753,7 +7753,7 @@
           </mc:Choice>
           <mc:Fallback>
             <w:pict>
-              <v:shape w14:anchorId="5826A52C" id="Text Box 25" o:spid="_x0000_s1044" type="#_x0000_t202" style="position:absolute;margin-left:42pt;margin-top:19.4pt;width:92.25pt;height:20.25pt;z-index:251658275;visibility:visible;mso-wrap-style:square;mso-width-percent:0;mso-wrap-distance-left:9pt;mso-wrap-distance-top:0;mso-wrap-distance-right:9pt;mso-wrap-distance-bottom:0;mso-position-horizontal:absolute;mso-position-horizontal-relative:text;mso-position-vertical:absolute;mso-position-vertical-relative:text;mso-width-percent:0;mso-width-relative:margin;v-text-anchor:top" o:gfxdata="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" fillcolor="white [3201]" strokeweight=".5pt">
+              <v:shape w14:anchorId="5826A52C" id="Text Box 25" o:spid="_x0000_s1044" type="#_x0000_t202" style="position:absolute;margin-left:42pt;margin-top:19.4pt;width:92.25pt;height:20.25pt;z-index:251658272;visibility:visible;mso-wrap-style:square;mso-width-percent:0;mso-wrap-distance-left:9pt;mso-wrap-distance-top:0;mso-wrap-distance-right:9pt;mso-wrap-distance-bottom:0;mso-position-horizontal:absolute;mso-position-horizontal-relative:text;mso-position-vertical:absolute;mso-position-vertical-relative:text;mso-width-percent:0;mso-width-relative:margin;v-text-anchor:top" o:gfxdata="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" fillcolor="white [3201]" strokeweight=".5pt">
                 <v:textbox>
                   <w:txbxContent>
                     <w:p>
@@ -7781,7 +7781,7 @@
         <mc:AlternateContent>
           <mc:Choice Requires="wps">
             <w:drawing>
-              <wp:anchor distT="0" distB="0" distL="114300" distR="114300" simplePos="0" relativeHeight="251658276" behindDoc="0" locked="0" layoutInCell="1" allowOverlap="1" wp14:anchorId="4ED9F5EC" wp14:editId="6C22583C">
+              <wp:anchor distT="0" distB="0" distL="114300" distR="114300" simplePos="0" relativeHeight="251658273" behindDoc="0" locked="0" layoutInCell="1" allowOverlap="1" wp14:anchorId="4ED9F5EC" wp14:editId="6C22583C">
                 <wp:simplePos x="0" y="0"/>
                 <wp:positionH relativeFrom="margin">
                   <wp:posOffset>0</wp:posOffset>
@@ -7841,7 +7841,7 @@
           </mc:Choice>
           <mc:Fallback>
             <w:pict>
-              <v:shape w14:anchorId="4ED9F5EC" id="Text Box 26" o:spid="_x0000_s1045" type="#_x0000_t202" style="position:absolute;margin-left:0;margin-top:23.9pt;width:105pt;height:20.25pt;z-index:251658276;visibility:visible;mso-wrap-style:square;mso-width-percent:0;mso-wrap-distance-left:9pt;mso-wrap-distance-top:0;mso-wrap-distance-right:9pt;mso-wrap-distance-bottom:0;mso-position-horizontal:absolute;mso-position-horizontal-relative:margin;mso-position-vertical:absolute;mso-position-vertical-relative:text;mso-width-percent:0;mso-width-relative:margin;v-text-anchor:top" o:gfxdata="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" fillcolor="white [3201]" strokeweight=".5pt">
+              <v:shape w14:anchorId="4ED9F5EC" id="Text Box 26" o:spid="_x0000_s1045" type="#_x0000_t202" style="position:absolute;margin-left:0;margin-top:23.9pt;width:105pt;height:20.25pt;z-index:251658273;visibility:visible;mso-wrap-style:square;mso-width-percent:0;mso-wrap-distance-left:9pt;mso-wrap-distance-top:0;mso-wrap-distance-right:9pt;mso-wrap-distance-bottom:0;mso-position-horizontal:absolute;mso-position-horizontal-relative:margin;mso-position-vertical:absolute;mso-position-vertical-relative:text;mso-width-percent:0;mso-width-relative:margin;v-text-anchor:top" o:gfxdata="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" fillcolor="white [3201]" strokeweight=".5pt">
                 <v:textbox>
                   <w:txbxContent>
                     <w:p>
@@ -7889,7 +7889,7 @@
         <mc:AlternateContent>
           <mc:Choice Requires="wps">
             <w:drawing>
-              <wp:anchor distT="0" distB="0" distL="114300" distR="114300" simplePos="0" relativeHeight="251658277" behindDoc="0" locked="0" layoutInCell="1" allowOverlap="1" wp14:anchorId="502134BF" wp14:editId="59DFFBB3">
+              <wp:anchor distT="0" distB="0" distL="114300" distR="114300" simplePos="0" relativeHeight="251658274" behindDoc="0" locked="0" layoutInCell="1" allowOverlap="1" wp14:anchorId="502134BF" wp14:editId="59DFFBB3">
                 <wp:simplePos x="0" y="0"/>
                 <wp:positionH relativeFrom="column">
                   <wp:posOffset>571500</wp:posOffset>
@@ -7949,7 +7949,7 @@
           </mc:Choice>
           <mc:Fallback>
             <w:pict>
-              <v:shape w14:anchorId="502134BF" id="Text Box 27" o:spid="_x0000_s1046" type="#_x0000_t202" style="position:absolute;left:0;text-align:left;margin-left:45pt;margin-top:25.8pt;width:93.75pt;height:20.25pt;z-index:251658277;visibility:visible;mso-wrap-style:square;mso-width-percent:0;mso-wrap-distance-left:9pt;mso-wrap-distance-top:0;mso-wrap-distance-right:9pt;mso-wrap-distance-bottom:0;mso-position-horizontal:absolute;mso-position-horizontal-relative:text;mso-position-vertical:absolute;mso-position-vertical-relative:text;mso-width-percent:0;mso-width-relative:margin;v-text-anchor:top" o:gfxdata="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" fillcolor="white [3201]" strokeweight=".5pt">
+              <v:shape w14:anchorId="502134BF" id="Text Box 27" o:spid="_x0000_s1046" type="#_x0000_t202" style="position:absolute;left:0;text-align:left;margin-left:45pt;margin-top:25.8pt;width:93.75pt;height:20.25pt;z-index:251658274;visibility:visible;mso-wrap-style:square;mso-width-percent:0;mso-wrap-distance-left:9pt;mso-wrap-distance-top:0;mso-wrap-distance-right:9pt;mso-wrap-distance-bottom:0;mso-position-horizontal:absolute;mso-position-horizontal-relative:text;mso-position-vertical:absolute;mso-position-vertical-relative:text;mso-width-percent:0;mso-width-relative:margin;v-text-anchor:top" o:gfxdata="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" fillcolor="white [3201]" strokeweight=".5pt">
                 <v:textbox>
                   <w:txbxContent>
                     <w:p>
@@ -7980,7 +7980,7 @@
         <mc:AlternateContent>
           <mc:Choice Requires="wps">
             <w:drawing>
-              <wp:anchor distT="0" distB="0" distL="114300" distR="114300" simplePos="0" relativeHeight="251658278" behindDoc="0" locked="0" layoutInCell="1" allowOverlap="1" wp14:anchorId="4AACBCC7" wp14:editId="62A8FCD0">
+              <wp:anchor distT="0" distB="0" distL="114300" distR="114300" simplePos="0" relativeHeight="251658275" behindDoc="0" locked="0" layoutInCell="1" allowOverlap="1" wp14:anchorId="4AACBCC7" wp14:editId="62A8FCD0">
                 <wp:simplePos x="0" y="0"/>
                 <wp:positionH relativeFrom="column">
                   <wp:posOffset>590550</wp:posOffset>
@@ -8040,7 +8040,7 @@
           </mc:Choice>
           <mc:Fallback>
             <w:pict>
-              <v:shape w14:anchorId="4AACBCC7" id="Text Box 28" o:spid="_x0000_s1047" type="#_x0000_t202" style="position:absolute;margin-left:46.5pt;margin-top:25.85pt;width:96pt;height:20.25pt;z-index:251658278;visibility:visible;mso-wrap-style:square;mso-width-percent:0;mso-wrap-distance-left:9pt;mso-wrap-distance-top:0;mso-wrap-distance-right:9pt;mso-wrap-distance-bottom:0;mso-position-horizontal:absolute;mso-position-horizontal-relative:text;mso-position-vertical:absolute;mso-position-vertical-relative:text;mso-width-percent:0;mso-width-relative:margin;v-text-anchor:top" o:gfxdata="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" fillcolor="white [3201]" strokeweight=".5pt">
+              <v:shape w14:anchorId="4AACBCC7" id="Text Box 28" o:spid="_x0000_s1047" type="#_x0000_t202" style="position:absolute;margin-left:46.5pt;margin-top:25.85pt;width:96pt;height:20.25pt;z-index:251658275;visibility:visible;mso-wrap-style:square;mso-width-percent:0;mso-wrap-distance-left:9pt;mso-wrap-distance-top:0;mso-wrap-distance-right:9pt;mso-wrap-distance-bottom:0;mso-position-horizontal:absolute;mso-position-horizontal-relative:text;mso-position-vertical:absolute;mso-position-vertical-relative:text;mso-width-percent:0;mso-width-relative:margin;v-text-anchor:top" o:gfxdata="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" fillcolor="white [3201]" strokeweight=".5pt">
                 <v:textbox>
                   <w:txbxContent>
                     <w:p>
@@ -8108,7 +8108,7 @@
         <mc:AlternateContent>
           <mc:Choice Requires="wps">
             <w:drawing>
-              <wp:anchor distT="0" distB="0" distL="114300" distR="114300" simplePos="0" relativeHeight="251658267" behindDoc="0" locked="0" layoutInCell="1" allowOverlap="1" wp14:anchorId="74C0D82B" wp14:editId="353F18CB">
+              <wp:anchor distT="0" distB="0" distL="114300" distR="114300" simplePos="0" relativeHeight="251658264" behindDoc="0" locked="0" layoutInCell="1" allowOverlap="1" wp14:anchorId="74C0D82B" wp14:editId="353F18CB">
                 <wp:simplePos x="0" y="0"/>
                 <wp:positionH relativeFrom="column">
                   <wp:posOffset>228600</wp:posOffset>
@@ -8251,7 +8251,7 @@
           </mc:Choice>
           <mc:Fallback>
             <w:pict>
-              <v:shape w14:anchorId="74C0D82B" id="Text Box 5" o:spid="_x0000_s1048" type="#_x0000_t202" style="position:absolute;margin-left:18pt;margin-top:-1608.55pt;width:462pt;height:520.8pt;z-index:251658267;visibility:visible;mso-wrap-style:square;mso-height-percent:0;mso-wrap-distance-left:9pt;mso-wrap-distance-top:0;mso-wrap-distance-right:9pt;mso-wrap-distance-bottom:0;mso-position-horizontal:absolute;mso-position-horizontal-relative:text;mso-position-vertical:absolute;mso-position-vertical-relative:text;mso-height-percent:0;mso-height-relative:margin;v-text-anchor:top" o:gfxdata="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" fillcolor="white [3201]" strokeweight=".5pt">
+              <v:shape w14:anchorId="74C0D82B" id="Text Box 5" o:spid="_x0000_s1048" type="#_x0000_t202" style="position:absolute;margin-left:18pt;margin-top:-1608.55pt;width:462pt;height:520.8pt;z-index:251658264;visibility:visible;mso-wrap-style:square;mso-height-percent:0;mso-wrap-distance-left:9pt;mso-wrap-distance-top:0;mso-wrap-distance-right:9pt;mso-wrap-distance-bottom:0;mso-position-horizontal:absolute;mso-position-horizontal-relative:text;mso-position-vertical:absolute;mso-position-vertical-relative:text;mso-height-percent:0;mso-height-relative:margin;v-text-anchor:top" o:gfxdata="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" fillcolor="white [3201]" strokeweight=".5pt">
                 <v:textbox>
                   <w:txbxContent>
                     <w:p>
@@ -8381,7 +8381,7 @@
           <w:noProof/>
         </w:rPr>
         <w:drawing>
-          <wp:anchor distT="0" distB="0" distL="114300" distR="114300" simplePos="0" relativeHeight="251658290" behindDoc="0" locked="0" layoutInCell="1" allowOverlap="1" wp14:anchorId="70FA98B6" wp14:editId="0F9951A0">
+          <wp:anchor distT="0" distB="0" distL="114300" distR="114300" simplePos="0" relativeHeight="251658287" behindDoc="0" locked="0" layoutInCell="1" allowOverlap="1" wp14:anchorId="70FA98B6" wp14:editId="0F9951A0">
             <wp:simplePos x="0" y="0"/>
             <wp:positionH relativeFrom="margin">
               <wp:align>center</wp:align>
@@ -8453,7 +8453,7 @@
         <mc:AlternateContent>
           <mc:Choice Requires="wps">
             <w:drawing>
-              <wp:anchor distT="0" distB="0" distL="114300" distR="114300" simplePos="0" relativeHeight="251658279" behindDoc="0" locked="0" layoutInCell="1" allowOverlap="1" wp14:anchorId="4DF9610B" wp14:editId="1558317D">
+              <wp:anchor distT="0" distB="0" distL="114300" distR="114300" simplePos="0" relativeHeight="251658276" behindDoc="0" locked="0" layoutInCell="1" allowOverlap="1" wp14:anchorId="4DF9610B" wp14:editId="1558317D">
                 <wp:simplePos x="0" y="0"/>
                 <wp:positionH relativeFrom="margin">
                   <wp:align>left</wp:align>
@@ -8545,7 +8545,7 @@
           </mc:Choice>
           <mc:Fallback>
             <w:pict>
-              <v:shape w14:anchorId="4DF9610B" id="Text Box 31" o:spid="_x0000_s1049" type="#_x0000_t202" style="position:absolute;margin-left:0;margin-top:10.65pt;width:470.25pt;height:110.25pt;z-index:251658279;visibility:visible;mso-wrap-style:square;mso-width-percent:0;mso-height-percent:0;mso-wrap-distance-left:9pt;mso-wrap-distance-top:0;mso-wrap-distance-right:9pt;mso-wrap-distance-bottom:0;mso-position-horizontal:left;mso-position-horizontal-relative:margin;mso-position-vertical:absolute;mso-position-vertical-relative:text;mso-width-percent:0;mso-height-percent:0;mso-width-relative:margin;mso-height-relative:margin;v-text-anchor:top" o:gfxdata="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" fillcolor="white [3201]" strokeweight=".5pt">
+              <v:shape w14:anchorId="4DF9610B" id="Text Box 31" o:spid="_x0000_s1049" type="#_x0000_t202" style="position:absolute;margin-left:0;margin-top:10.65pt;width:470.25pt;height:110.25pt;z-index:251658276;visibility:visible;mso-wrap-style:square;mso-width-percent:0;mso-height-percent:0;mso-wrap-distance-left:9pt;mso-wrap-distance-top:0;mso-wrap-distance-right:9pt;mso-wrap-distance-bottom:0;mso-position-horizontal:left;mso-position-horizontal-relative:margin;mso-position-vertical:absolute;mso-position-vertical-relative:text;mso-width-percent:0;mso-height-percent:0;mso-width-relative:margin;mso-height-relative:margin;v-text-anchor:top" o:gfxdata="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" fillcolor="white [3201]" strokeweight=".5pt">
                 <v:textbox>
                   <w:txbxContent>
                     <w:p>
@@ -8601,7 +8601,7 @@
           <w:noProof/>
         </w:rPr>
         <w:drawing>
-          <wp:anchor distT="0" distB="0" distL="114300" distR="114300" simplePos="0" relativeHeight="251658289" behindDoc="0" locked="0" layoutInCell="1" allowOverlap="1" wp14:anchorId="07917079" wp14:editId="2284ED70">
+          <wp:anchor distT="0" distB="0" distL="114300" distR="114300" simplePos="0" relativeHeight="251658286" behindDoc="0" locked="0" layoutInCell="1" allowOverlap="1" wp14:anchorId="07917079" wp14:editId="2284ED70">
             <wp:simplePos x="0" y="0"/>
             <wp:positionH relativeFrom="column">
               <wp:posOffset>723900</wp:posOffset>
@@ -8671,7 +8671,7 @@
         <mc:AlternateContent>
           <mc:Choice Requires="wps">
             <w:drawing>
-              <wp:anchor distT="0" distB="0" distL="114300" distR="114300" simplePos="0" relativeHeight="251658281" behindDoc="0" locked="0" layoutInCell="1" allowOverlap="1" wp14:anchorId="4574869E" wp14:editId="2CE103C0">
+              <wp:anchor distT="0" distB="0" distL="114300" distR="114300" simplePos="0" relativeHeight="251658278" behindDoc="0" locked="0" layoutInCell="1" allowOverlap="1" wp14:anchorId="4574869E" wp14:editId="2CE103C0">
                 <wp:simplePos x="0" y="0"/>
                 <wp:positionH relativeFrom="margin">
                   <wp:posOffset>19050</wp:posOffset>
@@ -8754,7 +8754,7 @@
           </mc:Choice>
           <mc:Fallback>
             <w:pict>
-              <v:shape w14:anchorId="4574869E" id="Text Box 36" o:spid="_x0000_s1050" type="#_x0000_t202" style="position:absolute;margin-left:1.5pt;margin-top:295.8pt;width:468.75pt;height:128.25pt;z-index:251658281;visibility:visible;mso-wrap-style:square;mso-width-percent:0;mso-height-percent:0;mso-wrap-distance-left:9pt;mso-wrap-distance-top:0;mso-wrap-distance-right:9pt;mso-wrap-distance-bottom:0;mso-position-horizontal:absolute;mso-position-horizontal-relative:margin;mso-position-vertical:absolute;mso-position-vertical-relative:text;mso-width-percent:0;mso-height-percent:0;mso-width-relative:margin;mso-height-relative:margin;v-text-anchor:top" o:gfxdata="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" fillcolor="white [3201]" strokeweight=".5pt">
+              <v:shape w14:anchorId="4574869E" id="Text Box 36" o:spid="_x0000_s1050" type="#_x0000_t202" style="position:absolute;margin-left:1.5pt;margin-top:295.8pt;width:468.75pt;height:128.25pt;z-index:251658278;visibility:visible;mso-wrap-style:square;mso-width-percent:0;mso-height-percent:0;mso-wrap-distance-left:9pt;mso-wrap-distance-top:0;mso-wrap-distance-right:9pt;mso-wrap-distance-bottom:0;mso-position-horizontal:absolute;mso-position-horizontal-relative:margin;mso-position-vertical:absolute;mso-position-vertical-relative:text;mso-width-percent:0;mso-height-percent:0;mso-width-relative:margin;mso-height-relative:margin;v-text-anchor:top" o:gfxdata="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" fillcolor="white [3201]" strokeweight=".5pt">
                 <v:textbox>
                   <w:txbxContent>
                     <w:p>
@@ -8795,7 +8795,7 @@
           <w:noProof/>
         </w:rPr>
         <w:drawing>
-          <wp:anchor distT="0" distB="0" distL="114300" distR="114300" simplePos="0" relativeHeight="251658288" behindDoc="0" locked="0" layoutInCell="1" allowOverlap="1" wp14:anchorId="2BEEE440" wp14:editId="05E18172">
+          <wp:anchor distT="0" distB="0" distL="114300" distR="114300" simplePos="0" relativeHeight="251658285" behindDoc="0" locked="0" layoutInCell="1" allowOverlap="1" wp14:anchorId="2BEEE440" wp14:editId="05E18172">
             <wp:simplePos x="0" y="0"/>
             <wp:positionH relativeFrom="column">
               <wp:posOffset>-142875</wp:posOffset>
@@ -8862,7 +8862,7 @@
         <mc:AlternateContent>
           <mc:Choice Requires="wps">
             <w:drawing>
-              <wp:anchor distT="0" distB="0" distL="114300" distR="114300" simplePos="0" relativeHeight="251658280" behindDoc="0" locked="0" layoutInCell="1" allowOverlap="1" wp14:anchorId="4A3CFCBD" wp14:editId="2E8DC579">
+              <wp:anchor distT="0" distB="0" distL="114300" distR="114300" simplePos="0" relativeHeight="251658277" behindDoc="0" locked="0" layoutInCell="1" allowOverlap="1" wp14:anchorId="4A3CFCBD" wp14:editId="2E8DC579">
                 <wp:simplePos x="0" y="0"/>
                 <wp:positionH relativeFrom="margin">
                   <wp:align>left</wp:align>
@@ -8931,7 +8931,7 @@
           </mc:Choice>
           <mc:Fallback>
             <w:pict>
-              <v:shape w14:anchorId="4A3CFCBD" id="Text Box 33" o:spid="_x0000_s1051" type="#_x0000_t202" style="position:absolute;margin-left:0;margin-top:78.25pt;width:468.75pt;height:121.5pt;z-index:251658280;visibility:visible;mso-wrap-style:square;mso-width-percent:0;mso-height-percent:0;mso-wrap-distance-left:9pt;mso-wrap-distance-top:0;mso-wrap-distance-right:9pt;mso-wrap-distance-bottom:0;mso-position-horizontal:left;mso-position-horizontal-relative:margin;mso-position-vertical:absolute;mso-position-vertical-relative:text;mso-width-percent:0;mso-height-percent:0;mso-width-relative:margin;mso-height-relative:margin;v-text-anchor:top" o:gfxdata="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" fillcolor="white [3201]" strokeweight=".5pt">
+              <v:shape w14:anchorId="4A3CFCBD" id="Text Box 33" o:spid="_x0000_s1051" type="#_x0000_t202" style="position:absolute;margin-left:0;margin-top:78.25pt;width:468.75pt;height:121.5pt;z-index:251658277;visibility:visible;mso-wrap-style:square;mso-width-percent:0;mso-height-percent:0;mso-wrap-distance-left:9pt;mso-wrap-distance-top:0;mso-wrap-distance-right:9pt;mso-wrap-distance-bottom:0;mso-position-horizontal:left;mso-position-horizontal-relative:margin;mso-position-vertical:absolute;mso-position-vertical-relative:text;mso-width-percent:0;mso-height-percent:0;mso-width-relative:margin;mso-height-relative:margin;v-text-anchor:top" o:gfxdata="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" fillcolor="white [3201]" strokeweight=".5pt">
                 <v:textbox>
                   <w:txbxContent>
                     <w:p>
@@ -9081,7 +9081,7 @@
         <mc:AlternateContent>
           <mc:Choice Requires="wps">
             <w:drawing>
-              <wp:anchor distT="0" distB="0" distL="114300" distR="114300" simplePos="0" relativeHeight="251658284" behindDoc="0" locked="0" layoutInCell="1" allowOverlap="1" wp14:anchorId="03E3EFF4" wp14:editId="13ED159A">
+              <wp:anchor distT="0" distB="0" distL="114300" distR="114300" simplePos="0" relativeHeight="251658281" behindDoc="0" locked="0" layoutInCell="1" allowOverlap="1" wp14:anchorId="03E3EFF4" wp14:editId="13ED159A">
                 <wp:simplePos x="0" y="0"/>
                 <wp:positionH relativeFrom="margin">
                   <wp:align>left</wp:align>
@@ -9181,7 +9181,7 @@
           </mc:Choice>
           <mc:Fallback>
             <w:pict>
-              <v:shape w14:anchorId="03E3EFF4" id="Text Box 39" o:spid="_x0000_s1052" type="#_x0000_t202" style="position:absolute;left:0;text-align:left;margin-left:0;margin-top:13.25pt;width:468.75pt;height:244.5pt;z-index:251658284;visibility:visible;mso-wrap-style:square;mso-width-percent:0;mso-height-percent:0;mso-wrap-distance-left:9pt;mso-wrap-distance-top:0;mso-wrap-distance-right:9pt;mso-wrap-distance-bottom:0;mso-position-horizontal:left;mso-position-horizontal-relative:margin;mso-position-vertical:absolute;mso-position-vertical-relative:text;mso-width-percent:0;mso-height-percent:0;mso-width-relative:margin;mso-height-relative:margin;v-text-anchor:top" o:gfxdata="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" fillcolor="white [3201]" strokeweight=".5pt">
+              <v:shape w14:anchorId="03E3EFF4" id="Text Box 39" o:spid="_x0000_s1052" type="#_x0000_t202" style="position:absolute;left:0;text-align:left;margin-left:0;margin-top:13.25pt;width:468.75pt;height:244.5pt;z-index:251658281;visibility:visible;mso-wrap-style:square;mso-width-percent:0;mso-height-percent:0;mso-wrap-distance-left:9pt;mso-wrap-distance-top:0;mso-wrap-distance-right:9pt;mso-wrap-distance-bottom:0;mso-position-horizontal:left;mso-position-horizontal-relative:margin;mso-position-vertical:absolute;mso-position-vertical-relative:text;mso-width-percent:0;mso-height-percent:0;mso-width-relative:margin;mso-height-relative:margin;v-text-anchor:top" o:gfxdata="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" fillcolor="white [3201]" strokeweight=".5pt">
                 <v:textbox>
                   <w:txbxContent>
                     <w:p>
@@ -9540,7 +9540,7 @@
         <mc:AlternateContent>
           <mc:Choice Requires="wps">
             <w:drawing>
-              <wp:anchor distT="0" distB="0" distL="114300" distR="114300" simplePos="0" relativeHeight="251658286" behindDoc="0" locked="0" layoutInCell="1" allowOverlap="1" wp14:anchorId="5CC5E1CF" wp14:editId="113D8DC5">
+              <wp:anchor distT="0" distB="0" distL="114300" distR="114300" simplePos="0" relativeHeight="251658283" behindDoc="0" locked="0" layoutInCell="1" allowOverlap="1" wp14:anchorId="5CC5E1CF" wp14:editId="113D8DC5">
                 <wp:simplePos x="0" y="0"/>
                 <wp:positionH relativeFrom="margin">
                   <wp:align>left</wp:align>
@@ -9640,7 +9640,7 @@
           </mc:Choice>
           <mc:Fallback>
             <w:pict>
-              <v:shape w14:anchorId="5CC5E1CF" id="Text Box 41" o:spid="_x0000_s1053" type="#_x0000_t202" style="position:absolute;margin-left:0;margin-top:13.5pt;width:468.75pt;height:271.5pt;z-index:251658286;visibility:visible;mso-wrap-style:square;mso-width-percent:0;mso-height-percent:0;mso-wrap-distance-left:9pt;mso-wrap-distance-top:0;mso-wrap-distance-right:9pt;mso-wrap-distance-bottom:0;mso-position-horizontal:left;mso-position-horizontal-relative:margin;mso-position-vertical:absolute;mso-position-vertical-relative:text;mso-width-percent:0;mso-height-percent:0;mso-width-relative:margin;mso-height-relative:margin;v-text-anchor:top" o:gfxdata="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" fillcolor="white [3201]" strokeweight=".5pt">
+              <v:shape w14:anchorId="5CC5E1CF" id="Text Box 41" o:spid="_x0000_s1053" type="#_x0000_t202" style="position:absolute;margin-left:0;margin-top:13.5pt;width:468.75pt;height:271.5pt;z-index:251658283;visibility:visible;mso-wrap-style:square;mso-width-percent:0;mso-height-percent:0;mso-wrap-distance-left:9pt;mso-wrap-distance-top:0;mso-wrap-distance-right:9pt;mso-wrap-distance-bottom:0;mso-position-horizontal:left;mso-position-horizontal-relative:margin;mso-position-vertical:absolute;mso-position-vertical-relative:text;mso-width-percent:0;mso-height-percent:0;mso-width-relative:margin;mso-height-relative:margin;v-text-anchor:top" o:gfxdata="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" fillcolor="white [3201]" strokeweight=".5pt">
                 <v:textbox>
                   <w:txbxContent>
                     <w:p>
@@ -10078,7 +10078,7 @@
         <mc:AlternateContent>
           <mc:Choice Requires="wps">
             <w:drawing>
-              <wp:anchor distT="0" distB="0" distL="114300" distR="114300" simplePos="0" relativeHeight="251658283" behindDoc="0" locked="0" layoutInCell="1" allowOverlap="1" wp14:anchorId="34218447" wp14:editId="5D7B9512">
+              <wp:anchor distT="0" distB="0" distL="114300" distR="114300" simplePos="0" relativeHeight="251658280" behindDoc="0" locked="0" layoutInCell="1" allowOverlap="1" wp14:anchorId="34218447" wp14:editId="5D7B9512">
                 <wp:simplePos x="0" y="0"/>
                 <wp:positionH relativeFrom="margin">
                   <wp:align>left</wp:align>
@@ -10178,7 +10178,7 @@
           </mc:Choice>
           <mc:Fallback>
             <w:pict>
-              <v:shape w14:anchorId="34218447" id="Text Box 38" o:spid="_x0000_s1054" type="#_x0000_t202" style="position:absolute;margin-left:0;margin-top:13.25pt;width:468.75pt;height:241.5pt;z-index:251658283;visibility:visible;mso-wrap-style:square;mso-width-percent:0;mso-height-percent:0;mso-wrap-distance-left:9pt;mso-wrap-distance-top:0;mso-wrap-distance-right:9pt;mso-wrap-distance-bottom:0;mso-position-horizontal:left;mso-position-horizontal-relative:margin;mso-position-vertical:absolute;mso-position-vertical-relative:text;mso-width-percent:0;mso-height-percent:0;mso-width-relative:margin;mso-height-relative:margin;v-text-anchor:top" o:gfxdata="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" fillcolor="white [3201]" strokeweight=".5pt">
+              <v:shape w14:anchorId="34218447" id="Text Box 38" o:spid="_x0000_s1054" type="#_x0000_t202" style="position:absolute;margin-left:0;margin-top:13.25pt;width:468.75pt;height:241.5pt;z-index:251658280;visibility:visible;mso-wrap-style:square;mso-width-percent:0;mso-height-percent:0;mso-wrap-distance-left:9pt;mso-wrap-distance-top:0;mso-wrap-distance-right:9pt;mso-wrap-distance-bottom:0;mso-position-horizontal:left;mso-position-horizontal-relative:margin;mso-position-vertical:absolute;mso-position-vertical-relative:text;mso-width-percent:0;mso-height-percent:0;mso-width-relative:margin;mso-height-relative:margin;v-text-anchor:top" o:gfxdata="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" fillcolor="white [3201]" strokeweight=".5pt">
                 <v:textbox>
                   <w:txbxContent>
                     <w:p>
@@ -10326,7 +10326,7 @@
         <mc:AlternateContent>
           <mc:Choice Requires="wps">
             <w:drawing>
-              <wp:anchor distT="0" distB="0" distL="114300" distR="114300" simplePos="0" relativeHeight="251658285" behindDoc="0" locked="0" layoutInCell="1" allowOverlap="1" wp14:anchorId="6E3484D1" wp14:editId="4FFB1D03">
+              <wp:anchor distT="0" distB="0" distL="114300" distR="114300" simplePos="0" relativeHeight="251658282" behindDoc="0" locked="0" layoutInCell="1" allowOverlap="1" wp14:anchorId="6E3484D1" wp14:editId="4FFB1D03">
                 <wp:simplePos x="0" y="0"/>
                 <wp:positionH relativeFrom="margin">
                   <wp:align>left</wp:align>
@@ -10426,7 +10426,7 @@
           </mc:Choice>
           <mc:Fallback>
             <w:pict>
-              <v:shape w14:anchorId="6E3484D1" id="Text Box 40" o:spid="_x0000_s1055" type="#_x0000_t202" style="position:absolute;margin-left:0;margin-top:22.65pt;width:468.75pt;height:276pt;z-index:251658285;visibility:visible;mso-wrap-style:square;mso-width-percent:0;mso-height-percent:0;mso-wrap-distance-left:9pt;mso-wrap-distance-top:0;mso-wrap-distance-right:9pt;mso-wrap-distance-bottom:0;mso-position-horizontal:left;mso-position-horizontal-relative:margin;mso-position-vertical:absolute;mso-position-vertical-relative:text;mso-width-percent:0;mso-height-percent:0;mso-width-relative:margin;mso-height-relative:margin;v-text-anchor:top" o:gfxdata="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" fillcolor="white [3201]" strokeweight=".5pt">
+              <v:shape w14:anchorId="6E3484D1" id="Text Box 40" o:spid="_x0000_s1055" type="#_x0000_t202" style="position:absolute;margin-left:0;margin-top:22.65pt;width:468.75pt;height:276pt;z-index:251658282;visibility:visible;mso-wrap-style:square;mso-width-percent:0;mso-height-percent:0;mso-wrap-distance-left:9pt;mso-wrap-distance-top:0;mso-wrap-distance-right:9pt;mso-wrap-distance-bottom:0;mso-position-horizontal:left;mso-position-horizontal-relative:margin;mso-position-vertical:absolute;mso-position-vertical-relative:text;mso-width-percent:0;mso-height-percent:0;mso-width-relative:margin;mso-height-relative:margin;v-text-anchor:top" o:gfxdata="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" fillcolor="white [3201]" strokeweight=".5pt">
                 <v:textbox>
                   <w:txbxContent>
                     <w:p>
@@ -10634,7 +10634,7 @@
         <mc:AlternateContent>
           <mc:Choice Requires="wps">
             <w:drawing>
-              <wp:anchor distT="0" distB="0" distL="114300" distR="114300" simplePos="0" relativeHeight="251658287" behindDoc="0" locked="0" layoutInCell="1" allowOverlap="1" wp14:anchorId="11C57981" wp14:editId="55939089">
+              <wp:anchor distT="0" distB="0" distL="114300" distR="114300" simplePos="0" relativeHeight="251658284" behindDoc="0" locked="0" layoutInCell="1" allowOverlap="1" wp14:anchorId="11C57981" wp14:editId="55939089">
                 <wp:simplePos x="0" y="0"/>
                 <wp:positionH relativeFrom="margin">
                   <wp:align>left</wp:align>
@@ -10734,7 +10734,7 @@
           </mc:Choice>
           <mc:Fallback>
             <w:pict>
-              <v:shape w14:anchorId="11C57981" id="Text Box 42" o:spid="_x0000_s1056" type="#_x0000_t202" style="position:absolute;margin-left:0;margin-top:22.75pt;width:468.75pt;height:463.5pt;z-index:251658287;visibility:visible;mso-wrap-style:square;mso-width-percent:0;mso-height-percent:0;mso-wrap-distance-left:9pt;mso-wrap-distance-top:0;mso-wrap-distance-right:9pt;mso-wrap-distance-bottom:0;mso-position-horizontal:left;mso-position-horizontal-relative:margin;mso-position-vertical:absolute;mso-position-vertical-relative:text;mso-width-percent:0;mso-height-percent:0;mso-width-relative:margin;mso-height-relative:margin;v-text-anchor:top" o:gfxdata="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" fillcolor="white [3201]" strokeweight=".5pt">
+              <v:shape w14:anchorId="11C57981" id="Text Box 42" o:spid="_x0000_s1056" type="#_x0000_t202" style="position:absolute;margin-left:0;margin-top:22.75pt;width:468.75pt;height:463.5pt;z-index:251658284;visibility:visible;mso-wrap-style:square;mso-width-percent:0;mso-height-percent:0;mso-wrap-distance-left:9pt;mso-wrap-distance-top:0;mso-wrap-distance-right:9pt;mso-wrap-distance-bottom:0;mso-position-horizontal:left;mso-position-horizontal-relative:margin;mso-position-vertical:absolute;mso-position-vertical-relative:text;mso-width-percent:0;mso-height-percent:0;mso-width-relative:margin;mso-height-relative:margin;v-text-anchor:top" o:gfxdata="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" fillcolor="white [3201]" strokeweight=".5pt">
                 <v:textbox>
                   <w:txbxContent>
                     <w:p>
@@ -10811,7 +10811,7 @@
         <mc:AlternateContent>
           <mc:Choice Requires="wps">
             <w:drawing>
-              <wp:anchor distT="0" distB="0" distL="114300" distR="114300" simplePos="0" relativeHeight="251658282" behindDoc="0" locked="0" layoutInCell="1" allowOverlap="1" wp14:anchorId="664A4A02" wp14:editId="07B1755C">
+              <wp:anchor distT="0" distB="0" distL="114300" distR="114300" simplePos="0" relativeHeight="251658279" behindDoc="0" locked="0" layoutInCell="1" allowOverlap="1" wp14:anchorId="664A4A02" wp14:editId="07B1755C">
                 <wp:simplePos x="0" y="0"/>
                 <wp:positionH relativeFrom="margin">
                   <wp:align>left</wp:align>
@@ -10933,7 +10933,7 @@
           </mc:Choice>
           <mc:Fallback>
             <w:pict>
-              <v:rect w14:anchorId="664A4A02" id="Rectangle 11" o:spid="_x0000_s1057" style="position:absolute;margin-left:0;margin-top:4.4pt;width:442pt;height:80.25pt;z-index:251658282;visibility:visible;mso-wrap-style:square;mso-width-percent:0;mso-height-percent:0;mso-wrap-distance-left:9pt;mso-wrap-distance-top:0;mso-wrap-distance-right:9pt;mso-wrap-distance-bottom:0;mso-position-horizontal:left;mso-position-horizontal-relative:margin;mso-position-vertical:absolute;mso-position-vertical-relative:text;mso-width-percent:0;mso-height-percent:0;mso-width-relative:margin;mso-height-relative:margin;v-text-anchor:top" o:gfxdata="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" fillcolor="white [3201]" strokecolor="#ed7d31 [3205]" strokeweight="1pt">
+              <v:rect w14:anchorId="664A4A02" id="Rectangle 11" o:spid="_x0000_s1057" style="position:absolute;margin-left:0;margin-top:4.4pt;width:442pt;height:80.25pt;z-index:251658279;visibility:visible;mso-wrap-style:square;mso-width-percent:0;mso-height-percent:0;mso-wrap-distance-left:9pt;mso-wrap-distance-top:0;mso-wrap-distance-right:9pt;mso-wrap-distance-bottom:0;mso-position-horizontal:left;mso-position-horizontal-relative:margin;mso-position-vertical:absolute;mso-position-vertical-relative:text;mso-width-percent:0;mso-height-percent:0;mso-width-relative:margin;mso-height-relative:margin;v-text-anchor:top" o:gfxdata="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" fillcolor="white [3201]" strokecolor="#ed7d31 [3205]" strokeweight="1pt">
                 <v:textbox>
                   <w:txbxContent>
                     <w:p>
@@ -11055,7 +11055,7 @@
               <mc:AlternateContent>
                 <mc:Choice Requires="wps">
                   <w:drawing>
-                    <wp:anchor distT="0" distB="0" distL="114300" distR="114300" simplePos="0" relativeHeight="251661408" behindDoc="0" locked="0" layoutInCell="1" allowOverlap="1" wp14:anchorId="65FB3E7A" wp14:editId="059F9DC5">
+                    <wp:anchor distT="0" distB="0" distL="114300" distR="114300" simplePos="0" relativeHeight="251658331" behindDoc="0" locked="0" layoutInCell="1" allowOverlap="1" wp14:anchorId="65FB3E7A" wp14:editId="059F9DC5">
                       <wp:simplePos x="0" y="0"/>
                       <wp:positionH relativeFrom="column">
                         <wp:posOffset>283844</wp:posOffset>
@@ -11102,9 +11102,9 @@
                     </wp:anchor>
                   </w:drawing>
                 </mc:Choice>
-                <mc:Fallback>
-                  <w:pict>
-                    <v:line w14:anchorId="37495247" id="Straight Connector 3" o:spid="_x0000_s1026" style="position:absolute;flip:y;z-index:251661408;visibility:visible;mso-wrap-style:square;mso-wrap-distance-left:9pt;mso-wrap-distance-top:0;mso-wrap-distance-right:9pt;mso-wrap-distance-bottom:0;mso-position-horizontal:absolute;mso-position-horizontal-relative:text;mso-position-vertical:absolute;mso-position-vertical-relative:text" from="22.35pt,6.25pt" to="299.1pt,64pt" o:gfxdata="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" strokecolor="#5b9bd5 [3204]" strokeweight=".5pt">
+                <mc:Fallback xmlns:arto="http://schemas.microsoft.com/office/word/2006/arto" xmlns:a="http://schemas.openxmlformats.org/drawingml/2006/main" xmlns:pic="http://schemas.openxmlformats.org/drawingml/2006/picture" xmlns:a14="http://schemas.microsoft.com/office/drawing/2010/main" xmlns:a16="http://schemas.microsoft.com/office/drawing/2014/main">
+                  <w:pict w14:anchorId="24965C71">
+                    <v:line id="Straight Connector 3" style="position:absolute;flip:y;z-index:251661408;visibility:visible;mso-wrap-style:square;mso-wrap-distance-left:9pt;mso-wrap-distance-top:0;mso-wrap-distance-right:9pt;mso-wrap-distance-bottom:0;mso-position-horizontal:absolute;mso-position-horizontal-relative:text;mso-position-vertical:absolute;mso-position-vertical-relative:text" o:spid="_x0000_s1026" strokecolor="#5b9bd5 [3204]" strokeweight=".5pt" from="22.35pt,6.25pt" to="299.1pt,64pt" w14:anchorId="37495247" o:gfxdata="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">
                       <v:stroke joinstyle="miter"/>
                     </v:line>
                   </w:pict>
@@ -11118,7 +11118,7 @@
               <mc:AlternateContent>
                 <mc:Choice Requires="wps">
                   <w:drawing>
-                    <wp:anchor distT="0" distB="0" distL="114300" distR="114300" simplePos="0" relativeHeight="251659360" behindDoc="0" locked="0" layoutInCell="1" allowOverlap="1" wp14:anchorId="210FD47B" wp14:editId="59334D7F">
+                    <wp:anchor distT="0" distB="0" distL="114300" distR="114300" simplePos="0" relativeHeight="251658329" behindDoc="0" locked="0" layoutInCell="1" allowOverlap="1" wp14:anchorId="210FD47B" wp14:editId="59334D7F">
                       <wp:simplePos x="0" y="0"/>
                       <wp:positionH relativeFrom="column">
                         <wp:posOffset>293370</wp:posOffset>
@@ -11165,9 +11165,9 @@
                     </wp:anchor>
                   </w:drawing>
                 </mc:Choice>
-                <mc:Fallback>
-                  <w:pict>
-                    <v:line w14:anchorId="0C3ADDA1" id="Straight Connector 1" o:spid="_x0000_s1026" style="position:absolute;z-index:251659360;visibility:visible;mso-wrap-style:square;mso-wrap-distance-left:9pt;mso-wrap-distance-top:0;mso-wrap-distance-right:9pt;mso-wrap-distance-bottom:0;mso-position-horizontal:absolute;mso-position-horizontal-relative:text;mso-position-vertical:absolute;mso-position-vertical-relative:text" from="23.1pt,4.75pt" to="299.1pt,103pt" o:gfxdata="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" strokecolor="#5b9bd5 [3204]" strokeweight=".5pt">
+                <mc:Fallback xmlns:arto="http://schemas.microsoft.com/office/word/2006/arto" xmlns:a="http://schemas.openxmlformats.org/drawingml/2006/main" xmlns:pic="http://schemas.openxmlformats.org/drawingml/2006/picture" xmlns:a14="http://schemas.microsoft.com/office/drawing/2010/main" xmlns:a16="http://schemas.microsoft.com/office/drawing/2014/main">
+                  <w:pict w14:anchorId="392BC237">
+                    <v:line id="Straight Connector 1" style="position:absolute;z-index:251659360;visibility:visible;mso-wrap-style:square;mso-wrap-distance-left:9pt;mso-wrap-distance-top:0;mso-wrap-distance-right:9pt;mso-wrap-distance-bottom:0;mso-position-horizontal:absolute;mso-position-horizontal-relative:text;mso-position-vertical:absolute;mso-position-vertical-relative:text" o:spid="_x0000_s1026" strokecolor="#5b9bd5 [3204]" strokeweight=".5pt" from="23.1pt,4.75pt" to="299.1pt,103pt" w14:anchorId="0C3ADDA1" o:gfxdata="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">
                       <v:stroke joinstyle="miter"/>
                     </v:line>
                   </w:pict>
@@ -11210,7 +11210,7 @@
               <mc:AlternateContent>
                 <mc:Choice Requires="wps">
                   <w:drawing>
-                    <wp:anchor distT="0" distB="0" distL="114300" distR="114300" simplePos="0" relativeHeight="251660384" behindDoc="0" locked="0" layoutInCell="1" allowOverlap="1" wp14:anchorId="1B6FC9A4" wp14:editId="73974B8B">
+                    <wp:anchor distT="0" distB="0" distL="114300" distR="114300" simplePos="0" relativeHeight="251658330" behindDoc="0" locked="0" layoutInCell="1" allowOverlap="1" wp14:anchorId="1B6FC9A4" wp14:editId="73974B8B">
                       <wp:simplePos x="0" y="0"/>
                       <wp:positionH relativeFrom="column">
                         <wp:posOffset>283845</wp:posOffset>
@@ -11263,9 +11263,9 @@
                     </wp:anchor>
                   </w:drawing>
                 </mc:Choice>
-                <mc:Fallback>
-                  <w:pict>
-                    <v:line w14:anchorId="30ABEE98" id="Straight Connector 2" o:spid="_x0000_s1026" style="position:absolute;z-index:251660384;visibility:visible;mso-wrap-style:square;mso-width-percent:0;mso-height-percent:0;mso-wrap-distance-left:9pt;mso-wrap-distance-top:0;mso-wrap-distance-right:9pt;mso-wrap-distance-bottom:0;mso-position-horizontal:absolute;mso-position-horizontal-relative:text;mso-position-vertical:absolute;mso-position-vertical-relative:text;mso-width-percent:0;mso-height-percent:0;mso-width-relative:margin;mso-height-relative:margin" from="22.35pt,7.9pt" to="299.85pt,9.4pt" o:gfxdata="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" strokecolor="#5b9bd5 [3204]" strokeweight=".5pt">
+                <mc:Fallback xmlns:arto="http://schemas.microsoft.com/office/word/2006/arto" xmlns:a="http://schemas.openxmlformats.org/drawingml/2006/main" xmlns:pic="http://schemas.openxmlformats.org/drawingml/2006/picture" xmlns:a14="http://schemas.microsoft.com/office/drawing/2010/main" xmlns:a16="http://schemas.microsoft.com/office/drawing/2014/main">
+                  <w:pict w14:anchorId="7950DCC8">
+                    <v:line id="Straight Connector 2" style="position:absolute;z-index:251660384;visibility:visible;mso-wrap-style:square;mso-width-percent:0;mso-height-percent:0;mso-wrap-distance-left:9pt;mso-wrap-distance-top:0;mso-wrap-distance-right:9pt;mso-wrap-distance-bottom:0;mso-position-horizontal:absolute;mso-position-horizontal-relative:text;mso-position-vertical:absolute;mso-position-vertical-relative:text;mso-width-percent:0;mso-height-percent:0;mso-width-relative:margin;mso-height-relative:margin" o:spid="_x0000_s1026" strokecolor="#5b9bd5 [3204]" strokeweight=".5pt" from="22.35pt,7.9pt" to="299.85pt,9.4pt" w14:anchorId="30ABEE98" o:gfxdata="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">
                       <v:stroke joinstyle="miter"/>
                     </v:line>
                   </w:pict>
@@ -11309,7 +11309,7 @@
               <mc:AlternateContent>
                 <mc:Choice Requires="wps">
                   <w:drawing>
-                    <wp:anchor distT="0" distB="0" distL="114300" distR="114300" simplePos="0" relativeHeight="251662432" behindDoc="0" locked="0" layoutInCell="1" allowOverlap="1" wp14:anchorId="0F1B3670" wp14:editId="18DDE388">
+                    <wp:anchor distT="0" distB="0" distL="114300" distR="114300" simplePos="0" relativeHeight="251658332" behindDoc="0" locked="0" layoutInCell="1" allowOverlap="1" wp14:anchorId="0F1B3670" wp14:editId="18DDE388">
                       <wp:simplePos x="0" y="0"/>
                       <wp:positionH relativeFrom="column">
                         <wp:posOffset>74294</wp:posOffset>
@@ -11356,9 +11356,9 @@
                     </wp:anchor>
                   </w:drawing>
                 </mc:Choice>
-                <mc:Fallback>
-                  <w:pict>
-                    <v:line w14:anchorId="2F9AFF87" id="Straight Connector 4" o:spid="_x0000_s1026" style="position:absolute;flip:y;z-index:251662432;visibility:visible;mso-wrap-style:square;mso-wrap-distance-left:9pt;mso-wrap-distance-top:0;mso-wrap-distance-right:9pt;mso-wrap-distance-bottom:0;mso-position-horizontal:absolute;mso-position-horizontal-relative:text;mso-position-vertical:absolute;mso-position-vertical-relative:text" from="5.85pt,11.75pt" to="293.1pt,48.5pt" o:gfxdata="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" strokecolor="#5b9bd5 [3204]" strokeweight=".5pt">
+                <mc:Fallback xmlns:arto="http://schemas.microsoft.com/office/word/2006/arto" xmlns:a="http://schemas.openxmlformats.org/drawingml/2006/main" xmlns:pic="http://schemas.openxmlformats.org/drawingml/2006/picture" xmlns:a14="http://schemas.microsoft.com/office/drawing/2010/main" xmlns:a16="http://schemas.microsoft.com/office/drawing/2014/main">
+                  <w:pict w14:anchorId="351E9655">
+                    <v:line id="Straight Connector 4" style="position:absolute;flip:y;z-index:251662432;visibility:visible;mso-wrap-style:square;mso-wrap-distance-left:9pt;mso-wrap-distance-top:0;mso-wrap-distance-right:9pt;mso-wrap-distance-bottom:0;mso-position-horizontal:absolute;mso-position-horizontal-relative:text;mso-position-vertical:absolute;mso-position-vertical-relative:text" o:spid="_x0000_s1026" strokecolor="#5b9bd5 [3204]" strokeweight=".5pt" from="5.85pt,11.75pt" to="293.1pt,48.5pt" w14:anchorId="2F9AFF87" o:gfxdata="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">
                       <v:stroke joinstyle="miter"/>
                     </v:line>
                   </w:pict>
@@ -11432,7 +11432,7 @@
               <mc:AlternateContent>
                 <mc:Choice Requires="wps">
                   <w:drawing>
-                    <wp:anchor distT="0" distB="0" distL="114300" distR="114300" simplePos="0" relativeHeight="251663456" behindDoc="0" locked="0" layoutInCell="1" allowOverlap="1" wp14:anchorId="5F23129C" wp14:editId="49CC8430">
+                    <wp:anchor distT="0" distB="0" distL="114300" distR="114300" simplePos="0" relativeHeight="251658333" behindDoc="0" locked="0" layoutInCell="1" allowOverlap="1" wp14:anchorId="5F23129C" wp14:editId="49CC8430">
                       <wp:simplePos x="0" y="0"/>
                       <wp:positionH relativeFrom="column">
                         <wp:posOffset>93345</wp:posOffset>
@@ -11479,9 +11479,9 @@
                     </wp:anchor>
                   </w:drawing>
                 </mc:Choice>
-                <mc:Fallback>
-                  <w:pict>
-                    <v:line w14:anchorId="2AB448B8" id="Straight Connector 5" o:spid="_x0000_s1026" style="position:absolute;flip:y;z-index:251663456;visibility:visible;mso-wrap-style:square;mso-wrap-distance-left:9pt;mso-wrap-distance-top:0;mso-wrap-distance-right:9pt;mso-wrap-distance-bottom:0;mso-position-horizontal:absolute;mso-position-horizontal-relative:text;mso-position-vertical:absolute;mso-position-vertical-relative:text" from="7.35pt,7.65pt" to="301.35pt,20.4pt" o:gfxdata="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" strokecolor="#5b9bd5 [3204]" strokeweight=".5pt">
+                <mc:Fallback xmlns:arto="http://schemas.microsoft.com/office/word/2006/arto" xmlns:a="http://schemas.openxmlformats.org/drawingml/2006/main" xmlns:pic="http://schemas.openxmlformats.org/drawingml/2006/picture" xmlns:a14="http://schemas.microsoft.com/office/drawing/2010/main" xmlns:a16="http://schemas.microsoft.com/office/drawing/2014/main">
+                  <w:pict w14:anchorId="26EFF6F6">
+                    <v:line id="Straight Connector 5" style="position:absolute;flip:y;z-index:251663456;visibility:visible;mso-wrap-style:square;mso-wrap-distance-left:9pt;mso-wrap-distance-top:0;mso-wrap-distance-right:9pt;mso-wrap-distance-bottom:0;mso-position-horizontal:absolute;mso-position-horizontal-relative:text;mso-position-vertical:absolute;mso-position-vertical-relative:text" o:spid="_x0000_s1026" strokecolor="#5b9bd5 [3204]" strokeweight=".5pt" from="7.35pt,7.65pt" to="301.35pt,20.4pt" w14:anchorId="2AB448B8" o:gfxdata="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">
                       <v:stroke joinstyle="miter"/>
                     </v:line>
                   </w:pict>
@@ -11559,7 +11559,7 @@
         <mc:AlternateContent>
           <mc:Choice Requires="wps">
             <w:drawing>
-              <wp:anchor distT="0" distB="0" distL="114300" distR="114300" simplePos="0" relativeHeight="251658291" behindDoc="0" locked="0" layoutInCell="1" allowOverlap="1" wp14:anchorId="07DC076A" wp14:editId="13EA3E11">
+              <wp:anchor distT="0" distB="0" distL="114300" distR="114300" simplePos="0" relativeHeight="251658288" behindDoc="0" locked="0" layoutInCell="1" allowOverlap="1" wp14:anchorId="07DC076A" wp14:editId="13EA3E11">
                 <wp:simplePos x="0" y="0"/>
                 <wp:positionH relativeFrom="margin">
                   <wp:align>left</wp:align>
@@ -11635,7 +11635,7 @@
           </mc:Choice>
           <mc:Fallback>
             <w:pict>
-              <v:shape w14:anchorId="07DC076A" id="Text Box 30" o:spid="_x0000_s1058" type="#_x0000_t202" style="position:absolute;margin-left:0;margin-top:3.3pt;width:441.5pt;height:89.65pt;z-index:251658291;visibility:visible;mso-wrap-style:square;mso-height-percent:0;mso-wrap-distance-left:9pt;mso-wrap-distance-top:0;mso-wrap-distance-right:9pt;mso-wrap-distance-bottom:0;mso-position-horizontal:left;mso-position-horizontal-relative:margin;mso-position-vertical:absolute;mso-position-vertical-relative:text;mso-height-percent:0;mso-height-relative:margin;v-text-anchor:top" o:gfxdata="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" fillcolor="white [3201]" strokeweight=".5pt">
+              <v:shape w14:anchorId="07DC076A" id="Text Box 30" o:spid="_x0000_s1058" type="#_x0000_t202" style="position:absolute;margin-left:0;margin-top:3.3pt;width:441.5pt;height:89.65pt;z-index:251658288;visibility:visible;mso-wrap-style:square;mso-height-percent:0;mso-wrap-distance-left:9pt;mso-wrap-distance-top:0;mso-wrap-distance-right:9pt;mso-wrap-distance-bottom:0;mso-position-horizontal:left;mso-position-horizontal-relative:margin;mso-position-vertical:absolute;mso-position-vertical-relative:text;mso-height-percent:0;mso-height-relative:margin;v-text-anchor:top" o:gfxdata="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" fillcolor="white [3201]" strokeweight=".5pt">
                 <v:textbox>
                   <w:txbxContent>
                     <w:p>
@@ -11860,7 +11860,7 @@
         <mc:AlternateContent>
           <mc:Choice Requires="wps">
             <w:drawing>
-              <wp:anchor distT="0" distB="0" distL="114300" distR="114300" simplePos="0" relativeHeight="251658292" behindDoc="0" locked="0" layoutInCell="1" allowOverlap="1" wp14:anchorId="7D1FF9F1" wp14:editId="66B45C96">
+              <wp:anchor distT="0" distB="0" distL="114300" distR="114300" simplePos="0" relativeHeight="251658289" behindDoc="0" locked="0" layoutInCell="1" allowOverlap="1" wp14:anchorId="7D1FF9F1" wp14:editId="66B45C96">
                 <wp:simplePos x="0" y="0"/>
                 <wp:positionH relativeFrom="margin">
                   <wp:align>left</wp:align>
@@ -12003,7 +12003,7 @@
           </mc:Choice>
           <mc:Fallback>
             <w:pict>
-              <v:shape w14:anchorId="7D1FF9F1" id="Text Box 46" o:spid="_x0000_s1059" type="#_x0000_t202" style="position:absolute;margin-left:0;margin-top:12.05pt;width:417.75pt;height:203.45pt;z-index:251658292;visibility:visible;mso-wrap-style:square;mso-width-percent:0;mso-height-percent:0;mso-wrap-distance-left:9pt;mso-wrap-distance-top:0;mso-wrap-distance-right:9pt;mso-wrap-distance-bottom:0;mso-position-horizontal:left;mso-position-horizontal-relative:margin;mso-position-vertical:absolute;mso-position-vertical-relative:text;mso-width-percent:0;mso-height-percent:0;mso-width-relative:margin;mso-height-relative:margin;v-text-anchor:top" o:gfxdata="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" fillcolor="white [3201]" strokeweight=".5pt">
+              <v:shape w14:anchorId="7D1FF9F1" id="Text Box 46" o:spid="_x0000_s1059" type="#_x0000_t202" style="position:absolute;margin-left:0;margin-top:12.05pt;width:417.75pt;height:203.45pt;z-index:251658289;visibility:visible;mso-wrap-style:square;mso-width-percent:0;mso-height-percent:0;mso-wrap-distance-left:9pt;mso-wrap-distance-top:0;mso-wrap-distance-right:9pt;mso-wrap-distance-bottom:0;mso-position-horizontal:left;mso-position-horizontal-relative:margin;mso-position-vertical:absolute;mso-position-vertical-relative:text;mso-width-percent:0;mso-height-percent:0;mso-width-relative:margin;mso-height-relative:margin;v-text-anchor:top" o:gfxdata="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" fillcolor="white [3201]" strokeweight=".5pt">
                 <v:textbox>
                   <w:txbxContent>
                     <w:p>
@@ -12289,7 +12289,7 @@
         <mc:AlternateContent>
           <mc:Choice Requires="wps">
             <w:drawing>
-              <wp:anchor distT="0" distB="0" distL="114300" distR="114300" simplePos="0" relativeHeight="251658293" behindDoc="0" locked="0" layoutInCell="1" allowOverlap="1" wp14:anchorId="411A55A4" wp14:editId="595721B1">
+              <wp:anchor distT="0" distB="0" distL="114300" distR="114300" simplePos="0" relativeHeight="251658290" behindDoc="0" locked="0" layoutInCell="1" allowOverlap="1" wp14:anchorId="411A55A4" wp14:editId="595721B1">
                 <wp:simplePos x="0" y="0"/>
                 <wp:positionH relativeFrom="column">
                   <wp:posOffset>-53163</wp:posOffset>
@@ -12389,7 +12389,7 @@
           </mc:Choice>
           <mc:Fallback>
             <w:pict>
-              <v:shape w14:anchorId="411A55A4" id="Text Box 59" o:spid="_x0000_s1060" type="#_x0000_t202" style="position:absolute;margin-left:-4.2pt;margin-top:1.8pt;width:471.35pt;height:591.05pt;z-index:251658293;visibility:visible;mso-wrap-style:square;mso-width-percent:0;mso-height-percent:0;mso-wrap-distance-left:9pt;mso-wrap-distance-top:0;mso-wrap-distance-right:9pt;mso-wrap-distance-bottom:0;mso-position-horizontal:absolute;mso-position-horizontal-relative:text;mso-position-vertical:absolute;mso-position-vertical-relative:text;mso-width-percent:0;mso-height-percent:0;mso-width-relative:margin;mso-height-relative:margin;v-text-anchor:top" o:gfxdata="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" fillcolor="white [3201]" strokeweight=".5pt">
+              <v:shape w14:anchorId="411A55A4" id="Text Box 59" o:spid="_x0000_s1060" type="#_x0000_t202" style="position:absolute;margin-left:-4.2pt;margin-top:1.8pt;width:471.35pt;height:591.05pt;z-index:251658290;visibility:visible;mso-wrap-style:square;mso-width-percent:0;mso-height-percent:0;mso-wrap-distance-left:9pt;mso-wrap-distance-top:0;mso-wrap-distance-right:9pt;mso-wrap-distance-bottom:0;mso-position-horizontal:absolute;mso-position-horizontal-relative:text;mso-position-vertical:absolute;mso-position-vertical-relative:text;mso-width-percent:0;mso-height-percent:0;mso-width-relative:margin;mso-height-relative:margin;v-text-anchor:top" o:gfxdata="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" fillcolor="white [3201]" strokeweight=".5pt">
                 <v:textbox>
                   <w:txbxContent>
                     <w:p>
@@ -12466,7 +12466,7 @@
         <mc:AlternateContent>
           <mc:Choice Requires="wps">
             <w:drawing>
-              <wp:anchor distT="0" distB="0" distL="114300" distR="114300" simplePos="0" relativeHeight="251658247" behindDoc="0" locked="0" layoutInCell="1" allowOverlap="1" wp14:anchorId="1E94B73B" wp14:editId="4FE5100C">
+              <wp:anchor distT="0" distB="0" distL="114300" distR="114300" simplePos="0" relativeHeight="251658244" behindDoc="0" locked="0" layoutInCell="1" allowOverlap="1" wp14:anchorId="1E94B73B" wp14:editId="4FE5100C">
                 <wp:simplePos x="0" y="0"/>
                 <wp:positionH relativeFrom="margin">
                   <wp:align>right</wp:align>
@@ -12630,7 +12630,7 @@
           </mc:Choice>
           <mc:Fallback>
             <w:pict>
-              <v:rect w14:anchorId="1E94B73B" id="Rectangle 19" o:spid="_x0000_s1061" style="position:absolute;margin-left:390.8pt;margin-top:20.15pt;width:442pt;height:84.5pt;z-index:251658247;visibility:visible;mso-wrap-style:square;mso-width-percent:0;mso-height-percent:0;mso-wrap-distance-left:9pt;mso-wrap-distance-top:0;mso-wrap-distance-right:9pt;mso-wrap-distance-bottom:0;mso-position-horizontal:right;mso-position-horizontal-relative:margin;mso-position-vertical:absolute;mso-position-vertical-relative:text;mso-width-percent:0;mso-height-percent:0;mso-width-relative:margin;mso-height-relative:margin;v-text-anchor:top" o:gfxdata="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" fillcolor="white [3201]" strokecolor="#ed7d31 [3205]" strokeweight="1pt">
+              <v:rect w14:anchorId="1E94B73B" id="Rectangle 19" o:spid="_x0000_s1061" style="position:absolute;margin-left:390.8pt;margin-top:20.15pt;width:442pt;height:84.5pt;z-index:251658244;visibility:visible;mso-wrap-style:square;mso-width-percent:0;mso-height-percent:0;mso-wrap-distance-left:9pt;mso-wrap-distance-top:0;mso-wrap-distance-right:9pt;mso-wrap-distance-bottom:0;mso-position-horizontal:right;mso-position-horizontal-relative:margin;mso-position-vertical:absolute;mso-position-vertical-relative:text;mso-width-percent:0;mso-height-percent:0;mso-width-relative:margin;mso-height-relative:margin;v-text-anchor:top" o:gfxdata="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" fillcolor="white [3201]" strokecolor="#ed7d31 [3205]" strokeweight="1pt">
                 <v:textbox>
                   <w:txbxContent>
                     <w:p>
@@ -12764,7 +12764,7 @@
         <mc:AlternateContent>
           <mc:Choice Requires="wps">
             <w:drawing>
-              <wp:anchor distT="0" distB="0" distL="114300" distR="114300" simplePos="0" relativeHeight="251658294" behindDoc="0" locked="0" layoutInCell="1" allowOverlap="1" wp14:anchorId="0539EFF4" wp14:editId="328424AB">
+              <wp:anchor distT="0" distB="0" distL="114300" distR="114300" simplePos="0" relativeHeight="251658291" behindDoc="0" locked="0" layoutInCell="1" allowOverlap="1" wp14:anchorId="0539EFF4" wp14:editId="328424AB">
                 <wp:simplePos x="0" y="0"/>
                 <wp:positionH relativeFrom="column">
                   <wp:posOffset>7434</wp:posOffset>
@@ -12820,7 +12820,7 @@
           </mc:Choice>
           <mc:Fallback>
             <w:pict>
-              <v:shape w14:anchorId="0539EFF4" id="Text Box 66" o:spid="_x0000_s1062" type="#_x0000_t202" style="position:absolute;margin-left:.6pt;margin-top:18.9pt;width:457.15pt;height:149.25pt;z-index:251658294;visibility:visible;mso-wrap-style:square;mso-height-percent:0;mso-wrap-distance-left:9pt;mso-wrap-distance-top:0;mso-wrap-distance-right:9pt;mso-wrap-distance-bottom:0;mso-position-horizontal:absolute;mso-position-horizontal-relative:text;mso-position-vertical:absolute;mso-position-vertical-relative:text;mso-height-percent:0;mso-height-relative:margin;v-text-anchor:top" o:gfxdata="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" fillcolor="white [3201]" strokeweight=".5pt">
+              <v:shape w14:anchorId="0539EFF4" id="Text Box 66" o:spid="_x0000_s1062" type="#_x0000_t202" style="position:absolute;margin-left:.6pt;margin-top:18.9pt;width:457.15pt;height:149.25pt;z-index:251658291;visibility:visible;mso-wrap-style:square;mso-height-percent:0;mso-wrap-distance-left:9pt;mso-wrap-distance-top:0;mso-wrap-distance-right:9pt;mso-wrap-distance-bottom:0;mso-position-horizontal:absolute;mso-position-horizontal-relative:text;mso-position-vertical:absolute;mso-position-vertical-relative:text;mso-height-percent:0;mso-height-relative:margin;v-text-anchor:top" o:gfxdata="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" fillcolor="white [3201]" strokeweight=".5pt">
                 <v:textbox>
                   <w:txbxContent>
                     <w:p/>
@@ -16324,7 +16324,7 @@
         <mc:AlternateContent>
           <mc:Choice Requires="wps">
             <w:drawing>
-              <wp:anchor distT="0" distB="0" distL="114300" distR="114300" simplePos="0" relativeHeight="251658249" behindDoc="0" locked="0" layoutInCell="1" allowOverlap="1" wp14:anchorId="589E8502" wp14:editId="1F80B584">
+              <wp:anchor distT="0" distB="0" distL="114300" distR="114300" simplePos="0" relativeHeight="251658246" behindDoc="0" locked="0" layoutInCell="1" allowOverlap="1" wp14:anchorId="589E8502" wp14:editId="1F80B584">
                 <wp:simplePos x="0" y="0"/>
                 <wp:positionH relativeFrom="margin">
                   <wp:align>right</wp:align>
@@ -16472,7 +16472,7 @@
           </mc:Choice>
           <mc:Fallback>
             <w:pict>
-              <v:rect w14:anchorId="589E8502" id="Rectangle 2" o:spid="_x0000_s1063" style="position:absolute;margin-left:390.8pt;margin-top:-23.1pt;width:442pt;height:79.5pt;z-index:251658249;visibility:visible;mso-wrap-style:square;mso-width-percent:0;mso-height-percent:0;mso-wrap-distance-left:9pt;mso-wrap-distance-top:0;mso-wrap-distance-right:9pt;mso-wrap-distance-bottom:0;mso-position-horizontal:right;mso-position-horizontal-relative:margin;mso-position-vertical:absolute;mso-position-vertical-relative:text;mso-width-percent:0;mso-height-percent:0;mso-width-relative:margin;mso-height-relative:margin;v-text-anchor:top" o:gfxdata="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" fillcolor="white [3201]" strokecolor="#ed7d31 [3205]" strokeweight="1pt">
+              <v:rect w14:anchorId="589E8502" id="Rectangle 2" o:spid="_x0000_s1063" style="position:absolute;margin-left:390.8pt;margin-top:-23.1pt;width:442pt;height:79.5pt;z-index:251658246;visibility:visible;mso-wrap-style:square;mso-width-percent:0;mso-height-percent:0;mso-wrap-distance-left:9pt;mso-wrap-distance-top:0;mso-wrap-distance-right:9pt;mso-wrap-distance-bottom:0;mso-position-horizontal:right;mso-position-horizontal-relative:margin;mso-position-vertical:absolute;mso-position-vertical-relative:text;mso-width-percent:0;mso-height-percent:0;mso-width-relative:margin;mso-height-relative:margin;v-text-anchor:top" o:gfxdata="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" fillcolor="white [3201]" strokecolor="#ed7d31 [3205]" strokeweight="1pt">
                 <v:textbox>
                   <w:txbxContent>
                     <w:p>
@@ -16588,95 +16588,72 @@
     <w:p>
       <w:r>
         <w:rPr>
-          <w:b/>
           <w:noProof/>
         </w:rPr>
-        <mc:AlternateContent>
-          <mc:Choice Requires="wps">
-            <w:drawing>
-              <wp:anchor distT="0" distB="0" distL="114300" distR="114300" simplePos="0" relativeHeight="251658295" behindDoc="0" locked="0" layoutInCell="1" allowOverlap="1" wp14:anchorId="0B4E8884" wp14:editId="7A903DFA">
-                <wp:simplePos x="0" y="0"/>
-                <wp:positionH relativeFrom="column">
-                  <wp:posOffset>0</wp:posOffset>
-                </wp:positionH>
-                <wp:positionV relativeFrom="paragraph">
-                  <wp:posOffset>464149</wp:posOffset>
-                </wp:positionV>
-                <wp:extent cx="5848709" cy="3260785"/>
-                <wp:effectExtent l="0" t="0" r="19050" b="15875"/>
-                <wp:wrapNone/>
-                <wp:docPr id="57" name="Text Box 57"/>
-                <wp:cNvGraphicFramePr/>
-                <a:graphic xmlns:a="http://schemas.openxmlformats.org/drawingml/2006/main">
-                  <a:graphicData uri="http://schemas.microsoft.com/office/word/2010/wordprocessingShape">
-                    <wps:wsp>
-                      <wps:cNvSpPr txBox="1"/>
-                      <wps:spPr>
-                        <a:xfrm>
-                          <a:off x="0" y="0"/>
-                          <a:ext cx="5848709" cy="3260785"/>
-                        </a:xfrm>
-                        <a:prstGeom prst="rect">
-                          <a:avLst/>
-                        </a:prstGeom>
-                        <a:solidFill>
-                          <a:schemeClr val="lt1"/>
-                        </a:solidFill>
-                        <a:ln w="6350">
-                          <a:solidFill>
-                            <a:prstClr val="black"/>
-                          </a:solidFill>
-                        </a:ln>
-                      </wps:spPr>
-                      <wps:txbx>
-                        <w:txbxContent>
-                          <w:p/>
-                        </w:txbxContent>
-                      </wps:txbx>
-                      <wps:bodyPr rot="0" spcFirstLastPara="0" vertOverflow="overflow" horzOverflow="overflow" vert="horz" wrap="square" lIns="91440" tIns="45720" rIns="91440" bIns="45720" numCol="1" spcCol="0" rtlCol="0" fromWordArt="0" anchor="t" anchorCtr="0" forceAA="0" compatLnSpc="1">
-                        <a:prstTxWarp prst="textNoShape">
-                          <a:avLst/>
-                        </a:prstTxWarp>
-                        <a:noAutofit/>
-                      </wps:bodyPr>
-                    </wps:wsp>
-                  </a:graphicData>
-                </a:graphic>
-              </wp:anchor>
-            </w:drawing>
-          </mc:Choice>
-          <mc:Fallback>
-            <w:pict>
-              <v:shape w14:anchorId="0B4E8884" id="Text Box 57" o:spid="_x0000_s1064" type="#_x0000_t202" style="position:absolute;margin-left:0;margin-top:36.55pt;width:460.55pt;height:256.75pt;z-index:251658295;visibility:visible;mso-wrap-style:square;mso-wrap-distance-left:9pt;mso-wrap-distance-top:0;mso-wrap-distance-right:9pt;mso-wrap-distance-bottom:0;mso-position-horizontal:absolute;mso-position-horizontal-relative:text;mso-position-vertical:absolute;mso-position-vertical-relative:text;v-text-anchor:top" o:gfxdata="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" fillcolor="white [3201]" strokeweight=".5pt">
-                <v:textbox>
-                  <w:txbxContent>
-                    <w:p/>
-                  </w:txbxContent>
-                </v:textbox>
-              </v:shape>
-            </w:pict>
-          </mc:Fallback>
-        </mc:AlternateContent>
-      </w:r>
-      <w:r>
-        <w:rPr>
-          <w:b/>
+        <w:drawing>
+          <wp:inline distT="0" distB="0" distL="0" distR="0" wp14:anchorId="1B9457C2" wp14:editId="0A2E7814">
+            <wp:extent cx="5867398" cy="3390900"/>
+            <wp:effectExtent l="0" t="0" r="0" b="0"/>
+            <wp:docPr id="2026483642" name="Picture 2026483642"/>
+            <wp:cNvGraphicFramePr>
+              <a:graphicFrameLocks xmlns:a="http://schemas.openxmlformats.org/drawingml/2006/main" noChangeAspect="1"/>
+            </wp:cNvGraphicFramePr>
+            <a:graphic xmlns:a="http://schemas.openxmlformats.org/drawingml/2006/main">
+              <a:graphicData uri="http://schemas.openxmlformats.org/drawingml/2006/picture">
+                <pic:pic xmlns:pic="http://schemas.openxmlformats.org/drawingml/2006/picture">
+                  <pic:nvPicPr>
+                    <pic:cNvPr id="0" name=""/>
+                    <pic:cNvPicPr/>
+                  </pic:nvPicPr>
+                  <pic:blipFill>
+                    <a:blip r:embed="rId44">
+                      <a:extLst>
+                        <a:ext uri="{28A0092B-C50C-407E-A947-70E740481C1C}">
+                          <a14:useLocalDpi xmlns:a14="http://schemas.microsoft.com/office/drawing/2010/main" val="0"/>
+                        </a:ext>
+                      </a:extLst>
+                    </a:blip>
+                    <a:stretch>
+                      <a:fillRect/>
+                    </a:stretch>
+                  </pic:blipFill>
+                  <pic:spPr>
+                    <a:xfrm>
+                      <a:off x="0" y="0"/>
+                      <a:ext cx="5867398" cy="3390900"/>
+                    </a:xfrm>
+                    <a:prstGeom prst="rect">
+                      <a:avLst/>
+                    </a:prstGeom>
+                  </pic:spPr>
+                </pic:pic>
+              </a:graphicData>
+            </a:graphic>
+          </wp:inline>
+        </w:drawing>
+      </w:r>
+      <w:r>
+        <w:rPr>
+          <w:b/>
+          <w:bCs/>
         </w:rPr>
         <w:t>Starter:</w:t>
       </w:r>
       <w:r>
         <w:rPr>
           <w:b/>
+          <w:bCs/>
         </w:rPr>
         <w:t xml:space="preserve"> Complete the </w:t>
       </w:r>
       <w:r>
         <w:rPr>
           <w:b/>
+          <w:bCs/>
         </w:rPr>
         <w:t xml:space="preserve">programming terminology task. Paste the completed task into the space below - </w:t>
       </w:r>
-      <w:hyperlink r:id="rId44" w:history="1">
+      <w:hyperlink r:id="rId45" w:history="1">
         <w:r>
           <w:rPr>
             <w:rStyle w:val="Hyperlink"/>
@@ -16693,28 +16670,76 @@
     <w:p/>
     <w:p/>
     <w:p/>
+    <w:p>
+      <w:r>
+        <w:rPr>
+          <w:noProof/>
+        </w:rPr>
+        <w:drawing>
+          <wp:inline distT="0" distB="0" distL="0" distR="0" wp14:anchorId="26E58EEE" wp14:editId="0992F58E">
+            <wp:extent cx="5572902" cy="1419423"/>
+            <wp:effectExtent l="0" t="0" r="0" b="0"/>
+            <wp:docPr id="148381905" name="Picture 148381905"/>
+            <wp:cNvGraphicFramePr>
+              <a:graphicFrameLocks xmlns:a="http://schemas.openxmlformats.org/drawingml/2006/main" noChangeAspect="1"/>
+            </wp:cNvGraphicFramePr>
+            <a:graphic xmlns:a="http://schemas.openxmlformats.org/drawingml/2006/main">
+              <a:graphicData uri="http://schemas.openxmlformats.org/drawingml/2006/picture">
+                <pic:pic xmlns:pic="http://schemas.openxmlformats.org/drawingml/2006/picture">
+                  <pic:nvPicPr>
+                    <pic:cNvPr id="0" name=""/>
+                    <pic:cNvPicPr/>
+                  </pic:nvPicPr>
+                  <pic:blipFill>
+                    <a:blip r:embed="rId46">
+                      <a:extLst>
+                        <a:ext uri="{28A0092B-C50C-407E-A947-70E740481C1C}">
+                          <a14:useLocalDpi xmlns:a14="http://schemas.microsoft.com/office/drawing/2010/main" val="0"/>
+                        </a:ext>
+                      </a:extLst>
+                    </a:blip>
+                    <a:stretch>
+                      <a:fillRect/>
+                    </a:stretch>
+                  </pic:blipFill>
+                  <pic:spPr>
+                    <a:xfrm>
+                      <a:off x="0" y="0"/>
+                      <a:ext cx="5572902" cy="1419423"/>
+                    </a:xfrm>
+                    <a:prstGeom prst="rect">
+                      <a:avLst/>
+                    </a:prstGeom>
+                  </pic:spPr>
+                </pic:pic>
+              </a:graphicData>
+            </a:graphic>
+          </wp:inline>
+        </w:drawing>
+      </w:r>
+    </w:p>
     <w:p/>
     <w:p/>
     <w:p/>
     <w:p/>
     <w:p/>
-    <w:p/>
-    <w:p>
-      <w:pPr>
-        <w:rPr>
-          <w:b/>
-        </w:rPr>
-      </w:pPr>
-    </w:p>
-    <w:p>
-      <w:pPr>
-        <w:rPr>
-          <w:b/>
-        </w:rPr>
-      </w:pPr>
-      <w:r>
-        <w:rPr>
-          <w:b/>
+    <w:p>
+      <w:pPr>
+        <w:rPr>
+          <w:b/>
+        </w:rPr>
+      </w:pPr>
+    </w:p>
+    <w:p>
+      <w:pPr>
+        <w:rPr>
+          <w:b/>
+        </w:rPr>
+      </w:pPr>
+      <w:r>
+        <w:rPr>
+          <w:b/>
+          <w:bCs/>
         </w:rPr>
         <w:t>Quick Task One:</w:t>
       </w:r>
@@ -16724,79 +16749,47 @@
         <w:rPr>
           <w:noProof/>
         </w:rPr>
-        <mc:AlternateContent>
-          <mc:Choice Requires="wps">
-            <w:drawing>
-              <wp:anchor distT="0" distB="0" distL="114300" distR="114300" simplePos="0" relativeHeight="251658296" behindDoc="0" locked="0" layoutInCell="1" allowOverlap="1" wp14:anchorId="5AAA8814" wp14:editId="392F9A45">
-                <wp:simplePos x="0" y="0"/>
-                <wp:positionH relativeFrom="margin">
-                  <wp:align>left</wp:align>
-                </wp:positionH>
-                <wp:positionV relativeFrom="paragraph">
-                  <wp:posOffset>404830</wp:posOffset>
-                </wp:positionV>
-                <wp:extent cx="5883215" cy="1268083"/>
-                <wp:effectExtent l="0" t="0" r="22860" b="27940"/>
-                <wp:wrapNone/>
-                <wp:docPr id="62" name="Text Box 62"/>
-                <wp:cNvGraphicFramePr/>
-                <a:graphic xmlns:a="http://schemas.openxmlformats.org/drawingml/2006/main">
-                  <a:graphicData uri="http://schemas.microsoft.com/office/word/2010/wordprocessingShape">
-                    <wps:wsp>
-                      <wps:cNvSpPr txBox="1"/>
-                      <wps:spPr>
-                        <a:xfrm>
-                          <a:off x="0" y="0"/>
-                          <a:ext cx="5883215" cy="1268083"/>
-                        </a:xfrm>
-                        <a:prstGeom prst="rect">
-                          <a:avLst/>
-                        </a:prstGeom>
-                        <a:solidFill>
-                          <a:schemeClr val="lt1"/>
-                        </a:solidFill>
-                        <a:ln w="6350">
-                          <a:solidFill>
-                            <a:prstClr val="black"/>
-                          </a:solidFill>
-                        </a:ln>
-                      </wps:spPr>
-                      <wps:txbx>
-                        <w:txbxContent>
-                          <w:p/>
-                        </w:txbxContent>
-                      </wps:txbx>
-                      <wps:bodyPr rot="0" spcFirstLastPara="0" vertOverflow="overflow" horzOverflow="overflow" vert="horz" wrap="square" lIns="91440" tIns="45720" rIns="91440" bIns="45720" numCol="1" spcCol="0" rtlCol="0" fromWordArt="0" anchor="t" anchorCtr="0" forceAA="0" compatLnSpc="1">
-                        <a:prstTxWarp prst="textNoShape">
-                          <a:avLst/>
-                        </a:prstTxWarp>
-                        <a:noAutofit/>
-                      </wps:bodyPr>
-                    </wps:wsp>
-                  </a:graphicData>
-                </a:graphic>
-                <wp14:sizeRelH relativeFrom="margin">
-                  <wp14:pctWidth>0</wp14:pctWidth>
-                </wp14:sizeRelH>
-                <wp14:sizeRelV relativeFrom="margin">
-                  <wp14:pctHeight>0</wp14:pctHeight>
-                </wp14:sizeRelV>
-              </wp:anchor>
-            </w:drawing>
-          </mc:Choice>
-          <mc:Fallback>
-            <w:pict>
-              <v:shape w14:anchorId="5AAA8814" id="Text Box 62" o:spid="_x0000_s1065" type="#_x0000_t202" style="position:absolute;margin-left:0;margin-top:31.9pt;width:463.25pt;height:99.85pt;z-index:251658296;visibility:visible;mso-wrap-style:square;mso-width-percent:0;mso-height-percent:0;mso-wrap-distance-left:9pt;mso-wrap-distance-top:0;mso-wrap-distance-right:9pt;mso-wrap-distance-bottom:0;mso-position-horizontal:left;mso-position-horizontal-relative:margin;mso-position-vertical:absolute;mso-position-vertical-relative:text;mso-width-percent:0;mso-height-percent:0;mso-width-relative:margin;mso-height-relative:margin;v-text-anchor:top" o:gfxdata="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" fillcolor="white [3201]" strokeweight=".5pt">
-                <v:textbox>
-                  <w:txbxContent>
-                    <w:p/>
-                  </w:txbxContent>
-                </v:textbox>
-                <w10:wrap anchorx="margin"/>
-              </v:shape>
-            </w:pict>
-          </mc:Fallback>
-        </mc:AlternateContent>
+        <w:drawing>
+          <wp:inline distT="0" distB="0" distL="0" distR="0" wp14:anchorId="2CF04961" wp14:editId="65D6DD07">
+            <wp:extent cx="4725062" cy="895475"/>
+            <wp:effectExtent l="0" t="0" r="0" b="0"/>
+            <wp:docPr id="185668323" name="Picture 185668323"/>
+            <wp:cNvGraphicFramePr>
+              <a:graphicFrameLocks xmlns:a="http://schemas.openxmlformats.org/drawingml/2006/main" noChangeAspect="1"/>
+            </wp:cNvGraphicFramePr>
+            <a:graphic xmlns:a="http://schemas.openxmlformats.org/drawingml/2006/main">
+              <a:graphicData uri="http://schemas.openxmlformats.org/drawingml/2006/picture">
+                <pic:pic xmlns:pic="http://schemas.openxmlformats.org/drawingml/2006/picture">
+                  <pic:nvPicPr>
+                    <pic:cNvPr id="0" name=""/>
+                    <pic:cNvPicPr/>
+                  </pic:nvPicPr>
+                  <pic:blipFill>
+                    <a:blip r:embed="rId47">
+                      <a:extLst>
+                        <a:ext uri="{28A0092B-C50C-407E-A947-70E740481C1C}">
+                          <a14:useLocalDpi xmlns:a14="http://schemas.microsoft.com/office/drawing/2010/main" val="0"/>
+                        </a:ext>
+                      </a:extLst>
+                    </a:blip>
+                    <a:stretch>
+                      <a:fillRect/>
+                    </a:stretch>
+                  </pic:blipFill>
+                  <pic:spPr>
+                    <a:xfrm>
+                      <a:off x="0" y="0"/>
+                      <a:ext cx="4725062" cy="895475"/>
+                    </a:xfrm>
+                    <a:prstGeom prst="rect">
+                      <a:avLst/>
+                    </a:prstGeom>
+                  </pic:spPr>
+                </pic:pic>
+              </a:graphicData>
+            </a:graphic>
+          </wp:inline>
+        </w:drawing>
       </w:r>
       <w:r>
         <w:t>1. Make a simple for loop just like the one we went through on slide 7 but make it repeat for 5 turns and print your name instead of ‘This is a loop’.</w:t>
@@ -16809,136 +16802,106 @@
     <w:p/>
     <w:p>
       <w:r>
+        <w:t>2.</w:t>
+      </w:r>
+      <w:r>
+        <w:t xml:space="preserve"> Make another loop and repeat the word hello one thousand times.</w:t>
+      </w:r>
+    </w:p>
+    <w:p>
+      <w:r>
         <w:rPr>
           <w:noProof/>
         </w:rPr>
-        <mc:AlternateContent>
-          <mc:Choice Requires="wps">
-            <w:drawing>
-              <wp:anchor distT="0" distB="0" distL="114300" distR="114300" simplePos="0" relativeHeight="251658297" behindDoc="0" locked="0" layoutInCell="1" allowOverlap="1" wp14:anchorId="71E11224" wp14:editId="78E1453F">
-                <wp:simplePos x="0" y="0"/>
-                <wp:positionH relativeFrom="margin">
-                  <wp:align>left</wp:align>
-                </wp:positionH>
-                <wp:positionV relativeFrom="paragraph">
-                  <wp:posOffset>283857</wp:posOffset>
-                </wp:positionV>
-                <wp:extent cx="5891842" cy="1406106"/>
-                <wp:effectExtent l="0" t="0" r="13970" b="22860"/>
-                <wp:wrapNone/>
-                <wp:docPr id="64" name="Text Box 64"/>
-                <wp:cNvGraphicFramePr/>
-                <a:graphic xmlns:a="http://schemas.openxmlformats.org/drawingml/2006/main">
-                  <a:graphicData uri="http://schemas.microsoft.com/office/word/2010/wordprocessingShape">
-                    <wps:wsp>
-                      <wps:cNvSpPr txBox="1"/>
-                      <wps:spPr>
-                        <a:xfrm>
-                          <a:off x="0" y="0"/>
-                          <a:ext cx="5891842" cy="1406106"/>
-                        </a:xfrm>
-                        <a:prstGeom prst="rect">
-                          <a:avLst/>
-                        </a:prstGeom>
-                        <a:solidFill>
-                          <a:schemeClr val="lt1"/>
-                        </a:solidFill>
-                        <a:ln w="6350">
-                          <a:solidFill>
-                            <a:prstClr val="black"/>
-                          </a:solidFill>
-                        </a:ln>
-                      </wps:spPr>
-                      <wps:txbx>
-                        <w:txbxContent>
-                          <w:p/>
-                        </w:txbxContent>
-                      </wps:txbx>
-                      <wps:bodyPr rot="0" spcFirstLastPara="0" vertOverflow="overflow" horzOverflow="overflow" vert="horz" wrap="square" lIns="91440" tIns="45720" rIns="91440" bIns="45720" numCol="1" spcCol="0" rtlCol="0" fromWordArt="0" anchor="t" anchorCtr="0" forceAA="0" compatLnSpc="1">
-                        <a:prstTxWarp prst="textNoShape">
-                          <a:avLst/>
-                        </a:prstTxWarp>
-                        <a:noAutofit/>
-                      </wps:bodyPr>
-                    </wps:wsp>
-                  </a:graphicData>
-                </a:graphic>
-                <wp14:sizeRelH relativeFrom="margin">
-                  <wp14:pctWidth>0</wp14:pctWidth>
-                </wp14:sizeRelH>
-                <wp14:sizeRelV relativeFrom="margin">
-                  <wp14:pctHeight>0</wp14:pctHeight>
-                </wp14:sizeRelV>
-              </wp:anchor>
-            </w:drawing>
-          </mc:Choice>
-          <mc:Fallback>
-            <w:pict>
-              <v:shape w14:anchorId="71E11224" id="Text Box 64" o:spid="_x0000_s1066" type="#_x0000_t202" style="position:absolute;margin-left:0;margin-top:22.35pt;width:463.9pt;height:110.7pt;z-index:251658297;visibility:visible;mso-wrap-style:square;mso-width-percent:0;mso-height-percent:0;mso-wrap-distance-left:9pt;mso-wrap-distance-top:0;mso-wrap-distance-right:9pt;mso-wrap-distance-bottom:0;mso-position-horizontal:left;mso-position-horizontal-relative:margin;mso-position-vertical:absolute;mso-position-vertical-relative:text;mso-width-percent:0;mso-height-percent:0;mso-width-relative:margin;mso-height-relative:margin;v-text-anchor:top" o:gfxdata="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" fillcolor="white [3201]" strokeweight=".5pt">
-                <v:textbox>
-                  <w:txbxContent>
-                    <w:p/>
-                  </w:txbxContent>
-                </v:textbox>
-                <w10:wrap anchorx="margin"/>
-              </v:shape>
-            </w:pict>
-          </mc:Fallback>
-        </mc:AlternateContent>
-      </w:r>
-      <w:r>
-        <w:t>2.</w:t>
-      </w:r>
-      <w:r>
-        <w:t xml:space="preserve"> Make another loop and repeat the word hello one thousand times.</w:t>
-      </w:r>
-    </w:p>
-    <w:p>
-      <w:pPr>
-        <w:rPr>
-          <w:b/>
-        </w:rPr>
-      </w:pPr>
-    </w:p>
-    <w:p>
-      <w:pPr>
-        <w:rPr>
-          <w:b/>
-        </w:rPr>
-      </w:pPr>
-    </w:p>
-    <w:p>
-      <w:pPr>
-        <w:rPr>
-          <w:b/>
-        </w:rPr>
-      </w:pPr>
-    </w:p>
-    <w:p>
-      <w:pPr>
-        <w:rPr>
-          <w:b/>
-        </w:rPr>
-      </w:pPr>
-    </w:p>
-    <w:p>
-      <w:pPr>
-        <w:rPr>
-          <w:b/>
-        </w:rPr>
-      </w:pPr>
-    </w:p>
-    <w:p>
-      <w:pPr>
-        <w:rPr>
-          <w:b/>
-        </w:rPr>
-      </w:pPr>
-      <w:r>
-        <w:rPr>
-          <w:b/>
-        </w:rPr>
-        <w:lastRenderedPageBreak/>
+        <w:drawing>
+          <wp:inline distT="0" distB="0" distL="0" distR="0" wp14:anchorId="2C1C991C" wp14:editId="3F994CA8">
+            <wp:extent cx="2905530" cy="857370"/>
+            <wp:effectExtent l="0" t="0" r="0" b="0"/>
+            <wp:docPr id="1598900126" name="Picture 1598900126"/>
+            <wp:cNvGraphicFramePr>
+              <a:graphicFrameLocks xmlns:a="http://schemas.openxmlformats.org/drawingml/2006/main" noChangeAspect="1"/>
+            </wp:cNvGraphicFramePr>
+            <a:graphic xmlns:a="http://schemas.openxmlformats.org/drawingml/2006/main">
+              <a:graphicData uri="http://schemas.openxmlformats.org/drawingml/2006/picture">
+                <pic:pic xmlns:pic="http://schemas.openxmlformats.org/drawingml/2006/picture">
+                  <pic:nvPicPr>
+                    <pic:cNvPr id="0" name=""/>
+                    <pic:cNvPicPr/>
+                  </pic:nvPicPr>
+                  <pic:blipFill>
+                    <a:blip r:embed="rId48">
+                      <a:extLst>
+                        <a:ext uri="{28A0092B-C50C-407E-A947-70E740481C1C}">
+                          <a14:useLocalDpi xmlns:a14="http://schemas.microsoft.com/office/drawing/2010/main" val="0"/>
+                        </a:ext>
+                      </a:extLst>
+                    </a:blip>
+                    <a:stretch>
+                      <a:fillRect/>
+                    </a:stretch>
+                  </pic:blipFill>
+                  <pic:spPr>
+                    <a:xfrm>
+                      <a:off x="0" y="0"/>
+                      <a:ext cx="2905530" cy="857370"/>
+                    </a:xfrm>
+                    <a:prstGeom prst="rect">
+                      <a:avLst/>
+                    </a:prstGeom>
+                  </pic:spPr>
+                </pic:pic>
+              </a:graphicData>
+            </a:graphic>
+          </wp:inline>
+        </w:drawing>
+      </w:r>
+    </w:p>
+    <w:p>
+      <w:pPr>
+        <w:rPr>
+          <w:b/>
+        </w:rPr>
+      </w:pPr>
+    </w:p>
+    <w:p>
+      <w:pPr>
+        <w:rPr>
+          <w:b/>
+        </w:rPr>
+      </w:pPr>
+    </w:p>
+    <w:p>
+      <w:pPr>
+        <w:rPr>
+          <w:b/>
+        </w:rPr>
+      </w:pPr>
+    </w:p>
+    <w:p>
+      <w:pPr>
+        <w:rPr>
+          <w:b/>
+        </w:rPr>
+      </w:pPr>
+    </w:p>
+    <w:p>
+      <w:pPr>
+        <w:rPr>
+          <w:b/>
+        </w:rPr>
+      </w:pPr>
+    </w:p>
+    <w:p>
+      <w:pPr>
+        <w:rPr>
+          <w:b/>
+        </w:rPr>
+      </w:pPr>
+      <w:r>
+        <w:rPr>
+          <w:b/>
+          <w:bCs/>
+        </w:rPr>
         <w:t>Quick Task Two:</w:t>
       </w:r>
     </w:p>
@@ -16947,75 +16910,47 @@
         <w:rPr>
           <w:noProof/>
         </w:rPr>
-        <mc:AlternateContent>
-          <mc:Choice Requires="wps">
-            <w:drawing>
-              <wp:anchor distT="0" distB="0" distL="114300" distR="114300" simplePos="0" relativeHeight="251658299" behindDoc="0" locked="0" layoutInCell="1" allowOverlap="1" wp14:anchorId="2246EADF" wp14:editId="2376042F">
-                <wp:simplePos x="0" y="0"/>
-                <wp:positionH relativeFrom="column">
-                  <wp:posOffset>-112142</wp:posOffset>
-                </wp:positionH>
-                <wp:positionV relativeFrom="paragraph">
-                  <wp:posOffset>260793</wp:posOffset>
-                </wp:positionV>
-                <wp:extent cx="6038490" cy="1345721"/>
-                <wp:effectExtent l="0" t="0" r="19685" b="26035"/>
-                <wp:wrapNone/>
-                <wp:docPr id="68" name="Text Box 68"/>
-                <wp:cNvGraphicFramePr/>
-                <a:graphic xmlns:a="http://schemas.openxmlformats.org/drawingml/2006/main">
-                  <a:graphicData uri="http://schemas.microsoft.com/office/word/2010/wordprocessingShape">
-                    <wps:wsp>
-                      <wps:cNvSpPr txBox="1"/>
-                      <wps:spPr>
-                        <a:xfrm>
-                          <a:off x="0" y="0"/>
-                          <a:ext cx="6038490" cy="1345721"/>
-                        </a:xfrm>
-                        <a:prstGeom prst="rect">
-                          <a:avLst/>
-                        </a:prstGeom>
-                        <a:solidFill>
-                          <a:schemeClr val="lt1"/>
-                        </a:solidFill>
-                        <a:ln w="6350">
-                          <a:solidFill>
-                            <a:prstClr val="black"/>
-                          </a:solidFill>
-                        </a:ln>
-                      </wps:spPr>
-                      <wps:txbx>
-                        <w:txbxContent>
-                          <w:p/>
-                        </w:txbxContent>
-                      </wps:txbx>
-                      <wps:bodyPr rot="0" spcFirstLastPara="0" vertOverflow="overflow" horzOverflow="overflow" vert="horz" wrap="square" lIns="91440" tIns="45720" rIns="91440" bIns="45720" numCol="1" spcCol="0" rtlCol="0" fromWordArt="0" anchor="t" anchorCtr="0" forceAA="0" compatLnSpc="1">
-                        <a:prstTxWarp prst="textNoShape">
-                          <a:avLst/>
-                        </a:prstTxWarp>
-                        <a:noAutofit/>
-                      </wps:bodyPr>
-                    </wps:wsp>
-                  </a:graphicData>
-                </a:graphic>
-                <wp14:sizeRelH relativeFrom="margin">
-                  <wp14:pctWidth>0</wp14:pctWidth>
-                </wp14:sizeRelH>
-              </wp:anchor>
-            </w:drawing>
-          </mc:Choice>
-          <mc:Fallback>
-            <w:pict>
-              <v:shape w14:anchorId="2246EADF" id="Text Box 68" o:spid="_x0000_s1067" type="#_x0000_t202" style="position:absolute;margin-left:-8.85pt;margin-top:20.55pt;width:475.45pt;height:105.95pt;z-index:251658299;visibility:visible;mso-wrap-style:square;mso-width-percent:0;mso-wrap-distance-left:9pt;mso-wrap-distance-top:0;mso-wrap-distance-right:9pt;mso-wrap-distance-bottom:0;mso-position-horizontal:absolute;mso-position-horizontal-relative:text;mso-position-vertical:absolute;mso-position-vertical-relative:text;mso-width-percent:0;mso-width-relative:margin;v-text-anchor:top" o:gfxdata="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" fillcolor="white [3201]" strokeweight=".5pt">
-                <v:textbox>
-                  <w:txbxContent>
-                    <w:p/>
-                  </w:txbxContent>
-                </v:textbox>
-              </v:shape>
-            </w:pict>
-          </mc:Fallback>
-        </mc:AlternateContent>
+        <w:drawing>
+          <wp:inline distT="0" distB="0" distL="0" distR="0" wp14:anchorId="4DE37BBD" wp14:editId="4A087D8C">
+            <wp:extent cx="3229426" cy="809738"/>
+            <wp:effectExtent l="0" t="0" r="0" b="0"/>
+            <wp:docPr id="1753140077" name="Picture 1753140077"/>
+            <wp:cNvGraphicFramePr>
+              <a:graphicFrameLocks xmlns:a="http://schemas.openxmlformats.org/drawingml/2006/main" noChangeAspect="1"/>
+            </wp:cNvGraphicFramePr>
+            <a:graphic xmlns:a="http://schemas.openxmlformats.org/drawingml/2006/main">
+              <a:graphicData uri="http://schemas.openxmlformats.org/drawingml/2006/picture">
+                <pic:pic xmlns:pic="http://schemas.openxmlformats.org/drawingml/2006/picture">
+                  <pic:nvPicPr>
+                    <pic:cNvPr id="0" name=""/>
+                    <pic:cNvPicPr/>
+                  </pic:nvPicPr>
+                  <pic:blipFill>
+                    <a:blip r:embed="rId49">
+                      <a:extLst>
+                        <a:ext uri="{28A0092B-C50C-407E-A947-70E740481C1C}">
+                          <a14:useLocalDpi xmlns:a14="http://schemas.microsoft.com/office/drawing/2010/main" val="0"/>
+                        </a:ext>
+                      </a:extLst>
+                    </a:blip>
+                    <a:stretch>
+                      <a:fillRect/>
+                    </a:stretch>
+                  </pic:blipFill>
+                  <pic:spPr>
+                    <a:xfrm>
+                      <a:off x="0" y="0"/>
+                      <a:ext cx="3229426" cy="809738"/>
+                    </a:xfrm>
+                    <a:prstGeom prst="rect">
+                      <a:avLst/>
+                    </a:prstGeom>
+                  </pic:spPr>
+                </pic:pic>
+              </a:graphicData>
+            </a:graphic>
+          </wp:inline>
+        </w:drawing>
       </w:r>
       <w:r>
         <w:t xml:space="preserve">1. </w:t>
@@ -17045,7 +16980,7 @@
         <mc:AlternateContent>
           <mc:Choice Requires="wps">
             <w:drawing>
-              <wp:anchor distT="0" distB="0" distL="114300" distR="114300" simplePos="0" relativeHeight="251658298" behindDoc="0" locked="0" layoutInCell="1" allowOverlap="1" wp14:anchorId="075C15AB" wp14:editId="5FF969D2">
+              <wp:anchor distT="0" distB="0" distL="114300" distR="114300" simplePos="0" relativeHeight="251658292" behindDoc="0" locked="0" layoutInCell="1" allowOverlap="1" wp14:anchorId="075C15AB" wp14:editId="5FF969D2">
                 <wp:simplePos x="0" y="0"/>
                 <wp:positionH relativeFrom="column">
                   <wp:posOffset>4312129</wp:posOffset>
@@ -17125,7 +17060,7 @@
           </mc:Choice>
           <mc:Fallback>
             <w:pict>
-              <v:oval w14:anchorId="075C15AB" id="Oval 67" o:spid="_x0000_s1068" style="position:absolute;margin-left:339.55pt;margin-top:9.05pt;width:159.6pt;height:91pt;z-index:251658298;visibility:visible;mso-wrap-style:square;mso-wrap-distance-left:9pt;mso-wrap-distance-top:0;mso-wrap-distance-right:9pt;mso-wrap-distance-bottom:0;mso-position-horizontal:absolute;mso-position-horizontal-relative:text;mso-position-vertical:absolute;mso-position-vertical-relative:text;v-text-anchor:middle" o:gfxdata="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" fillcolor="black [3200]" strokecolor="black [1600]" strokeweight="1pt">
+              <v:oval w14:anchorId="075C15AB" id="Oval 67" o:spid="_x0000_s1064" style="position:absolute;margin-left:339.55pt;margin-top:9.05pt;width:159.6pt;height:91pt;z-index:251658292;visibility:visible;mso-wrap-style:square;mso-wrap-distance-left:9pt;mso-wrap-distance-top:0;mso-wrap-distance-right:9pt;mso-wrap-distance-bottom:0;mso-position-horizontal:absolute;mso-position-horizontal-relative:text;mso-position-vertical:absolute;mso-position-vertical-relative:text;v-text-anchor:middle" o:gfxdata="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" fillcolor="black [3200]" strokecolor="black [1600]" strokeweight="1pt">
                 <v:stroke joinstyle="miter"/>
                 <v:textbox>
                   <w:txbxContent>
@@ -17160,76 +17095,47 @@
         <w:rPr>
           <w:noProof/>
         </w:rPr>
-        <mc:AlternateContent>
-          <mc:Choice Requires="wps">
-            <w:drawing>
-              <wp:anchor distT="0" distB="0" distL="114300" distR="114300" simplePos="0" relativeHeight="251658244" behindDoc="0" locked="0" layoutInCell="1" allowOverlap="1" wp14:anchorId="3BD9B56A" wp14:editId="778911EB">
-                <wp:simplePos x="0" y="0"/>
-                <wp:positionH relativeFrom="margin">
-                  <wp:posOffset>-102079</wp:posOffset>
-                </wp:positionH>
-                <wp:positionV relativeFrom="paragraph">
-                  <wp:posOffset>60325</wp:posOffset>
-                </wp:positionV>
-                <wp:extent cx="6038490" cy="1345721"/>
-                <wp:effectExtent l="0" t="0" r="19685" b="26035"/>
-                <wp:wrapNone/>
-                <wp:docPr id="69" name="Text Box 69"/>
-                <wp:cNvGraphicFramePr/>
-                <a:graphic xmlns:a="http://schemas.openxmlformats.org/drawingml/2006/main">
-                  <a:graphicData uri="http://schemas.microsoft.com/office/word/2010/wordprocessingShape">
-                    <wps:wsp>
-                      <wps:cNvSpPr txBox="1"/>
-                      <wps:spPr>
-                        <a:xfrm>
-                          <a:off x="0" y="0"/>
-                          <a:ext cx="6038490" cy="1345721"/>
-                        </a:xfrm>
-                        <a:prstGeom prst="rect">
-                          <a:avLst/>
-                        </a:prstGeom>
-                        <a:solidFill>
-                          <a:schemeClr val="lt1"/>
-                        </a:solidFill>
-                        <a:ln w="6350">
-                          <a:solidFill>
-                            <a:prstClr val="black"/>
-                          </a:solidFill>
-                        </a:ln>
-                      </wps:spPr>
-                      <wps:txbx>
-                        <w:txbxContent>
-                          <w:p/>
-                        </w:txbxContent>
-                      </wps:txbx>
-                      <wps:bodyPr rot="0" spcFirstLastPara="0" vertOverflow="overflow" horzOverflow="overflow" vert="horz" wrap="square" lIns="91440" tIns="45720" rIns="91440" bIns="45720" numCol="1" spcCol="0" rtlCol="0" fromWordArt="0" anchor="t" anchorCtr="0" forceAA="0" compatLnSpc="1">
-                        <a:prstTxWarp prst="textNoShape">
-                          <a:avLst/>
-                        </a:prstTxWarp>
-                        <a:noAutofit/>
-                      </wps:bodyPr>
-                    </wps:wsp>
-                  </a:graphicData>
-                </a:graphic>
-                <wp14:sizeRelH relativeFrom="margin">
-                  <wp14:pctWidth>0</wp14:pctWidth>
-                </wp14:sizeRelH>
-              </wp:anchor>
-            </w:drawing>
-          </mc:Choice>
-          <mc:Fallback>
-            <w:pict>
-              <v:shape w14:anchorId="3BD9B56A" id="Text Box 69" o:spid="_x0000_s1069" type="#_x0000_t202" style="position:absolute;margin-left:-8.05pt;margin-top:4.75pt;width:475.45pt;height:105.95pt;z-index:251658244;visibility:visible;mso-wrap-style:square;mso-width-percent:0;mso-wrap-distance-left:9pt;mso-wrap-distance-top:0;mso-wrap-distance-right:9pt;mso-wrap-distance-bottom:0;mso-position-horizontal:absolute;mso-position-horizontal-relative:margin;mso-position-vertical:absolute;mso-position-vertical-relative:text;mso-width-percent:0;mso-width-relative:margin;v-text-anchor:top" o:gfxdata="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" fillcolor="white [3201]" strokeweight=".5pt">
-                <v:textbox>
-                  <w:txbxContent>
-                    <w:p/>
-                  </w:txbxContent>
-                </v:textbox>
-                <w10:wrap anchorx="margin"/>
-              </v:shape>
-            </w:pict>
-          </mc:Fallback>
-        </mc:AlternateContent>
+        <w:drawing>
+          <wp:inline distT="0" distB="0" distL="0" distR="0" wp14:anchorId="5700B56D" wp14:editId="43B1B2EF">
+            <wp:extent cx="2962688" cy="828791"/>
+            <wp:effectExtent l="0" t="0" r="0" b="0"/>
+            <wp:docPr id="3387526" name="Picture 3387526"/>
+            <wp:cNvGraphicFramePr>
+              <a:graphicFrameLocks xmlns:a="http://schemas.openxmlformats.org/drawingml/2006/main" noChangeAspect="1"/>
+            </wp:cNvGraphicFramePr>
+            <a:graphic xmlns:a="http://schemas.openxmlformats.org/drawingml/2006/main">
+              <a:graphicData uri="http://schemas.openxmlformats.org/drawingml/2006/picture">
+                <pic:pic xmlns:pic="http://schemas.openxmlformats.org/drawingml/2006/picture">
+                  <pic:nvPicPr>
+                    <pic:cNvPr id="0" name=""/>
+                    <pic:cNvPicPr/>
+                  </pic:nvPicPr>
+                  <pic:blipFill>
+                    <a:blip r:embed="rId50">
+                      <a:extLst>
+                        <a:ext uri="{28A0092B-C50C-407E-A947-70E740481C1C}">
+                          <a14:useLocalDpi xmlns:a14="http://schemas.microsoft.com/office/drawing/2010/main" val="0"/>
+                        </a:ext>
+                      </a:extLst>
+                    </a:blip>
+                    <a:stretch>
+                      <a:fillRect/>
+                    </a:stretch>
+                  </pic:blipFill>
+                  <pic:spPr>
+                    <a:xfrm>
+                      <a:off x="0" y="0"/>
+                      <a:ext cx="2962688" cy="828791"/>
+                    </a:xfrm>
+                    <a:prstGeom prst="rect">
+                      <a:avLst/>
+                    </a:prstGeom>
+                  </pic:spPr>
+                </pic:pic>
+              </a:graphicData>
+            </a:graphic>
+          </wp:inline>
+        </w:drawing>
       </w:r>
     </w:p>
     <w:p/>
@@ -17242,76 +17148,47 @@
         <w:rPr>
           <w:noProof/>
         </w:rPr>
-        <mc:AlternateContent>
-          <mc:Choice Requires="wps">
-            <w:drawing>
-              <wp:anchor distT="0" distB="0" distL="114300" distR="114300" simplePos="0" relativeHeight="251658300" behindDoc="0" locked="0" layoutInCell="1" allowOverlap="1" wp14:anchorId="1489C97B" wp14:editId="13F1983D">
-                <wp:simplePos x="0" y="0"/>
-                <wp:positionH relativeFrom="margin">
-                  <wp:posOffset>-98389</wp:posOffset>
-                </wp:positionH>
-                <wp:positionV relativeFrom="paragraph">
-                  <wp:posOffset>452240</wp:posOffset>
-                </wp:positionV>
-                <wp:extent cx="6038490" cy="1345721"/>
-                <wp:effectExtent l="0" t="0" r="19685" b="26035"/>
-                <wp:wrapNone/>
-                <wp:docPr id="70" name="Text Box 70"/>
-                <wp:cNvGraphicFramePr/>
-                <a:graphic xmlns:a="http://schemas.openxmlformats.org/drawingml/2006/main">
-                  <a:graphicData uri="http://schemas.microsoft.com/office/word/2010/wordprocessingShape">
-                    <wps:wsp>
-                      <wps:cNvSpPr txBox="1"/>
-                      <wps:spPr>
-                        <a:xfrm>
-                          <a:off x="0" y="0"/>
-                          <a:ext cx="6038490" cy="1345721"/>
-                        </a:xfrm>
-                        <a:prstGeom prst="rect">
-                          <a:avLst/>
-                        </a:prstGeom>
-                        <a:solidFill>
-                          <a:schemeClr val="lt1"/>
-                        </a:solidFill>
-                        <a:ln w="6350">
-                          <a:solidFill>
-                            <a:prstClr val="black"/>
-                          </a:solidFill>
-                        </a:ln>
-                      </wps:spPr>
-                      <wps:txbx>
-                        <w:txbxContent>
-                          <w:p/>
-                        </w:txbxContent>
-                      </wps:txbx>
-                      <wps:bodyPr rot="0" spcFirstLastPara="0" vertOverflow="overflow" horzOverflow="overflow" vert="horz" wrap="square" lIns="91440" tIns="45720" rIns="91440" bIns="45720" numCol="1" spcCol="0" rtlCol="0" fromWordArt="0" anchor="t" anchorCtr="0" forceAA="0" compatLnSpc="1">
-                        <a:prstTxWarp prst="textNoShape">
-                          <a:avLst/>
-                        </a:prstTxWarp>
-                        <a:noAutofit/>
-                      </wps:bodyPr>
-                    </wps:wsp>
-                  </a:graphicData>
-                </a:graphic>
-                <wp14:sizeRelH relativeFrom="margin">
-                  <wp14:pctWidth>0</wp14:pctWidth>
-                </wp14:sizeRelH>
-              </wp:anchor>
-            </w:drawing>
-          </mc:Choice>
-          <mc:Fallback>
-            <w:pict>
-              <v:shape w14:anchorId="1489C97B" id="Text Box 70" o:spid="_x0000_s1070" type="#_x0000_t202" style="position:absolute;margin-left:-7.75pt;margin-top:35.6pt;width:475.45pt;height:105.95pt;z-index:251658300;visibility:visible;mso-wrap-style:square;mso-width-percent:0;mso-wrap-distance-left:9pt;mso-wrap-distance-top:0;mso-wrap-distance-right:9pt;mso-wrap-distance-bottom:0;mso-position-horizontal:absolute;mso-position-horizontal-relative:margin;mso-position-vertical:absolute;mso-position-vertical-relative:text;mso-width-percent:0;mso-width-relative:margin;v-text-anchor:top" o:gfxdata="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" fillcolor="white [3201]" strokeweight=".5pt">
-                <v:textbox>
-                  <w:txbxContent>
-                    <w:p/>
-                  </w:txbxContent>
-                </v:textbox>
-                <w10:wrap anchorx="margin"/>
-              </v:shape>
-            </w:pict>
-          </mc:Fallback>
-        </mc:AlternateContent>
+        <w:drawing>
+          <wp:inline distT="0" distB="0" distL="0" distR="0" wp14:anchorId="09B4B168" wp14:editId="79230471">
+            <wp:extent cx="3029373" cy="762106"/>
+            <wp:effectExtent l="0" t="0" r="0" b="0"/>
+            <wp:docPr id="231720849" name="Picture 231720849"/>
+            <wp:cNvGraphicFramePr>
+              <a:graphicFrameLocks xmlns:a="http://schemas.openxmlformats.org/drawingml/2006/main" noChangeAspect="1"/>
+            </wp:cNvGraphicFramePr>
+            <a:graphic xmlns:a="http://schemas.openxmlformats.org/drawingml/2006/main">
+              <a:graphicData uri="http://schemas.openxmlformats.org/drawingml/2006/picture">
+                <pic:pic xmlns:pic="http://schemas.openxmlformats.org/drawingml/2006/picture">
+                  <pic:nvPicPr>
+                    <pic:cNvPr id="0" name=""/>
+                    <pic:cNvPicPr/>
+                  </pic:nvPicPr>
+                  <pic:blipFill>
+                    <a:blip r:embed="rId51">
+                      <a:extLst>
+                        <a:ext uri="{28A0092B-C50C-407E-A947-70E740481C1C}">
+                          <a14:useLocalDpi xmlns:a14="http://schemas.microsoft.com/office/drawing/2010/main" val="0"/>
+                        </a:ext>
+                      </a:extLst>
+                    </a:blip>
+                    <a:stretch>
+                      <a:fillRect/>
+                    </a:stretch>
+                  </pic:blipFill>
+                  <pic:spPr>
+                    <a:xfrm>
+                      <a:off x="0" y="0"/>
+                      <a:ext cx="3029373" cy="762106"/>
+                    </a:xfrm>
+                    <a:prstGeom prst="rect">
+                      <a:avLst/>
+                    </a:prstGeom>
+                  </pic:spPr>
+                </pic:pic>
+              </a:graphicData>
+            </a:graphic>
+          </wp:inline>
+        </w:drawing>
       </w:r>
       <w:r>
         <w:t>3</w:t>
@@ -17356,7 +17233,7 @@
           <w:noProof/>
         </w:rPr>
         <w:drawing>
-          <wp:anchor distT="0" distB="0" distL="114300" distR="114300" simplePos="0" relativeHeight="251658301" behindDoc="0" locked="0" layoutInCell="1" allowOverlap="1" wp14:anchorId="37EBAC71" wp14:editId="0EF2566C">
+          <wp:anchor distT="0" distB="0" distL="114300" distR="114300" simplePos="0" relativeHeight="251658293" behindDoc="0" locked="0" layoutInCell="1" allowOverlap="1" wp14:anchorId="37EBAC71" wp14:editId="0EF2566C">
             <wp:simplePos x="0" y="0"/>
             <wp:positionH relativeFrom="column">
               <wp:posOffset>4976399</wp:posOffset>
@@ -17381,7 +17258,7 @@
                     </pic:cNvPicPr>
                   </pic:nvPicPr>
                   <pic:blipFill>
-                    <a:blip r:embed="rId45">
+                    <a:blip r:embed="rId52">
                       <a:extLst>
                         <a:ext uri="{28A0092B-C50C-407E-A947-70E740481C1C}">
                           <a14:useLocalDpi xmlns:a14="http://schemas.microsoft.com/office/drawing/2010/main" val="0"/>
@@ -17432,21 +17309,87 @@
         <w:rPr>
           <w:noProof/>
         </w:rPr>
+        <w:drawing>
+          <wp:inline distT="0" distB="0" distL="0" distR="0" wp14:anchorId="30784BE2" wp14:editId="1558B285">
+            <wp:extent cx="5410953" cy="2495898"/>
+            <wp:effectExtent l="0" t="0" r="0" b="0"/>
+            <wp:docPr id="802044245" name="Picture 802044245"/>
+            <wp:cNvGraphicFramePr>
+              <a:graphicFrameLocks xmlns:a="http://schemas.openxmlformats.org/drawingml/2006/main" noChangeAspect="1"/>
+            </wp:cNvGraphicFramePr>
+            <a:graphic xmlns:a="http://schemas.openxmlformats.org/drawingml/2006/main">
+              <a:graphicData uri="http://schemas.openxmlformats.org/drawingml/2006/picture">
+                <pic:pic xmlns:pic="http://schemas.openxmlformats.org/drawingml/2006/picture">
+                  <pic:nvPicPr>
+                    <pic:cNvPr id="0" name=""/>
+                    <pic:cNvPicPr/>
+                  </pic:nvPicPr>
+                  <pic:blipFill>
+                    <a:blip r:embed="rId53">
+                      <a:extLst>
+                        <a:ext uri="{28A0092B-C50C-407E-A947-70E740481C1C}">
+                          <a14:useLocalDpi xmlns:a14="http://schemas.microsoft.com/office/drawing/2010/main" val="0"/>
+                        </a:ext>
+                      </a:extLst>
+                    </a:blip>
+                    <a:stretch>
+                      <a:fillRect/>
+                    </a:stretch>
+                  </pic:blipFill>
+                  <pic:spPr>
+                    <a:xfrm>
+                      <a:off x="0" y="0"/>
+                      <a:ext cx="5410953" cy="2495898"/>
+                    </a:xfrm>
+                    <a:prstGeom prst="rect">
+                      <a:avLst/>
+                    </a:prstGeom>
+                  </pic:spPr>
+                </pic:pic>
+              </a:graphicData>
+            </a:graphic>
+          </wp:inline>
+        </w:drawing>
+      </w:r>
+    </w:p>
+    <w:p/>
+    <w:p/>
+    <w:p/>
+    <w:p/>
+    <w:p/>
+    <w:p/>
+    <w:p/>
+    <w:p>
+      <w:r>
+        <w:t>Write a program that prints the multiplication table for a given number. It will ask the user for a number</w:t>
+      </w:r>
+      <w:r>
+        <w:t>. Loop round 10 times and p</w:t>
+      </w:r>
+      <w:r>
+        <w:t>rint the multiplication table for the given number.</w:t>
+      </w:r>
+    </w:p>
+    <w:p>
+      <w:r>
+        <w:rPr>
+          <w:noProof/>
+        </w:rPr>
         <mc:AlternateContent>
           <mc:Choice Requires="wps">
             <w:drawing>
-              <wp:anchor distT="0" distB="0" distL="114300" distR="114300" simplePos="0" relativeHeight="251658243" behindDoc="0" locked="0" layoutInCell="1" allowOverlap="1" wp14:anchorId="072CADC0" wp14:editId="5B19FCCA">
+              <wp:anchor distT="0" distB="0" distL="114300" distR="114300" simplePos="0" relativeHeight="251658294" behindDoc="0" locked="0" layoutInCell="1" allowOverlap="1" wp14:anchorId="2DA83A57" wp14:editId="00498DCA">
                 <wp:simplePos x="0" y="0"/>
                 <wp:positionH relativeFrom="margin">
                   <wp:align>left</wp:align>
                 </wp:positionH>
                 <wp:positionV relativeFrom="paragraph">
-                  <wp:posOffset>95634</wp:posOffset>
+                  <wp:posOffset>-994</wp:posOffset>
                 </wp:positionV>
-                <wp:extent cx="6038490" cy="1345721"/>
-                <wp:effectExtent l="0" t="0" r="19685" b="26035"/>
+                <wp:extent cx="6038490" cy="2270760"/>
+                <wp:effectExtent l="0" t="0" r="19685" b="15240"/>
                 <wp:wrapNone/>
-                <wp:docPr id="72" name="Text Box 72"/>
+                <wp:docPr id="73" name="Text Box 73"/>
                 <wp:cNvGraphicFramePr/>
                 <a:graphic xmlns:a="http://schemas.openxmlformats.org/drawingml/2006/main">
                   <a:graphicData uri="http://schemas.microsoft.com/office/word/2010/wordprocessingShape">
@@ -17455,7 +17398,7 @@
                       <wps:spPr>
                         <a:xfrm>
                           <a:off x="0" y="0"/>
-                          <a:ext cx="6038490" cy="1345721"/>
+                          <a:ext cx="6038490" cy="2270760"/>
                         </a:xfrm>
                         <a:prstGeom prst="rect">
                           <a:avLst/>
@@ -17471,102 +17414,56 @@
                       </wps:spPr>
                       <wps:txbx>
                         <w:txbxContent>
-                          <w:p/>
-                        </w:txbxContent>
-                      </wps:txbx>
-                      <wps:bodyPr rot="0" spcFirstLastPara="0" vertOverflow="overflow" horzOverflow="overflow" vert="horz" wrap="square" lIns="91440" tIns="45720" rIns="91440" bIns="45720" numCol="1" spcCol="0" rtlCol="0" fromWordArt="0" anchor="t" anchorCtr="0" forceAA="0" compatLnSpc="1">
-                        <a:prstTxWarp prst="textNoShape">
-                          <a:avLst/>
-                        </a:prstTxWarp>
-                        <a:noAutofit/>
-                      </wps:bodyPr>
-                    </wps:wsp>
-                  </a:graphicData>
-                </a:graphic>
-                <wp14:sizeRelH relativeFrom="margin">
-                  <wp14:pctWidth>0</wp14:pctWidth>
-                </wp14:sizeRelH>
-              </wp:anchor>
-            </w:drawing>
-          </mc:Choice>
-          <mc:Fallback>
-            <w:pict>
-              <v:shape w14:anchorId="072CADC0" id="Text Box 72" o:spid="_x0000_s1071" type="#_x0000_t202" style="position:absolute;margin-left:0;margin-top:7.55pt;width:475.45pt;height:105.95pt;z-index:251658243;visibility:visible;mso-wrap-style:square;mso-width-percent:0;mso-wrap-distance-left:9pt;mso-wrap-distance-top:0;mso-wrap-distance-right:9pt;mso-wrap-distance-bottom:0;mso-position-horizontal:left;mso-position-horizontal-relative:margin;mso-position-vertical:absolute;mso-position-vertical-relative:text;mso-width-percent:0;mso-width-relative:margin;v-text-anchor:top" o:gfxdata="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" fillcolor="white [3201]" strokeweight=".5pt">
-                <v:textbox>
-                  <w:txbxContent>
-                    <w:p/>
-                  </w:txbxContent>
-                </v:textbox>
-                <w10:wrap anchorx="margin"/>
-              </v:shape>
-            </w:pict>
-          </mc:Fallback>
-        </mc:AlternateContent>
-      </w:r>
-    </w:p>
-    <w:p/>
-    <w:p/>
-    <w:p/>
-    <w:p/>
-    <w:p/>
-    <w:p/>
-    <w:p/>
-    <w:p>
-      <w:r>
-        <w:lastRenderedPageBreak/>
-        <w:t>Write a program that prints the multiplication table for a given number. It will ask the user for a number</w:t>
-      </w:r>
-      <w:r>
-        <w:t>. Loop round 10 times and p</w:t>
-      </w:r>
-      <w:r>
-        <w:t>rint the multiplication table for the given number.</w:t>
-      </w:r>
-    </w:p>
-    <w:p>
-      <w:r>
-        <w:rPr>
-          <w:noProof/>
-        </w:rPr>
-        <mc:AlternateContent>
-          <mc:Choice Requires="wps">
-            <w:drawing>
-              <wp:anchor distT="0" distB="0" distL="114300" distR="114300" simplePos="0" relativeHeight="251658302" behindDoc="0" locked="0" layoutInCell="1" allowOverlap="1" wp14:anchorId="2DA83A57" wp14:editId="386A23DE">
-                <wp:simplePos x="0" y="0"/>
-                <wp:positionH relativeFrom="margin">
-                  <wp:align>left</wp:align>
-                </wp:positionH>
-                <wp:positionV relativeFrom="paragraph">
-                  <wp:posOffset>-994</wp:posOffset>
-                </wp:positionV>
-                <wp:extent cx="6038490" cy="2061713"/>
-                <wp:effectExtent l="0" t="0" r="19685" b="15240"/>
-                <wp:wrapNone/>
-                <wp:docPr id="73" name="Text Box 73"/>
-                <wp:cNvGraphicFramePr/>
-                <a:graphic xmlns:a="http://schemas.openxmlformats.org/drawingml/2006/main">
-                  <a:graphicData uri="http://schemas.microsoft.com/office/word/2010/wordprocessingShape">
-                    <wps:wsp>
-                      <wps:cNvSpPr txBox="1"/>
-                      <wps:spPr>
-                        <a:xfrm>
-                          <a:off x="0" y="0"/>
-                          <a:ext cx="6038490" cy="2061713"/>
-                        </a:xfrm>
-                        <a:prstGeom prst="rect">
-                          <a:avLst/>
-                        </a:prstGeom>
-                        <a:solidFill>
-                          <a:schemeClr val="lt1"/>
-                        </a:solidFill>
-                        <a:ln w="6350">
-                          <a:solidFill>
-                            <a:prstClr val="black"/>
-                          </a:solidFill>
-                        </a:ln>
-                      </wps:spPr>
-                      <wps:txbx>
-                        <w:txbxContent>
+                          <w:p>
+                            <w:r>
+                              <w:t># loopy</w:t>
+                            </w:r>
+                          </w:p>
+                          <w:p>
+                            <w:r>
+                              <w:t>import time</w:t>
+                            </w:r>
+                          </w:p>
+                          <w:p>
+                            <w:r>
+                              <w:t>import Python_the_Functions as PTF</w:t>
+                            </w:r>
+                          </w:p>
+                          <w:p>
+                            <w:r>
+                              <w:t>the_num = int(input("GIVE ME YOUR NUM!:"))</w:t>
+                            </w:r>
+                          </w:p>
+                          <w:p>
+                            <w:r>
+                              <w:t>PTF.Processing()</w:t>
+                            </w:r>
+                          </w:p>
+                          <w:p>
+                            <w:r>
+                              <w:t>for i in range(12):</w:t>
+                            </w:r>
+                          </w:p>
+                          <w:p>
+                            <w:r>
+                              <w:t>    if i == 0:</w:t>
+                            </w:r>
+                          </w:p>
+                          <w:p>
+                            <w:r>
+                              <w:t>        print("The" , the_num , "times table is:")</w:t>
+                            </w:r>
+                          </w:p>
+                          <w:p>
+                            <w:r>
+                              <w:t>    time.sleep(1)</w:t>
+                            </w:r>
+                          </w:p>
+                          <w:p>
+                            <w:r>
+                              <w:t>    print(the_num*i)</w:t>
+                            </w:r>
+                          </w:p>
                           <w:p/>
                         </w:txbxContent>
                       </wps:txbx>
@@ -17590,9 +17487,59 @@
           </mc:Choice>
           <mc:Fallback>
             <w:pict>
-              <v:shape w14:anchorId="2DA83A57" id="Text Box 73" o:spid="_x0000_s1072" type="#_x0000_t202" style="position:absolute;margin-left:0;margin-top:-.1pt;width:475.45pt;height:162.35pt;z-index:251658302;visibility:visible;mso-wrap-style:square;mso-width-percent:0;mso-height-percent:0;mso-wrap-distance-left:9pt;mso-wrap-distance-top:0;mso-wrap-distance-right:9pt;mso-wrap-distance-bottom:0;mso-position-horizontal:left;mso-position-horizontal-relative:margin;mso-position-vertical:absolute;mso-position-vertical-relative:text;mso-width-percent:0;mso-height-percent:0;mso-width-relative:margin;mso-height-relative:margin;v-text-anchor:top" o:gfxdata="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" fillcolor="white [3201]" strokeweight=".5pt">
+              <v:shape w14:anchorId="2DA83A57" id="Text Box 73" o:spid="_x0000_s1065" type="#_x0000_t202" style="position:absolute;margin-left:0;margin-top:-.1pt;width:475.45pt;height:178.8pt;z-index:251658294;visibility:visible;mso-wrap-style:square;mso-width-percent:0;mso-height-percent:0;mso-wrap-distance-left:9pt;mso-wrap-distance-top:0;mso-wrap-distance-right:9pt;mso-wrap-distance-bottom:0;mso-position-horizontal:left;mso-position-horizontal-relative:margin;mso-position-vertical:absolute;mso-position-vertical-relative:text;mso-width-percent:0;mso-height-percent:0;mso-width-relative:margin;mso-height-relative:margin;v-text-anchor:top" o:gfxdata="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" fillcolor="white [3201]" strokeweight=".5pt">
                 <v:textbox>
                   <w:txbxContent>
+                    <w:p>
+                      <w:r>
+                        <w:t># loopy</w:t>
+                      </w:r>
+                    </w:p>
+                    <w:p>
+                      <w:r>
+                        <w:t>import time</w:t>
+                      </w:r>
+                    </w:p>
+                    <w:p>
+                      <w:r>
+                        <w:t>import Python_the_Functions as PTF</w:t>
+                      </w:r>
+                    </w:p>
+                    <w:p>
+                      <w:r>
+                        <w:t>the_num = int(input("GIVE ME YOUR NUM!:"))</w:t>
+                      </w:r>
+                    </w:p>
+                    <w:p>
+                      <w:r>
+                        <w:t>PTF.Processing()</w:t>
+                      </w:r>
+                    </w:p>
+                    <w:p>
+                      <w:r>
+                        <w:t>for i in range(12):</w:t>
+                      </w:r>
+                    </w:p>
+                    <w:p>
+                      <w:r>
+                        <w:t>    if i == 0:</w:t>
+                      </w:r>
+                    </w:p>
+                    <w:p>
+                      <w:r>
+                        <w:t>        print("The" , the_num , "times table is:")</w:t>
+                      </w:r>
+                    </w:p>
+                    <w:p>
+                      <w:r>
+                        <w:t>    time.sleep(1)</w:t>
+                      </w:r>
+                    </w:p>
+                    <w:p>
+                      <w:r>
+                        <w:t>    print(the_num*i)</w:t>
+                      </w:r>
+                    </w:p>
                     <w:p/>
                   </w:txbxContent>
                 </v:textbox>
@@ -17612,27 +17559,22 @@
     <w:p/>
     <w:p>
       <w:r>
-        <w:t>Using a for loop ask the user to enter in 5 numbers and calculate the average of the 5 numbers.</w:t>
-      </w:r>
-    </w:p>
-    <w:p>
-      <w:r>
         <w:rPr>
           <w:noProof/>
         </w:rPr>
         <mc:AlternateContent>
           <mc:Choice Requires="wps">
             <w:drawing>
-              <wp:anchor distT="0" distB="0" distL="114300" distR="114300" simplePos="0" relativeHeight="251658303" behindDoc="0" locked="0" layoutInCell="1" allowOverlap="1" wp14:anchorId="1DE3AD80" wp14:editId="4283CCA9">
+              <wp:anchor distT="0" distB="0" distL="114300" distR="114300" simplePos="0" relativeHeight="251658295" behindDoc="0" locked="0" layoutInCell="1" allowOverlap="1" wp14:anchorId="1DE3AD80" wp14:editId="476CA39D">
                 <wp:simplePos x="0" y="0"/>
                 <wp:positionH relativeFrom="margin">
-                  <wp:posOffset>0</wp:posOffset>
+                  <wp:align>left</wp:align>
                 </wp:positionH>
                 <wp:positionV relativeFrom="paragraph">
-                  <wp:posOffset>-635</wp:posOffset>
+                  <wp:posOffset>283210</wp:posOffset>
                 </wp:positionV>
-                <wp:extent cx="6038490" cy="2061713"/>
-                <wp:effectExtent l="0" t="0" r="19685" b="15240"/>
+                <wp:extent cx="6038215" cy="1211580"/>
+                <wp:effectExtent l="0" t="0" r="19685" b="26670"/>
                 <wp:wrapNone/>
                 <wp:docPr id="75" name="Text Box 75"/>
                 <wp:cNvGraphicFramePr/>
@@ -17643,7 +17585,7 @@
                       <wps:spPr>
                         <a:xfrm>
                           <a:off x="0" y="0"/>
-                          <a:ext cx="6038490" cy="2061713"/>
+                          <a:ext cx="6038215" cy="1211580"/>
                         </a:xfrm>
                         <a:prstGeom prst="rect">
                           <a:avLst/>
@@ -17659,6 +17601,293 @@
                       </wps:spPr>
                       <wps:txbx>
                         <w:txbxContent>
+                          <w:p>
+                            <w:pPr>
+                              <w:rPr>
+                                <w:sz w:val="18"/>
+                                <w:szCs w:val="18"/>
+                              </w:rPr>
+                            </w:pPr>
+                            <w:r>
+                              <w:rPr>
+                                <w:sz w:val="18"/>
+                                <w:szCs w:val="18"/>
+                              </w:rPr>
+                              <w:t>for i in range(12):</w:t>
+                            </w:r>
+                          </w:p>
+                          <w:p>
+                            <w:pPr>
+                              <w:rPr>
+                                <w:sz w:val="18"/>
+                                <w:szCs w:val="18"/>
+                              </w:rPr>
+                            </w:pPr>
+                            <w:r>
+                              <w:rPr>
+                                <w:sz w:val="18"/>
+                                <w:szCs w:val="18"/>
+                              </w:rPr>
+                              <w:t>    if i == 0:</w:t>
+                            </w:r>
+                          </w:p>
+                          <w:p>
+                            <w:pPr>
+                              <w:rPr>
+                                <w:sz w:val="18"/>
+                                <w:szCs w:val="18"/>
+                              </w:rPr>
+                            </w:pPr>
+                            <w:r>
+                              <w:rPr>
+                                <w:sz w:val="18"/>
+                                <w:szCs w:val="18"/>
+                              </w:rPr>
+                              <w:t>        print("The" , the_num , "times table is:")</w:t>
+                            </w:r>
+                          </w:p>
+                          <w:p>
+                            <w:pPr>
+                              <w:rPr>
+                                <w:sz w:val="18"/>
+                                <w:szCs w:val="18"/>
+                              </w:rPr>
+                            </w:pPr>
+                            <w:r>
+                              <w:rPr>
+                                <w:sz w:val="18"/>
+                                <w:szCs w:val="18"/>
+                              </w:rPr>
+                              <w:t>    else:</w:t>
+                            </w:r>
+                          </w:p>
+                          <w:p>
+                            <w:pPr>
+                              <w:rPr>
+                                <w:sz w:val="18"/>
+                                <w:szCs w:val="18"/>
+                              </w:rPr>
+                            </w:pPr>
+                            <w:r>
+                              <w:rPr>
+                                <w:sz w:val="18"/>
+                                <w:szCs w:val="18"/>
+                              </w:rPr>
+                              <w:t>        time.sleep(0.2)</w:t>
+                            </w:r>
+                          </w:p>
+                          <w:p>
+                            <w:pPr>
+                              <w:rPr>
+                                <w:sz w:val="18"/>
+                                <w:szCs w:val="18"/>
+                              </w:rPr>
+                            </w:pPr>
+                            <w:r>
+                              <w:rPr>
+                                <w:sz w:val="18"/>
+                                <w:szCs w:val="18"/>
+                              </w:rPr>
+                              <w:t>        print(the_num*i)</w:t>
+                            </w:r>
+                          </w:p>
+                          <w:p>
+                            <w:pPr>
+                              <w:rPr>
+                                <w:sz w:val="18"/>
+                                <w:szCs w:val="18"/>
+                              </w:rPr>
+                            </w:pPr>
+                            <w:r>
+                              <w:rPr>
+                                <w:sz w:val="18"/>
+                                <w:szCs w:val="18"/>
+                              </w:rPr>
+                              <w:t>time.sleep(3)</w:t>
+                            </w:r>
+                          </w:p>
+                          <w:p>
+                            <w:pPr>
+                              <w:rPr>
+                                <w:sz w:val="18"/>
+                                <w:szCs w:val="18"/>
+                              </w:rPr>
+                            </w:pPr>
+                            <w:r>
+                              <w:rPr>
+                                <w:sz w:val="18"/>
+                                <w:szCs w:val="18"/>
+                              </w:rPr>
+                              <w:t>Dialogue("BUT IT'S STILL NOT ENOUGH NUM!!!!!")</w:t>
+                            </w:r>
+                          </w:p>
+                          <w:p>
+                            <w:pPr>
+                              <w:rPr>
+                                <w:sz w:val="18"/>
+                                <w:szCs w:val="18"/>
+                              </w:rPr>
+                            </w:pPr>
+                            <w:r>
+                              <w:rPr>
+                                <w:sz w:val="18"/>
+                                <w:szCs w:val="18"/>
+                              </w:rPr>
+                              <w:t>the_num_list = []</w:t>
+                            </w:r>
+                          </w:p>
+                          <w:p>
+                            <w:pPr>
+                              <w:rPr>
+                                <w:sz w:val="18"/>
+                                <w:szCs w:val="18"/>
+                              </w:rPr>
+                            </w:pPr>
+                            <w:r>
+                              <w:rPr>
+                                <w:sz w:val="18"/>
+                                <w:szCs w:val="18"/>
+                              </w:rPr>
+                              <w:t>for i in range(5):</w:t>
+                            </w:r>
+                          </w:p>
+                          <w:p>
+                            <w:pPr>
+                              <w:rPr>
+                                <w:sz w:val="18"/>
+                                <w:szCs w:val="18"/>
+                              </w:rPr>
+                            </w:pPr>
+                            <w:r>
+                              <w:rPr>
+                                <w:sz w:val="18"/>
+                                <w:szCs w:val="18"/>
+                              </w:rPr>
+                              <w:t>    the_num_list.append(int(input("MORE NUM:")))</w:t>
+                            </w:r>
+                          </w:p>
+                          <w:p>
+                            <w:pPr>
+                              <w:rPr>
+                                <w:sz w:val="18"/>
+                                <w:szCs w:val="18"/>
+                              </w:rPr>
+                            </w:pPr>
+                            <w:r>
+                              <w:rPr>
+                                <w:sz w:val="18"/>
+                                <w:szCs w:val="18"/>
+                              </w:rPr>
+                              <w:t>PTF.Processing()</w:t>
+                            </w:r>
+                          </w:p>
+                          <w:p>
+                            <w:pPr>
+                              <w:rPr>
+                                <w:sz w:val="18"/>
+                                <w:szCs w:val="18"/>
+                              </w:rPr>
+                            </w:pPr>
+                            <w:r>
+                              <w:rPr>
+                                <w:sz w:val="18"/>
+                                <w:szCs w:val="18"/>
+                              </w:rPr>
+                              <w:t>try:</w:t>
+                            </w:r>
+                          </w:p>
+                          <w:p>
+                            <w:pPr>
+                              <w:rPr>
+                                <w:sz w:val="18"/>
+                                <w:szCs w:val="18"/>
+                              </w:rPr>
+                            </w:pPr>
+                            <w:r>
+                              <w:rPr>
+                                <w:sz w:val="18"/>
+                                <w:szCs w:val="18"/>
+                              </w:rPr>
+                              <w:t>    the_num_list_mode = str(stat.mode(the_num_list))</w:t>
+                            </w:r>
+                          </w:p>
+                          <w:p>
+                            <w:pPr>
+                              <w:rPr>
+                                <w:sz w:val="18"/>
+                                <w:szCs w:val="18"/>
+                              </w:rPr>
+                            </w:pPr>
+                            <w:r>
+                              <w:rPr>
+                                <w:sz w:val="18"/>
+                                <w:szCs w:val="18"/>
+                              </w:rPr>
+                              <w:t>except:</w:t>
+                            </w:r>
+                          </w:p>
+                          <w:p>
+                            <w:pPr>
+                              <w:rPr>
+                                <w:sz w:val="18"/>
+                                <w:szCs w:val="18"/>
+                              </w:rPr>
+                            </w:pPr>
+                            <w:r>
+                              <w:rPr>
+                                <w:sz w:val="18"/>
+                                <w:szCs w:val="18"/>
+                              </w:rPr>
+                              <w:t>    the_num_list_mode = None</w:t>
+                            </w:r>
+                          </w:p>
+                          <w:p>
+                            <w:pPr>
+                              <w:rPr>
+                                <w:sz w:val="18"/>
+                                <w:szCs w:val="18"/>
+                              </w:rPr>
+                            </w:pPr>
+                            <w:r>
+                              <w:rPr>
+                                <w:sz w:val="18"/>
+                                <w:szCs w:val="18"/>
+                              </w:rPr>
+                              <w:t>the_num_list_median = str(stat.median(the_num_list))</w:t>
+                            </w:r>
+                          </w:p>
+                          <w:p>
+                            <w:r>
+                              <w:rPr>
+                                <w:sz w:val="18"/>
+                                <w:szCs w:val="18"/>
+                              </w:rPr>
+                              <w:t>the_num_list_mean = str(stat.mean(t</w:t>
+                            </w:r>
+                            <w:r>
+                              <w:t>he_num_list))</w:t>
+                            </w:r>
+                          </w:p>
+                          <w:p>
+                            <w:r>
+                              <w:t>Dialogue("Intresting...")</w:t>
+                            </w:r>
+                          </w:p>
+                          <w:p>
+                            <w:r>
+                              <w:t>Dialogue(f"The mode of your nums are {the_num_list_mode} , the median {the_num_list_median} , and the mean {the_num_list_mean}...")</w:t>
+                            </w:r>
+                          </w:p>
+                          <w:p>
+                            <w:r>
+                              <w:t>Dialogue("Quite intresting I must say...")</w:t>
+                            </w:r>
+                          </w:p>
+                          <w:p>
+                            <w:r>
+                              <w:t>Dialogue("BUT STILL NOT ENOUGH NUM!!!!")</w:t>
+                            </w:r>
+                          </w:p>
                           <w:p/>
                         </w:txbxContent>
                       </wps:txbx>
@@ -17682,9 +17911,296 @@
           </mc:Choice>
           <mc:Fallback>
             <w:pict>
-              <v:shape w14:anchorId="1DE3AD80" id="Text Box 75" o:spid="_x0000_s1073" type="#_x0000_t202" style="position:absolute;margin-left:0;margin-top:-.05pt;width:475.45pt;height:162.35pt;z-index:251658303;visibility:visible;mso-wrap-style:square;mso-width-percent:0;mso-height-percent:0;mso-wrap-distance-left:9pt;mso-wrap-distance-top:0;mso-wrap-distance-right:9pt;mso-wrap-distance-bottom:0;mso-position-horizontal:absolute;mso-position-horizontal-relative:margin;mso-position-vertical:absolute;mso-position-vertical-relative:text;mso-width-percent:0;mso-height-percent:0;mso-width-relative:margin;mso-height-relative:margin;v-text-anchor:top" o:gfxdata="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" fillcolor="white [3201]" strokeweight=".5pt">
+              <v:shape w14:anchorId="1DE3AD80" id="Text Box 75" o:spid="_x0000_s1066" type="#_x0000_t202" style="position:absolute;margin-left:0;margin-top:22.3pt;width:475.45pt;height:95.4pt;z-index:251658295;visibility:visible;mso-wrap-style:square;mso-width-percent:0;mso-height-percent:0;mso-wrap-distance-left:9pt;mso-wrap-distance-top:0;mso-wrap-distance-right:9pt;mso-wrap-distance-bottom:0;mso-position-horizontal:left;mso-position-horizontal-relative:margin;mso-position-vertical:absolute;mso-position-vertical-relative:text;mso-width-percent:0;mso-height-percent:0;mso-width-relative:margin;mso-height-relative:margin;v-text-anchor:top" o:gfxdata="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" fillcolor="white [3201]" strokeweight=".5pt">
                 <v:textbox>
                   <w:txbxContent>
+                    <w:p>
+                      <w:pPr>
+                        <w:rPr>
+                          <w:sz w:val="18"/>
+                          <w:szCs w:val="18"/>
+                        </w:rPr>
+                      </w:pPr>
+                      <w:r>
+                        <w:rPr>
+                          <w:sz w:val="18"/>
+                          <w:szCs w:val="18"/>
+                        </w:rPr>
+                        <w:t>for i in range(12):</w:t>
+                      </w:r>
+                    </w:p>
+                    <w:p>
+                      <w:pPr>
+                        <w:rPr>
+                          <w:sz w:val="18"/>
+                          <w:szCs w:val="18"/>
+                        </w:rPr>
+                      </w:pPr>
+                      <w:r>
+                        <w:rPr>
+                          <w:sz w:val="18"/>
+                          <w:szCs w:val="18"/>
+                        </w:rPr>
+                        <w:t>    if i == 0:</w:t>
+                      </w:r>
+                    </w:p>
+                    <w:p>
+                      <w:pPr>
+                        <w:rPr>
+                          <w:sz w:val="18"/>
+                          <w:szCs w:val="18"/>
+                        </w:rPr>
+                      </w:pPr>
+                      <w:r>
+                        <w:rPr>
+                          <w:sz w:val="18"/>
+                          <w:szCs w:val="18"/>
+                        </w:rPr>
+                        <w:t>        print("The" , the_num , "times table is:")</w:t>
+                      </w:r>
+                    </w:p>
+                    <w:p>
+                      <w:pPr>
+                        <w:rPr>
+                          <w:sz w:val="18"/>
+                          <w:szCs w:val="18"/>
+                        </w:rPr>
+                      </w:pPr>
+                      <w:r>
+                        <w:rPr>
+                          <w:sz w:val="18"/>
+                          <w:szCs w:val="18"/>
+                        </w:rPr>
+                        <w:t>    else:</w:t>
+                      </w:r>
+                    </w:p>
+                    <w:p>
+                      <w:pPr>
+                        <w:rPr>
+                          <w:sz w:val="18"/>
+                          <w:szCs w:val="18"/>
+                        </w:rPr>
+                      </w:pPr>
+                      <w:r>
+                        <w:rPr>
+                          <w:sz w:val="18"/>
+                          <w:szCs w:val="18"/>
+                        </w:rPr>
+                        <w:t>        time.sleep(0.2)</w:t>
+                      </w:r>
+                    </w:p>
+                    <w:p>
+                      <w:pPr>
+                        <w:rPr>
+                          <w:sz w:val="18"/>
+                          <w:szCs w:val="18"/>
+                        </w:rPr>
+                      </w:pPr>
+                      <w:r>
+                        <w:rPr>
+                          <w:sz w:val="18"/>
+                          <w:szCs w:val="18"/>
+                        </w:rPr>
+                        <w:t>        print(the_num*i)</w:t>
+                      </w:r>
+                    </w:p>
+                    <w:p>
+                      <w:pPr>
+                        <w:rPr>
+                          <w:sz w:val="18"/>
+                          <w:szCs w:val="18"/>
+                        </w:rPr>
+                      </w:pPr>
+                      <w:r>
+                        <w:rPr>
+                          <w:sz w:val="18"/>
+                          <w:szCs w:val="18"/>
+                        </w:rPr>
+                        <w:t>time.sleep(3)</w:t>
+                      </w:r>
+                    </w:p>
+                    <w:p>
+                      <w:pPr>
+                        <w:rPr>
+                          <w:sz w:val="18"/>
+                          <w:szCs w:val="18"/>
+                        </w:rPr>
+                      </w:pPr>
+                      <w:r>
+                        <w:rPr>
+                          <w:sz w:val="18"/>
+                          <w:szCs w:val="18"/>
+                        </w:rPr>
+                        <w:t>Dialogue("BUT IT'S STILL NOT ENOUGH NUM!!!!!")</w:t>
+                      </w:r>
+                    </w:p>
+                    <w:p>
+                      <w:pPr>
+                        <w:rPr>
+                          <w:sz w:val="18"/>
+                          <w:szCs w:val="18"/>
+                        </w:rPr>
+                      </w:pPr>
+                      <w:r>
+                        <w:rPr>
+                          <w:sz w:val="18"/>
+                          <w:szCs w:val="18"/>
+                        </w:rPr>
+                        <w:t>the_num_list = []</w:t>
+                      </w:r>
+                    </w:p>
+                    <w:p>
+                      <w:pPr>
+                        <w:rPr>
+                          <w:sz w:val="18"/>
+                          <w:szCs w:val="18"/>
+                        </w:rPr>
+                      </w:pPr>
+                      <w:r>
+                        <w:rPr>
+                          <w:sz w:val="18"/>
+                          <w:szCs w:val="18"/>
+                        </w:rPr>
+                        <w:t>for i in range(5):</w:t>
+                      </w:r>
+                    </w:p>
+                    <w:p>
+                      <w:pPr>
+                        <w:rPr>
+                          <w:sz w:val="18"/>
+                          <w:szCs w:val="18"/>
+                        </w:rPr>
+                      </w:pPr>
+                      <w:r>
+                        <w:rPr>
+                          <w:sz w:val="18"/>
+                          <w:szCs w:val="18"/>
+                        </w:rPr>
+                        <w:t>    the_num_list.append(int(input("MORE NUM:")))</w:t>
+                      </w:r>
+                    </w:p>
+                    <w:p>
+                      <w:pPr>
+                        <w:rPr>
+                          <w:sz w:val="18"/>
+                          <w:szCs w:val="18"/>
+                        </w:rPr>
+                      </w:pPr>
+                      <w:r>
+                        <w:rPr>
+                          <w:sz w:val="18"/>
+                          <w:szCs w:val="18"/>
+                        </w:rPr>
+                        <w:t>PTF.Processing()</w:t>
+                      </w:r>
+                    </w:p>
+                    <w:p>
+                      <w:pPr>
+                        <w:rPr>
+                          <w:sz w:val="18"/>
+                          <w:szCs w:val="18"/>
+                        </w:rPr>
+                      </w:pPr>
+                      <w:r>
+                        <w:rPr>
+                          <w:sz w:val="18"/>
+                          <w:szCs w:val="18"/>
+                        </w:rPr>
+                        <w:t>try:</w:t>
+                      </w:r>
+                    </w:p>
+                    <w:p>
+                      <w:pPr>
+                        <w:rPr>
+                          <w:sz w:val="18"/>
+                          <w:szCs w:val="18"/>
+                        </w:rPr>
+                      </w:pPr>
+                      <w:r>
+                        <w:rPr>
+                          <w:sz w:val="18"/>
+                          <w:szCs w:val="18"/>
+                        </w:rPr>
+                        <w:t>    the_num_list_mode = str(stat.mode(the_num_list))</w:t>
+                      </w:r>
+                    </w:p>
+                    <w:p>
+                      <w:pPr>
+                        <w:rPr>
+                          <w:sz w:val="18"/>
+                          <w:szCs w:val="18"/>
+                        </w:rPr>
+                      </w:pPr>
+                      <w:r>
+                        <w:rPr>
+                          <w:sz w:val="18"/>
+                          <w:szCs w:val="18"/>
+                        </w:rPr>
+                        <w:t>except:</w:t>
+                      </w:r>
+                    </w:p>
+                    <w:p>
+                      <w:pPr>
+                        <w:rPr>
+                          <w:sz w:val="18"/>
+                          <w:szCs w:val="18"/>
+                        </w:rPr>
+                      </w:pPr>
+                      <w:r>
+                        <w:rPr>
+                          <w:sz w:val="18"/>
+                          <w:szCs w:val="18"/>
+                        </w:rPr>
+                        <w:t>    the_num_list_mode = None</w:t>
+                      </w:r>
+                    </w:p>
+                    <w:p>
+                      <w:pPr>
+                        <w:rPr>
+                          <w:sz w:val="18"/>
+                          <w:szCs w:val="18"/>
+                        </w:rPr>
+                      </w:pPr>
+                      <w:r>
+                        <w:rPr>
+                          <w:sz w:val="18"/>
+                          <w:szCs w:val="18"/>
+                        </w:rPr>
+                        <w:t>the_num_list_median = str(stat.median(the_num_list))</w:t>
+                      </w:r>
+                    </w:p>
+                    <w:p>
+                      <w:r>
+                        <w:rPr>
+                          <w:sz w:val="18"/>
+                          <w:szCs w:val="18"/>
+                        </w:rPr>
+                        <w:t>the_num_list_mean = str(stat.mean(t</w:t>
+                      </w:r>
+                      <w:r>
+                        <w:t>he_num_list))</w:t>
+                      </w:r>
+                    </w:p>
+                    <w:p>
+                      <w:r>
+                        <w:t>Dialogue("Intresting...")</w:t>
+                      </w:r>
+                    </w:p>
+                    <w:p>
+                      <w:r>
+                        <w:t>Dialogue(f"The mode of your nums are {the_num_list_mode} , the median {the_num_list_median} , and the mean {the_num_list_mean}...")</w:t>
+                      </w:r>
+                    </w:p>
+                    <w:p>
+                      <w:r>
+                        <w:t>Dialogue("Quite intresting I must say...")</w:t>
+                      </w:r>
+                    </w:p>
+                    <w:p>
+                      <w:r>
+                        <w:t>Dialogue("BUT STILL NOT ENOUGH NUM!!!!")</w:t>
+                      </w:r>
+                    </w:p>
                     <w:p/>
                   </w:txbxContent>
                 </v:textbox>
@@ -17694,6 +18210,9 @@
           </mc:Fallback>
         </mc:AlternateContent>
       </w:r>
+      <w:r>
+        <w:t>Using a for loop ask the user to enter in 5 numbers and calculate the average of the 5 numbers.</w:t>
+      </w:r>
     </w:p>
     <w:p/>
     <w:p/>
@@ -17702,6 +18221,7 @@
     <w:p/>
     <w:p/>
     <w:p/>
+    <w:p/>
     <w:p>
       <w:r>
         <w:t xml:space="preserve">Ask for a starting </w:t>
@@ -17724,7 +18244,7 @@
         <mc:AlternateContent>
           <mc:Choice Requires="wps">
             <w:drawing>
-              <wp:anchor distT="0" distB="0" distL="114300" distR="114300" simplePos="0" relativeHeight="251658304" behindDoc="0" locked="0" layoutInCell="1" allowOverlap="1" wp14:anchorId="6D94DD26" wp14:editId="42E0F514">
+              <wp:anchor distT="0" distB="0" distL="114300" distR="114300" simplePos="0" relativeHeight="251658296" behindDoc="0" locked="0" layoutInCell="1" allowOverlap="1" wp14:anchorId="6D94DD26" wp14:editId="42E0F514">
                 <wp:simplePos x="0" y="0"/>
                 <wp:positionH relativeFrom="margin">
                   <wp:align>left</wp:align>
@@ -17760,6 +18280,36 @@
                       </wps:spPr>
                       <wps:txbx>
                         <w:txbxContent>
+                          <w:p>
+                            <w:r>
+                              <w:t>Dialogue("BUT STILL NOT ENOUGH NUM!!!!")</w:t>
+                            </w:r>
+                          </w:p>
+                          <w:p>
+                            <w:r>
+                              <w:t>starter_num = int(input("GIVE ME A STARTING NUM:"))</w:t>
+                            </w:r>
+                          </w:p>
+                          <w:p>
+                            <w:r>
+                              <w:t>ender_num = int(input("GIVE ME A ENDING NUM:"))</w:t>
+                            </w:r>
+                          </w:p>
+                          <w:p>
+                            <w:r>
+                              <w:t>PTF.Processing("Processi-",0,0)</w:t>
+                            </w:r>
+                          </w:p>
+                          <w:p>
+                            <w:r>
+                              <w:t>for i in range(starter_num,ender_num):</w:t>
+                            </w:r>
+                          </w:p>
+                          <w:p>
+                            <w:r>
+                              <w:t>    Dialogue("The fog is coming")</w:t>
+                            </w:r>
+                          </w:p>
                           <w:p/>
                         </w:txbxContent>
                       </wps:txbx>
@@ -17783,9 +18333,39 @@
           </mc:Choice>
           <mc:Fallback>
             <w:pict>
-              <v:shape w14:anchorId="6D94DD26" id="Text Box 76" o:spid="_x0000_s1074" type="#_x0000_t202" style="position:absolute;margin-left:0;margin-top:-.3pt;width:475.45pt;height:171.15pt;z-index:251658304;visibility:visible;mso-wrap-style:square;mso-width-percent:0;mso-height-percent:0;mso-wrap-distance-left:9pt;mso-wrap-distance-top:0;mso-wrap-distance-right:9pt;mso-wrap-distance-bottom:0;mso-position-horizontal:left;mso-position-horizontal-relative:margin;mso-position-vertical:absolute;mso-position-vertical-relative:text;mso-width-percent:0;mso-height-percent:0;mso-width-relative:margin;mso-height-relative:margin;v-text-anchor:top" o:gfxdata="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" fillcolor="white [3201]" strokeweight=".5pt">
+              <v:shape w14:anchorId="6D94DD26" id="Text Box 76" o:spid="_x0000_s1067" type="#_x0000_t202" style="position:absolute;margin-left:0;margin-top:-.3pt;width:475.45pt;height:171.15pt;z-index:251658296;visibility:visible;mso-wrap-style:square;mso-width-percent:0;mso-height-percent:0;mso-wrap-distance-left:9pt;mso-wrap-distance-top:0;mso-wrap-distance-right:9pt;mso-wrap-distance-bottom:0;mso-position-horizontal:left;mso-position-horizontal-relative:margin;mso-position-vertical:absolute;mso-position-vertical-relative:text;mso-width-percent:0;mso-height-percent:0;mso-width-relative:margin;mso-height-relative:margin;v-text-anchor:top" o:gfxdata="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" fillcolor="white [3201]" strokeweight=".5pt">
                 <v:textbox>
                   <w:txbxContent>
+                    <w:p>
+                      <w:r>
+                        <w:t>Dialogue("BUT STILL NOT ENOUGH NUM!!!!")</w:t>
+                      </w:r>
+                    </w:p>
+                    <w:p>
+                      <w:r>
+                        <w:t>starter_num = int(input("GIVE ME A STARTING NUM:"))</w:t>
+                      </w:r>
+                    </w:p>
+                    <w:p>
+                      <w:r>
+                        <w:t>ender_num = int(input("GIVE ME A ENDING NUM:"))</w:t>
+                      </w:r>
+                    </w:p>
+                    <w:p>
+                      <w:r>
+                        <w:t>PTF.Processing("Processi-",0,0)</w:t>
+                      </w:r>
+                    </w:p>
+                    <w:p>
+                      <w:r>
+                        <w:t>for i in range(starter_num,ender_num):</w:t>
+                      </w:r>
+                    </w:p>
+                    <w:p>
+                      <w:r>
+                        <w:t>    Dialogue("The fog is coming")</w:t>
+                      </w:r>
+                    </w:p>
                     <w:p/>
                   </w:txbxContent>
                 </v:textbox>
@@ -17821,7 +18401,7 @@
         <mc:AlternateContent>
           <mc:Choice Requires="wps">
             <w:drawing>
-              <wp:anchor distT="0" distB="0" distL="114300" distR="114300" simplePos="0" relativeHeight="251658305" behindDoc="0" locked="0" layoutInCell="1" allowOverlap="1" wp14:anchorId="6618D183" wp14:editId="094745F9">
+              <wp:anchor distT="0" distB="0" distL="114300" distR="114300" simplePos="0" relativeHeight="251658297" behindDoc="0" locked="0" layoutInCell="1" allowOverlap="1" wp14:anchorId="6618D183" wp14:editId="094745F9">
                 <wp:simplePos x="0" y="0"/>
                 <wp:positionH relativeFrom="margin">
                   <wp:align>left</wp:align>
@@ -17857,6 +18437,56 @@
                       </wps:spPr>
                       <wps:txbx>
                         <w:txbxContent>
+                          <w:p>
+                            <w:r>
+                              <w:t>for i in range(100):</w:t>
+                            </w:r>
+                          </w:p>
+                          <w:p>
+                            <w:r>
+                              <w:t>    if (i+1) % 3 == 0 and (i+1) % 5 == 0:</w:t>
+                            </w:r>
+                          </w:p>
+                          <w:p>
+                            <w:r>
+                              <w:t>        print("FIZZBUZZ")</w:t>
+                            </w:r>
+                          </w:p>
+                          <w:p>
+                            <w:r>
+                              <w:t>    elif (i+1) % 3 == 0:</w:t>
+                            </w:r>
+                          </w:p>
+                          <w:p>
+                            <w:r>
+                              <w:t>        print("FIZZ")</w:t>
+                            </w:r>
+                          </w:p>
+                          <w:p>
+                            <w:r>
+                              <w:t>    elif (i+1) % 5 == 0:</w:t>
+                            </w:r>
+                          </w:p>
+                          <w:p>
+                            <w:r>
+                              <w:t>        print("BUZZ")</w:t>
+                            </w:r>
+                          </w:p>
+                          <w:p>
+                            <w:r>
+                              <w:t>    else:</w:t>
+                            </w:r>
+                          </w:p>
+                          <w:p>
+                            <w:r>
+                              <w:t>        print(f"Performing ancient num ritual step {i+1} out of 100...")</w:t>
+                            </w:r>
+                          </w:p>
+                          <w:p>
+                            <w:r>
+                              <w:t>        time.sleep(0.1)</w:t>
+                            </w:r>
+                          </w:p>
                           <w:p/>
                         </w:txbxContent>
                       </wps:txbx>
@@ -17880,9 +18510,59 @@
           </mc:Choice>
           <mc:Fallback>
             <w:pict>
-              <v:shape w14:anchorId="6618D183" id="Text Box 77" o:spid="_x0000_s1075" type="#_x0000_t202" style="position:absolute;margin-left:0;margin-top:22.75pt;width:475.45pt;height:288.7pt;z-index:251658305;visibility:visible;mso-wrap-style:square;mso-width-percent:0;mso-height-percent:0;mso-wrap-distance-left:9pt;mso-wrap-distance-top:0;mso-wrap-distance-right:9pt;mso-wrap-distance-bottom:0;mso-position-horizontal:left;mso-position-horizontal-relative:margin;mso-position-vertical:absolute;mso-position-vertical-relative:text;mso-width-percent:0;mso-height-percent:0;mso-width-relative:margin;mso-height-relative:margin;v-text-anchor:top" o:gfxdata="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" fillcolor="white [3201]" strokeweight=".5pt">
+              <v:shape w14:anchorId="6618D183" id="Text Box 77" o:spid="_x0000_s1068" type="#_x0000_t202" style="position:absolute;margin-left:0;margin-top:22.75pt;width:475.45pt;height:288.7pt;z-index:251658297;visibility:visible;mso-wrap-style:square;mso-width-percent:0;mso-height-percent:0;mso-wrap-distance-left:9pt;mso-wrap-distance-top:0;mso-wrap-distance-right:9pt;mso-wrap-distance-bottom:0;mso-position-horizontal:left;mso-position-horizontal-relative:margin;mso-position-vertical:absolute;mso-position-vertical-relative:text;mso-width-percent:0;mso-height-percent:0;mso-width-relative:margin;mso-height-relative:margin;v-text-anchor:top" o:gfxdata="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" fillcolor="white [3201]" strokeweight=".5pt">
                 <v:textbox>
                   <w:txbxContent>
+                    <w:p>
+                      <w:r>
+                        <w:t>for i in range(100):</w:t>
+                      </w:r>
+                    </w:p>
+                    <w:p>
+                      <w:r>
+                        <w:t>    if (i+1) % 3 == 0 and (i+1) % 5 == 0:</w:t>
+                      </w:r>
+                    </w:p>
+                    <w:p>
+                      <w:r>
+                        <w:t>        print("FIZZBUZZ")</w:t>
+                      </w:r>
+                    </w:p>
+                    <w:p>
+                      <w:r>
+                        <w:t>    elif (i+1) % 3 == 0:</w:t>
+                      </w:r>
+                    </w:p>
+                    <w:p>
+                      <w:r>
+                        <w:t>        print("FIZZ")</w:t>
+                      </w:r>
+                    </w:p>
+                    <w:p>
+                      <w:r>
+                        <w:t>    elif (i+1) % 5 == 0:</w:t>
+                      </w:r>
+                    </w:p>
+                    <w:p>
+                      <w:r>
+                        <w:t>        print("BUZZ")</w:t>
+                      </w:r>
+                    </w:p>
+                    <w:p>
+                      <w:r>
+                        <w:t>    else:</w:t>
+                      </w:r>
+                    </w:p>
+                    <w:p>
+                      <w:r>
+                        <w:t>        print(f"Performing ancient num ritual step {i+1} out of 100...")</w:t>
+                      </w:r>
+                    </w:p>
+                    <w:p>
+                      <w:r>
+                        <w:t>        time.sleep(0.1)</w:t>
+                      </w:r>
+                    </w:p>
                     <w:p/>
                   </w:txbxContent>
                 </v:textbox>
@@ -17905,12 +18585,243 @@
     <w:p/>
     <w:p/>
     <w:p/>
+    <w:p>
+      <w:r>
+        <w:rPr>
+          <w:noProof/>
+        </w:rPr>
+        <mc:AlternateContent>
+          <mc:Choice Requires="wps">
+            <w:drawing>
+              <wp:anchor distT="0" distB="0" distL="114300" distR="114300" simplePos="0" relativeHeight="251658334" behindDoc="0" locked="0" layoutInCell="1" allowOverlap="1" wp14:anchorId="128FEE1F" wp14:editId="001538BB">
+                <wp:simplePos x="0" y="0"/>
+                <wp:positionH relativeFrom="margin">
+                  <wp:posOffset>92710</wp:posOffset>
+                </wp:positionH>
+                <wp:positionV relativeFrom="paragraph">
+                  <wp:posOffset>13335</wp:posOffset>
+                </wp:positionV>
+                <wp:extent cx="6037580" cy="3867150"/>
+                <wp:effectExtent l="0" t="0" r="20320" b="19050"/>
+                <wp:wrapNone/>
+                <wp:docPr id="79" name="Text Box 79"/>
+                <wp:cNvGraphicFramePr/>
+                <a:graphic xmlns:a="http://schemas.openxmlformats.org/drawingml/2006/main">
+                  <a:graphicData uri="http://schemas.microsoft.com/office/word/2010/wordprocessingShape">
+                    <wps:wsp>
+                      <wps:cNvSpPr txBox="1"/>
+                      <wps:spPr>
+                        <a:xfrm>
+                          <a:off x="0" y="0"/>
+                          <a:ext cx="6037580" cy="3867150"/>
+                        </a:xfrm>
+                        <a:prstGeom prst="rect">
+                          <a:avLst/>
+                        </a:prstGeom>
+                        <a:solidFill>
+                          <a:schemeClr val="lt1"/>
+                        </a:solidFill>
+                        <a:ln w="6350">
+                          <a:solidFill>
+                            <a:prstClr val="black"/>
+                          </a:solidFill>
+                        </a:ln>
+                      </wps:spPr>
+                      <wps:txbx>
+                        <w:txbxContent>
+                          <w:p>
+                            <w:r>
+                              <w:t>def Asterisk_pyramid(one_more_num):</w:t>
+                            </w:r>
+                          </w:p>
+                          <w:p>
+                            <w:r>
+                              <w:t>    num = one_more_num</w:t>
+                            </w:r>
+                          </w:p>
+                          <w:p>
+                            <w:r>
+                              <w:t>    n = 1</w:t>
+                            </w:r>
+                          </w:p>
+                          <w:p>
+                            <w:r>
+                              <w:t>    for i in range(1,one_more_num+1):</w:t>
+                            </w:r>
+                          </w:p>
+                          <w:p>
+                            <w:r>
+                              <w:t>        for j in range(num):</w:t>
+                            </w:r>
+                          </w:p>
+                          <w:p>
+                            <w:r>
+                              <w:t>            print(" ",end="")</w:t>
+                            </w:r>
+                          </w:p>
+                          <w:p>
+                            <w:r>
+                              <w:t>        for k in range((n*2)-1):</w:t>
+                            </w:r>
+                          </w:p>
+                          <w:p>
+                            <w:r>
+                              <w:t>            print("*",end="")</w:t>
+                            </w:r>
+                          </w:p>
+                          <w:p>
+                            <w:r>
+                              <w:t>        for l in range(num):</w:t>
+                            </w:r>
+                          </w:p>
+                          <w:p>
+                            <w:r>
+                              <w:t>            print(" ",end="")</w:t>
+                            </w:r>
+                          </w:p>
+                          <w:p>
+                            <w:r>
+                              <w:t>        num -= 1</w:t>
+                            </w:r>
+                          </w:p>
+                          <w:p>
+                            <w:r>
+                              <w:t>        n += 1</w:t>
+                            </w:r>
+                          </w:p>
+                          <w:p>
+                            <w:r>
+                              <w:t>        print("\n")</w:t>
+                            </w:r>
+                          </w:p>
+                          <w:p>
+                            <w:r>
+                              <w:t xml:space="preserve">        </w:t>
+                            </w:r>
+                          </w:p>
+                          <w:p/>
+                          <w:p>
+                            <w:r>
+                              <w:t xml:space="preserve">Asterisk_pyramid(one_more_num) </w:t>
+                            </w:r>
+                          </w:p>
+                          <w:p/>
+                        </w:txbxContent>
+                      </wps:txbx>
+                      <wps:bodyPr rot="0" spcFirstLastPara="0" vertOverflow="overflow" horzOverflow="overflow" vert="horz" wrap="square" lIns="91440" tIns="45720" rIns="91440" bIns="45720" numCol="1" spcCol="0" rtlCol="0" fromWordArt="0" anchor="t" anchorCtr="0" forceAA="0" compatLnSpc="1">
+                        <a:prstTxWarp prst="textNoShape">
+                          <a:avLst/>
+                        </a:prstTxWarp>
+                        <a:noAutofit/>
+                      </wps:bodyPr>
+                    </wps:wsp>
+                  </a:graphicData>
+                </a:graphic>
+                <wp14:sizeRelH relativeFrom="margin">
+                  <wp14:pctWidth>0</wp14:pctWidth>
+                </wp14:sizeRelH>
+                <wp14:sizeRelV relativeFrom="margin">
+                  <wp14:pctHeight>0</wp14:pctHeight>
+                </wp14:sizeRelV>
+              </wp:anchor>
+            </w:drawing>
+          </mc:Choice>
+          <mc:Fallback>
+            <w:pict>
+              <v:shape w14:anchorId="128FEE1F" id="Text Box 79" o:spid="_x0000_s1069" type="#_x0000_t202" style="position:absolute;margin-left:7.3pt;margin-top:1.05pt;width:475.4pt;height:304.5pt;z-index:251658334;visibility:visible;mso-wrap-style:square;mso-width-percent:0;mso-height-percent:0;mso-wrap-distance-left:9pt;mso-wrap-distance-top:0;mso-wrap-distance-right:9pt;mso-wrap-distance-bottom:0;mso-position-horizontal:absolute;mso-position-horizontal-relative:margin;mso-position-vertical:absolute;mso-position-vertical-relative:text;mso-width-percent:0;mso-height-percent:0;mso-width-relative:margin;mso-height-relative:margin;v-text-anchor:top" o:gfxdata="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" fillcolor="white [3201]" strokeweight=".5pt">
+                <v:textbox>
+                  <w:txbxContent>
+                    <w:p>
+                      <w:r>
+                        <w:t>def Asterisk_pyramid(one_more_num):</w:t>
+                      </w:r>
+                    </w:p>
+                    <w:p>
+                      <w:r>
+                        <w:t>    num = one_more_num</w:t>
+                      </w:r>
+                    </w:p>
+                    <w:p>
+                      <w:r>
+                        <w:t>    n = 1</w:t>
+                      </w:r>
+                    </w:p>
+                    <w:p>
+                      <w:r>
+                        <w:t>    for i in range(1,one_more_num+1):</w:t>
+                      </w:r>
+                    </w:p>
+                    <w:p>
+                      <w:r>
+                        <w:t>        for j in range(num):</w:t>
+                      </w:r>
+                    </w:p>
+                    <w:p>
+                      <w:r>
+                        <w:t>            print(" ",end="")</w:t>
+                      </w:r>
+                    </w:p>
+                    <w:p>
+                      <w:r>
+                        <w:t>        for k in range((n*2)-1):</w:t>
+                      </w:r>
+                    </w:p>
+                    <w:p>
+                      <w:r>
+                        <w:t>            print("*",end="")</w:t>
+                      </w:r>
+                    </w:p>
+                    <w:p>
+                      <w:r>
+                        <w:t>        for l in range(num):</w:t>
+                      </w:r>
+                    </w:p>
+                    <w:p>
+                      <w:r>
+                        <w:t>            print(" ",end="")</w:t>
+                      </w:r>
+                    </w:p>
+                    <w:p>
+                      <w:r>
+                        <w:t>        num -= 1</w:t>
+                      </w:r>
+                    </w:p>
+                    <w:p>
+                      <w:r>
+                        <w:t>        n += 1</w:t>
+                      </w:r>
+                    </w:p>
+                    <w:p>
+                      <w:r>
+                        <w:t>        print("\n")</w:t>
+                      </w:r>
+                    </w:p>
+                    <w:p>
+                      <w:r>
+                        <w:t xml:space="preserve">        </w:t>
+                      </w:r>
+                    </w:p>
+                    <w:p/>
+                    <w:p>
+                      <w:r>
+                        <w:t xml:space="preserve">Asterisk_pyramid(one_more_num) </w:t>
+                      </w:r>
+                    </w:p>
+                    <w:p/>
+                  </w:txbxContent>
+                </v:textbox>
+                <w10:wrap anchorx="margin"/>
+              </v:shape>
+            </w:pict>
+          </mc:Fallback>
+        </mc:AlternateContent>
+      </w:r>
+    </w:p>
     <w:p/>
     <w:p/>
     <w:p/>
     <w:p/>
     <w:p/>
-    <w:p/>
     <w:p>
       <w:r>
         <w:t>Write a program that prints a pattern of stars in a pyramid shape.</w:t>
@@ -17926,7 +18837,7 @@
           <w:noProof/>
         </w:rPr>
         <w:drawing>
-          <wp:anchor distT="0" distB="0" distL="114300" distR="114300" simplePos="0" relativeHeight="251658306" behindDoc="0" locked="0" layoutInCell="1" allowOverlap="1" wp14:anchorId="716C8147" wp14:editId="44B45F13">
+          <wp:anchor distT="0" distB="0" distL="114300" distR="114300" simplePos="0" relativeHeight="251658298" behindDoc="0" locked="0" layoutInCell="1" allowOverlap="1" wp14:anchorId="716C8147" wp14:editId="027A94F8">
             <wp:simplePos x="0" y="0"/>
             <wp:positionH relativeFrom="margin">
               <wp:posOffset>5343849</wp:posOffset>
@@ -17949,7 +18860,7 @@
                     <pic:cNvPicPr/>
                   </pic:nvPicPr>
                   <pic:blipFill rotWithShape="1">
-                    <a:blip r:embed="rId46">
+                    <a:blip r:embed="rId54">
                       <a:extLst>
                         <a:ext uri="{28A0092B-C50C-407E-A947-70E740481C1C}">
                           <a14:useLocalDpi xmlns:a14="http://schemas.microsoft.com/office/drawing/2010/main" val="0"/>
@@ -17989,84 +18900,6 @@
         </w:drawing>
       </w:r>
       <w:r>
-        <w:rPr>
-          <w:noProof/>
-        </w:rPr>
-        <mc:AlternateContent>
-          <mc:Choice Requires="wps">
-            <w:drawing>
-              <wp:anchor distT="0" distB="0" distL="114300" distR="114300" simplePos="0" relativeHeight="251658242" behindDoc="0" locked="0" layoutInCell="1" allowOverlap="1" wp14:anchorId="128FEE1F" wp14:editId="1D339C09">
-                <wp:simplePos x="0" y="0"/>
-                <wp:positionH relativeFrom="margin">
-                  <wp:posOffset>8626</wp:posOffset>
-                </wp:positionH>
-                <wp:positionV relativeFrom="paragraph">
-                  <wp:posOffset>395365</wp:posOffset>
-                </wp:positionV>
-                <wp:extent cx="6038215" cy="3036367"/>
-                <wp:effectExtent l="0" t="0" r="19685" b="12065"/>
-                <wp:wrapNone/>
-                <wp:docPr id="79" name="Text Box 79"/>
-                <wp:cNvGraphicFramePr/>
-                <a:graphic xmlns:a="http://schemas.openxmlformats.org/drawingml/2006/main">
-                  <a:graphicData uri="http://schemas.microsoft.com/office/word/2010/wordprocessingShape">
-                    <wps:wsp>
-                      <wps:cNvSpPr txBox="1"/>
-                      <wps:spPr>
-                        <a:xfrm>
-                          <a:off x="0" y="0"/>
-                          <a:ext cx="6038215" cy="3036367"/>
-                        </a:xfrm>
-                        <a:prstGeom prst="rect">
-                          <a:avLst/>
-                        </a:prstGeom>
-                        <a:solidFill>
-                          <a:schemeClr val="lt1"/>
-                        </a:solidFill>
-                        <a:ln w="6350">
-                          <a:solidFill>
-                            <a:prstClr val="black"/>
-                          </a:solidFill>
-                        </a:ln>
-                      </wps:spPr>
-                      <wps:txbx>
-                        <w:txbxContent>
-                          <w:p/>
-                        </w:txbxContent>
-                      </wps:txbx>
-                      <wps:bodyPr rot="0" spcFirstLastPara="0" vertOverflow="overflow" horzOverflow="overflow" vert="horz" wrap="square" lIns="91440" tIns="45720" rIns="91440" bIns="45720" numCol="1" spcCol="0" rtlCol="0" fromWordArt="0" anchor="t" anchorCtr="0" forceAA="0" compatLnSpc="1">
-                        <a:prstTxWarp prst="textNoShape">
-                          <a:avLst/>
-                        </a:prstTxWarp>
-                        <a:noAutofit/>
-                      </wps:bodyPr>
-                    </wps:wsp>
-                  </a:graphicData>
-                </a:graphic>
-                <wp14:sizeRelH relativeFrom="margin">
-                  <wp14:pctWidth>0</wp14:pctWidth>
-                </wp14:sizeRelH>
-                <wp14:sizeRelV relativeFrom="margin">
-                  <wp14:pctHeight>0</wp14:pctHeight>
-                </wp14:sizeRelV>
-              </wp:anchor>
-            </w:drawing>
-          </mc:Choice>
-          <mc:Fallback>
-            <w:pict>
-              <v:shape w14:anchorId="128FEE1F" id="Text Box 79" o:spid="_x0000_s1076" type="#_x0000_t202" style="position:absolute;margin-left:.7pt;margin-top:31.15pt;width:475.45pt;height:239.1pt;z-index:251658242;visibility:visible;mso-wrap-style:square;mso-width-percent:0;mso-height-percent:0;mso-wrap-distance-left:9pt;mso-wrap-distance-top:0;mso-wrap-distance-right:9pt;mso-wrap-distance-bottom:0;mso-position-horizontal:absolute;mso-position-horizontal-relative:margin;mso-position-vertical:absolute;mso-position-vertical-relative:text;mso-width-percent:0;mso-height-percent:0;mso-width-relative:margin;mso-height-relative:margin;v-text-anchor:top" o:gfxdata="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" fillcolor="white [3201]" strokeweight=".5pt">
-                <v:textbox>
-                  <w:txbxContent>
-                    <w:p/>
-                  </w:txbxContent>
-                </v:textbox>
-                <w10:wrap anchorx="margin"/>
-              </v:shape>
-            </w:pict>
-          </mc:Fallback>
-        </mc:AlternateContent>
-      </w:r>
-      <w:r>
         <w:br w:type="page"/>
       </w:r>
     </w:p>
@@ -18085,7 +18918,7 @@
         <mc:AlternateContent>
           <mc:Choice Requires="wps">
             <w:drawing>
-              <wp:anchor distT="0" distB="0" distL="114300" distR="114300" simplePos="0" relativeHeight="251658248" behindDoc="0" locked="0" layoutInCell="1" allowOverlap="1" wp14:anchorId="04AAD251" wp14:editId="20B7FA17">
+              <wp:anchor distT="0" distB="0" distL="114300" distR="114300" simplePos="0" relativeHeight="251658245" behindDoc="0" locked="0" layoutInCell="1" allowOverlap="1" wp14:anchorId="04AAD251" wp14:editId="20B7FA17">
                 <wp:simplePos x="0" y="0"/>
                 <wp:positionH relativeFrom="column">
                   <wp:posOffset>111318</wp:posOffset>
@@ -18233,7 +19066,7 @@
           </mc:Choice>
           <mc:Fallback>
             <w:pict>
-              <v:rect w14:anchorId="04AAD251" id="Rectangle 34" o:spid="_x0000_s1077" style="position:absolute;margin-left:8.75pt;margin-top:14.15pt;width:442pt;height:72.65pt;z-index:251658248;visibility:visible;mso-wrap-style:square;mso-width-percent:0;mso-height-percent:0;mso-wrap-distance-left:9pt;mso-wrap-distance-top:0;mso-wrap-distance-right:9pt;mso-wrap-distance-bottom:0;mso-position-horizontal:absolute;mso-position-horizontal-relative:text;mso-position-vertical:absolute;mso-position-vertical-relative:text;mso-width-percent:0;mso-height-percent:0;mso-width-relative:margin;mso-height-relative:margin;v-text-anchor:top" o:gfxdata="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" fillcolor="white [3201]" strokecolor="#ed7d31 [3205]" strokeweight="1pt">
+              <v:rect w14:anchorId="04AAD251" id="Rectangle 34" o:spid="_x0000_s1070" style="position:absolute;margin-left:8.75pt;margin-top:14.15pt;width:442pt;height:72.65pt;z-index:251658245;visibility:visible;mso-wrap-style:square;mso-width-percent:0;mso-height-percent:0;mso-wrap-distance-left:9pt;mso-wrap-distance-top:0;mso-wrap-distance-right:9pt;mso-wrap-distance-bottom:0;mso-position-horizontal:absolute;mso-position-horizontal-relative:text;mso-position-vertical:absolute;mso-position-vertical-relative:text;mso-width-percent:0;mso-height-percent:0;mso-width-relative:margin;mso-height-relative:margin;v-text-anchor:top" o:gfxdata="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" fillcolor="white [3201]" strokecolor="#ed7d31 [3205]" strokeweight="1pt">
                 <v:textbox>
                   <w:txbxContent>
                     <w:p>
@@ -18373,7 +19206,7 @@
         <mc:AlternateContent>
           <mc:Choice Requires="wps">
             <w:drawing>
-              <wp:anchor distT="0" distB="0" distL="114300" distR="114300" simplePos="0" relativeHeight="251658307" behindDoc="0" locked="0" layoutInCell="1" allowOverlap="1" wp14:anchorId="790938E0" wp14:editId="24E52C5F">
+              <wp:anchor distT="0" distB="0" distL="114300" distR="114300" simplePos="0" relativeHeight="251658299" behindDoc="0" locked="0" layoutInCell="1" allowOverlap="1" wp14:anchorId="790938E0" wp14:editId="24E52C5F">
                 <wp:simplePos x="0" y="0"/>
                 <wp:positionH relativeFrom="column">
                   <wp:posOffset>17253</wp:posOffset>
@@ -18429,7 +19262,7 @@
           </mc:Choice>
           <mc:Fallback>
             <w:pict>
-              <v:shape w14:anchorId="790938E0" id="Text Box 80" o:spid="_x0000_s1078" type="#_x0000_t202" style="position:absolute;margin-left:1.35pt;margin-top:35.85pt;width:459.85pt;height:175.25pt;z-index:251658307;visibility:visible;mso-wrap-style:square;mso-height-percent:0;mso-wrap-distance-left:9pt;mso-wrap-distance-top:0;mso-wrap-distance-right:9pt;mso-wrap-distance-bottom:0;mso-position-horizontal:absolute;mso-position-horizontal-relative:text;mso-position-vertical:absolute;mso-position-vertical-relative:text;mso-height-percent:0;mso-height-relative:margin;v-text-anchor:top" o:gfxdata="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" fillcolor="white [3201]" strokeweight=".5pt">
+              <v:shape w14:anchorId="790938E0" id="Text Box 80" o:spid="_x0000_s1071" type="#_x0000_t202" style="position:absolute;margin-left:1.35pt;margin-top:35.85pt;width:459.85pt;height:175.25pt;z-index:251658299;visibility:visible;mso-wrap-style:square;mso-height-percent:0;mso-wrap-distance-left:9pt;mso-wrap-distance-top:0;mso-wrap-distance-right:9pt;mso-wrap-distance-bottom:0;mso-position-horizontal:absolute;mso-position-horizontal-relative:text;mso-position-vertical:absolute;mso-position-vertical-relative:text;mso-height-percent:0;mso-height-relative:margin;v-text-anchor:top" o:gfxdata="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" fillcolor="white [3201]" strokeweight=".5pt">
                 <v:textbox>
                   <w:txbxContent>
                     <w:p/>
@@ -18530,16 +19363,6 @@
     </w:p>
     <w:p>
       <w:r>
-        <w:t>Create a list named bands and include three of your favourite musicians.</w:t>
-      </w:r>
-    </w:p>
-    <w:p>
-      <w:pPr>
-        <w:rPr>
-          <w:b/>
-        </w:rPr>
-      </w:pPr>
-      <w:r>
         <w:rPr>
           <w:b/>
           <w:noProof/>
@@ -18547,16 +19370,16 @@
         <mc:AlternateContent>
           <mc:Choice Requires="wps">
             <w:drawing>
-              <wp:anchor distT="0" distB="0" distL="114300" distR="114300" simplePos="0" relativeHeight="251658309" behindDoc="0" locked="0" layoutInCell="1" allowOverlap="1" wp14:anchorId="7A144ACC" wp14:editId="77867EA6">
+              <wp:anchor distT="0" distB="0" distL="114300" distR="114300" simplePos="0" relativeHeight="251658301" behindDoc="0" locked="0" layoutInCell="1" allowOverlap="1" wp14:anchorId="7A144ACC" wp14:editId="2736B298">
                 <wp:simplePos x="0" y="0"/>
-                <wp:positionH relativeFrom="column">
-                  <wp:posOffset>0</wp:posOffset>
+                <wp:positionH relativeFrom="margin">
+                  <wp:align>left</wp:align>
                 </wp:positionH>
                 <wp:positionV relativeFrom="paragraph">
-                  <wp:posOffset>-635</wp:posOffset>
+                  <wp:posOffset>287019</wp:posOffset>
                 </wp:positionV>
-                <wp:extent cx="5840083" cy="1362973"/>
-                <wp:effectExtent l="0" t="0" r="27940" b="27940"/>
+                <wp:extent cx="5839460" cy="1419225"/>
+                <wp:effectExtent l="0" t="0" r="27940" b="28575"/>
                 <wp:wrapNone/>
                 <wp:docPr id="82" name="Text Box 82"/>
                 <wp:cNvGraphicFramePr/>
@@ -18567,7 +19390,7 @@
                       <wps:spPr>
                         <a:xfrm>
                           <a:off x="0" y="0"/>
-                          <a:ext cx="5840083" cy="1362973"/>
+                          <a:ext cx="5839460" cy="1419225"/>
                         </a:xfrm>
                         <a:prstGeom prst="rect">
                           <a:avLst/>
@@ -18583,7 +19406,111 @@
                       </wps:spPr>
                       <wps:txbx>
                         <w:txbxContent>
-                          <w:p/>
+                          <w:p>
+                            <w:pPr>
+                              <w:rPr>
+                                <w:sz w:val="16"/>
+                                <w:szCs w:val="16"/>
+                              </w:rPr>
+                            </w:pPr>
+                            <w:r>
+                              <w:rPr>
+                                <w:sz w:val="16"/>
+                                <w:szCs w:val="16"/>
+                              </w:rPr>
+                              <w:t>import time</w:t>
+                            </w:r>
+                          </w:p>
+                          <w:p>
+                            <w:pPr>
+                              <w:rPr>
+                                <w:sz w:val="16"/>
+                                <w:szCs w:val="16"/>
+                              </w:rPr>
+                            </w:pPr>
+                            <w:r>
+                              <w:rPr>
+                                <w:sz w:val="16"/>
+                                <w:szCs w:val="16"/>
+                              </w:rPr>
+                              <w:t>music_artist_list = ["MDK" , "Tokyo Machine" , "FWLR"]</w:t>
+                            </w:r>
+                          </w:p>
+                          <w:p>
+                            <w:pPr>
+                              <w:rPr>
+                                <w:sz w:val="16"/>
+                                <w:szCs w:val="16"/>
+                              </w:rPr>
+                            </w:pPr>
+                            <w:r>
+                              <w:rPr>
+                                <w:sz w:val="16"/>
+                                <w:szCs w:val="16"/>
+                              </w:rPr>
+                              <w:t>print("My three favourite artist are:")</w:t>
+                            </w:r>
+                          </w:p>
+                          <w:p>
+                            <w:pPr>
+                              <w:rPr>
+                                <w:sz w:val="16"/>
+                                <w:szCs w:val="16"/>
+                              </w:rPr>
+                            </w:pPr>
+                            <w:r>
+                              <w:rPr>
+                                <w:sz w:val="16"/>
+                                <w:szCs w:val="16"/>
+                              </w:rPr>
+                              <w:t>time.sleep(2)</w:t>
+                            </w:r>
+                          </w:p>
+                          <w:p>
+                            <w:pPr>
+                              <w:rPr>
+                                <w:sz w:val="16"/>
+                                <w:szCs w:val="16"/>
+                              </w:rPr>
+                            </w:pPr>
+                            <w:r>
+                              <w:rPr>
+                                <w:sz w:val="16"/>
+                                <w:szCs w:val="16"/>
+                              </w:rPr>
+                              <w:t>for i in range(3):</w:t>
+                            </w:r>
+                          </w:p>
+                          <w:p>
+                            <w:pPr>
+                              <w:rPr>
+                                <w:sz w:val="16"/>
+                                <w:szCs w:val="16"/>
+                              </w:rPr>
+                            </w:pPr>
+                            <w:r>
+                              <w:rPr>
+                                <w:sz w:val="16"/>
+                                <w:szCs w:val="16"/>
+                              </w:rPr>
+                              <w:t xml:space="preserve">    print(f".{music_artist_list[i]}")</w:t>
+                            </w:r>
+                          </w:p>
+                          <w:p>
+                            <w:pPr>
+                              <w:rPr>
+                                <w:sz w:val="16"/>
+                                <w:szCs w:val="16"/>
+                              </w:rPr>
+                            </w:pPr>
+                            <w:r>
+                              <w:rPr>
+                                <w:sz w:val="16"/>
+                                <w:szCs w:val="16"/>
+                              </w:rPr>
+                              <w:t xml:space="preserve">    time.sleep(0.1)</w:t>
+                            </w:r>
+                          </w:p>
                         </w:txbxContent>
                       </wps:txbx>
                       <wps:bodyPr rot="0" spcFirstLastPara="0" vertOverflow="overflow" horzOverflow="overflow" vert="horz" wrap="square" lIns="91440" tIns="45720" rIns="91440" bIns="45720" numCol="1" spcCol="0" rtlCol="0" fromWordArt="0" anchor="t" anchorCtr="0" forceAA="0" compatLnSpc="1">
@@ -18603,17 +19530,132 @@
           </mc:Choice>
           <mc:Fallback>
             <w:pict>
-              <v:shape w14:anchorId="7A144ACC" id="Text Box 82" o:spid="_x0000_s1079" type="#_x0000_t202" style="position:absolute;margin-left:0;margin-top:-.05pt;width:459.85pt;height:107.3pt;z-index:251658309;visibility:visible;mso-wrap-style:square;mso-height-percent:0;mso-wrap-distance-left:9pt;mso-wrap-distance-top:0;mso-wrap-distance-right:9pt;mso-wrap-distance-bottom:0;mso-position-horizontal:absolute;mso-position-horizontal-relative:text;mso-position-vertical:absolute;mso-position-vertical-relative:text;mso-height-percent:0;mso-height-relative:margin;v-text-anchor:top" o:gfxdata="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" fillcolor="white [3201]" strokeweight=".5pt">
+              <v:shape w14:anchorId="7A144ACC" id="Text Box 82" o:spid="_x0000_s1072" type="#_x0000_t202" style="position:absolute;margin-left:0;margin-top:22.6pt;width:459.8pt;height:111.75pt;z-index:251658301;visibility:visible;mso-wrap-style:square;mso-height-percent:0;mso-wrap-distance-left:9pt;mso-wrap-distance-top:0;mso-wrap-distance-right:9pt;mso-wrap-distance-bottom:0;mso-position-horizontal:left;mso-position-horizontal-relative:margin;mso-position-vertical:absolute;mso-position-vertical-relative:text;mso-height-percent:0;mso-height-relative:margin;v-text-anchor:top" o:gfxdata="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" fillcolor="white [3201]" strokeweight=".5pt">
                 <v:textbox>
                   <w:txbxContent>
-                    <w:p/>
+                    <w:p>
+                      <w:pPr>
+                        <w:rPr>
+                          <w:sz w:val="16"/>
+                          <w:szCs w:val="16"/>
+                        </w:rPr>
+                      </w:pPr>
+                      <w:r>
+                        <w:rPr>
+                          <w:sz w:val="16"/>
+                          <w:szCs w:val="16"/>
+                        </w:rPr>
+                        <w:t>import time</w:t>
+                      </w:r>
+                    </w:p>
+                    <w:p>
+                      <w:pPr>
+                        <w:rPr>
+                          <w:sz w:val="16"/>
+                          <w:szCs w:val="16"/>
+                        </w:rPr>
+                      </w:pPr>
+                      <w:r>
+                        <w:rPr>
+                          <w:sz w:val="16"/>
+                          <w:szCs w:val="16"/>
+                        </w:rPr>
+                        <w:t>music_artist_list = ["MDK" , "Tokyo Machine" , "FWLR"]</w:t>
+                      </w:r>
+                    </w:p>
+                    <w:p>
+                      <w:pPr>
+                        <w:rPr>
+                          <w:sz w:val="16"/>
+                          <w:szCs w:val="16"/>
+                        </w:rPr>
+                      </w:pPr>
+                      <w:r>
+                        <w:rPr>
+                          <w:sz w:val="16"/>
+                          <w:szCs w:val="16"/>
+                        </w:rPr>
+                        <w:t>print("My three favourite artist are:")</w:t>
+                      </w:r>
+                    </w:p>
+                    <w:p>
+                      <w:pPr>
+                        <w:rPr>
+                          <w:sz w:val="16"/>
+                          <w:szCs w:val="16"/>
+                        </w:rPr>
+                      </w:pPr>
+                      <w:r>
+                        <w:rPr>
+                          <w:sz w:val="16"/>
+                          <w:szCs w:val="16"/>
+                        </w:rPr>
+                        <w:t>time.sleep(2)</w:t>
+                      </w:r>
+                    </w:p>
+                    <w:p>
+                      <w:pPr>
+                        <w:rPr>
+                          <w:sz w:val="16"/>
+                          <w:szCs w:val="16"/>
+                        </w:rPr>
+                      </w:pPr>
+                      <w:r>
+                        <w:rPr>
+                          <w:sz w:val="16"/>
+                          <w:szCs w:val="16"/>
+                        </w:rPr>
+                        <w:t>for i in range(3):</w:t>
+                      </w:r>
+                    </w:p>
+                    <w:p>
+                      <w:pPr>
+                        <w:rPr>
+                          <w:sz w:val="16"/>
+                          <w:szCs w:val="16"/>
+                        </w:rPr>
+                      </w:pPr>
+                      <w:r>
+                        <w:rPr>
+                          <w:sz w:val="16"/>
+                          <w:szCs w:val="16"/>
+                        </w:rPr>
+                        <w:t xml:space="preserve">    print(f".{music_artist_list[i]}")</w:t>
+                      </w:r>
+                    </w:p>
+                    <w:p>
+                      <w:pPr>
+                        <w:rPr>
+                          <w:sz w:val="16"/>
+                          <w:szCs w:val="16"/>
+                        </w:rPr>
+                      </w:pPr>
+                      <w:r>
+                        <w:rPr>
+                          <w:sz w:val="16"/>
+                          <w:szCs w:val="16"/>
+                        </w:rPr>
+                        <w:t xml:space="preserve">    time.sleep(0.1)</w:t>
+                      </w:r>
+                    </w:p>
                   </w:txbxContent>
                 </v:textbox>
+                <w10:wrap anchorx="margin"/>
               </v:shape>
             </w:pict>
           </mc:Fallback>
         </mc:AlternateContent>
       </w:r>
+      <w:r>
+        <w:t>Create a list named bands and include three of your favourite musicians.</w:t>
+      </w:r>
+    </w:p>
+    <w:p>
+      <w:pPr>
+        <w:rPr>
+          <w:b/>
+        </w:rPr>
+      </w:pPr>
     </w:p>
     <w:p>
       <w:pPr>
@@ -18678,7 +19720,7 @@
         <mc:AlternateContent>
           <mc:Choice Requires="wps">
             <w:drawing>
-              <wp:anchor distT="0" distB="0" distL="114300" distR="114300" simplePos="0" relativeHeight="251658308" behindDoc="0" locked="0" layoutInCell="1" allowOverlap="1" wp14:anchorId="0DE080E1" wp14:editId="3F7A0E59">
+              <wp:anchor distT="0" distB="0" distL="114300" distR="114300" simplePos="0" relativeHeight="251658300" behindDoc="0" locked="0" layoutInCell="1" allowOverlap="1" wp14:anchorId="0DE080E1" wp14:editId="3F7A0E59">
                 <wp:simplePos x="0" y="0"/>
                 <wp:positionH relativeFrom="margin">
                   <wp:posOffset>25879</wp:posOffset>
@@ -18734,7 +19776,7 @@
           </mc:Choice>
           <mc:Fallback>
             <w:pict>
-              <v:shape w14:anchorId="0DE080E1" id="Text Box 81" o:spid="_x0000_s1080" type="#_x0000_t202" style="position:absolute;margin-left:2.05pt;margin-top:22.8pt;width:459.85pt;height:173.9pt;z-index:251658308;visibility:visible;mso-wrap-style:square;mso-height-percent:0;mso-wrap-distance-left:9pt;mso-wrap-distance-top:0;mso-wrap-distance-right:9pt;mso-wrap-distance-bottom:0;mso-position-horizontal:absolute;mso-position-horizontal-relative:margin;mso-position-vertical:absolute;mso-position-vertical-relative:text;mso-height-percent:0;mso-height-relative:margin;v-text-anchor:top" o:gfxdata="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" fillcolor="white [3201]" strokeweight=".5pt">
+              <v:shape w14:anchorId="0DE080E1" id="Text Box 81" o:spid="_x0000_s1073" type="#_x0000_t202" style="position:absolute;margin-left:2.05pt;margin-top:22.8pt;width:459.85pt;height:173.9pt;z-index:251658300;visibility:visible;mso-wrap-style:square;mso-height-percent:0;mso-wrap-distance-left:9pt;mso-wrap-distance-top:0;mso-wrap-distance-right:9pt;mso-wrap-distance-bottom:0;mso-position-horizontal:absolute;mso-position-horizontal-relative:margin;mso-position-vertical:absolute;mso-position-vertical-relative:text;mso-height-percent:0;mso-height-relative:margin;v-text-anchor:top" o:gfxdata="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" fillcolor="white [3201]" strokeweight=".5pt">
                 <v:textbox>
                   <w:txbxContent>
                     <w:p/>
@@ -18854,7 +19896,7 @@
         <mc:AlternateContent>
           <mc:Choice Requires="wps">
             <w:drawing>
-              <wp:anchor distT="0" distB="0" distL="114300" distR="114300" simplePos="0" relativeHeight="251658310" behindDoc="0" locked="0" layoutInCell="1" allowOverlap="1" wp14:anchorId="38EAEDAD" wp14:editId="27ACD952">
+              <wp:anchor distT="0" distB="0" distL="114300" distR="114300" simplePos="0" relativeHeight="251658302" behindDoc="0" locked="0" layoutInCell="1" allowOverlap="1" wp14:anchorId="38EAEDAD" wp14:editId="27ACD952">
                 <wp:simplePos x="0" y="0"/>
                 <wp:positionH relativeFrom="margin">
                   <wp:posOffset>25879</wp:posOffset>
@@ -18910,7 +19952,7 @@
           </mc:Choice>
           <mc:Fallback>
             <w:pict>
-              <v:shape w14:anchorId="38EAEDAD" id="Text Box 84" o:spid="_x0000_s1081" type="#_x0000_t202" style="position:absolute;margin-left:2.05pt;margin-top:22.8pt;width:459.85pt;height:173.9pt;z-index:251658310;visibility:visible;mso-wrap-style:square;mso-height-percent:0;mso-wrap-distance-left:9pt;mso-wrap-distance-top:0;mso-wrap-distance-right:9pt;mso-wrap-distance-bottom:0;mso-position-horizontal:absolute;mso-position-horizontal-relative:margin;mso-position-vertical:absolute;mso-position-vertical-relative:text;mso-height-percent:0;mso-height-relative:margin;v-text-anchor:top" o:gfxdata="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" fillcolor="white [3201]" strokeweight=".5pt">
+              <v:shape w14:anchorId="38EAEDAD" id="Text Box 84" o:spid="_x0000_s1074" type="#_x0000_t202" style="position:absolute;margin-left:2.05pt;margin-top:22.8pt;width:459.85pt;height:173.9pt;z-index:251658302;visibility:visible;mso-wrap-style:square;mso-height-percent:0;mso-wrap-distance-left:9pt;mso-wrap-distance-top:0;mso-wrap-distance-right:9pt;mso-wrap-distance-bottom:0;mso-position-horizontal:absolute;mso-position-horizontal-relative:margin;mso-position-vertical:absolute;mso-position-vertical-relative:text;mso-height-percent:0;mso-height-relative:margin;v-text-anchor:top" o:gfxdata="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" fillcolor="white [3201]" strokeweight=".5pt">
                 <v:textbox>
                   <w:txbxContent>
                     <w:p/>
@@ -19017,7 +20059,7 @@
         <mc:AlternateContent>
           <mc:Choice Requires="wps">
             <w:drawing>
-              <wp:anchor distT="0" distB="0" distL="114300" distR="114300" simplePos="0" relativeHeight="251658311" behindDoc="0" locked="0" layoutInCell="1" allowOverlap="1" wp14:anchorId="7B5D8DE7" wp14:editId="4FC308FF">
+              <wp:anchor distT="0" distB="0" distL="114300" distR="114300" simplePos="0" relativeHeight="251658303" behindDoc="0" locked="0" layoutInCell="1" allowOverlap="1" wp14:anchorId="7B5D8DE7" wp14:editId="4FC308FF">
                 <wp:simplePos x="0" y="0"/>
                 <wp:positionH relativeFrom="margin">
                   <wp:posOffset>25879</wp:posOffset>
@@ -19073,7 +20115,7 @@
           </mc:Choice>
           <mc:Fallback>
             <w:pict>
-              <v:shape w14:anchorId="7B5D8DE7" id="Text Box 85" o:spid="_x0000_s1082" type="#_x0000_t202" style="position:absolute;margin-left:2.05pt;margin-top:22.8pt;width:459.8pt;height:238.4pt;z-index:251658311;visibility:visible;mso-wrap-style:square;mso-height-percent:0;mso-wrap-distance-left:9pt;mso-wrap-distance-top:0;mso-wrap-distance-right:9pt;mso-wrap-distance-bottom:0;mso-position-horizontal:absolute;mso-position-horizontal-relative:margin;mso-position-vertical:absolute;mso-position-vertical-relative:text;mso-height-percent:0;mso-height-relative:margin;v-text-anchor:top" o:gfxdata="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" fillcolor="white [3201]" strokeweight=".5pt">
+              <v:shape w14:anchorId="7B5D8DE7" id="Text Box 85" o:spid="_x0000_s1075" type="#_x0000_t202" style="position:absolute;margin-left:2.05pt;margin-top:22.8pt;width:459.8pt;height:238.4pt;z-index:251658303;visibility:visible;mso-wrap-style:square;mso-height-percent:0;mso-wrap-distance-left:9pt;mso-wrap-distance-top:0;mso-wrap-distance-right:9pt;mso-wrap-distance-bottom:0;mso-position-horizontal:absolute;mso-position-horizontal-relative:margin;mso-position-vertical:absolute;mso-position-vertical-relative:text;mso-height-percent:0;mso-height-relative:margin;v-text-anchor:top" o:gfxdata="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" fillcolor="white [3201]" strokeweight=".5pt">
                 <v:textbox>
                   <w:txbxContent>
                     <w:p/>
@@ -19236,7 +20278,7 @@
         <mc:AlternateContent>
           <mc:Choice Requires="wps">
             <w:drawing>
-              <wp:anchor distT="0" distB="0" distL="114300" distR="114300" simplePos="0" relativeHeight="251658315" behindDoc="0" locked="0" layoutInCell="1" allowOverlap="1" wp14:anchorId="7473E620" wp14:editId="28E667E4">
+              <wp:anchor distT="0" distB="0" distL="114300" distR="114300" simplePos="0" relativeHeight="251658307" behindDoc="0" locked="0" layoutInCell="1" allowOverlap="1" wp14:anchorId="7473E620" wp14:editId="51E18559">
                 <wp:simplePos x="0" y="0"/>
                 <wp:positionH relativeFrom="margin">
                   <wp:align>left</wp:align>
@@ -19272,7 +20314,48 @@
                       </wps:spPr>
                       <wps:txbx>
                         <w:txbxContent>
-                          <w:p/>
+                          <w:p>
+                            <w:r>
+                              <w:rPr>
+                                <w:noProof/>
+                              </w:rPr>
+                              <w:drawing>
+                                <wp:inline distT="0" distB="0" distL="0" distR="0" wp14:anchorId="10CA1782" wp14:editId="356F00F9">
+                                  <wp:extent cx="5650230" cy="1191260"/>
+                                  <wp:effectExtent l="0" t="0" r="7620" b="8890"/>
+                                  <wp:docPr id="880147382" name="Picture 1" descr="A close-up of a text&#10;&#10;Description automatically generated"/>
+                                  <wp:cNvGraphicFramePr>
+                                    <a:graphicFrameLocks xmlns:a="http://schemas.openxmlformats.org/drawingml/2006/main" noChangeAspect="1"/>
+                                  </wp:cNvGraphicFramePr>
+                                  <a:graphic xmlns:a="http://schemas.openxmlformats.org/drawingml/2006/main">
+                                    <a:graphicData uri="http://schemas.openxmlformats.org/drawingml/2006/picture">
+                                      <pic:pic xmlns:pic="http://schemas.openxmlformats.org/drawingml/2006/picture">
+                                        <pic:nvPicPr>
+                                          <pic:cNvPr id="880147382" name="Picture 1" descr="A close-up of a text&#10;&#10;Description automatically generated"/>
+                                          <pic:cNvPicPr/>
+                                        </pic:nvPicPr>
+                                        <pic:blipFill>
+                                          <a:blip r:embed="rId55"/>
+                                          <a:stretch>
+                                            <a:fillRect/>
+                                          </a:stretch>
+                                        </pic:blipFill>
+                                        <pic:spPr>
+                                          <a:xfrm>
+                                            <a:off x="0" y="0"/>
+                                            <a:ext cx="5650230" cy="1191260"/>
+                                          </a:xfrm>
+                                          <a:prstGeom prst="rect">
+                                            <a:avLst/>
+                                          </a:prstGeom>
+                                        </pic:spPr>
+                                      </pic:pic>
+                                    </a:graphicData>
+                                  </a:graphic>
+                                </wp:inline>
+                              </w:drawing>
+                            </w:r>
+                          </w:p>
                         </w:txbxContent>
                       </wps:txbx>
                       <wps:bodyPr rot="0" spcFirstLastPara="0" vertOverflow="overflow" horzOverflow="overflow" vert="horz" wrap="square" lIns="91440" tIns="45720" rIns="91440" bIns="45720" numCol="1" spcCol="0" rtlCol="0" fromWordArt="0" anchor="t" anchorCtr="0" forceAA="0" compatLnSpc="1">
@@ -19292,10 +20375,51 @@
           </mc:Choice>
           <mc:Fallback>
             <w:pict>
-              <v:shape w14:anchorId="7473E620" id="Text Box 89" o:spid="_x0000_s1083" type="#_x0000_t202" style="position:absolute;left:0;text-align:left;margin-left:0;margin-top:-.1pt;width:459.8pt;height:132.45pt;z-index:251658315;visibility:visible;mso-wrap-style:square;mso-height-percent:0;mso-wrap-distance-left:9pt;mso-wrap-distance-top:0;mso-wrap-distance-right:9pt;mso-wrap-distance-bottom:0;mso-position-horizontal:left;mso-position-horizontal-relative:margin;mso-position-vertical:absolute;mso-position-vertical-relative:text;mso-height-percent:0;mso-height-relative:margin;v-text-anchor:top" o:gfxdata="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" fillcolor="white [3201]" strokeweight=".5pt">
+              <v:shape w14:anchorId="7473E620" id="Text Box 89" o:spid="_x0000_s1076" type="#_x0000_t202" style="position:absolute;left:0;text-align:left;margin-left:0;margin-top:-.1pt;width:459.8pt;height:132.45pt;z-index:251658307;visibility:visible;mso-wrap-style:square;mso-height-percent:0;mso-wrap-distance-left:9pt;mso-wrap-distance-top:0;mso-wrap-distance-right:9pt;mso-wrap-distance-bottom:0;mso-position-horizontal:left;mso-position-horizontal-relative:margin;mso-position-vertical:absolute;mso-position-vertical-relative:text;mso-height-percent:0;mso-height-relative:margin;v-text-anchor:top" o:gfxdata="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" fillcolor="white [3201]" strokeweight=".5pt">
                 <v:textbox>
                   <w:txbxContent>
-                    <w:p/>
+                    <w:p>
+                      <w:r>
+                        <w:rPr>
+                          <w:noProof/>
+                        </w:rPr>
+                        <w:drawing>
+                          <wp:inline distT="0" distB="0" distL="0" distR="0" wp14:anchorId="10CA1782" wp14:editId="356F00F9">
+                            <wp:extent cx="5650230" cy="1191260"/>
+                            <wp:effectExtent l="0" t="0" r="7620" b="8890"/>
+                            <wp:docPr id="880147382" name="Picture 1" descr="A close-up of a text&#10;&#10;Description automatically generated"/>
+                            <wp:cNvGraphicFramePr>
+                              <a:graphicFrameLocks xmlns:a="http://schemas.openxmlformats.org/drawingml/2006/main" noChangeAspect="1"/>
+                            </wp:cNvGraphicFramePr>
+                            <a:graphic xmlns:a="http://schemas.openxmlformats.org/drawingml/2006/main">
+                              <a:graphicData uri="http://schemas.openxmlformats.org/drawingml/2006/picture">
+                                <pic:pic xmlns:pic="http://schemas.openxmlformats.org/drawingml/2006/picture">
+                                  <pic:nvPicPr>
+                                    <pic:cNvPr id="880147382" name="Picture 1" descr="A close-up of a text&#10;&#10;Description automatically generated"/>
+                                    <pic:cNvPicPr/>
+                                  </pic:nvPicPr>
+                                  <pic:blipFill>
+                                    <a:blip r:embed="rId55"/>
+                                    <a:stretch>
+                                      <a:fillRect/>
+                                    </a:stretch>
+                                  </pic:blipFill>
+                                  <pic:spPr>
+                                    <a:xfrm>
+                                      <a:off x="0" y="0"/>
+                                      <a:ext cx="5650230" cy="1191260"/>
+                                    </a:xfrm>
+                                    <a:prstGeom prst="rect">
+                                      <a:avLst/>
+                                    </a:prstGeom>
+                                  </pic:spPr>
+                                </pic:pic>
+                              </a:graphicData>
+                            </a:graphic>
+                          </wp:inline>
+                        </w:drawing>
+                      </w:r>
+                    </w:p>
                   </w:txbxContent>
                 </v:textbox>
                 <w10:wrap anchorx="margin"/>
@@ -19351,7 +20475,7 @@
         <mc:AlternateContent>
           <mc:Choice Requires="wps">
             <w:drawing>
-              <wp:anchor distT="0" distB="0" distL="114300" distR="114300" simplePos="0" relativeHeight="251658314" behindDoc="0" locked="0" layoutInCell="1" allowOverlap="1" wp14:anchorId="1C236BF1" wp14:editId="2D89629E">
+              <wp:anchor distT="0" distB="0" distL="114300" distR="114300" simplePos="0" relativeHeight="251658306" behindDoc="0" locked="0" layoutInCell="1" allowOverlap="1" wp14:anchorId="1C236BF1" wp14:editId="769E406F">
                 <wp:simplePos x="0" y="0"/>
                 <wp:positionH relativeFrom="margin">
                   <wp:align>left</wp:align>
@@ -19387,7 +20511,48 @@
                       </wps:spPr>
                       <wps:txbx>
                         <w:txbxContent>
-                          <w:p/>
+                          <w:p>
+                            <w:r>
+                              <w:rPr>
+                                <w:noProof/>
+                              </w:rPr>
+                              <w:drawing>
+                                <wp:inline distT="0" distB="0" distL="0" distR="0" wp14:anchorId="489141BF" wp14:editId="097F434E">
+                                  <wp:extent cx="5650230" cy="1191260"/>
+                                  <wp:effectExtent l="0" t="0" r="7620" b="8890"/>
+                                  <wp:docPr id="125144210" name="Picture 1" descr="A close-up of a text&#10;&#10;Description automatically generated"/>
+                                  <wp:cNvGraphicFramePr>
+                                    <a:graphicFrameLocks xmlns:a="http://schemas.openxmlformats.org/drawingml/2006/main" noChangeAspect="1"/>
+                                  </wp:cNvGraphicFramePr>
+                                  <a:graphic xmlns:a="http://schemas.openxmlformats.org/drawingml/2006/main">
+                                    <a:graphicData uri="http://schemas.openxmlformats.org/drawingml/2006/picture">
+                                      <pic:pic xmlns:pic="http://schemas.openxmlformats.org/drawingml/2006/picture">
+                                        <pic:nvPicPr>
+                                          <pic:cNvPr id="125144210" name="Picture 1" descr="A close-up of a text&#10;&#10;Description automatically generated"/>
+                                          <pic:cNvPicPr/>
+                                        </pic:nvPicPr>
+                                        <pic:blipFill>
+                                          <a:blip r:embed="rId55"/>
+                                          <a:stretch>
+                                            <a:fillRect/>
+                                          </a:stretch>
+                                        </pic:blipFill>
+                                        <pic:spPr>
+                                          <a:xfrm>
+                                            <a:off x="0" y="0"/>
+                                            <a:ext cx="5650230" cy="1191260"/>
+                                          </a:xfrm>
+                                          <a:prstGeom prst="rect">
+                                            <a:avLst/>
+                                          </a:prstGeom>
+                                        </pic:spPr>
+                                      </pic:pic>
+                                    </a:graphicData>
+                                  </a:graphic>
+                                </wp:inline>
+                              </w:drawing>
+                            </w:r>
+                          </w:p>
                         </w:txbxContent>
                       </wps:txbx>
                       <wps:bodyPr rot="0" spcFirstLastPara="0" vertOverflow="overflow" horzOverflow="overflow" vert="horz" wrap="square" lIns="91440" tIns="45720" rIns="91440" bIns="45720" numCol="1" spcCol="0" rtlCol="0" fromWordArt="0" anchor="t" anchorCtr="0" forceAA="0" compatLnSpc="1">
@@ -19407,10 +20572,51 @@
           </mc:Choice>
           <mc:Fallback>
             <w:pict>
-              <v:shape w14:anchorId="1C236BF1" id="Text Box 88" o:spid="_x0000_s1084" type="#_x0000_t202" style="position:absolute;margin-left:0;margin-top:-.1pt;width:459.8pt;height:163.7pt;z-index:251658314;visibility:visible;mso-wrap-style:square;mso-height-percent:0;mso-wrap-distance-left:9pt;mso-wrap-distance-top:0;mso-wrap-distance-right:9pt;mso-wrap-distance-bottom:0;mso-position-horizontal:left;mso-position-horizontal-relative:margin;mso-position-vertical:absolute;mso-position-vertical-relative:text;mso-height-percent:0;mso-height-relative:margin;v-text-anchor:top" o:gfxdata="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" fillcolor="white [3201]" strokeweight=".5pt">
+              <v:shape w14:anchorId="1C236BF1" id="Text Box 88" o:spid="_x0000_s1077" type="#_x0000_t202" style="position:absolute;margin-left:0;margin-top:-.1pt;width:459.8pt;height:163.7pt;z-index:251658306;visibility:visible;mso-wrap-style:square;mso-height-percent:0;mso-wrap-distance-left:9pt;mso-wrap-distance-top:0;mso-wrap-distance-right:9pt;mso-wrap-distance-bottom:0;mso-position-horizontal:left;mso-position-horizontal-relative:margin;mso-position-vertical:absolute;mso-position-vertical-relative:text;mso-height-percent:0;mso-height-relative:margin;v-text-anchor:top" o:gfxdata="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" fillcolor="white [3201]" strokeweight=".5pt">
                 <v:textbox>
                   <w:txbxContent>
-                    <w:p/>
+                    <w:p>
+                      <w:r>
+                        <w:rPr>
+                          <w:noProof/>
+                        </w:rPr>
+                        <w:drawing>
+                          <wp:inline distT="0" distB="0" distL="0" distR="0" wp14:anchorId="489141BF" wp14:editId="097F434E">
+                            <wp:extent cx="5650230" cy="1191260"/>
+                            <wp:effectExtent l="0" t="0" r="7620" b="8890"/>
+                            <wp:docPr id="125144210" name="Picture 1" descr="A close-up of a text&#10;&#10;Description automatically generated"/>
+                            <wp:cNvGraphicFramePr>
+                              <a:graphicFrameLocks xmlns:a="http://schemas.openxmlformats.org/drawingml/2006/main" noChangeAspect="1"/>
+                            </wp:cNvGraphicFramePr>
+                            <a:graphic xmlns:a="http://schemas.openxmlformats.org/drawingml/2006/main">
+                              <a:graphicData uri="http://schemas.openxmlformats.org/drawingml/2006/picture">
+                                <pic:pic xmlns:pic="http://schemas.openxmlformats.org/drawingml/2006/picture">
+                                  <pic:nvPicPr>
+                                    <pic:cNvPr id="125144210" name="Picture 1" descr="A close-up of a text&#10;&#10;Description automatically generated"/>
+                                    <pic:cNvPicPr/>
+                                  </pic:nvPicPr>
+                                  <pic:blipFill>
+                                    <a:blip r:embed="rId55"/>
+                                    <a:stretch>
+                                      <a:fillRect/>
+                                    </a:stretch>
+                                  </pic:blipFill>
+                                  <pic:spPr>
+                                    <a:xfrm>
+                                      <a:off x="0" y="0"/>
+                                      <a:ext cx="5650230" cy="1191260"/>
+                                    </a:xfrm>
+                                    <a:prstGeom prst="rect">
+                                      <a:avLst/>
+                                    </a:prstGeom>
+                                  </pic:spPr>
+                                </pic:pic>
+                              </a:graphicData>
+                            </a:graphic>
+                          </wp:inline>
+                        </w:drawing>
+                      </w:r>
+                    </w:p>
                   </w:txbxContent>
                 </v:textbox>
                 <w10:wrap anchorx="margin"/>
@@ -19593,7 +20799,7 @@
         <mc:AlternateContent>
           <mc:Choice Requires="wps">
             <w:drawing>
-              <wp:anchor distT="0" distB="0" distL="114300" distR="114300" simplePos="0" relativeHeight="251658316" behindDoc="0" locked="0" layoutInCell="1" allowOverlap="1" wp14:anchorId="302F292D" wp14:editId="5C51B945">
+              <wp:anchor distT="0" distB="0" distL="114300" distR="114300" simplePos="0" relativeHeight="251658308" behindDoc="0" locked="0" layoutInCell="1" allowOverlap="1" wp14:anchorId="302F292D" wp14:editId="5C51B945">
                 <wp:simplePos x="0" y="0"/>
                 <wp:positionH relativeFrom="margin">
                   <wp:align>left</wp:align>
@@ -19649,7 +20855,7 @@
           </mc:Choice>
           <mc:Fallback>
             <w:pict>
-              <v:shape w14:anchorId="302F292D" id="Text Box 90" o:spid="_x0000_s1085" type="#_x0000_t202" style="position:absolute;left:0;text-align:left;margin-left:0;margin-top:-.25pt;width:459.8pt;height:254.7pt;z-index:251658316;visibility:visible;mso-wrap-style:square;mso-height-percent:0;mso-wrap-distance-left:9pt;mso-wrap-distance-top:0;mso-wrap-distance-right:9pt;mso-wrap-distance-bottom:0;mso-position-horizontal:left;mso-position-horizontal-relative:margin;mso-position-vertical:absolute;mso-position-vertical-relative:text;mso-height-percent:0;mso-height-relative:margin;v-text-anchor:top" o:gfxdata="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" fillcolor="white [3201]" strokeweight=".5pt">
+              <v:shape w14:anchorId="302F292D" id="Text Box 90" o:spid="_x0000_s1078" type="#_x0000_t202" style="position:absolute;left:0;text-align:left;margin-left:0;margin-top:-.25pt;width:459.8pt;height:254.7pt;z-index:251658308;visibility:visible;mso-wrap-style:square;mso-height-percent:0;mso-wrap-distance-left:9pt;mso-wrap-distance-top:0;mso-wrap-distance-right:9pt;mso-wrap-distance-bottom:0;mso-position-horizontal:left;mso-position-horizontal-relative:margin;mso-position-vertical:absolute;mso-position-vertical-relative:text;mso-height-percent:0;mso-height-relative:margin;v-text-anchor:top" o:gfxdata="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" fillcolor="white [3201]" strokeweight=".5pt">
                 <v:textbox>
                   <w:txbxContent>
                     <w:p/>
@@ -19740,7 +20946,13 @@
     </w:p>
     <w:p>
       <w:r>
-        <w:t>Write a program that finds and prints the largest number in a given list of numbers.</w:t>
+        <w:t xml:space="preserve">Write a program that finds and prints the largest number </w:t>
+      </w:r>
+      <w:r>
+        <w:t>in each</w:t>
+      </w:r>
+      <w:r>
+        <w:t xml:space="preserve"> list of numbers.</w:t>
       </w:r>
     </w:p>
     <w:p>
@@ -19789,7 +21001,7 @@
         <mc:AlternateContent>
           <mc:Choice Requires="wps">
             <w:drawing>
-              <wp:anchor distT="0" distB="0" distL="114300" distR="114300" simplePos="0" relativeHeight="251658312" behindDoc="0" locked="0" layoutInCell="1" allowOverlap="1" wp14:anchorId="0EFAA630" wp14:editId="291AE1C2">
+              <wp:anchor distT="0" distB="0" distL="114300" distR="114300" simplePos="0" relativeHeight="251658304" behindDoc="0" locked="0" layoutInCell="1" allowOverlap="1" wp14:anchorId="0EFAA630" wp14:editId="291AE1C2">
                 <wp:simplePos x="0" y="0"/>
                 <wp:positionH relativeFrom="margin">
                   <wp:posOffset>0</wp:posOffset>
@@ -19845,7 +21057,7 @@
           </mc:Choice>
           <mc:Fallback>
             <w:pict>
-              <v:shape w14:anchorId="0EFAA630" id="Text Box 86" o:spid="_x0000_s1086" type="#_x0000_t202" style="position:absolute;margin-left:0;margin-top:1pt;width:459.8pt;height:238.4pt;z-index:251658312;visibility:visible;mso-wrap-style:square;mso-height-percent:0;mso-wrap-distance-left:9pt;mso-wrap-distance-top:0;mso-wrap-distance-right:9pt;mso-wrap-distance-bottom:0;mso-position-horizontal:absolute;mso-position-horizontal-relative:margin;mso-position-vertical:absolute;mso-position-vertical-relative:text;mso-height-percent:0;mso-height-relative:margin;v-text-anchor:top" o:gfxdata="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" fillcolor="white [3201]" strokeweight=".5pt">
+              <v:shape w14:anchorId="0EFAA630" id="Text Box 86" o:spid="_x0000_s1079" type="#_x0000_t202" style="position:absolute;margin-left:0;margin-top:1pt;width:459.8pt;height:238.4pt;z-index:251658304;visibility:visible;mso-wrap-style:square;mso-height-percent:0;mso-wrap-distance-left:9pt;mso-wrap-distance-top:0;mso-wrap-distance-right:9pt;mso-wrap-distance-bottom:0;mso-position-horizontal:absolute;mso-position-horizontal-relative:margin;mso-position-vertical:absolute;mso-position-vertical-relative:text;mso-height-percent:0;mso-height-relative:margin;v-text-anchor:top" o:gfxdata="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" fillcolor="white [3201]" strokeweight=".5pt">
                 <v:textbox>
                   <w:txbxContent>
                     <w:p/>
@@ -19995,7 +21207,7 @@
         <mc:AlternateContent>
           <mc:Choice Requires="wps">
             <w:drawing>
-              <wp:anchor distT="0" distB="0" distL="114300" distR="114300" simplePos="0" relativeHeight="251658313" behindDoc="0" locked="0" layoutInCell="1" allowOverlap="1" wp14:anchorId="2BDCB5CA" wp14:editId="4D36C82C">
+              <wp:anchor distT="0" distB="0" distL="114300" distR="114300" simplePos="0" relativeHeight="251658305" behindDoc="0" locked="0" layoutInCell="1" allowOverlap="1" wp14:anchorId="2BDCB5CA" wp14:editId="4D36C82C">
                 <wp:simplePos x="0" y="0"/>
                 <wp:positionH relativeFrom="margin">
                   <wp:posOffset>0</wp:posOffset>
@@ -20051,7 +21263,7 @@
           </mc:Choice>
           <mc:Fallback>
             <w:pict>
-              <v:shape w14:anchorId="2BDCB5CA" id="Text Box 87" o:spid="_x0000_s1087" type="#_x0000_t202" style="position:absolute;margin-left:0;margin-top:-.05pt;width:459.8pt;height:238.4pt;z-index:251658313;visibility:visible;mso-wrap-style:square;mso-height-percent:0;mso-wrap-distance-left:9pt;mso-wrap-distance-top:0;mso-wrap-distance-right:9pt;mso-wrap-distance-bottom:0;mso-position-horizontal:absolute;mso-position-horizontal-relative:margin;mso-position-vertical:absolute;mso-position-vertical-relative:text;mso-height-percent:0;mso-height-relative:margin;v-text-anchor:top" o:gfxdata="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" fillcolor="white [3201]" strokeweight=".5pt">
+              <v:shape w14:anchorId="2BDCB5CA" id="Text Box 87" o:spid="_x0000_s1080" type="#_x0000_t202" style="position:absolute;margin-left:0;margin-top:-.05pt;width:459.8pt;height:238.4pt;z-index:251658305;visibility:visible;mso-wrap-style:square;mso-height-percent:0;mso-wrap-distance-left:9pt;mso-wrap-distance-top:0;mso-wrap-distance-right:9pt;mso-wrap-distance-bottom:0;mso-position-horizontal:absolute;mso-position-horizontal-relative:margin;mso-position-vertical:absolute;mso-position-vertical-relative:text;mso-height-percent:0;mso-height-relative:margin;v-text-anchor:top" o:gfxdata="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" fillcolor="white [3201]" strokeweight=".5pt">
                 <v:textbox>
                   <w:txbxContent>
                     <w:p/>
@@ -20156,7 +21368,7 @@
         <mc:AlternateContent>
           <mc:Choice Requires="wps">
             <w:drawing>
-              <wp:anchor distT="0" distB="0" distL="114300" distR="114300" simplePos="0" relativeHeight="251658254" behindDoc="0" locked="0" layoutInCell="1" allowOverlap="1" wp14:anchorId="024785DD" wp14:editId="043A5956">
+              <wp:anchor distT="0" distB="0" distL="114300" distR="114300" simplePos="0" relativeHeight="251658251" behindDoc="0" locked="0" layoutInCell="1" allowOverlap="1" wp14:anchorId="024785DD" wp14:editId="043A5956">
                 <wp:simplePos x="0" y="0"/>
                 <wp:positionH relativeFrom="margin">
                   <wp:posOffset>-1019</wp:posOffset>
@@ -20304,7 +21516,7 @@
           </mc:Choice>
           <mc:Fallback>
             <w:pict>
-              <v:rect w14:anchorId="024785DD" id="Rectangle 24" o:spid="_x0000_s1088" style="position:absolute;margin-left:-.1pt;margin-top:7.8pt;width:442pt;height:72.6pt;z-index:251658254;visibility:visible;mso-wrap-style:square;mso-width-percent:0;mso-height-percent:0;mso-wrap-distance-left:9pt;mso-wrap-distance-top:0;mso-wrap-distance-right:9pt;mso-wrap-distance-bottom:0;mso-position-horizontal:absolute;mso-position-horizontal-relative:margin;mso-position-vertical:absolute;mso-position-vertical-relative:text;mso-width-percent:0;mso-height-percent:0;mso-width-relative:margin;mso-height-relative:margin;v-text-anchor:top" o:gfxdata="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" fillcolor="white [3201]" strokecolor="#ed7d31 [3205]" strokeweight="1pt">
+              <v:rect w14:anchorId="024785DD" id="Rectangle 24" o:spid="_x0000_s1081" style="position:absolute;margin-left:-.1pt;margin-top:7.8pt;width:442pt;height:72.6pt;z-index:251658251;visibility:visible;mso-wrap-style:square;mso-width-percent:0;mso-height-percent:0;mso-wrap-distance-left:9pt;mso-wrap-distance-top:0;mso-wrap-distance-right:9pt;mso-wrap-distance-bottom:0;mso-position-horizontal:absolute;mso-position-horizontal-relative:margin;mso-position-vertical:absolute;mso-position-vertical-relative:text;mso-width-percent:0;mso-height-percent:0;mso-width-relative:margin;mso-height-relative:margin;v-text-anchor:top" o:gfxdata="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" fillcolor="white [3201]" strokecolor="#ed7d31 [3205]" strokeweight="1pt">
                 <v:textbox>
                   <w:txbxContent>
                     <w:p>
@@ -20456,7 +21668,7 @@
         <mc:AlternateContent>
           <mc:Choice Requires="wps">
             <w:drawing>
-              <wp:anchor distT="0" distB="0" distL="114300" distR="114300" simplePos="0" relativeHeight="251658320" behindDoc="0" locked="0" layoutInCell="1" allowOverlap="1" wp14:anchorId="31759FBD" wp14:editId="2645F9F6">
+              <wp:anchor distT="0" distB="0" distL="114300" distR="114300" simplePos="0" relativeHeight="251658312" behindDoc="0" locked="0" layoutInCell="1" allowOverlap="1" wp14:anchorId="31759FBD" wp14:editId="2645F9F6">
                 <wp:simplePos x="0" y="0"/>
                 <wp:positionH relativeFrom="column">
                   <wp:posOffset>3109215</wp:posOffset>
@@ -20522,7 +21734,7 @@
           </mc:Choice>
           <mc:Fallback>
             <w:pict>
-              <v:shape w14:anchorId="31759FBD" id="Text Box 95" o:spid="_x0000_s1089" type="#_x0000_t202" style="position:absolute;margin-left:244.8pt;margin-top:20.6pt;width:214.15pt;height:111.25pt;z-index:251658320;visibility:visible;mso-wrap-style:square;mso-height-percent:0;mso-wrap-distance-left:9pt;mso-wrap-distance-top:0;mso-wrap-distance-right:9pt;mso-wrap-distance-bottom:0;mso-position-horizontal:absolute;mso-position-horizontal-relative:text;mso-position-vertical:absolute;mso-position-vertical-relative:text;mso-height-percent:0;mso-height-relative:margin;v-text-anchor:top" o:gfxdata="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" fillcolor="white [3201]" strokeweight=".5pt">
+              <v:shape w14:anchorId="31759FBD" id="Text Box 95" o:spid="_x0000_s1082" type="#_x0000_t202" style="position:absolute;margin-left:244.8pt;margin-top:20.6pt;width:214.15pt;height:111.25pt;z-index:251658312;visibility:visible;mso-wrap-style:square;mso-height-percent:0;mso-wrap-distance-left:9pt;mso-wrap-distance-top:0;mso-wrap-distance-right:9pt;mso-wrap-distance-bottom:0;mso-position-horizontal:absolute;mso-position-horizontal-relative:text;mso-position-vertical:absolute;mso-position-vertical-relative:text;mso-height-percent:0;mso-height-relative:margin;v-text-anchor:top" o:gfxdata="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" fillcolor="white [3201]" strokeweight=".5pt">
                 <v:textbox>
                   <w:txbxContent>
                     <w:p>
@@ -20578,7 +21790,7 @@
                     </pic:cNvPicPr>
                   </pic:nvPicPr>
                   <pic:blipFill rotWithShape="1">
-                    <a:blip r:embed="rId47"/>
+                    <a:blip r:embed="rId56"/>
                     <a:srcRect l="20191" t="39074" r="45357" b="33333"/>
                     <a:stretch/>
                   </pic:blipFill>
@@ -20632,7 +21844,7 @@
         <mc:AlternateContent>
           <mc:Choice Requires="wps">
             <w:drawing>
-              <wp:anchor distT="0" distB="0" distL="114300" distR="114300" simplePos="0" relativeHeight="251658319" behindDoc="0" locked="0" layoutInCell="1" allowOverlap="1" wp14:anchorId="464C11ED" wp14:editId="7CC101E8">
+              <wp:anchor distT="0" distB="0" distL="114300" distR="114300" simplePos="0" relativeHeight="251658311" behindDoc="0" locked="0" layoutInCell="1" allowOverlap="1" wp14:anchorId="464C11ED" wp14:editId="7CC101E8">
                 <wp:simplePos x="0" y="0"/>
                 <wp:positionH relativeFrom="column">
                   <wp:posOffset>3169937</wp:posOffset>
@@ -20692,7 +21904,7 @@
           </mc:Choice>
           <mc:Fallback>
             <w:pict>
-              <v:shape w14:anchorId="464C11ED" id="Text Box 93" o:spid="_x0000_s1090" type="#_x0000_t202" style="position:absolute;margin-left:249.6pt;margin-top:49.75pt;width:214.15pt;height:111.25pt;z-index:251658319;visibility:visible;mso-wrap-style:square;mso-height-percent:0;mso-wrap-distance-left:9pt;mso-wrap-distance-top:0;mso-wrap-distance-right:9pt;mso-wrap-distance-bottom:0;mso-position-horizontal:absolute;mso-position-horizontal-relative:text;mso-position-vertical:absolute;mso-position-vertical-relative:text;mso-height-percent:0;mso-height-relative:margin;v-text-anchor:top" o:gfxdata="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" fillcolor="white [3201]" strokeweight=".5pt">
+              <v:shape w14:anchorId="464C11ED" id="Text Box 93" o:spid="_x0000_s1083" type="#_x0000_t202" style="position:absolute;margin-left:249.6pt;margin-top:49.75pt;width:214.15pt;height:111.25pt;z-index:251658311;visibility:visible;mso-wrap-style:square;mso-height-percent:0;mso-wrap-distance-left:9pt;mso-wrap-distance-top:0;mso-wrap-distance-right:9pt;mso-wrap-distance-bottom:0;mso-position-horizontal:absolute;mso-position-horizontal-relative:text;mso-position-vertical:absolute;mso-position-vertical-relative:text;mso-height-percent:0;mso-height-relative:margin;v-text-anchor:top" o:gfxdata="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" fillcolor="white [3201]" strokeweight=".5pt">
                 <v:textbox>
                   <w:txbxContent>
                     <w:p>
@@ -20727,7 +21939,7 @@
                     <pic:cNvPicPr/>
                   </pic:nvPicPr>
                   <pic:blipFill rotWithShape="1">
-                    <a:blip r:embed="rId48"/>
+                    <a:blip r:embed="rId57"/>
                     <a:srcRect l="20100" t="38301" r="52553" b="19056"/>
                     <a:stretch/>
                   </pic:blipFill>
@@ -20944,7 +22156,7 @@
         <mc:AlternateContent>
           <mc:Choice Requires="wps">
             <w:drawing>
-              <wp:anchor distT="0" distB="0" distL="114300" distR="114300" simplePos="0" relativeHeight="251658317" behindDoc="0" locked="0" layoutInCell="1" allowOverlap="1" wp14:anchorId="090F66B0" wp14:editId="26AD04AD">
+              <wp:anchor distT="0" distB="0" distL="114300" distR="114300" simplePos="0" relativeHeight="251658309" behindDoc="0" locked="0" layoutInCell="1" allowOverlap="1" wp14:anchorId="090F66B0" wp14:editId="26AD04AD">
                 <wp:simplePos x="0" y="0"/>
                 <wp:positionH relativeFrom="column">
                   <wp:posOffset>11875</wp:posOffset>
@@ -21000,7 +22212,7 @@
           </mc:Choice>
           <mc:Fallback>
             <w:pict>
-              <v:shape w14:anchorId="090F66B0" id="Text Box 74" o:spid="_x0000_s1091" type="#_x0000_t202" style="position:absolute;margin-left:.95pt;margin-top:4.15pt;width:451.65pt;height:298.3pt;z-index:251658317;visibility:visible;mso-wrap-style:square;mso-height-percent:0;mso-wrap-distance-left:9pt;mso-wrap-distance-top:0;mso-wrap-distance-right:9pt;mso-wrap-distance-bottom:0;mso-position-horizontal:absolute;mso-position-horizontal-relative:text;mso-position-vertical:absolute;mso-position-vertical-relative:text;mso-height-percent:0;mso-height-relative:margin;v-text-anchor:top" o:gfxdata="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" fillcolor="white [3201]" strokeweight=".5pt">
+              <v:shape w14:anchorId="090F66B0" id="Text Box 74" o:spid="_x0000_s1084" type="#_x0000_t202" style="position:absolute;margin-left:.95pt;margin-top:4.15pt;width:451.65pt;height:298.3pt;z-index:251658309;visibility:visible;mso-wrap-style:square;mso-height-percent:0;mso-wrap-distance-left:9pt;mso-wrap-distance-top:0;mso-wrap-distance-right:9pt;mso-wrap-distance-bottom:0;mso-position-horizontal:absolute;mso-position-horizontal-relative:text;mso-position-vertical:absolute;mso-position-vertical-relative:text;mso-height-percent:0;mso-height-relative:margin;v-text-anchor:top" o:gfxdata="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" fillcolor="white [3201]" strokeweight=".5pt">
                 <v:textbox>
                   <w:txbxContent>
                     <w:p/>
@@ -21234,7 +22446,7 @@
         <mc:AlternateContent>
           <mc:Choice Requires="wps">
             <w:drawing>
-              <wp:anchor distT="0" distB="0" distL="114300" distR="114300" simplePos="0" relativeHeight="251658318" behindDoc="0" locked="0" layoutInCell="1" allowOverlap="1" wp14:anchorId="0BDC75DF" wp14:editId="4D74133E">
+              <wp:anchor distT="0" distB="0" distL="114300" distR="114300" simplePos="0" relativeHeight="251658310" behindDoc="0" locked="0" layoutInCell="1" allowOverlap="1" wp14:anchorId="0BDC75DF" wp14:editId="4D74133E">
                 <wp:simplePos x="0" y="0"/>
                 <wp:positionH relativeFrom="margin">
                   <wp:align>right</wp:align>
@@ -21290,7 +22502,7 @@
           </mc:Choice>
           <mc:Fallback>
             <w:pict>
-              <v:shape w14:anchorId="0BDC75DF" id="Text Box 83" o:spid="_x0000_s1092" type="#_x0000_t202" style="position:absolute;margin-left:400.45pt;margin-top:15.85pt;width:451.65pt;height:298.3pt;z-index:251658318;visibility:visible;mso-wrap-style:square;mso-height-percent:0;mso-wrap-distance-left:9pt;mso-wrap-distance-top:0;mso-wrap-distance-right:9pt;mso-wrap-distance-bottom:0;mso-position-horizontal:right;mso-position-horizontal-relative:margin;mso-position-vertical:absolute;mso-position-vertical-relative:text;mso-height-percent:0;mso-height-relative:margin;v-text-anchor:top" o:gfxdata="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" fillcolor="white [3201]" strokeweight=".5pt">
+              <v:shape w14:anchorId="0BDC75DF" id="Text Box 83" o:spid="_x0000_s1085" type="#_x0000_t202" style="position:absolute;margin-left:400.45pt;margin-top:15.85pt;width:451.65pt;height:298.3pt;z-index:251658310;visibility:visible;mso-wrap-style:square;mso-height-percent:0;mso-wrap-distance-left:9pt;mso-wrap-distance-top:0;mso-wrap-distance-right:9pt;mso-wrap-distance-bottom:0;mso-position-horizontal:right;mso-position-horizontal-relative:margin;mso-position-vertical:absolute;mso-position-vertical-relative:text;mso-height-percent:0;mso-height-relative:margin;v-text-anchor:top" o:gfxdata="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" fillcolor="white [3201]" strokeweight=".5pt">
                 <v:textbox>
                   <w:txbxContent>
                     <w:p/>
@@ -22021,7 +23233,7 @@
         <mc:AlternateContent>
           <mc:Choice Requires="wps">
             <w:drawing>
-              <wp:anchor distT="0" distB="0" distL="114300" distR="114300" simplePos="0" relativeHeight="251658321" behindDoc="0" locked="0" layoutInCell="1" allowOverlap="1" wp14:anchorId="1CAA6801" wp14:editId="678C65FA">
+              <wp:anchor distT="0" distB="0" distL="114300" distR="114300" simplePos="0" relativeHeight="251658313" behindDoc="0" locked="0" layoutInCell="1" allowOverlap="1" wp14:anchorId="1CAA6801" wp14:editId="678C65FA">
                 <wp:simplePos x="0" y="0"/>
                 <wp:positionH relativeFrom="margin">
                   <wp:posOffset>0</wp:posOffset>
@@ -22077,7 +23289,7 @@
           </mc:Choice>
           <mc:Fallback>
             <w:pict>
-              <v:shape w14:anchorId="1CAA6801" id="Text Box 91" o:spid="_x0000_s1093" type="#_x0000_t202" style="position:absolute;margin-left:0;margin-top:28.3pt;width:454.4pt;height:709.7pt;z-index:251658321;visibility:visible;mso-wrap-style:square;mso-height-percent:0;mso-wrap-distance-left:9pt;mso-wrap-distance-top:0;mso-wrap-distance-right:9pt;mso-wrap-distance-bottom:0;mso-position-horizontal:absolute;mso-position-horizontal-relative:margin;mso-position-vertical:absolute;mso-position-vertical-relative:text;mso-height-percent:0;mso-height-relative:margin;v-text-anchor:top" o:gfxdata="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" fillcolor="white [3201]" strokeweight=".5pt">
+              <v:shape w14:anchorId="1CAA6801" id="Text Box 91" o:spid="_x0000_s1086" type="#_x0000_t202" style="position:absolute;margin-left:0;margin-top:28.3pt;width:454.4pt;height:709.7pt;z-index:251658313;visibility:visible;mso-wrap-style:square;mso-height-percent:0;mso-wrap-distance-left:9pt;mso-wrap-distance-top:0;mso-wrap-distance-right:9pt;mso-wrap-distance-bottom:0;mso-position-horizontal:absolute;mso-position-horizontal-relative:margin;mso-position-vertical:absolute;mso-position-vertical-relative:text;mso-height-percent:0;mso-height-relative:margin;v-text-anchor:top" o:gfxdata="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" fillcolor="white [3201]" strokeweight=".5pt">
                 <v:textbox>
                   <w:txbxContent>
                     <w:p/>
@@ -22118,7 +23330,7 @@
         <mc:AlternateContent>
           <mc:Choice Requires="wps">
             <w:drawing>
-              <wp:anchor distT="0" distB="0" distL="114300" distR="114300" simplePos="0" relativeHeight="251658255" behindDoc="0" locked="0" layoutInCell="1" allowOverlap="1" wp14:anchorId="79C50DAF" wp14:editId="268F5D3D">
+              <wp:anchor distT="0" distB="0" distL="114300" distR="114300" simplePos="0" relativeHeight="251658252" behindDoc="0" locked="0" layoutInCell="1" allowOverlap="1" wp14:anchorId="79C50DAF" wp14:editId="268F5D3D">
                 <wp:simplePos x="0" y="0"/>
                 <wp:positionH relativeFrom="column">
                   <wp:posOffset>-60325</wp:posOffset>
@@ -22322,7 +23534,7 @@
           </mc:Choice>
           <mc:Fallback>
             <w:pict>
-              <v:rect w14:anchorId="79C50DAF" id="Rectangle 29" o:spid="_x0000_s1094" style="position:absolute;margin-left:-4.75pt;margin-top:7.45pt;width:442pt;height:86.25pt;z-index:251658255;visibility:visible;mso-wrap-style:square;mso-width-percent:0;mso-height-percent:0;mso-wrap-distance-left:9pt;mso-wrap-distance-top:0;mso-wrap-distance-right:9pt;mso-wrap-distance-bottom:0;mso-position-horizontal:absolute;mso-position-horizontal-relative:text;mso-position-vertical:absolute;mso-position-vertical-relative:text;mso-width-percent:0;mso-height-percent:0;mso-width-relative:margin;mso-height-relative:margin;v-text-anchor:top" o:gfxdata="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" fillcolor="white [3201]" strokecolor="#ed7d31 [3205]" strokeweight="1pt">
+              <v:rect w14:anchorId="79C50DAF" id="Rectangle 29" o:spid="_x0000_s1087" style="position:absolute;margin-left:-4.75pt;margin-top:7.45pt;width:442pt;height:86.25pt;z-index:251658252;visibility:visible;mso-wrap-style:square;mso-width-percent:0;mso-height-percent:0;mso-wrap-distance-left:9pt;mso-wrap-distance-top:0;mso-wrap-distance-right:9pt;mso-wrap-distance-bottom:0;mso-position-horizontal:absolute;mso-position-horizontal-relative:text;mso-position-vertical:absolute;mso-position-vertical-relative:text;mso-width-percent:0;mso-height-percent:0;mso-width-relative:margin;mso-height-relative:margin;v-text-anchor:top" o:gfxdata="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" fillcolor="white [3201]" strokecolor="#ed7d31 [3205]" strokeweight="1pt">
                 <v:textbox>
                   <w:txbxContent>
                     <w:p>
@@ -22555,7 +23767,7 @@
         <mc:AlternateContent>
           <mc:Choice Requires="wps">
             <w:drawing>
-              <wp:anchor distT="0" distB="0" distL="114300" distR="114300" simplePos="0" relativeHeight="251658324" behindDoc="0" locked="0" layoutInCell="1" allowOverlap="1" wp14:anchorId="6AD4D598" wp14:editId="5DCD31DD">
+              <wp:anchor distT="0" distB="0" distL="114300" distR="114300" simplePos="0" relativeHeight="251658316" behindDoc="0" locked="0" layoutInCell="1" allowOverlap="1" wp14:anchorId="6AD4D598" wp14:editId="5DCD31DD">
                 <wp:simplePos x="0" y="0"/>
                 <wp:positionH relativeFrom="column">
                   <wp:posOffset>-7315</wp:posOffset>
@@ -22611,7 +23823,7 @@
           </mc:Choice>
           <mc:Fallback>
             <w:pict>
-              <v:shape w14:anchorId="6AD4D598" id="Text Box 97" o:spid="_x0000_s1095" type="#_x0000_t202" style="position:absolute;margin-left:-.6pt;margin-top:19.6pt;width:450.45pt;height:278.8pt;z-index:251658324;visibility:visible;mso-wrap-style:square;mso-height-percent:0;mso-wrap-distance-left:9pt;mso-wrap-distance-top:0;mso-wrap-distance-right:9pt;mso-wrap-distance-bottom:0;mso-position-horizontal:absolute;mso-position-horizontal-relative:text;mso-position-vertical:absolute;mso-position-vertical-relative:text;mso-height-percent:0;mso-height-relative:margin;v-text-anchor:top" o:gfxdata="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" fillcolor="white [3201]" strokeweight=".5pt">
+              <v:shape w14:anchorId="6AD4D598" id="Text Box 97" o:spid="_x0000_s1088" type="#_x0000_t202" style="position:absolute;margin-left:-.6pt;margin-top:19.6pt;width:450.45pt;height:278.8pt;z-index:251658316;visibility:visible;mso-wrap-style:square;mso-height-percent:0;mso-wrap-distance-left:9pt;mso-wrap-distance-top:0;mso-wrap-distance-right:9pt;mso-wrap-distance-bottom:0;mso-position-horizontal:absolute;mso-position-horizontal-relative:text;mso-position-vertical:absolute;mso-position-vertical-relative:text;mso-height-percent:0;mso-height-relative:margin;v-text-anchor:top" o:gfxdata="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" fillcolor="white [3201]" strokeweight=".5pt">
                 <v:textbox>
                   <w:txbxContent>
                     <w:p/>
@@ -22753,7 +23965,7 @@
         <mc:AlternateContent>
           <mc:Choice Requires="wps">
             <w:drawing>
-              <wp:anchor distT="0" distB="0" distL="114300" distR="114300" simplePos="0" relativeHeight="251658326" behindDoc="0" locked="0" layoutInCell="1" allowOverlap="1" wp14:anchorId="073D2187" wp14:editId="5469C78F">
+              <wp:anchor distT="0" distB="0" distL="114300" distR="114300" simplePos="0" relativeHeight="251658318" behindDoc="0" locked="0" layoutInCell="1" allowOverlap="1" wp14:anchorId="073D2187" wp14:editId="5469C78F">
                 <wp:simplePos x="0" y="0"/>
                 <wp:positionH relativeFrom="margin">
                   <wp:align>left</wp:align>
@@ -22809,7 +24021,7 @@
           </mc:Choice>
           <mc:Fallback>
             <w:pict>
-              <v:shape w14:anchorId="073D2187" id="Text Box 100" o:spid="_x0000_s1096" type="#_x0000_t202" style="position:absolute;margin-left:0;margin-top:34.5pt;width:442.35pt;height:228.65pt;z-index:251658326;visibility:visible;mso-wrap-style:square;mso-height-percent:0;mso-wrap-distance-left:9pt;mso-wrap-distance-top:0;mso-wrap-distance-right:9pt;mso-wrap-distance-bottom:0;mso-position-horizontal:left;mso-position-horizontal-relative:margin;mso-position-vertical:absolute;mso-position-vertical-relative:text;mso-height-percent:0;mso-height-relative:margin;v-text-anchor:top" o:gfxdata="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" fillcolor="white [3201]" strokeweight=".5pt">
+              <v:shape w14:anchorId="073D2187" id="Text Box 100" o:spid="_x0000_s1089" type="#_x0000_t202" style="position:absolute;margin-left:0;margin-top:34.5pt;width:442.35pt;height:228.65pt;z-index:251658318;visibility:visible;mso-wrap-style:square;mso-height-percent:0;mso-wrap-distance-left:9pt;mso-wrap-distance-top:0;mso-wrap-distance-right:9pt;mso-wrap-distance-bottom:0;mso-position-horizontal:left;mso-position-horizontal-relative:margin;mso-position-vertical:absolute;mso-position-vertical-relative:text;mso-height-percent:0;mso-height-relative:margin;v-text-anchor:top" o:gfxdata="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" fillcolor="white [3201]" strokeweight=".5pt">
                 <v:textbox>
                   <w:txbxContent>
                     <w:p/>
@@ -22990,7 +24202,7 @@
         <mc:AlternateContent>
           <mc:Choice Requires="wps">
             <w:drawing>
-              <wp:anchor distT="0" distB="0" distL="114300" distR="114300" simplePos="0" relativeHeight="251658325" behindDoc="0" locked="0" layoutInCell="1" allowOverlap="1" wp14:anchorId="19A7A31F" wp14:editId="66651B82">
+              <wp:anchor distT="0" distB="0" distL="114300" distR="114300" simplePos="0" relativeHeight="251658317" behindDoc="0" locked="0" layoutInCell="1" allowOverlap="1" wp14:anchorId="19A7A31F" wp14:editId="66651B82">
                 <wp:simplePos x="0" y="0"/>
                 <wp:positionH relativeFrom="margin">
                   <wp:align>left</wp:align>
@@ -23046,7 +24258,7 @@
           </mc:Choice>
           <mc:Fallback>
             <w:pict>
-              <v:shape w14:anchorId="19A7A31F" id="Text Box 99" o:spid="_x0000_s1097" type="#_x0000_t202" style="position:absolute;margin-left:0;margin-top:1.4pt;width:442.35pt;height:304.7pt;z-index:251658325;visibility:visible;mso-wrap-style:square;mso-height-percent:0;mso-wrap-distance-left:9pt;mso-wrap-distance-top:0;mso-wrap-distance-right:9pt;mso-wrap-distance-bottom:0;mso-position-horizontal:left;mso-position-horizontal-relative:margin;mso-position-vertical:absolute;mso-position-vertical-relative:text;mso-height-percent:0;mso-height-relative:margin;v-text-anchor:top" o:gfxdata="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" fillcolor="white [3201]" strokeweight=".5pt">
+              <v:shape w14:anchorId="19A7A31F" id="Text Box 99" o:spid="_x0000_s1090" type="#_x0000_t202" style="position:absolute;margin-left:0;margin-top:1.4pt;width:442.35pt;height:304.7pt;z-index:251658317;visibility:visible;mso-wrap-style:square;mso-height-percent:0;mso-wrap-distance-left:9pt;mso-wrap-distance-top:0;mso-wrap-distance-right:9pt;mso-wrap-distance-bottom:0;mso-position-horizontal:left;mso-position-horizontal-relative:margin;mso-position-vertical:absolute;mso-position-vertical-relative:text;mso-height-percent:0;mso-height-relative:margin;v-text-anchor:top" o:gfxdata="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" fillcolor="white [3201]" strokeweight=".5pt">
                 <v:textbox>
                   <w:txbxContent>
                     <w:p/>
@@ -23291,7 +24503,7 @@
           </mc:Choice>
           <mc:Fallback>
             <w:pict>
-              <v:shape w14:anchorId="5F659241" id="Text Box 102" o:spid="_x0000_s1098" type="#_x0000_t202" style="position:absolute;margin-left:0;margin-top:21.4pt;width:442.35pt;height:263.25pt;z-index:251658241;visibility:visible;mso-wrap-style:square;mso-height-percent:0;mso-wrap-distance-left:9pt;mso-wrap-distance-top:0;mso-wrap-distance-right:9pt;mso-wrap-distance-bottom:0;mso-position-horizontal:left;mso-position-horizontal-relative:margin;mso-position-vertical:absolute;mso-position-vertical-relative:text;mso-height-percent:0;mso-height-relative:margin;v-text-anchor:top" o:gfxdata="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" fillcolor="white [3201]" strokeweight=".5pt">
+              <v:shape w14:anchorId="5F659241" id="Text Box 102" o:spid="_x0000_s1091" type="#_x0000_t202" style="position:absolute;margin-left:0;margin-top:21.4pt;width:442.35pt;height:263.25pt;z-index:251658241;visibility:visible;mso-wrap-style:square;mso-height-percent:0;mso-wrap-distance-left:9pt;mso-wrap-distance-top:0;mso-wrap-distance-right:9pt;mso-wrap-distance-bottom:0;mso-position-horizontal:left;mso-position-horizontal-relative:margin;mso-position-vertical:absolute;mso-position-vertical-relative:text;mso-height-percent:0;mso-height-relative:margin;v-text-anchor:top" o:gfxdata="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" fillcolor="white [3201]" strokeweight=".5pt">
                 <v:textbox>
                   <w:txbxContent>
                     <w:p/>
@@ -23308,7 +24520,7 @@
           <w:noProof/>
         </w:rPr>
         <w:drawing>
-          <wp:anchor distT="0" distB="0" distL="114300" distR="114300" simplePos="0" relativeHeight="251658327" behindDoc="0" locked="0" layoutInCell="1" allowOverlap="1" wp14:anchorId="727C3B1A" wp14:editId="3C9B34F8">
+          <wp:anchor distT="0" distB="0" distL="114300" distR="114300" simplePos="0" relativeHeight="251658319" behindDoc="0" locked="0" layoutInCell="1" allowOverlap="1" wp14:anchorId="727C3B1A" wp14:editId="3C9B34F8">
             <wp:simplePos x="0" y="0"/>
             <wp:positionH relativeFrom="column">
               <wp:posOffset>3891153</wp:posOffset>
@@ -23331,7 +24543,7 @@
                     <pic:cNvPicPr/>
                   </pic:nvPicPr>
                   <pic:blipFill rotWithShape="1">
-                    <a:blip r:embed="rId49">
+                    <a:blip r:embed="rId58">
                       <a:extLst>
                         <a:ext uri="{28A0092B-C50C-407E-A947-70E740481C1C}">
                           <a14:useLocalDpi xmlns:a14="http://schemas.microsoft.com/office/drawing/2010/main" val="0"/>
@@ -23519,7 +24731,7 @@
         <mc:AlternateContent>
           <mc:Choice Requires="wps">
             <w:drawing>
-              <wp:anchor distT="0" distB="0" distL="114300" distR="114300" simplePos="0" relativeHeight="251658328" behindDoc="0" locked="0" layoutInCell="1" allowOverlap="1" wp14:anchorId="1CBCB7AF" wp14:editId="0EDF6342">
+              <wp:anchor distT="0" distB="0" distL="114300" distR="114300" simplePos="0" relativeHeight="251658320" behindDoc="0" locked="0" layoutInCell="1" allowOverlap="1" wp14:anchorId="1CBCB7AF" wp14:editId="0EDF6342">
                 <wp:simplePos x="0" y="0"/>
                 <wp:positionH relativeFrom="margin">
                   <wp:posOffset>0</wp:posOffset>
@@ -23575,7 +24787,7 @@
           </mc:Choice>
           <mc:Fallback>
             <w:pict>
-              <v:shape w14:anchorId="1CBCB7AF" id="Text Box 103" o:spid="_x0000_s1099" type="#_x0000_t202" style="position:absolute;margin-left:0;margin-top:0;width:442.35pt;height:263.25pt;z-index:251658328;visibility:visible;mso-wrap-style:square;mso-height-percent:0;mso-wrap-distance-left:9pt;mso-wrap-distance-top:0;mso-wrap-distance-right:9pt;mso-wrap-distance-bottom:0;mso-position-horizontal:absolute;mso-position-horizontal-relative:margin;mso-position-vertical:absolute;mso-position-vertical-relative:text;mso-height-percent:0;mso-height-relative:margin;v-text-anchor:top" o:gfxdata="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" fillcolor="white [3201]" strokeweight=".5pt">
+              <v:shape w14:anchorId="1CBCB7AF" id="Text Box 103" o:spid="_x0000_s1092" type="#_x0000_t202" style="position:absolute;margin-left:0;margin-top:0;width:442.35pt;height:263.25pt;z-index:251658320;visibility:visible;mso-wrap-style:square;mso-height-percent:0;mso-wrap-distance-left:9pt;mso-wrap-distance-top:0;mso-wrap-distance-right:9pt;mso-wrap-distance-bottom:0;mso-position-horizontal:absolute;mso-position-horizontal-relative:margin;mso-position-vertical:absolute;mso-position-vertical-relative:text;mso-height-percent:0;mso-height-relative:margin;v-text-anchor:top" o:gfxdata="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" fillcolor="white [3201]" strokeweight=".5pt">
                 <v:textbox>
                   <w:txbxContent>
                     <w:p/>
@@ -23753,7 +24965,7 @@
           <w:noProof/>
         </w:rPr>
         <w:drawing>
-          <wp:anchor distT="0" distB="0" distL="114300" distR="114300" simplePos="0" relativeHeight="251658329" behindDoc="0" locked="0" layoutInCell="1" allowOverlap="1" wp14:anchorId="5BA5C567" wp14:editId="3382F527">
+          <wp:anchor distT="0" distB="0" distL="114300" distR="114300" simplePos="0" relativeHeight="251658321" behindDoc="0" locked="0" layoutInCell="1" allowOverlap="1" wp14:anchorId="5BA5C567" wp14:editId="3382F527">
             <wp:simplePos x="0" y="0"/>
             <wp:positionH relativeFrom="column">
               <wp:posOffset>4813173</wp:posOffset>
@@ -23776,7 +24988,7 @@
                     <pic:cNvPicPr/>
                   </pic:nvPicPr>
                   <pic:blipFill rotWithShape="1">
-                    <a:blip r:embed="rId50">
+                    <a:blip r:embed="rId59">
                       <a:extLst>
                         <a:ext uri="{28A0092B-C50C-407E-A947-70E740481C1C}">
                           <a14:useLocalDpi xmlns:a14="http://schemas.microsoft.com/office/drawing/2010/main" val="0"/>
@@ -23879,7 +25091,7 @@
           </mc:Choice>
           <mc:Fallback>
             <w:pict>
-              <v:shape w14:anchorId="42684377" id="Text Box 105" o:spid="_x0000_s1100" type="#_x0000_t202" style="position:absolute;margin-left:0;margin-top:-.15pt;width:442.35pt;height:465.4pt;z-index:251658240;visibility:visible;mso-wrap-style:square;mso-height-percent:0;mso-wrap-distance-left:9pt;mso-wrap-distance-top:0;mso-wrap-distance-right:9pt;mso-wrap-distance-bottom:0;mso-position-horizontal:left;mso-position-horizontal-relative:margin;mso-position-vertical:absolute;mso-position-vertical-relative:text;mso-height-percent:0;mso-height-relative:margin;v-text-anchor:top" o:gfxdata="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" fillcolor="white [3201]" strokeweight=".5pt">
+              <v:shape w14:anchorId="42684377" id="Text Box 105" o:spid="_x0000_s1093" type="#_x0000_t202" style="position:absolute;margin-left:0;margin-top:-.15pt;width:442.35pt;height:465.4pt;z-index:251658240;visibility:visible;mso-wrap-style:square;mso-height-percent:0;mso-wrap-distance-left:9pt;mso-wrap-distance-top:0;mso-wrap-distance-right:9pt;mso-wrap-distance-bottom:0;mso-position-horizontal:left;mso-position-horizontal-relative:margin;mso-position-vertical:absolute;mso-position-vertical-relative:text;mso-height-percent:0;mso-height-relative:margin;v-text-anchor:top" o:gfxdata="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" fillcolor="white [3201]" strokeweight=".5pt">
                 <v:textbox>
                   <w:txbxContent>
                     <w:p/>
@@ -23910,7 +25122,7 @@
         <mc:AlternateContent>
           <mc:Choice Requires="wps">
             <w:drawing>
-              <wp:anchor distT="0" distB="0" distL="114300" distR="114300" simplePos="0" relativeHeight="251658256" behindDoc="0" locked="0" layoutInCell="1" allowOverlap="1" wp14:anchorId="6EE9960A" wp14:editId="5E0D8E9E">
+              <wp:anchor distT="0" distB="0" distL="114300" distR="114300" simplePos="0" relativeHeight="251658253" behindDoc="0" locked="0" layoutInCell="1" allowOverlap="1" wp14:anchorId="6EE9960A" wp14:editId="5E0D8E9E">
                 <wp:simplePos x="0" y="0"/>
                 <wp:positionH relativeFrom="column">
                   <wp:posOffset>111318</wp:posOffset>
@@ -24084,7 +25296,7 @@
           </mc:Choice>
           <mc:Fallback>
             <w:pict>
-              <v:rect w14:anchorId="6EE9960A" id="Rectangle 37" o:spid="_x0000_s1101" style="position:absolute;margin-left:8.75pt;margin-top:14.15pt;width:442pt;height:88.9pt;z-index:251658256;visibility:visible;mso-wrap-style:square;mso-width-percent:0;mso-height-percent:0;mso-wrap-distance-left:9pt;mso-wrap-distance-top:0;mso-wrap-distance-right:9pt;mso-wrap-distance-bottom:0;mso-position-horizontal:absolute;mso-position-horizontal-relative:text;mso-position-vertical:absolute;mso-position-vertical-relative:text;mso-width-percent:0;mso-height-percent:0;mso-width-relative:margin;mso-height-relative:margin;v-text-anchor:top" o:gfxdata="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" fillcolor="white [3201]" strokecolor="#ed7d31 [3205]" strokeweight="1pt">
+              <v:rect w14:anchorId="6EE9960A" id="Rectangle 37" o:spid="_x0000_s1094" style="position:absolute;margin-left:8.75pt;margin-top:14.15pt;width:442pt;height:88.9pt;z-index:251658253;visibility:visible;mso-wrap-style:square;mso-width-percent:0;mso-height-percent:0;mso-wrap-distance-left:9pt;mso-wrap-distance-top:0;mso-wrap-distance-right:9pt;mso-wrap-distance-bottom:0;mso-position-horizontal:absolute;mso-position-horizontal-relative:text;mso-position-vertical:absolute;mso-position-vertical-relative:text;mso-width-percent:0;mso-height-percent:0;mso-width-relative:margin;mso-height-relative:margin;v-text-anchor:top" o:gfxdata="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" fillcolor="white [3201]" strokecolor="#ed7d31 [3205]" strokeweight="1pt">
                 <v:textbox>
                   <w:txbxContent>
                     <w:p>
@@ -24303,7 +25515,7 @@
         <mc:AlternateContent>
           <mc:Choice Requires="wps">
             <w:drawing>
-              <wp:anchor distT="0" distB="0" distL="114300" distR="114300" simplePos="0" relativeHeight="251658330" behindDoc="0" locked="0" layoutInCell="1" allowOverlap="1" wp14:anchorId="73E8400F" wp14:editId="1A0CDF88">
+              <wp:anchor distT="0" distB="0" distL="114300" distR="114300" simplePos="0" relativeHeight="251658322" behindDoc="0" locked="0" layoutInCell="1" allowOverlap="1" wp14:anchorId="73E8400F" wp14:editId="1A0CDF88">
                 <wp:simplePos x="0" y="0"/>
                 <wp:positionH relativeFrom="column">
                   <wp:posOffset>-46990</wp:posOffset>
@@ -24359,7 +25571,7 @@
           </mc:Choice>
           <mc:Fallback>
             <w:pict>
-              <v:shape w14:anchorId="73E8400F" id="Text Box 106" o:spid="_x0000_s1102" type="#_x0000_t202" style="position:absolute;left:0;text-align:left;margin-left:-3.7pt;margin-top:33.4pt;width:455.4pt;height:50.5pt;z-index:251658330;visibility:visible;mso-wrap-style:square;mso-height-percent:0;mso-wrap-distance-left:9pt;mso-wrap-distance-top:0;mso-wrap-distance-right:9pt;mso-wrap-distance-bottom:0;mso-position-horizontal:absolute;mso-position-horizontal-relative:text;mso-position-vertical:absolute;mso-position-vertical-relative:text;mso-height-percent:0;mso-height-relative:margin;v-text-anchor:top" o:gfxdata="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" fillcolor="white [3201]" strokeweight=".5pt">
+              <v:shape w14:anchorId="73E8400F" id="Text Box 106" o:spid="_x0000_s1095" type="#_x0000_t202" style="position:absolute;left:0;text-align:left;margin-left:-3.7pt;margin-top:33.4pt;width:455.4pt;height:50.5pt;z-index:251658322;visibility:visible;mso-wrap-style:square;mso-height-percent:0;mso-wrap-distance-left:9pt;mso-wrap-distance-top:0;mso-wrap-distance-right:9pt;mso-wrap-distance-bottom:0;mso-position-horizontal:absolute;mso-position-horizontal-relative:text;mso-position-vertical:absolute;mso-position-vertical-relative:text;mso-height-percent:0;mso-height-relative:margin;v-text-anchor:top" o:gfxdata="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" fillcolor="white [3201]" strokeweight=".5pt">
                 <v:textbox>
                   <w:txbxContent>
                     <w:p/>
@@ -24441,7 +25653,7 @@
         <mc:AlternateContent>
           <mc:Choice Requires="wps">
             <w:drawing>
-              <wp:anchor distT="0" distB="0" distL="114300" distR="114300" simplePos="0" relativeHeight="251658331" behindDoc="0" locked="0" layoutInCell="1" allowOverlap="1" wp14:anchorId="29CEA30F" wp14:editId="5BA88EC7">
+              <wp:anchor distT="0" distB="0" distL="114300" distR="114300" simplePos="0" relativeHeight="251658323" behindDoc="0" locked="0" layoutInCell="1" allowOverlap="1" wp14:anchorId="29CEA30F" wp14:editId="5BA88EC7">
                 <wp:simplePos x="0" y="0"/>
                 <wp:positionH relativeFrom="margin">
                   <wp:posOffset>-34735</wp:posOffset>
@@ -24497,7 +25709,7 @@
           </mc:Choice>
           <mc:Fallback>
             <w:pict>
-              <v:shape w14:anchorId="29CEA30F" id="Text Box 108" o:spid="_x0000_s1103" type="#_x0000_t202" style="position:absolute;left:0;text-align:left;margin-left:-2.75pt;margin-top:30.85pt;width:455.4pt;height:50.5pt;z-index:251658331;visibility:visible;mso-wrap-style:square;mso-height-percent:0;mso-wrap-distance-left:9pt;mso-wrap-distance-top:0;mso-wrap-distance-right:9pt;mso-wrap-distance-bottom:0;mso-position-horizontal:absolute;mso-position-horizontal-relative:margin;mso-position-vertical:absolute;mso-position-vertical-relative:text;mso-height-percent:0;mso-height-relative:margin;v-text-anchor:top" o:gfxdata="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" fillcolor="white [3201]" strokeweight=".5pt">
+              <v:shape w14:anchorId="29CEA30F" id="Text Box 108" o:spid="_x0000_s1096" type="#_x0000_t202" style="position:absolute;left:0;text-align:left;margin-left:-2.75pt;margin-top:30.85pt;width:455.4pt;height:50.5pt;z-index:251658323;visibility:visible;mso-wrap-style:square;mso-height-percent:0;mso-wrap-distance-left:9pt;mso-wrap-distance-top:0;mso-wrap-distance-right:9pt;mso-wrap-distance-bottom:0;mso-position-horizontal:absolute;mso-position-horizontal-relative:margin;mso-position-vertical:absolute;mso-position-vertical-relative:text;mso-height-percent:0;mso-height-relative:margin;v-text-anchor:top" o:gfxdata="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" fillcolor="white [3201]" strokeweight=".5pt">
                 <v:textbox>
                   <w:txbxContent>
                     <w:p/>
@@ -24592,7 +25804,7 @@
         <mc:AlternateContent>
           <mc:Choice Requires="wps">
             <w:drawing>
-              <wp:anchor distT="0" distB="0" distL="114300" distR="114300" simplePos="0" relativeHeight="251658332" behindDoc="0" locked="0" layoutInCell="1" allowOverlap="1" wp14:anchorId="73A15AF1" wp14:editId="3E8406DB">
+              <wp:anchor distT="0" distB="0" distL="114300" distR="114300" simplePos="0" relativeHeight="251658324" behindDoc="0" locked="0" layoutInCell="1" allowOverlap="1" wp14:anchorId="73A15AF1" wp14:editId="3E8406DB">
                 <wp:simplePos x="0" y="0"/>
                 <wp:positionH relativeFrom="margin">
                   <wp:posOffset>-22415</wp:posOffset>
@@ -24648,7 +25860,7 @@
           </mc:Choice>
           <mc:Fallback>
             <w:pict>
-              <v:shape w14:anchorId="73A15AF1" id="Text Box 109" o:spid="_x0000_s1104" type="#_x0000_t202" style="position:absolute;left:0;text-align:left;margin-left:-1.75pt;margin-top:18.45pt;width:455.35pt;height:50.45pt;z-index:251658332;visibility:visible;mso-wrap-style:square;mso-height-percent:0;mso-wrap-distance-left:9pt;mso-wrap-distance-top:0;mso-wrap-distance-right:9pt;mso-wrap-distance-bottom:0;mso-position-horizontal:absolute;mso-position-horizontal-relative:margin;mso-position-vertical:absolute;mso-position-vertical-relative:text;mso-height-percent:0;mso-height-relative:margin;v-text-anchor:top" o:gfxdata="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" fillcolor="white [3201]" strokeweight=".5pt">
+              <v:shape w14:anchorId="73A15AF1" id="Text Box 109" o:spid="_x0000_s1097" type="#_x0000_t202" style="position:absolute;left:0;text-align:left;margin-left:-1.75pt;margin-top:18.45pt;width:455.35pt;height:50.45pt;z-index:251658324;visibility:visible;mso-wrap-style:square;mso-height-percent:0;mso-wrap-distance-left:9pt;mso-wrap-distance-top:0;mso-wrap-distance-right:9pt;mso-wrap-distance-bottom:0;mso-position-horizontal:absolute;mso-position-horizontal-relative:margin;mso-position-vertical:absolute;mso-position-vertical-relative:text;mso-height-percent:0;mso-height-relative:margin;v-text-anchor:top" o:gfxdata="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" fillcolor="white [3201]" strokeweight=".5pt">
                 <v:textbox>
                   <w:txbxContent>
                     <w:p/>
@@ -24731,7 +25943,7 @@
         <mc:AlternateContent>
           <mc:Choice Requires="wps">
             <w:drawing>
-              <wp:anchor distT="0" distB="0" distL="114300" distR="114300" simplePos="0" relativeHeight="251658333" behindDoc="0" locked="0" layoutInCell="1" allowOverlap="1" wp14:anchorId="19752135" wp14:editId="57776D63">
+              <wp:anchor distT="0" distB="0" distL="114300" distR="114300" simplePos="0" relativeHeight="251658325" behindDoc="0" locked="0" layoutInCell="1" allowOverlap="1" wp14:anchorId="19752135" wp14:editId="57776D63">
                 <wp:simplePos x="0" y="0"/>
                 <wp:positionH relativeFrom="margin">
                   <wp:posOffset>-22860</wp:posOffset>
@@ -24787,7 +25999,7 @@
           </mc:Choice>
           <mc:Fallback>
             <w:pict>
-              <v:shape w14:anchorId="19752135" id="Text Box 110" o:spid="_x0000_s1105" type="#_x0000_t202" style="position:absolute;left:0;text-align:left;margin-left:-1.8pt;margin-top:38.05pt;width:455.35pt;height:50.45pt;z-index:251658333;visibility:visible;mso-wrap-style:square;mso-height-percent:0;mso-wrap-distance-left:9pt;mso-wrap-distance-top:0;mso-wrap-distance-right:9pt;mso-wrap-distance-bottom:0;mso-position-horizontal:absolute;mso-position-horizontal-relative:margin;mso-position-vertical:absolute;mso-position-vertical-relative:text;mso-height-percent:0;mso-height-relative:margin;v-text-anchor:top" o:gfxdata="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" fillcolor="white [3201]" strokeweight=".5pt">
+              <v:shape w14:anchorId="19752135" id="Text Box 110" o:spid="_x0000_s1098" type="#_x0000_t202" style="position:absolute;left:0;text-align:left;margin-left:-1.8pt;margin-top:38.05pt;width:455.35pt;height:50.45pt;z-index:251658325;visibility:visible;mso-wrap-style:square;mso-height-percent:0;mso-wrap-distance-left:9pt;mso-wrap-distance-top:0;mso-wrap-distance-right:9pt;mso-wrap-distance-bottom:0;mso-position-horizontal:absolute;mso-position-horizontal-relative:margin;mso-position-vertical:absolute;mso-position-vertical-relative:text;mso-height-percent:0;mso-height-relative:margin;v-text-anchor:top" o:gfxdata="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" fillcolor="white [3201]" strokeweight=".5pt">
                 <v:textbox>
                   <w:txbxContent>
                     <w:p/>
@@ -24886,7 +26098,7 @@
         <mc:AlternateContent>
           <mc:Choice Requires="wps">
             <w:drawing>
-              <wp:anchor distT="0" distB="0" distL="114300" distR="114300" simplePos="0" relativeHeight="251658335" behindDoc="0" locked="0" layoutInCell="1" allowOverlap="1" wp14:anchorId="14EABB92" wp14:editId="563D184F">
+              <wp:anchor distT="0" distB="0" distL="114300" distR="114300" simplePos="0" relativeHeight="251658327" behindDoc="0" locked="0" layoutInCell="1" allowOverlap="1" wp14:anchorId="14EABB92" wp14:editId="563D184F">
                 <wp:simplePos x="0" y="0"/>
                 <wp:positionH relativeFrom="margin">
                   <wp:align>left</wp:align>
@@ -24942,7 +26154,7 @@
           </mc:Choice>
           <mc:Fallback>
             <w:pict>
-              <v:shape w14:anchorId="14EABB92" id="Text Box 112" o:spid="_x0000_s1106" type="#_x0000_t202" style="position:absolute;margin-left:0;margin-top:.35pt;width:455.35pt;height:77.6pt;z-index:251658335;visibility:visible;mso-wrap-style:square;mso-height-percent:0;mso-wrap-distance-left:9pt;mso-wrap-distance-top:0;mso-wrap-distance-right:9pt;mso-wrap-distance-bottom:0;mso-position-horizontal:left;mso-position-horizontal-relative:margin;mso-position-vertical:absolute;mso-position-vertical-relative:text;mso-height-percent:0;mso-height-relative:margin;v-text-anchor:top" o:gfxdata="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" fillcolor="white [3201]" strokeweight=".5pt">
+              <v:shape w14:anchorId="14EABB92" id="Text Box 112" o:spid="_x0000_s1099" type="#_x0000_t202" style="position:absolute;margin-left:0;margin-top:.35pt;width:455.35pt;height:77.6pt;z-index:251658327;visibility:visible;mso-wrap-style:square;mso-height-percent:0;mso-wrap-distance-left:9pt;mso-wrap-distance-top:0;mso-wrap-distance-right:9pt;mso-wrap-distance-bottom:0;mso-position-horizontal:left;mso-position-horizontal-relative:margin;mso-position-vertical:absolute;mso-position-vertical-relative:text;mso-height-percent:0;mso-height-relative:margin;v-text-anchor:top" o:gfxdata="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" fillcolor="white [3201]" strokeweight=".5pt">
                 <v:textbox>
                   <w:txbxContent>
                     <w:p/>
@@ -25015,7 +26227,7 @@
                     <pic:cNvPicPr/>
                   </pic:nvPicPr>
                   <pic:blipFill rotWithShape="1">
-                    <a:blip r:embed="rId51"/>
+                    <a:blip r:embed="rId60"/>
                     <a:srcRect l="12060" t="28664" r="13552" b="9680"/>
                     <a:stretch/>
                   </pic:blipFill>
@@ -25057,7 +26269,7 @@
         <mc:AlternateContent>
           <mc:Choice Requires="wps">
             <w:drawing>
-              <wp:anchor distT="0" distB="0" distL="114300" distR="114300" simplePos="0" relativeHeight="251658334" behindDoc="0" locked="0" layoutInCell="1" allowOverlap="1" wp14:anchorId="499C9B76" wp14:editId="4801BE18">
+              <wp:anchor distT="0" distB="0" distL="114300" distR="114300" simplePos="0" relativeHeight="251658326" behindDoc="0" locked="0" layoutInCell="1" allowOverlap="1" wp14:anchorId="499C9B76" wp14:editId="4801BE18">
                 <wp:simplePos x="0" y="0"/>
                 <wp:positionH relativeFrom="column">
                   <wp:posOffset>-11875</wp:posOffset>
@@ -25116,7 +26328,7 @@
           </mc:Choice>
           <mc:Fallback>
             <w:pict>
-              <v:shape w14:anchorId="499C9B76" id="Text Box 111" o:spid="_x0000_s1107" type="#_x0000_t202" style="position:absolute;margin-left:-.95pt;margin-top:1.95pt;width:471.25pt;height:387.1pt;z-index:251658334;visibility:visible;mso-wrap-style:square;mso-width-percent:0;mso-height-percent:0;mso-wrap-distance-left:9pt;mso-wrap-distance-top:0;mso-wrap-distance-right:9pt;mso-wrap-distance-bottom:0;mso-position-horizontal:absolute;mso-position-horizontal-relative:text;mso-position-vertical:absolute;mso-position-vertical-relative:text;mso-width-percent:0;mso-height-percent:0;mso-width-relative:margin;mso-height-relative:margin;v-text-anchor:top" o:gfxdata="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" fillcolor="white [3201]" strokeweight=".5pt">
+              <v:shape w14:anchorId="499C9B76" id="Text Box 111" o:spid="_x0000_s1100" type="#_x0000_t202" style="position:absolute;margin-left:-.95pt;margin-top:1.95pt;width:471.25pt;height:387.1pt;z-index:251658326;visibility:visible;mso-wrap-style:square;mso-width-percent:0;mso-height-percent:0;mso-wrap-distance-left:9pt;mso-wrap-distance-top:0;mso-wrap-distance-right:9pt;mso-wrap-distance-bottom:0;mso-position-horizontal:absolute;mso-position-horizontal-relative:text;mso-position-vertical:absolute;mso-position-vertical-relative:text;mso-width-percent:0;mso-height-percent:0;mso-width-relative:margin;mso-height-relative:margin;v-text-anchor:top" o:gfxdata="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" fillcolor="white [3201]" strokeweight=".5pt">
                 <v:textbox>
                   <w:txbxContent>
                     <w:p/>
@@ -25171,7 +26383,7 @@
           <w:noProof/>
         </w:rPr>
         <w:drawing>
-          <wp:anchor distT="0" distB="0" distL="114300" distR="114300" simplePos="0" relativeHeight="251658323" behindDoc="0" locked="0" layoutInCell="1" allowOverlap="1" wp14:anchorId="61B92A0B" wp14:editId="74B6B26B">
+          <wp:anchor distT="0" distB="0" distL="114300" distR="114300" simplePos="0" relativeHeight="251658315" behindDoc="0" locked="0" layoutInCell="1" allowOverlap="1" wp14:anchorId="61B92A0B" wp14:editId="74B6B26B">
             <wp:simplePos x="0" y="0"/>
             <wp:positionH relativeFrom="column">
               <wp:posOffset>2943225</wp:posOffset>
@@ -25194,7 +26406,7 @@
                     <pic:cNvPicPr/>
                   </pic:nvPicPr>
                   <pic:blipFill rotWithShape="1">
-                    <a:blip r:embed="rId52">
+                    <a:blip r:embed="rId61">
                       <a:extLst>
                         <a:ext uri="{28A0092B-C50C-407E-A947-70E740481C1C}">
                           <a14:useLocalDpi xmlns:a14="http://schemas.microsoft.com/office/drawing/2010/main" val="0"/>
@@ -25253,7 +26465,7 @@
                     <pic:cNvPicPr/>
                   </pic:nvPicPr>
                   <pic:blipFill rotWithShape="1">
-                    <a:blip r:embed="rId53"/>
+                    <a:blip r:embed="rId62"/>
                     <a:srcRect l="3896" t="15685" r="7245" b="4925"/>
                     <a:stretch/>
                   </pic:blipFill>
@@ -25309,7 +26521,7 @@
           <w:noProof/>
         </w:rPr>
         <w:drawing>
-          <wp:anchor distT="0" distB="0" distL="114300" distR="114300" simplePos="0" relativeHeight="251658322" behindDoc="0" locked="0" layoutInCell="1" allowOverlap="1" wp14:anchorId="1A393849" wp14:editId="722223CE">
+          <wp:anchor distT="0" distB="0" distL="114300" distR="114300" simplePos="0" relativeHeight="251658314" behindDoc="0" locked="0" layoutInCell="1" allowOverlap="1" wp14:anchorId="1A393849" wp14:editId="722223CE">
             <wp:simplePos x="0" y="0"/>
             <wp:positionH relativeFrom="column">
               <wp:posOffset>238125</wp:posOffset>
@@ -25332,7 +26544,7 @@
                     <pic:cNvPicPr/>
                   </pic:nvPicPr>
                   <pic:blipFill rotWithShape="1">
-                    <a:blip r:embed="rId52">
+                    <a:blip r:embed="rId61">
                       <a:extLst>
                         <a:ext uri="{28A0092B-C50C-407E-A947-70E740481C1C}">
                           <a14:useLocalDpi xmlns:a14="http://schemas.microsoft.com/office/drawing/2010/main" val="0"/>
@@ -25483,7 +26695,7 @@
         <mc:AlternateContent>
           <mc:Choice Requires="wps">
             <w:drawing>
-              <wp:anchor distT="0" distB="0" distL="114300" distR="114300" simplePos="0" relativeHeight="251658257" behindDoc="0" locked="0" layoutInCell="1" allowOverlap="1" wp14:anchorId="490E6692" wp14:editId="3BCB7D00">
+              <wp:anchor distT="0" distB="0" distL="114300" distR="114300" simplePos="0" relativeHeight="251658254" behindDoc="0" locked="0" layoutInCell="1" allowOverlap="1" wp14:anchorId="490E6692" wp14:editId="3BCB7D00">
                 <wp:simplePos x="0" y="0"/>
                 <wp:positionH relativeFrom="column">
                   <wp:posOffset>111125</wp:posOffset>
@@ -25592,7 +26804,7 @@
           </mc:Choice>
           <mc:Fallback>
             <w:pict>
-              <v:rect w14:anchorId="490E6692" id="Rectangle 47" o:spid="_x0000_s1108" style="position:absolute;left:0;text-align:left;margin-left:8.75pt;margin-top:9.15pt;width:442pt;height:72.65pt;z-index:251658257;visibility:visible;mso-wrap-style:square;mso-width-percent:0;mso-height-percent:0;mso-wrap-distance-left:9pt;mso-wrap-distance-top:0;mso-wrap-distance-right:9pt;mso-wrap-distance-bottom:0;mso-position-horizontal:absolute;mso-position-horizontal-relative:text;mso-position-vertical:absolute;mso-position-vertical-relative:text;mso-width-percent:0;mso-height-percent:0;mso-width-relative:margin;mso-height-relative:margin;v-text-anchor:top" o:gfxdata="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" fillcolor="white [3201]" strokecolor="#ed7d31 [3205]" strokeweight="1pt">
+              <v:rect w14:anchorId="490E6692" id="Rectangle 47" o:spid="_x0000_s1101" style="position:absolute;left:0;text-align:left;margin-left:8.75pt;margin-top:9.15pt;width:442pt;height:72.65pt;z-index:251658254;visibility:visible;mso-wrap-style:square;mso-width-percent:0;mso-height-percent:0;mso-wrap-distance-left:9pt;mso-wrap-distance-top:0;mso-wrap-distance-right:9pt;mso-wrap-distance-bottom:0;mso-position-horizontal:absolute;mso-position-horizontal-relative:text;mso-position-vertical:absolute;mso-position-vertical-relative:text;mso-width-percent:0;mso-height-percent:0;mso-width-relative:margin;mso-height-relative:margin;v-text-anchor:top" o:gfxdata="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" fillcolor="white [3201]" strokecolor="#ed7d31 [3205]" strokeweight="1pt">
                 <v:textbox>
                   <w:txbxContent>
                     <w:p>
@@ -25717,7 +26929,7 @@
                     </pic:cNvPicPr>
                   </pic:nvPicPr>
                   <pic:blipFill rotWithShape="1">
-                    <a:blip r:embed="rId54"/>
+                    <a:blip r:embed="rId63"/>
                     <a:srcRect l="23368" t="43776" r="25451" b="29201"/>
                     <a:stretch/>
                   </pic:blipFill>
@@ -25792,7 +27004,7 @@
                     </pic:cNvPicPr>
                   </pic:nvPicPr>
                   <pic:blipFill rotWithShape="1">
-                    <a:blip r:embed="rId55"/>
+                    <a:blip r:embed="rId64"/>
                     <a:srcRect l="6744" t="24506" r="14317" b="3678"/>
                     <a:stretch/>
                   </pic:blipFill>
@@ -30644,7 +31856,7 @@
       <w:lang w:eastAsia="en-GB"/>
     </w:rPr>
   </w:style>
-  <w:style w:type="table" w:styleId="GridTable6Colorful">
+  <w:style w:type="table" w:styleId="GridTable6Colourful">
     <w:name w:val="Grid Table 6 Colorful"/>
     <w:basedOn w:val="TableNormal"/>
     <w:uiPriority w:val="51"/>

--- a/PYTHONSN INSIDE!!!BEWARE!!!(S2)/Python - Advanced Student Workbook.docx
+++ b/PYTHONSN INSIDE!!!BEWARE!!!(S2)/Python - Advanced Student Workbook.docx
@@ -120,7 +120,7 @@
           <w:noProof/>
         </w:rPr>
         <w:drawing>
-          <wp:inline distT="0" distB="0" distL="0" distR="0" wp14:anchorId="73C5F23B" wp14:editId="301AC6CE">
+          <wp:inline distT="0" distB="0" distL="0" distR="0" wp14:anchorId="73C5F23B" wp14:editId="2A530DA9">
             <wp:extent cx="2592125" cy="2592125"/>
             <wp:effectExtent l="0" t="0" r="0" b="0"/>
             <wp:docPr id="18" name="Picture 18" descr="Python - Wikiversity"/>
@@ -12800,7 +12800,22 @@
                       </wps:spPr>
                       <wps:txbx>
                         <w:txbxContent>
-                          <w:p/>
+                          <w:p>
+                            <w:r>
+                              <w:t>Syntax error:</w:t>
+                            </w:r>
+                            <w:r>
+                              <w:t>An error to do with how the code has been written/formatted(eg:Not indenting code)</w:t>
+                            </w:r>
+                          </w:p>
+                          <w:p>
+                            <w:r>
+                              <w:t>Logic error:An error to do with the op</w:t>
+                            </w:r>
+                            <w:r>
+                              <w:t>erations the code performs(eg:Dividing number by 0)</w:t>
+                            </w:r>
+                          </w:p>
                         </w:txbxContent>
                       </wps:txbx>
                       <wps:bodyPr rot="0" spcFirstLastPara="0" vertOverflow="overflow" horzOverflow="overflow" vert="horz" wrap="square" lIns="91440" tIns="45720" rIns="91440" bIns="45720" numCol="1" spcCol="0" rtlCol="0" fromWordArt="0" anchor="t" anchorCtr="0" forceAA="0" compatLnSpc="1">
@@ -12823,7 +12838,22 @@
               <v:shape w14:anchorId="0539EFF4" id="Text Box 66" o:spid="_x0000_s1062" type="#_x0000_t202" style="position:absolute;margin-left:.6pt;margin-top:18.9pt;width:457.15pt;height:149.25pt;z-index:251658291;visibility:visible;mso-wrap-style:square;mso-height-percent:0;mso-wrap-distance-left:9pt;mso-wrap-distance-top:0;mso-wrap-distance-right:9pt;mso-wrap-distance-bottom:0;mso-position-horizontal:absolute;mso-position-horizontal-relative:text;mso-position-vertical:absolute;mso-position-vertical-relative:text;mso-height-percent:0;mso-height-relative:margin;v-text-anchor:top" o:gfxdata="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" fillcolor="white [3201]" strokeweight=".5pt">
                 <v:textbox>
                   <w:txbxContent>
-                    <w:p/>
+                    <w:p>
+                      <w:r>
+                        <w:t>Syntax error:</w:t>
+                      </w:r>
+                      <w:r>
+                        <w:t>An error to do with how the code has been written/formatted(eg:Not indenting code)</w:t>
+                      </w:r>
+                    </w:p>
+                    <w:p>
+                      <w:r>
+                        <w:t>Logic error:An error to do with the op</w:t>
+                      </w:r>
+                      <w:r>
+                        <w:t>erations the code performs(eg:Dividing number by 0)</w:t>
+                      </w:r>
+                    </w:p>
                   </w:txbxContent>
                 </v:textbox>
               </v:shape>
@@ -13189,6 +13219,12 @@
                 <w:rFonts w:cstheme="minorHAnsi"/>
               </w:rPr>
             </w:pPr>
+            <w:r>
+              <w:rPr>
+                <w:rFonts w:cstheme="minorHAnsi"/>
+              </w:rPr>
+              <w:t>01</w:t>
+            </w:r>
           </w:p>
         </w:tc>
       </w:tr>
@@ -13238,6 +13274,18 @@
                 <w:rFonts w:cstheme="minorHAnsi"/>
               </w:rPr>
             </w:pPr>
+            <w:r>
+              <w:rPr>
+                <w:rFonts w:cstheme="minorHAnsi"/>
+              </w:rPr>
+              <w:t>Expected</w:t>
+            </w:r>
+            <w:r>
+              <w:rPr>
+                <w:rFonts w:cstheme="minorHAnsi"/>
+              </w:rPr>
+              <w:t xml:space="preserve"> “in” + to not defined + no colon</w:t>
+            </w:r>
           </w:p>
         </w:tc>
       </w:tr>
@@ -13287,6 +13335,18 @@
                 <w:rFonts w:cstheme="minorHAnsi"/>
               </w:rPr>
             </w:pPr>
+            <w:r>
+              <w:rPr>
+                <w:rFonts w:cstheme="minorHAnsi"/>
+              </w:rPr>
+              <w:t xml:space="preserve">For </w:t>
+            </w:r>
+            <w:r>
+              <w:rPr>
+                <w:rFonts w:cstheme="minorHAnsi"/>
+              </w:rPr>
+              <w:t>i in range(0,10):</w:t>
+            </w:r>
           </w:p>
         </w:tc>
       </w:tr>
@@ -13389,6 +13449,12 @@
                 <w:rFonts w:cstheme="minorHAnsi"/>
               </w:rPr>
             </w:pPr>
+            <w:r>
+              <w:rPr>
+                <w:rFonts w:cstheme="minorHAnsi"/>
+              </w:rPr>
+              <w:t>03</w:t>
+            </w:r>
           </w:p>
         </w:tc>
       </w:tr>
@@ -13438,6 +13504,12 @@
                 <w:rFonts w:cstheme="minorHAnsi"/>
               </w:rPr>
             </w:pPr>
+            <w:r>
+              <w:rPr>
+                <w:rFonts w:cstheme="minorHAnsi"/>
+              </w:rPr>
+              <w:t>J is not defined</w:t>
+            </w:r>
           </w:p>
         </w:tc>
       </w:tr>
@@ -13487,6 +13559,24 @@
                 <w:rFonts w:cstheme="minorHAnsi"/>
               </w:rPr>
             </w:pPr>
+            <w:r>
+              <w:rPr>
+                <w:rFonts w:cstheme="minorHAnsi"/>
+              </w:rPr>
+              <w:t xml:space="preserve">next </w:t>
+            </w:r>
+            <w:r>
+              <w:rPr>
+                <w:rFonts w:cstheme="minorHAnsi"/>
+              </w:rPr>
+              <w:t xml:space="preserve">= </w:t>
+            </w:r>
+            <w:r>
+              <w:rPr>
+                <w:rFonts w:cstheme="minorHAnsi"/>
+              </w:rPr>
+              <w:t>i</w:t>
+            </w:r>
           </w:p>
         </w:tc>
       </w:tr>
@@ -13977,6 +14067,12 @@
                 <w:rFonts w:cstheme="minorHAnsi"/>
               </w:rPr>
             </w:pPr>
+            <w:r>
+              <w:rPr>
+                <w:rFonts w:cstheme="minorHAnsi"/>
+              </w:rPr>
+              <w:t>04</w:t>
+            </w:r>
           </w:p>
         </w:tc>
       </w:tr>
@@ -14026,6 +14122,18 @@
                 <w:rFonts w:cstheme="minorHAnsi"/>
               </w:rPr>
             </w:pPr>
+            <w:r>
+              <w:rPr>
+                <w:rFonts w:cstheme="minorHAnsi"/>
+              </w:rPr>
+              <w:t>No colon+</w:t>
+            </w:r>
+            <w:r>
+              <w:rPr>
+                <w:rFonts w:cstheme="minorHAnsi"/>
+              </w:rPr>
+              <w:t>then not defined</w:t>
+            </w:r>
           </w:p>
         </w:tc>
       </w:tr>
@@ -14075,6 +14183,12 @@
                 <w:rFonts w:cstheme="minorHAnsi"/>
               </w:rPr>
             </w:pPr>
+            <w:r>
+              <w:rPr>
+                <w:rFonts w:cstheme="minorHAnsi"/>
+              </w:rPr>
+              <w:t>If a==b or b==c:</w:t>
+            </w:r>
           </w:p>
         </w:tc>
       </w:tr>
@@ -14185,6 +14299,12 @@
                 <w:rFonts w:cstheme="minorHAnsi"/>
               </w:rPr>
             </w:pPr>
+            <w:r>
+              <w:rPr>
+                <w:rFonts w:cstheme="minorHAnsi"/>
+              </w:rPr>
+              <w:t>04</w:t>
+            </w:r>
           </w:p>
         </w:tc>
       </w:tr>
@@ -14234,6 +14354,12 @@
                 <w:rFonts w:cstheme="minorHAnsi"/>
               </w:rPr>
             </w:pPr>
+            <w:r>
+              <w:rPr>
+                <w:rFonts w:cstheme="minorHAnsi"/>
+              </w:rPr>
+              <w:t>Should be “and” if to fulfil purpose</w:t>
+            </w:r>
           </w:p>
         </w:tc>
       </w:tr>
@@ -14283,6 +14409,12 @@
                 <w:rFonts w:cstheme="minorHAnsi"/>
               </w:rPr>
             </w:pPr>
+            <w:r>
+              <w:rPr>
+                <w:rFonts w:cstheme="minorHAnsi"/>
+              </w:rPr>
+              <w:t>If a==b and b==c:</w:t>
+            </w:r>
           </w:p>
         </w:tc>
       </w:tr>
@@ -14701,6 +14833,12 @@
                 <w:rFonts w:cstheme="minorHAnsi"/>
               </w:rPr>
             </w:pPr>
+            <w:r>
+              <w:rPr>
+                <w:rFonts w:cstheme="minorHAnsi"/>
+              </w:rPr>
+              <w:t>02</w:t>
+            </w:r>
           </w:p>
         </w:tc>
       </w:tr>
@@ -14750,6 +14888,12 @@
                 <w:rFonts w:cstheme="minorHAnsi"/>
               </w:rPr>
             </w:pPr>
+            <w:r>
+              <w:rPr>
+                <w:rFonts w:cstheme="minorHAnsi"/>
+              </w:rPr>
+              <w:t>Incorrect formatting of “if” statement</w:t>
+            </w:r>
           </w:p>
         </w:tc>
       </w:tr>
@@ -14799,6 +14943,19 @@
                 <w:rFonts w:cstheme="minorHAnsi"/>
               </w:rPr>
             </w:pPr>
+            <w:r>
+              <w:rPr>
+                <w:rFonts w:cstheme="minorHAnsi"/>
+              </w:rPr>
+              <w:t>for n in range(1,10):</w:t>
+            </w:r>
+          </w:p>
+          <w:p>
+            <w:pPr>
+              <w:rPr>
+                <w:rFonts w:cstheme="minorHAnsi"/>
+              </w:rPr>
+            </w:pPr>
           </w:p>
         </w:tc>
       </w:tr>
@@ -14925,6 +15082,12 @@
                 <w:rFonts w:cstheme="minorHAnsi"/>
               </w:rPr>
             </w:pPr>
+            <w:r>
+              <w:rPr>
+                <w:rFonts w:cstheme="minorHAnsi"/>
+              </w:rPr>
+              <w:t>04</w:t>
+            </w:r>
           </w:p>
         </w:tc>
       </w:tr>
@@ -14974,6 +15137,12 @@
                 <w:rFonts w:cstheme="minorHAnsi"/>
               </w:rPr>
             </w:pPr>
+            <w:r>
+              <w:rPr>
+                <w:rFonts w:cstheme="minorHAnsi"/>
+              </w:rPr>
+              <w:t>Minusing instead of adding;not sum</w:t>
+            </w:r>
           </w:p>
         </w:tc>
       </w:tr>
@@ -15023,1187 +15192,856 @@
                 <w:rFonts w:cstheme="minorHAnsi"/>
               </w:rPr>
             </w:pPr>
-          </w:p>
-        </w:tc>
-      </w:tr>
-    </w:tbl>
-    <w:p>
-      <w:pPr>
-        <w:spacing w:after="0"/>
-        <w:rPr>
-          <w:rFonts w:cstheme="minorHAnsi"/>
-        </w:rPr>
-      </w:pPr>
-    </w:p>
-    <w:p>
-      <w:pPr>
-        <w:rPr>
-          <w:rFonts w:cstheme="minorHAnsi"/>
-          <w:b/>
-        </w:rPr>
-      </w:pPr>
-    </w:p>
-    <w:p>
-      <w:pPr>
-        <w:rPr>
-          <w:b/>
-        </w:rPr>
-      </w:pPr>
-      <w:r>
-        <w:rPr>
-          <w:b/>
-        </w:rPr>
-        <w:t>Main Task:</w:t>
-      </w:r>
-    </w:p>
-    <w:p>
-      <w:pPr>
-        <w:spacing w:after="0" w:line="240" w:lineRule="auto"/>
-      </w:pPr>
-      <w:r>
-        <w:t xml:space="preserve">You have been given a Python program that simulates a basic grade management system for a student. The program should allow the user to input grades </w:t>
-      </w:r>
-      <w:r>
-        <w:t>for 5 subjects</w:t>
-      </w:r>
-      <w:r>
-        <w:t xml:space="preserve">, calculate the average grade, and determine the student's performance level. </w:t>
-      </w:r>
-    </w:p>
-    <w:p>
-      <w:pPr>
-        <w:spacing w:after="0" w:line="240" w:lineRule="auto"/>
-      </w:pPr>
-    </w:p>
-    <w:p>
-      <w:pPr>
-        <w:spacing w:after="0" w:line="240" w:lineRule="auto"/>
-      </w:pPr>
-      <w:r>
-        <w:t xml:space="preserve">The code contains several logic and syntax errors. Your task is to identify and correct these errors. </w:t>
-      </w:r>
-    </w:p>
-    <w:p>
-      <w:pPr>
-        <w:spacing w:after="0" w:line="240" w:lineRule="auto"/>
-      </w:pPr>
-    </w:p>
-    <w:p>
-      <w:pPr>
-        <w:spacing w:after="0" w:line="240" w:lineRule="auto"/>
-      </w:pPr>
-      <w:r>
-        <w:t>Additionally, you will need to test the program with valid, invalid, and extreme inputs.</w:t>
-      </w:r>
-    </w:p>
-    <w:p>
-      <w:pPr>
-        <w:spacing w:after="0" w:line="240" w:lineRule="auto"/>
-        <w:rPr>
-          <w:b/>
-        </w:rPr>
-      </w:pPr>
-    </w:p>
-    <w:p>
-      <w:pPr>
-        <w:spacing w:line="240" w:lineRule="auto"/>
-        <w:rPr>
-          <w:rFonts w:ascii="Courier New" w:hAnsi="Courier New" w:cs="Courier New"/>
-          <w:color w:val="4472C4" w:themeColor="accent5"/>
-          <w:sz w:val="20"/>
-        </w:rPr>
-      </w:pPr>
-      <w:r>
-        <w:rPr>
-          <w:rFonts w:ascii="Courier New" w:hAnsi="Courier New" w:cs="Courier New"/>
-          <w:color w:val="4472C4" w:themeColor="accent5"/>
-          <w:sz w:val="20"/>
-        </w:rPr>
-        <w:t>print("Welcome to the Grade Management System")</w:t>
-      </w:r>
-    </w:p>
-    <w:p>
-      <w:pPr>
-        <w:spacing w:line="240" w:lineRule="auto"/>
-        <w:rPr>
-          <w:rFonts w:ascii="Courier New" w:hAnsi="Courier New" w:cs="Courier New"/>
-          <w:color w:val="4472C4" w:themeColor="accent5"/>
-          <w:sz w:val="20"/>
-        </w:rPr>
-      </w:pPr>
-      <w:r>
-        <w:rPr>
-          <w:rFonts w:ascii="Courier New" w:hAnsi="Courier New" w:cs="Courier New"/>
-          <w:color w:val="4472C4" w:themeColor="accent5"/>
-          <w:sz w:val="20"/>
-        </w:rPr>
-        <w:t>total = 0</w:t>
-      </w:r>
-    </w:p>
-    <w:p>
-      <w:pPr>
-        <w:spacing w:line="240" w:lineRule="auto"/>
-        <w:rPr>
-          <w:rFonts w:ascii="Courier New" w:hAnsi="Courier New" w:cs="Courier New"/>
-          <w:color w:val="4472C4" w:themeColor="accent5"/>
-          <w:sz w:val="20"/>
-        </w:rPr>
-      </w:pPr>
-      <w:r>
-        <w:rPr>
-          <w:rFonts w:ascii="Courier New" w:hAnsi="Courier New" w:cs="Courier New"/>
-          <w:color w:val="4472C4" w:themeColor="accent5"/>
-          <w:sz w:val="20"/>
-        </w:rPr>
-        <w:t>for i in range(</w:t>
-      </w:r>
-      <w:r>
-        <w:rPr>
-          <w:rFonts w:ascii="Courier New" w:hAnsi="Courier New" w:cs="Courier New"/>
-          <w:color w:val="4472C4" w:themeColor="accent5"/>
-          <w:sz w:val="20"/>
-        </w:rPr>
-        <w:t>3</w:t>
-      </w:r>
-      <w:r>
-        <w:rPr>
-          <w:rFonts w:ascii="Courier New" w:hAnsi="Courier New" w:cs="Courier New"/>
-          <w:color w:val="4472C4" w:themeColor="accent5"/>
-          <w:sz w:val="20"/>
-        </w:rPr>
-        <w:t xml:space="preserve">, </w:t>
-      </w:r>
-      <w:r>
-        <w:rPr>
-          <w:rFonts w:ascii="Courier New" w:hAnsi="Courier New" w:cs="Courier New"/>
-          <w:color w:val="4472C4" w:themeColor="accent5"/>
-          <w:sz w:val="20"/>
-        </w:rPr>
-        <w:t>5</w:t>
-      </w:r>
-      <w:r>
-        <w:rPr>
-          <w:rFonts w:ascii="Courier New" w:hAnsi="Courier New" w:cs="Courier New"/>
-          <w:color w:val="4472C4" w:themeColor="accent5"/>
-          <w:sz w:val="20"/>
-        </w:rPr>
-        <w:t xml:space="preserve"> +1):</w:t>
-      </w:r>
-    </w:p>
-    <w:p>
-      <w:pPr>
-        <w:spacing w:line="240" w:lineRule="auto"/>
-        <w:rPr>
-          <w:rFonts w:ascii="Courier New" w:hAnsi="Courier New" w:cs="Courier New"/>
-          <w:color w:val="4472C4" w:themeColor="accent5"/>
-          <w:sz w:val="20"/>
-        </w:rPr>
-      </w:pPr>
-      <w:r>
-        <w:rPr>
-          <w:rFonts w:ascii="Courier New" w:hAnsi="Courier New" w:cs="Courier New"/>
-          <w:color w:val="4472C4" w:themeColor="accent5"/>
-          <w:sz w:val="20"/>
-        </w:rPr>
-        <w:t xml:space="preserve">    grade = input("Enter</w:t>
-      </w:r>
-      <w:r>
-        <w:rPr>
-          <w:rFonts w:ascii="Courier New" w:hAnsi="Courier New" w:cs="Courier New"/>
-          <w:color w:val="4472C4" w:themeColor="accent5"/>
-          <w:sz w:val="20"/>
-        </w:rPr>
-        <w:t xml:space="preserve"> </w:t>
-      </w:r>
-      <w:r>
-        <w:rPr>
-          <w:rFonts w:ascii="Courier New" w:hAnsi="Courier New" w:cs="Courier New"/>
-          <w:color w:val="4472C4" w:themeColor="accent5"/>
-          <w:sz w:val="20"/>
-        </w:rPr>
-        <w:t xml:space="preserve">grade </w:t>
-      </w:r>
-      <w:r>
-        <w:rPr>
-          <w:rFonts w:ascii="Courier New" w:hAnsi="Courier New" w:cs="Courier New"/>
-          <w:color w:val="4472C4" w:themeColor="accent5"/>
-          <w:sz w:val="20"/>
-        </w:rPr>
-        <w:t xml:space="preserve">between 0 and 100 </w:t>
-      </w:r>
-      <w:r>
-        <w:rPr>
-          <w:rFonts w:ascii="Courier New" w:hAnsi="Courier New" w:cs="Courier New"/>
-          <w:color w:val="4472C4" w:themeColor="accent5"/>
-          <w:sz w:val="20"/>
-        </w:rPr>
-        <w:t>for subject " + i + ": ")</w:t>
-      </w:r>
-    </w:p>
-    <w:p>
-      <w:pPr>
-        <w:spacing w:line="240" w:lineRule="auto"/>
-        <w:rPr>
-          <w:rFonts w:ascii="Courier New" w:hAnsi="Courier New" w:cs="Courier New"/>
-          <w:color w:val="4472C4" w:themeColor="accent5"/>
-          <w:sz w:val="20"/>
-        </w:rPr>
-      </w:pPr>
-      <w:r>
-        <w:rPr>
-          <w:rFonts w:ascii="Courier New" w:hAnsi="Courier New" w:cs="Courier New"/>
-          <w:color w:val="4472C4" w:themeColor="accent5"/>
-          <w:sz w:val="20"/>
-        </w:rPr>
-        <w:t xml:space="preserve">    while grade &lt; 0 or grade &gt; 100:</w:t>
-      </w:r>
-    </w:p>
-    <w:p>
-      <w:pPr>
-        <w:spacing w:line="240" w:lineRule="auto"/>
-        <w:rPr>
-          <w:rFonts w:ascii="Courier New" w:hAnsi="Courier New" w:cs="Courier New"/>
-          <w:color w:val="4472C4" w:themeColor="accent5"/>
-          <w:sz w:val="20"/>
-        </w:rPr>
-      </w:pPr>
-      <w:r>
-        <w:rPr>
-          <w:rFonts w:ascii="Courier New" w:hAnsi="Courier New" w:cs="Courier New"/>
-          <w:color w:val="4472C4" w:themeColor="accent5"/>
-          <w:sz w:val="20"/>
-        </w:rPr>
-        <w:t xml:space="preserve">         print("Grade must be between 0 and 100.")</w:t>
-      </w:r>
-    </w:p>
-    <w:p>
-      <w:pPr>
-        <w:spacing w:line="240" w:lineRule="auto"/>
-        <w:rPr>
-          <w:rFonts w:ascii="Courier New" w:hAnsi="Courier New" w:cs="Courier New"/>
-          <w:color w:val="4472C4" w:themeColor="accent5"/>
-          <w:sz w:val="20"/>
-        </w:rPr>
-      </w:pPr>
-      <w:r>
-        <w:rPr>
-          <w:rFonts w:ascii="Courier New" w:hAnsi="Courier New" w:cs="Courier New"/>
-          <w:color w:val="4472C4" w:themeColor="accent5"/>
-          <w:sz w:val="20"/>
-        </w:rPr>
-        <w:t xml:space="preserve">         grade = int(input("Enter grade for subject " + str(i) + ": "))</w:t>
-      </w:r>
-    </w:p>
-    <w:p>
-      <w:pPr>
-        <w:spacing w:line="240" w:lineRule="auto"/>
-        <w:rPr>
-          <w:rFonts w:ascii="Courier New" w:hAnsi="Courier New" w:cs="Courier New"/>
-          <w:color w:val="4472C4" w:themeColor="accent5"/>
-          <w:sz w:val="20"/>
-        </w:rPr>
-      </w:pPr>
-      <w:r>
-        <w:rPr>
-          <w:rFonts w:ascii="Courier New" w:hAnsi="Courier New" w:cs="Courier New"/>
-          <w:color w:val="4472C4" w:themeColor="accent5"/>
-          <w:sz w:val="20"/>
-        </w:rPr>
-        <w:t xml:space="preserve">    total += grade</w:t>
-      </w:r>
-    </w:p>
-    <w:p>
-      <w:pPr>
-        <w:spacing w:line="240" w:lineRule="auto"/>
-        <w:rPr>
-          <w:rFonts w:ascii="Courier New" w:hAnsi="Courier New" w:cs="Courier New"/>
-          <w:color w:val="4472C4" w:themeColor="accent5"/>
-          <w:sz w:val="20"/>
-        </w:rPr>
-      </w:pPr>
-      <w:r>
-        <w:rPr>
-          <w:rFonts w:ascii="Courier New" w:hAnsi="Courier New" w:cs="Courier New"/>
-          <w:color w:val="4472C4" w:themeColor="accent5"/>
-          <w:sz w:val="20"/>
-        </w:rPr>
-        <w:t>total / num_subjects = average</w:t>
-      </w:r>
-    </w:p>
-    <w:p>
-      <w:pPr>
-        <w:spacing w:line="240" w:lineRule="auto"/>
-        <w:rPr>
-          <w:rFonts w:ascii="Courier New" w:hAnsi="Courier New" w:cs="Courier New"/>
-          <w:color w:val="4472C4" w:themeColor="accent5"/>
-          <w:sz w:val="20"/>
-        </w:rPr>
-      </w:pPr>
-      <w:r>
-        <w:rPr>
-          <w:rFonts w:ascii="Courier New" w:hAnsi="Courier New" w:cs="Courier New"/>
-          <w:color w:val="4472C4" w:themeColor="accent5"/>
-          <w:sz w:val="20"/>
-        </w:rPr>
-        <w:t>if average &lt;= 90:</w:t>
-      </w:r>
-    </w:p>
-    <w:p>
-      <w:pPr>
-        <w:spacing w:line="240" w:lineRule="auto"/>
-        <w:rPr>
-          <w:rFonts w:ascii="Courier New" w:hAnsi="Courier New" w:cs="Courier New"/>
-          <w:color w:val="4472C4" w:themeColor="accent5"/>
-          <w:sz w:val="20"/>
-        </w:rPr>
-      </w:pPr>
-      <w:r>
-        <w:rPr>
-          <w:rFonts w:ascii="Courier New" w:hAnsi="Courier New" w:cs="Courier New"/>
-          <w:color w:val="4472C4" w:themeColor="accent5"/>
-          <w:sz w:val="20"/>
-        </w:rPr>
-        <w:t xml:space="preserve">    print("Excellent performance")</w:t>
-      </w:r>
-    </w:p>
-    <w:p>
-      <w:pPr>
-        <w:spacing w:line="240" w:lineRule="auto"/>
-        <w:rPr>
-          <w:rFonts w:ascii="Courier New" w:hAnsi="Courier New" w:cs="Courier New"/>
-          <w:color w:val="4472C4" w:themeColor="accent5"/>
-          <w:sz w:val="20"/>
-        </w:rPr>
-      </w:pPr>
-      <w:r>
-        <w:rPr>
-          <w:rFonts w:ascii="Courier New" w:hAnsi="Courier New" w:cs="Courier New"/>
-          <w:color w:val="4472C4" w:themeColor="accent5"/>
-          <w:sz w:val="20"/>
-        </w:rPr>
-        <w:t>elif average &gt;= 105:</w:t>
-      </w:r>
-    </w:p>
-    <w:p>
-      <w:pPr>
-        <w:spacing w:line="240" w:lineRule="auto"/>
-        <w:rPr>
-          <w:rFonts w:ascii="Courier New" w:hAnsi="Courier New" w:cs="Courier New"/>
-          <w:color w:val="4472C4" w:themeColor="accent5"/>
-          <w:sz w:val="20"/>
-        </w:rPr>
-      </w:pPr>
-      <w:r>
-        <w:rPr>
-          <w:rFonts w:ascii="Courier New" w:hAnsi="Courier New" w:cs="Courier New"/>
-          <w:color w:val="4472C4" w:themeColor="accent5"/>
-          <w:sz w:val="20"/>
-        </w:rPr>
-        <w:t xml:space="preserve">    print("Good performance")</w:t>
-      </w:r>
-    </w:p>
-    <w:p>
-      <w:pPr>
-        <w:spacing w:line="240" w:lineRule="auto"/>
-        <w:rPr>
-          <w:rFonts w:ascii="Courier New" w:hAnsi="Courier New" w:cs="Courier New"/>
-          <w:color w:val="4472C4" w:themeColor="accent5"/>
-          <w:sz w:val="20"/>
-        </w:rPr>
-      </w:pPr>
-      <w:r>
-        <w:rPr>
-          <w:rFonts w:ascii="Courier New" w:hAnsi="Courier New" w:cs="Courier New"/>
-          <w:color w:val="4472C4" w:themeColor="accent5"/>
-          <w:sz w:val="20"/>
-        </w:rPr>
-        <w:t>elif average &gt;= 50:</w:t>
-      </w:r>
-    </w:p>
-    <w:p>
-      <w:pPr>
-        <w:spacing w:line="240" w:lineRule="auto"/>
-        <w:rPr>
-          <w:rFonts w:ascii="Courier New" w:hAnsi="Courier New" w:cs="Courier New"/>
-          <w:color w:val="4472C4" w:themeColor="accent5"/>
-          <w:sz w:val="20"/>
-        </w:rPr>
-      </w:pPr>
-      <w:r>
-        <w:rPr>
-          <w:rFonts w:ascii="Courier New" w:hAnsi="Courier New" w:cs="Courier New"/>
-          <w:color w:val="4472C4" w:themeColor="accent5"/>
-          <w:sz w:val="20"/>
-        </w:rPr>
-        <w:t xml:space="preserve">    print(Average performance)</w:t>
-      </w:r>
-    </w:p>
-    <w:p>
-      <w:pPr>
-        <w:spacing w:line="240" w:lineRule="auto"/>
-        <w:rPr>
-          <w:rFonts w:ascii="Courier New" w:hAnsi="Courier New" w:cs="Courier New"/>
-          <w:color w:val="4472C4" w:themeColor="accent5"/>
-          <w:sz w:val="20"/>
-        </w:rPr>
-      </w:pPr>
-      <w:r>
-        <w:rPr>
-          <w:rFonts w:ascii="Courier New" w:hAnsi="Courier New" w:cs="Courier New"/>
-          <w:color w:val="4472C4" w:themeColor="accent5"/>
-          <w:sz w:val="20"/>
-        </w:rPr>
-        <w:t>else:</w:t>
-      </w:r>
-    </w:p>
-    <w:p>
-      <w:pPr>
-        <w:spacing w:line="240" w:lineRule="auto"/>
-        <w:rPr>
-          <w:rFonts w:ascii="Courier New" w:hAnsi="Courier New" w:cs="Courier New"/>
-          <w:color w:val="4472C4" w:themeColor="accent5"/>
-          <w:sz w:val="20"/>
-        </w:rPr>
-      </w:pPr>
-      <w:r>
-        <w:rPr>
-          <w:rFonts w:ascii="Courier New" w:hAnsi="Courier New" w:cs="Courier New"/>
-          <w:color w:val="4472C4" w:themeColor="accent5"/>
-          <w:sz w:val="20"/>
-        </w:rPr>
-        <w:t xml:space="preserve">    print("Outstanding performance")</w:t>
-      </w:r>
-    </w:p>
-    <w:p>
-      <w:pPr>
-        <w:spacing w:line="240" w:lineRule="auto"/>
-        <w:rPr>
-          <w:color w:val="4472C4" w:themeColor="accent5"/>
-          <w:sz w:val="20"/>
-        </w:rPr>
-      </w:pPr>
-      <w:r>
-        <w:rPr>
-          <w:rFonts w:ascii="Courier New" w:hAnsi="Courier New" w:cs="Courier New"/>
-          <w:color w:val="4472C4" w:themeColor="accent5"/>
-          <w:sz w:val="20"/>
-        </w:rPr>
-        <w:t>print("Your average grade is " + average)</w:t>
-      </w:r>
-    </w:p>
-    <w:tbl>
-      <w:tblPr>
-        <w:tblStyle w:val="TableGrid"/>
-        <w:tblW w:w="0" w:type="auto"/>
-        <w:tblLook w:val="04A0" w:firstRow="1" w:lastRow="0" w:firstColumn="1" w:lastColumn="0" w:noHBand="0" w:noVBand="1"/>
-      </w:tblPr>
-      <w:tblGrid>
-        <w:gridCol w:w="600"/>
-        <w:gridCol w:w="3223"/>
-        <w:gridCol w:w="701"/>
-        <w:gridCol w:w="858"/>
-        <w:gridCol w:w="1843"/>
-        <w:gridCol w:w="1791"/>
-      </w:tblGrid>
-      <w:tr>
-        <w:tc>
-          <w:tcPr>
-            <w:tcW w:w="600" w:type="dxa"/>
-            <w:shd w:val="clear" w:color="auto" w:fill="D9D9D9" w:themeFill="background1" w:themeFillShade="D9"/>
-          </w:tcPr>
-          <w:p>
-            <w:pPr>
-              <w:rPr>
-                <w:b/>
-              </w:rPr>
-            </w:pPr>
             <w:r>
               <w:rPr>
-                <w:b/>
+                <w:rFonts w:cstheme="minorHAnsi"/>
               </w:rPr>
-              <w:lastRenderedPageBreak/>
-              <w:t>Test No</w:t>
-            </w:r>
-          </w:p>
-        </w:tc>
-        <w:tc>
-          <w:tcPr>
-            <w:tcW w:w="3223" w:type="dxa"/>
-            <w:shd w:val="clear" w:color="auto" w:fill="D9D9D9" w:themeFill="background1" w:themeFillShade="D9"/>
-          </w:tcPr>
-          <w:p>
-            <w:pPr>
-              <w:rPr>
-                <w:b/>
-              </w:rPr>
-            </w:pPr>
-            <w:r>
-              <w:rPr>
-                <w:b/>
-              </w:rPr>
-              <w:t>Description</w:t>
-            </w:r>
-          </w:p>
-        </w:tc>
-        <w:tc>
-          <w:tcPr>
-            <w:tcW w:w="701" w:type="dxa"/>
-            <w:shd w:val="clear" w:color="auto" w:fill="D9D9D9" w:themeFill="background1" w:themeFillShade="D9"/>
-          </w:tcPr>
-          <w:p>
-            <w:pPr>
-              <w:rPr>
-                <w:b/>
-              </w:rPr>
-            </w:pPr>
-            <w:r>
-              <w:rPr>
-                <w:b/>
-              </w:rPr>
-              <w:t>Test Data</w:t>
-            </w:r>
-          </w:p>
-        </w:tc>
-        <w:tc>
-          <w:tcPr>
-            <w:tcW w:w="858" w:type="dxa"/>
-            <w:shd w:val="clear" w:color="auto" w:fill="D9D9D9" w:themeFill="background1" w:themeFillShade="D9"/>
-          </w:tcPr>
-          <w:p>
-            <w:pPr>
-              <w:rPr>
-                <w:b/>
-              </w:rPr>
-            </w:pPr>
-            <w:r>
-              <w:rPr>
-                <w:b/>
-              </w:rPr>
-              <w:t>Test Type</w:t>
-            </w:r>
-          </w:p>
-        </w:tc>
-        <w:tc>
-          <w:tcPr>
-            <w:tcW w:w="1843" w:type="dxa"/>
-            <w:shd w:val="clear" w:color="auto" w:fill="D9D9D9" w:themeFill="background1" w:themeFillShade="D9"/>
-          </w:tcPr>
-          <w:p>
-            <w:pPr>
-              <w:rPr>
-                <w:b/>
-              </w:rPr>
-            </w:pPr>
-            <w:r>
-              <w:rPr>
-                <w:b/>
-              </w:rPr>
-              <w:t>Expected Outcome</w:t>
-            </w:r>
-          </w:p>
-        </w:tc>
-        <w:tc>
-          <w:tcPr>
-            <w:tcW w:w="1791" w:type="dxa"/>
-            <w:shd w:val="clear" w:color="auto" w:fill="D9D9D9" w:themeFill="background1" w:themeFillShade="D9"/>
-          </w:tcPr>
-          <w:p>
-            <w:pPr>
-              <w:rPr>
-                <w:b/>
-              </w:rPr>
-            </w:pPr>
-            <w:r>
-              <w:rPr>
-                <w:b/>
-              </w:rPr>
-              <w:t xml:space="preserve">Actual </w:t>
+              <w:t>sum += num</w:t>
             </w:r>
           </w:p>
           <w:p>
             <w:pPr>
               <w:rPr>
-                <w:b/>
+                <w:rFonts w:cstheme="minorHAnsi"/>
               </w:rPr>
             </w:pPr>
-            <w:r>
-              <w:rPr>
-                <w:b/>
-              </w:rPr>
-              <w:t>Outcome</w:t>
-            </w:r>
           </w:p>
         </w:tc>
       </w:tr>
-      <w:tr>
-        <w:tc>
-          <w:tcPr>
-            <w:tcW w:w="600" w:type="dxa"/>
-          </w:tcPr>
-          <w:p>
-            <w:pPr>
-              <w:jc w:val="center"/>
-            </w:pPr>
-            <w:r>
-              <w:t>1</w:t>
-            </w:r>
-          </w:p>
-        </w:tc>
-        <w:tc>
-          <w:tcPr>
-            <w:tcW w:w="3223" w:type="dxa"/>
-          </w:tcPr>
-          <w:p>
-            <w:r>
-              <w:t>Does the program run</w:t>
-            </w:r>
-          </w:p>
-        </w:tc>
-        <w:tc>
-          <w:tcPr>
-            <w:tcW w:w="701" w:type="dxa"/>
-          </w:tcPr>
-          <w:p>
-            <w:r>
-              <w:t>N/A</w:t>
-            </w:r>
-          </w:p>
-        </w:tc>
-        <w:tc>
-          <w:tcPr>
-            <w:tcW w:w="858" w:type="dxa"/>
-          </w:tcPr>
-          <w:p>
-            <w:r>
-              <w:t>N/A</w:t>
-            </w:r>
-          </w:p>
-        </w:tc>
-        <w:tc>
-          <w:tcPr>
-            <w:tcW w:w="1843" w:type="dxa"/>
-          </w:tcPr>
-          <w:p/>
-        </w:tc>
-        <w:tc>
-          <w:tcPr>
-            <w:tcW w:w="1791" w:type="dxa"/>
-          </w:tcPr>
-          <w:p/>
-        </w:tc>
-      </w:tr>
-      <w:tr>
-        <w:tc>
-          <w:tcPr>
-            <w:tcW w:w="600" w:type="dxa"/>
-          </w:tcPr>
-          <w:p>
-            <w:pPr>
-              <w:jc w:val="center"/>
-            </w:pPr>
-            <w:r>
-              <w:t>2</w:t>
-            </w:r>
-          </w:p>
-        </w:tc>
-        <w:tc>
-          <w:tcPr>
-            <w:tcW w:w="3223" w:type="dxa"/>
-          </w:tcPr>
-          <w:p/>
-        </w:tc>
-        <w:tc>
-          <w:tcPr>
-            <w:tcW w:w="701" w:type="dxa"/>
-          </w:tcPr>
-          <w:p/>
-        </w:tc>
-        <w:tc>
-          <w:tcPr>
-            <w:tcW w:w="858" w:type="dxa"/>
-          </w:tcPr>
-          <w:p/>
-        </w:tc>
-        <w:tc>
-          <w:tcPr>
-            <w:tcW w:w="1843" w:type="dxa"/>
-          </w:tcPr>
-          <w:p/>
-        </w:tc>
-        <w:tc>
-          <w:tcPr>
-            <w:tcW w:w="1791" w:type="dxa"/>
-          </w:tcPr>
-          <w:p/>
-        </w:tc>
-      </w:tr>
-      <w:tr>
-        <w:tc>
-          <w:tcPr>
-            <w:tcW w:w="600" w:type="dxa"/>
-          </w:tcPr>
-          <w:p>
-            <w:pPr>
-              <w:jc w:val="center"/>
-            </w:pPr>
-            <w:r>
-              <w:t>3</w:t>
-            </w:r>
-          </w:p>
-        </w:tc>
-        <w:tc>
-          <w:tcPr>
-            <w:tcW w:w="3223" w:type="dxa"/>
-          </w:tcPr>
-          <w:p/>
-        </w:tc>
-        <w:tc>
-          <w:tcPr>
-            <w:tcW w:w="701" w:type="dxa"/>
-          </w:tcPr>
-          <w:p/>
-        </w:tc>
-        <w:tc>
-          <w:tcPr>
-            <w:tcW w:w="858" w:type="dxa"/>
-          </w:tcPr>
-          <w:p/>
-        </w:tc>
-        <w:tc>
-          <w:tcPr>
-            <w:tcW w:w="1843" w:type="dxa"/>
-          </w:tcPr>
-          <w:p/>
-        </w:tc>
-        <w:tc>
-          <w:tcPr>
-            <w:tcW w:w="1791" w:type="dxa"/>
-          </w:tcPr>
-          <w:p/>
-        </w:tc>
-      </w:tr>
-      <w:tr>
-        <w:tc>
-          <w:tcPr>
-            <w:tcW w:w="600" w:type="dxa"/>
-          </w:tcPr>
-          <w:p>
-            <w:pPr>
-              <w:jc w:val="center"/>
-            </w:pPr>
-            <w:r>
-              <w:t>4</w:t>
-            </w:r>
-          </w:p>
-        </w:tc>
-        <w:tc>
-          <w:tcPr>
-            <w:tcW w:w="3223" w:type="dxa"/>
-          </w:tcPr>
-          <w:p>
-            <w:r>
-              <w:t>Enter in a grade that is less than 0</w:t>
-            </w:r>
-          </w:p>
-        </w:tc>
-        <w:tc>
-          <w:tcPr>
-            <w:tcW w:w="701" w:type="dxa"/>
-          </w:tcPr>
-          <w:p>
-            <w:r>
-              <w:t>-3</w:t>
-            </w:r>
-          </w:p>
-        </w:tc>
-        <w:tc>
-          <w:tcPr>
-            <w:tcW w:w="858" w:type="dxa"/>
-          </w:tcPr>
-          <w:p>
-            <w:r>
-              <w:t>Invalid</w:t>
-            </w:r>
-          </w:p>
-        </w:tc>
-        <w:tc>
-          <w:tcPr>
-            <w:tcW w:w="1843" w:type="dxa"/>
-          </w:tcPr>
-          <w:p>
-            <w:r>
-              <w:t>Data isn’t accepted</w:t>
-            </w:r>
-          </w:p>
-        </w:tc>
-        <w:tc>
-          <w:tcPr>
-            <w:tcW w:w="1791" w:type="dxa"/>
-          </w:tcPr>
-          <w:p/>
-        </w:tc>
-      </w:tr>
-      <w:tr>
-        <w:tc>
-          <w:tcPr>
-            <w:tcW w:w="600" w:type="dxa"/>
-          </w:tcPr>
-          <w:p>
-            <w:pPr>
-              <w:jc w:val="center"/>
-            </w:pPr>
-            <w:r>
-              <w:t>5</w:t>
-            </w:r>
-          </w:p>
-        </w:tc>
-        <w:tc>
-          <w:tcPr>
-            <w:tcW w:w="3223" w:type="dxa"/>
-          </w:tcPr>
-          <w:p/>
-        </w:tc>
-        <w:tc>
-          <w:tcPr>
-            <w:tcW w:w="701" w:type="dxa"/>
-          </w:tcPr>
-          <w:p/>
-        </w:tc>
-        <w:tc>
-          <w:tcPr>
-            <w:tcW w:w="858" w:type="dxa"/>
-          </w:tcPr>
-          <w:p/>
-        </w:tc>
-        <w:tc>
-          <w:tcPr>
-            <w:tcW w:w="1843" w:type="dxa"/>
-          </w:tcPr>
-          <w:p/>
-        </w:tc>
-        <w:tc>
-          <w:tcPr>
-            <w:tcW w:w="1791" w:type="dxa"/>
-          </w:tcPr>
-          <w:p/>
-        </w:tc>
-      </w:tr>
-      <w:tr>
-        <w:tc>
-          <w:tcPr>
-            <w:tcW w:w="600" w:type="dxa"/>
-          </w:tcPr>
-          <w:p>
-            <w:pPr>
-              <w:jc w:val="center"/>
-            </w:pPr>
-            <w:r>
-              <w:t>6</w:t>
-            </w:r>
-          </w:p>
-        </w:tc>
-        <w:tc>
-          <w:tcPr>
-            <w:tcW w:w="3223" w:type="dxa"/>
-          </w:tcPr>
-          <w:p/>
-        </w:tc>
-        <w:tc>
-          <w:tcPr>
-            <w:tcW w:w="701" w:type="dxa"/>
-          </w:tcPr>
-          <w:p/>
-        </w:tc>
-        <w:tc>
-          <w:tcPr>
-            <w:tcW w:w="858" w:type="dxa"/>
-          </w:tcPr>
-          <w:p/>
-        </w:tc>
-        <w:tc>
-          <w:tcPr>
-            <w:tcW w:w="1843" w:type="dxa"/>
-          </w:tcPr>
-          <w:p/>
-        </w:tc>
-        <w:tc>
-          <w:tcPr>
-            <w:tcW w:w="1791" w:type="dxa"/>
-          </w:tcPr>
-          <w:p/>
-        </w:tc>
-      </w:tr>
-      <w:tr>
-        <w:tc>
-          <w:tcPr>
-            <w:tcW w:w="600" w:type="dxa"/>
-          </w:tcPr>
-          <w:p>
-            <w:pPr>
-              <w:jc w:val="center"/>
-            </w:pPr>
-            <w:r>
-              <w:t>7</w:t>
-            </w:r>
-          </w:p>
-        </w:tc>
-        <w:tc>
-          <w:tcPr>
-            <w:tcW w:w="3223" w:type="dxa"/>
-          </w:tcPr>
-          <w:p/>
-        </w:tc>
-        <w:tc>
-          <w:tcPr>
-            <w:tcW w:w="701" w:type="dxa"/>
-          </w:tcPr>
-          <w:p/>
-        </w:tc>
-        <w:tc>
-          <w:tcPr>
-            <w:tcW w:w="858" w:type="dxa"/>
-          </w:tcPr>
-          <w:p/>
-        </w:tc>
-        <w:tc>
-          <w:tcPr>
-            <w:tcW w:w="1843" w:type="dxa"/>
-          </w:tcPr>
-          <w:p/>
-        </w:tc>
-        <w:tc>
-          <w:tcPr>
-            <w:tcW w:w="1791" w:type="dxa"/>
-          </w:tcPr>
-          <w:p/>
-        </w:tc>
-      </w:tr>
-      <w:tr>
-        <w:tc>
-          <w:tcPr>
-            <w:tcW w:w="600" w:type="dxa"/>
-          </w:tcPr>
-          <w:p>
-            <w:pPr>
-              <w:jc w:val="center"/>
-            </w:pPr>
-            <w:r>
-              <w:t>8</w:t>
-            </w:r>
-          </w:p>
-        </w:tc>
-        <w:tc>
-          <w:tcPr>
-            <w:tcW w:w="3223" w:type="dxa"/>
-          </w:tcPr>
-          <w:p/>
-        </w:tc>
-        <w:tc>
-          <w:tcPr>
-            <w:tcW w:w="701" w:type="dxa"/>
-          </w:tcPr>
-          <w:p/>
-        </w:tc>
-        <w:tc>
-          <w:tcPr>
-            <w:tcW w:w="858" w:type="dxa"/>
-          </w:tcPr>
-          <w:p/>
-        </w:tc>
-        <w:tc>
-          <w:tcPr>
-            <w:tcW w:w="1843" w:type="dxa"/>
-          </w:tcPr>
-          <w:p/>
-        </w:tc>
-        <w:tc>
-          <w:tcPr>
-            <w:tcW w:w="1791" w:type="dxa"/>
-          </w:tcPr>
-          <w:p/>
-        </w:tc>
-      </w:tr>
-      <w:tr>
-        <w:tc>
-          <w:tcPr>
-            <w:tcW w:w="600" w:type="dxa"/>
-          </w:tcPr>
-          <w:p>
-            <w:pPr>
-              <w:jc w:val="center"/>
-            </w:pPr>
-            <w:r>
-              <w:t>9</w:t>
-            </w:r>
-          </w:p>
-        </w:tc>
-        <w:tc>
-          <w:tcPr>
-            <w:tcW w:w="3223" w:type="dxa"/>
-          </w:tcPr>
-          <w:p/>
-        </w:tc>
-        <w:tc>
-          <w:tcPr>
-            <w:tcW w:w="701" w:type="dxa"/>
-          </w:tcPr>
-          <w:p/>
-        </w:tc>
-        <w:tc>
-          <w:tcPr>
-            <w:tcW w:w="858" w:type="dxa"/>
-          </w:tcPr>
-          <w:p/>
-        </w:tc>
-        <w:tc>
-          <w:tcPr>
-            <w:tcW w:w="1843" w:type="dxa"/>
-          </w:tcPr>
-          <w:p/>
-        </w:tc>
-        <w:tc>
-          <w:tcPr>
-            <w:tcW w:w="1791" w:type="dxa"/>
-          </w:tcPr>
-          <w:p/>
-        </w:tc>
-      </w:tr>
-      <w:tr>
-        <w:tc>
-          <w:tcPr>
-            <w:tcW w:w="600" w:type="dxa"/>
-          </w:tcPr>
-          <w:p>
-            <w:pPr>
-              <w:jc w:val="center"/>
-            </w:pPr>
-            <w:r>
-              <w:t>10</w:t>
-            </w:r>
-          </w:p>
-        </w:tc>
-        <w:tc>
-          <w:tcPr>
-            <w:tcW w:w="3223" w:type="dxa"/>
-          </w:tcPr>
-          <w:p/>
-        </w:tc>
-        <w:tc>
-          <w:tcPr>
-            <w:tcW w:w="701" w:type="dxa"/>
-          </w:tcPr>
-          <w:p/>
-        </w:tc>
-        <w:tc>
-          <w:tcPr>
-            <w:tcW w:w="858" w:type="dxa"/>
-          </w:tcPr>
-          <w:p/>
-        </w:tc>
-        <w:tc>
-          <w:tcPr>
-            <w:tcW w:w="1843" w:type="dxa"/>
-          </w:tcPr>
-          <w:p/>
-        </w:tc>
-        <w:tc>
-          <w:tcPr>
-            <w:tcW w:w="1791" w:type="dxa"/>
-          </w:tcPr>
-          <w:p/>
-        </w:tc>
-      </w:tr>
-      <w:tr>
-        <w:tc>
-          <w:tcPr>
-            <w:tcW w:w="600" w:type="dxa"/>
-          </w:tcPr>
-          <w:p>
-            <w:pPr>
-              <w:jc w:val="center"/>
-            </w:pPr>
-            <w:r>
-              <w:t>11</w:t>
-            </w:r>
-          </w:p>
-        </w:tc>
-        <w:tc>
-          <w:tcPr>
-            <w:tcW w:w="3223" w:type="dxa"/>
-          </w:tcPr>
-          <w:p/>
-        </w:tc>
-        <w:tc>
-          <w:tcPr>
-            <w:tcW w:w="701" w:type="dxa"/>
-          </w:tcPr>
-          <w:p/>
-        </w:tc>
-        <w:tc>
-          <w:tcPr>
-            <w:tcW w:w="858" w:type="dxa"/>
-          </w:tcPr>
-          <w:p/>
-        </w:tc>
-        <w:tc>
-          <w:tcPr>
-            <w:tcW w:w="1843" w:type="dxa"/>
-          </w:tcPr>
-          <w:p/>
-        </w:tc>
-        <w:tc>
-          <w:tcPr>
-            <w:tcW w:w="1791" w:type="dxa"/>
-          </w:tcPr>
-          <w:p/>
-        </w:tc>
-      </w:tr>
-      <w:tr>
-        <w:tc>
-          <w:tcPr>
-            <w:tcW w:w="600" w:type="dxa"/>
-          </w:tcPr>
-          <w:p>
-            <w:pPr>
-              <w:jc w:val="center"/>
-            </w:pPr>
-            <w:r>
-              <w:t>12</w:t>
-            </w:r>
-          </w:p>
-        </w:tc>
-        <w:tc>
-          <w:tcPr>
-            <w:tcW w:w="3223" w:type="dxa"/>
-          </w:tcPr>
-          <w:p/>
-        </w:tc>
-        <w:tc>
-          <w:tcPr>
-            <w:tcW w:w="701" w:type="dxa"/>
-          </w:tcPr>
-          <w:p/>
-        </w:tc>
-        <w:tc>
-          <w:tcPr>
-            <w:tcW w:w="858" w:type="dxa"/>
-          </w:tcPr>
-          <w:p/>
-        </w:tc>
-        <w:tc>
-          <w:tcPr>
-            <w:tcW w:w="1843" w:type="dxa"/>
-          </w:tcPr>
-          <w:p/>
-        </w:tc>
-        <w:tc>
-          <w:tcPr>
-            <w:tcW w:w="1791" w:type="dxa"/>
-          </w:tcPr>
-          <w:p/>
-        </w:tc>
-      </w:tr>
     </w:tbl>
+    <w:p>
+      <w:pPr>
+        <w:spacing w:after="0"/>
+        <w:rPr>
+          <w:rFonts w:cstheme="minorHAnsi"/>
+        </w:rPr>
+      </w:pPr>
+    </w:p>
+    <w:p>
+      <w:pPr>
+        <w:rPr>
+          <w:rFonts w:cstheme="minorHAnsi"/>
+          <w:b/>
+        </w:rPr>
+      </w:pPr>
+    </w:p>
+    <w:p>
+      <w:pPr>
+        <w:rPr>
+          <w:b/>
+        </w:rPr>
+      </w:pPr>
+      <w:r>
+        <w:rPr>
+          <w:b/>
+        </w:rPr>
+        <w:t>Main Task:</w:t>
+      </w:r>
+    </w:p>
+    <w:p>
+      <w:pPr>
+        <w:spacing w:after="0" w:line="240" w:lineRule="auto"/>
+      </w:pPr>
+      <w:r>
+        <w:t xml:space="preserve">You have been given a Python program that simulates a basic grade management system for a student. The program should allow the user to input grades </w:t>
+      </w:r>
+      <w:r>
+        <w:t>for 5 subjects</w:t>
+      </w:r>
+      <w:r>
+        <w:t xml:space="preserve">, calculate the average grade, and determine the student's performance level. </w:t>
+      </w:r>
+    </w:p>
+    <w:p>
+      <w:pPr>
+        <w:spacing w:after="0" w:line="240" w:lineRule="auto"/>
+      </w:pPr>
+    </w:p>
+    <w:p>
+      <w:pPr>
+        <w:spacing w:after="0" w:line="240" w:lineRule="auto"/>
+      </w:pPr>
+      <w:r>
+        <w:t xml:space="preserve">The code contains several logic and syntax errors. Your task is to identify and correct these errors. </w:t>
+      </w:r>
+    </w:p>
+    <w:p>
+      <w:pPr>
+        <w:spacing w:after="0" w:line="240" w:lineRule="auto"/>
+      </w:pPr>
+    </w:p>
+    <w:p>
+      <w:pPr>
+        <w:spacing w:after="0" w:line="240" w:lineRule="auto"/>
+      </w:pPr>
+      <w:r>
+        <w:t>Additionally, you will need to test the program with valid, invalid, and extreme inputs.</w:t>
+      </w:r>
+    </w:p>
+    <w:p>
+      <w:pPr>
+        <w:spacing w:after="0" w:line="240" w:lineRule="auto"/>
+        <w:rPr>
+          <w:b/>
+        </w:rPr>
+      </w:pPr>
+    </w:p>
+    <w:p>
+      <w:pPr>
+        <w:spacing w:line="240" w:lineRule="auto"/>
+        <w:rPr>
+          <w:rFonts w:ascii="Courier New" w:hAnsi="Courier New" w:cs="Courier New"/>
+          <w:color w:val="4472C4" w:themeColor="accent5"/>
+          <w:sz w:val="20"/>
+        </w:rPr>
+      </w:pPr>
+      <w:r>
+        <w:rPr>
+          <w:rFonts w:ascii="Courier New" w:hAnsi="Courier New" w:cs="Courier New"/>
+          <w:color w:val="4472C4" w:themeColor="accent5"/>
+          <w:sz w:val="20"/>
+        </w:rPr>
+        <w:t>print("Welcome to the Grade Management System")</w:t>
+      </w:r>
+    </w:p>
+    <w:p>
+      <w:pPr>
+        <w:spacing w:line="240" w:lineRule="auto"/>
+        <w:rPr>
+          <w:rFonts w:ascii="Courier New" w:hAnsi="Courier New" w:cs="Courier New"/>
+          <w:color w:val="4472C4" w:themeColor="accent5"/>
+          <w:sz w:val="20"/>
+        </w:rPr>
+      </w:pPr>
+      <w:r>
+        <w:rPr>
+          <w:rFonts w:ascii="Courier New" w:hAnsi="Courier New" w:cs="Courier New"/>
+          <w:color w:val="4472C4" w:themeColor="accent5"/>
+          <w:sz w:val="20"/>
+        </w:rPr>
+        <w:t>total = 0</w:t>
+      </w:r>
+    </w:p>
+    <w:p>
+      <w:pPr>
+        <w:spacing w:line="240" w:lineRule="auto"/>
+        <w:rPr>
+          <w:rFonts w:ascii="Courier New" w:hAnsi="Courier New" w:cs="Courier New"/>
+          <w:color w:val="4472C4" w:themeColor="accent5"/>
+          <w:sz w:val="20"/>
+        </w:rPr>
+      </w:pPr>
+      <w:r>
+        <w:rPr>
+          <w:rFonts w:ascii="Courier New" w:hAnsi="Courier New" w:cs="Courier New"/>
+          <w:color w:val="4472C4" w:themeColor="accent5"/>
+          <w:sz w:val="20"/>
+        </w:rPr>
+        <w:t>for i in range(</w:t>
+      </w:r>
+      <w:r>
+        <w:rPr>
+          <w:rFonts w:ascii="Courier New" w:hAnsi="Courier New" w:cs="Courier New"/>
+          <w:color w:val="4472C4" w:themeColor="accent5"/>
+          <w:sz w:val="20"/>
+        </w:rPr>
+        <w:t>3</w:t>
+      </w:r>
+      <w:r>
+        <w:rPr>
+          <w:rFonts w:ascii="Courier New" w:hAnsi="Courier New" w:cs="Courier New"/>
+          <w:color w:val="4472C4" w:themeColor="accent5"/>
+          <w:sz w:val="20"/>
+        </w:rPr>
+        <w:t xml:space="preserve">, </w:t>
+      </w:r>
+      <w:r>
+        <w:rPr>
+          <w:rFonts w:ascii="Courier New" w:hAnsi="Courier New" w:cs="Courier New"/>
+          <w:color w:val="4472C4" w:themeColor="accent5"/>
+          <w:sz w:val="20"/>
+        </w:rPr>
+        <w:t>5</w:t>
+      </w:r>
+      <w:r>
+        <w:rPr>
+          <w:rFonts w:ascii="Courier New" w:hAnsi="Courier New" w:cs="Courier New"/>
+          <w:color w:val="4472C4" w:themeColor="accent5"/>
+          <w:sz w:val="20"/>
+        </w:rPr>
+        <w:t xml:space="preserve"> +1):</w:t>
+      </w:r>
+    </w:p>
+    <w:p>
+      <w:pPr>
+        <w:spacing w:line="240" w:lineRule="auto"/>
+        <w:rPr>
+          <w:rFonts w:ascii="Courier New" w:hAnsi="Courier New" w:cs="Courier New"/>
+          <w:color w:val="4472C4" w:themeColor="accent5"/>
+          <w:sz w:val="20"/>
+        </w:rPr>
+      </w:pPr>
+      <w:r>
+        <w:rPr>
+          <w:rFonts w:ascii="Courier New" w:hAnsi="Courier New" w:cs="Courier New"/>
+          <w:color w:val="4472C4" w:themeColor="accent5"/>
+          <w:sz w:val="20"/>
+        </w:rPr>
+        <w:t xml:space="preserve">    grade = input("Enter</w:t>
+      </w:r>
+      <w:r>
+        <w:rPr>
+          <w:rFonts w:ascii="Courier New" w:hAnsi="Courier New" w:cs="Courier New"/>
+          <w:color w:val="4472C4" w:themeColor="accent5"/>
+          <w:sz w:val="20"/>
+        </w:rPr>
+        <w:t xml:space="preserve"> </w:t>
+      </w:r>
+      <w:r>
+        <w:rPr>
+          <w:rFonts w:ascii="Courier New" w:hAnsi="Courier New" w:cs="Courier New"/>
+          <w:color w:val="4472C4" w:themeColor="accent5"/>
+          <w:sz w:val="20"/>
+        </w:rPr>
+        <w:t xml:space="preserve">grade </w:t>
+      </w:r>
+      <w:r>
+        <w:rPr>
+          <w:rFonts w:ascii="Courier New" w:hAnsi="Courier New" w:cs="Courier New"/>
+          <w:color w:val="4472C4" w:themeColor="accent5"/>
+          <w:sz w:val="20"/>
+        </w:rPr>
+        <w:t xml:space="preserve">between 0 and 100 </w:t>
+      </w:r>
+      <w:r>
+        <w:rPr>
+          <w:rFonts w:ascii="Courier New" w:hAnsi="Courier New" w:cs="Courier New"/>
+          <w:color w:val="4472C4" w:themeColor="accent5"/>
+          <w:sz w:val="20"/>
+        </w:rPr>
+        <w:t>for subject " + i + ": ")</w:t>
+      </w:r>
+    </w:p>
+    <w:p>
+      <w:pPr>
+        <w:spacing w:line="240" w:lineRule="auto"/>
+        <w:rPr>
+          <w:rFonts w:ascii="Courier New" w:hAnsi="Courier New" w:cs="Courier New"/>
+          <w:color w:val="4472C4" w:themeColor="accent5"/>
+          <w:sz w:val="20"/>
+        </w:rPr>
+      </w:pPr>
+      <w:r>
+        <w:rPr>
+          <w:rFonts w:ascii="Courier New" w:hAnsi="Courier New" w:cs="Courier New"/>
+          <w:color w:val="4472C4" w:themeColor="accent5"/>
+          <w:sz w:val="20"/>
+        </w:rPr>
+        <w:t xml:space="preserve">    while grade &lt; 0 or grade &gt; 100:</w:t>
+      </w:r>
+    </w:p>
+    <w:p>
+      <w:pPr>
+        <w:spacing w:line="240" w:lineRule="auto"/>
+        <w:rPr>
+          <w:rFonts w:ascii="Courier New" w:hAnsi="Courier New" w:cs="Courier New"/>
+          <w:color w:val="4472C4" w:themeColor="accent5"/>
+          <w:sz w:val="20"/>
+        </w:rPr>
+      </w:pPr>
+      <w:r>
+        <w:rPr>
+          <w:rFonts w:ascii="Courier New" w:hAnsi="Courier New" w:cs="Courier New"/>
+          <w:color w:val="4472C4" w:themeColor="accent5"/>
+          <w:sz w:val="20"/>
+        </w:rPr>
+        <w:t xml:space="preserve">         print("Grade must be between 0 and 100.")</w:t>
+      </w:r>
+    </w:p>
+    <w:p>
+      <w:pPr>
+        <w:spacing w:line="240" w:lineRule="auto"/>
+        <w:rPr>
+          <w:rFonts w:ascii="Courier New" w:hAnsi="Courier New" w:cs="Courier New"/>
+          <w:color w:val="4472C4" w:themeColor="accent5"/>
+          <w:sz w:val="20"/>
+        </w:rPr>
+      </w:pPr>
+      <w:r>
+        <w:rPr>
+          <w:rFonts w:ascii="Courier New" w:hAnsi="Courier New" w:cs="Courier New"/>
+          <w:color w:val="4472C4" w:themeColor="accent5"/>
+          <w:sz w:val="20"/>
+        </w:rPr>
+        <w:t xml:space="preserve">         grade = int(input("Enter grade for subject " + str(i) + ": "))</w:t>
+      </w:r>
+    </w:p>
+    <w:p>
+      <w:pPr>
+        <w:spacing w:line="240" w:lineRule="auto"/>
+        <w:rPr>
+          <w:rFonts w:ascii="Courier New" w:hAnsi="Courier New" w:cs="Courier New"/>
+          <w:color w:val="4472C4" w:themeColor="accent5"/>
+          <w:sz w:val="20"/>
+        </w:rPr>
+      </w:pPr>
+      <w:r>
+        <w:rPr>
+          <w:rFonts w:ascii="Courier New" w:hAnsi="Courier New" w:cs="Courier New"/>
+          <w:color w:val="4472C4" w:themeColor="accent5"/>
+          <w:sz w:val="20"/>
+        </w:rPr>
+        <w:t xml:space="preserve">    total += grade</w:t>
+      </w:r>
+    </w:p>
+    <w:p>
+      <w:pPr>
+        <w:spacing w:line="240" w:lineRule="auto"/>
+        <w:rPr>
+          <w:rFonts w:ascii="Courier New" w:hAnsi="Courier New" w:cs="Courier New"/>
+          <w:color w:val="4472C4" w:themeColor="accent5"/>
+          <w:sz w:val="20"/>
+        </w:rPr>
+      </w:pPr>
+      <w:r>
+        <w:rPr>
+          <w:rFonts w:ascii="Courier New" w:hAnsi="Courier New" w:cs="Courier New"/>
+          <w:color w:val="4472C4" w:themeColor="accent5"/>
+          <w:sz w:val="20"/>
+        </w:rPr>
+        <w:t>total / num_subjects = average</w:t>
+      </w:r>
+    </w:p>
+    <w:p>
+      <w:pPr>
+        <w:spacing w:line="240" w:lineRule="auto"/>
+        <w:rPr>
+          <w:rFonts w:ascii="Courier New" w:hAnsi="Courier New" w:cs="Courier New"/>
+          <w:color w:val="4472C4" w:themeColor="accent5"/>
+          <w:sz w:val="20"/>
+        </w:rPr>
+      </w:pPr>
+      <w:r>
+        <w:rPr>
+          <w:rFonts w:ascii="Courier New" w:hAnsi="Courier New" w:cs="Courier New"/>
+          <w:color w:val="4472C4" w:themeColor="accent5"/>
+          <w:sz w:val="20"/>
+        </w:rPr>
+        <w:t>if average &lt;= 90:</w:t>
+      </w:r>
+    </w:p>
+    <w:p>
+      <w:pPr>
+        <w:spacing w:line="240" w:lineRule="auto"/>
+        <w:rPr>
+          <w:rFonts w:ascii="Courier New" w:hAnsi="Courier New" w:cs="Courier New"/>
+          <w:color w:val="4472C4" w:themeColor="accent5"/>
+          <w:sz w:val="20"/>
+        </w:rPr>
+      </w:pPr>
+      <w:r>
+        <w:rPr>
+          <w:rFonts w:ascii="Courier New" w:hAnsi="Courier New" w:cs="Courier New"/>
+          <w:color w:val="4472C4" w:themeColor="accent5"/>
+          <w:sz w:val="20"/>
+        </w:rPr>
+        <w:t xml:space="preserve">    print("Excellent performance")</w:t>
+      </w:r>
+    </w:p>
+    <w:p>
+      <w:pPr>
+        <w:spacing w:line="240" w:lineRule="auto"/>
+        <w:rPr>
+          <w:rFonts w:ascii="Courier New" w:hAnsi="Courier New" w:cs="Courier New"/>
+          <w:color w:val="4472C4" w:themeColor="accent5"/>
+          <w:sz w:val="20"/>
+        </w:rPr>
+      </w:pPr>
+      <w:r>
+        <w:rPr>
+          <w:rFonts w:ascii="Courier New" w:hAnsi="Courier New" w:cs="Courier New"/>
+          <w:color w:val="4472C4" w:themeColor="accent5"/>
+          <w:sz w:val="20"/>
+        </w:rPr>
+        <w:t>elif average &gt;= 105:</w:t>
+      </w:r>
+    </w:p>
+    <w:p>
+      <w:pPr>
+        <w:spacing w:line="240" w:lineRule="auto"/>
+        <w:rPr>
+          <w:rFonts w:ascii="Courier New" w:hAnsi="Courier New" w:cs="Courier New"/>
+          <w:color w:val="4472C4" w:themeColor="accent5"/>
+          <w:sz w:val="20"/>
+        </w:rPr>
+      </w:pPr>
+      <w:r>
+        <w:rPr>
+          <w:rFonts w:ascii="Courier New" w:hAnsi="Courier New" w:cs="Courier New"/>
+          <w:color w:val="4472C4" w:themeColor="accent5"/>
+          <w:sz w:val="20"/>
+        </w:rPr>
+        <w:t xml:space="preserve">    print("Good performance")</w:t>
+      </w:r>
+    </w:p>
+    <w:p>
+      <w:pPr>
+        <w:spacing w:line="240" w:lineRule="auto"/>
+        <w:rPr>
+          <w:rFonts w:ascii="Courier New" w:hAnsi="Courier New" w:cs="Courier New"/>
+          <w:color w:val="4472C4" w:themeColor="accent5"/>
+          <w:sz w:val="20"/>
+        </w:rPr>
+      </w:pPr>
+      <w:r>
+        <w:rPr>
+          <w:rFonts w:ascii="Courier New" w:hAnsi="Courier New" w:cs="Courier New"/>
+          <w:color w:val="4472C4" w:themeColor="accent5"/>
+          <w:sz w:val="20"/>
+        </w:rPr>
+        <w:t>elif average &gt;= 50:</w:t>
+      </w:r>
+    </w:p>
+    <w:p>
+      <w:pPr>
+        <w:spacing w:line="240" w:lineRule="auto"/>
+        <w:rPr>
+          <w:rFonts w:ascii="Courier New" w:hAnsi="Courier New" w:cs="Courier New"/>
+          <w:color w:val="4472C4" w:themeColor="accent5"/>
+          <w:sz w:val="20"/>
+        </w:rPr>
+      </w:pPr>
+      <w:r>
+        <w:rPr>
+          <w:rFonts w:ascii="Courier New" w:hAnsi="Courier New" w:cs="Courier New"/>
+          <w:color w:val="4472C4" w:themeColor="accent5"/>
+          <w:sz w:val="20"/>
+        </w:rPr>
+        <w:t xml:space="preserve">    print(Average performance)</w:t>
+      </w:r>
+    </w:p>
+    <w:p>
+      <w:pPr>
+        <w:spacing w:line="240" w:lineRule="auto"/>
+        <w:rPr>
+          <w:rFonts w:ascii="Courier New" w:hAnsi="Courier New" w:cs="Courier New"/>
+          <w:color w:val="4472C4" w:themeColor="accent5"/>
+          <w:sz w:val="20"/>
+        </w:rPr>
+      </w:pPr>
+      <w:r>
+        <w:rPr>
+          <w:rFonts w:ascii="Courier New" w:hAnsi="Courier New" w:cs="Courier New"/>
+          <w:color w:val="4472C4" w:themeColor="accent5"/>
+          <w:sz w:val="20"/>
+        </w:rPr>
+        <w:t>else:</w:t>
+      </w:r>
+    </w:p>
+    <w:p>
+      <w:pPr>
+        <w:spacing w:line="240" w:lineRule="auto"/>
+        <w:rPr>
+          <w:rFonts w:ascii="Courier New" w:hAnsi="Courier New" w:cs="Courier New"/>
+          <w:color w:val="4472C4" w:themeColor="accent5"/>
+          <w:sz w:val="20"/>
+        </w:rPr>
+      </w:pPr>
+      <w:r>
+        <w:rPr>
+          <w:rFonts w:ascii="Courier New" w:hAnsi="Courier New" w:cs="Courier New"/>
+          <w:color w:val="4472C4" w:themeColor="accent5"/>
+          <w:sz w:val="20"/>
+        </w:rPr>
+        <w:t xml:space="preserve">    print("Outstanding performance")</w:t>
+      </w:r>
+    </w:p>
+    <w:p>
+      <w:pPr>
+        <w:spacing w:line="240" w:lineRule="auto"/>
+        <w:rPr>
+          <w:color w:val="4472C4" w:themeColor="accent5"/>
+          <w:sz w:val="20"/>
+        </w:rPr>
+      </w:pPr>
+      <w:r>
+        <w:rPr>
+          <w:rFonts w:ascii="Courier New" w:hAnsi="Courier New" w:cs="Courier New"/>
+          <w:color w:val="4472C4" w:themeColor="accent5"/>
+          <w:sz w:val="20"/>
+        </w:rPr>
+        <w:t>print("Your average grade is " + average)</w:t>
+      </w:r>
+    </w:p>
+    <w:p>
+      <w:pPr>
+        <w:spacing w:after="0" w:line="240" w:lineRule="auto"/>
+        <w:rPr>
+          <w:b/>
+        </w:rPr>
+      </w:pPr>
+      <w:r>
+        <w:rPr>
+          <w:b/>
+        </w:rPr>
+        <w:lastRenderedPageBreak/>
+        <w:t>print("Welcome to the Grade Management System")</w:t>
+      </w:r>
+    </w:p>
+    <w:p>
+      <w:pPr>
+        <w:spacing w:after="0" w:line="240" w:lineRule="auto"/>
+        <w:rPr>
+          <w:b/>
+        </w:rPr>
+      </w:pPr>
+      <w:r>
+        <w:rPr>
+          <w:b/>
+        </w:rPr>
+        <w:t>total = 0</w:t>
+      </w:r>
+    </w:p>
+    <w:p>
+      <w:pPr>
+        <w:spacing w:after="0" w:line="240" w:lineRule="auto"/>
+        <w:rPr>
+          <w:b/>
+        </w:rPr>
+      </w:pPr>
+      <w:r>
+        <w:rPr>
+          <w:b/>
+        </w:rPr>
+        <w:t>average = 0</w:t>
+      </w:r>
+    </w:p>
+    <w:p>
+      <w:pPr>
+        <w:spacing w:after="0" w:line="240" w:lineRule="auto"/>
+        <w:rPr>
+          <w:b/>
+        </w:rPr>
+      </w:pPr>
+      <w:r>
+        <w:rPr>
+          <w:b/>
+        </w:rPr>
+        <w:t>num_subjects = 5</w:t>
+      </w:r>
+    </w:p>
+    <w:p>
+      <w:pPr>
+        <w:spacing w:after="0" w:line="240" w:lineRule="auto"/>
+        <w:rPr>
+          <w:b/>
+        </w:rPr>
+      </w:pPr>
+      <w:r>
+        <w:rPr>
+          <w:b/>
+        </w:rPr>
+        <w:t>for i in range(3, 5 +1):</w:t>
+      </w:r>
+    </w:p>
+    <w:p>
+      <w:pPr>
+        <w:spacing w:after="0" w:line="240" w:lineRule="auto"/>
+        <w:rPr>
+          <w:b/>
+        </w:rPr>
+      </w:pPr>
+      <w:r>
+        <w:rPr>
+          <w:b/>
+        </w:rPr>
+        <w:t>    grade = input(f"Enter grade between 0 and 100 for subject{i}: ")</w:t>
+      </w:r>
+    </w:p>
+    <w:p>
+      <w:pPr>
+        <w:spacing w:after="0" w:line="240" w:lineRule="auto"/>
+        <w:rPr>
+          <w:b/>
+        </w:rPr>
+      </w:pPr>
+      <w:r>
+        <w:rPr>
+          <w:b/>
+        </w:rPr>
+        <w:t>    while not grade.isdigit() or int(grade) &lt; 0 or int(grade) &gt; 100:</w:t>
+      </w:r>
+    </w:p>
+    <w:p>
+      <w:pPr>
+        <w:spacing w:after="0" w:line="240" w:lineRule="auto"/>
+        <w:rPr>
+          <w:b/>
+        </w:rPr>
+      </w:pPr>
+      <w:r>
+        <w:rPr>
+          <w:b/>
+        </w:rPr>
+        <w:t>        print("Grade must be between 0 and 100.")</w:t>
+      </w:r>
+    </w:p>
+    <w:p>
+      <w:pPr>
+        <w:spacing w:after="0" w:line="240" w:lineRule="auto"/>
+        <w:rPr>
+          <w:b/>
+        </w:rPr>
+      </w:pPr>
+      <w:r>
+        <w:rPr>
+          <w:b/>
+        </w:rPr>
+        <w:t>        grade = int(input(f"Enter grade between 0 and 100 for subject{i}: "))</w:t>
+      </w:r>
+    </w:p>
+    <w:p>
+      <w:pPr>
+        <w:spacing w:after="0" w:line="240" w:lineRule="auto"/>
+        <w:rPr>
+          <w:b/>
+        </w:rPr>
+      </w:pPr>
+      <w:r>
+        <w:rPr>
+          <w:b/>
+        </w:rPr>
+        <w:t>    total += int(grade)</w:t>
+      </w:r>
+    </w:p>
+    <w:p>
+      <w:pPr>
+        <w:spacing w:after="0" w:line="240" w:lineRule="auto"/>
+        <w:rPr>
+          <w:b/>
+        </w:rPr>
+      </w:pPr>
+      <w:r>
+        <w:rPr>
+          <w:b/>
+        </w:rPr>
+        <w:t>average = total / num_subjects</w:t>
+      </w:r>
+    </w:p>
+    <w:p>
+      <w:pPr>
+        <w:spacing w:after="0" w:line="240" w:lineRule="auto"/>
+        <w:rPr>
+          <w:b/>
+        </w:rPr>
+      </w:pPr>
+      <w:r>
+        <w:rPr>
+          <w:b/>
+        </w:rPr>
+        <w:t>if average &lt;= 90:</w:t>
+      </w:r>
+    </w:p>
+    <w:p>
+      <w:pPr>
+        <w:spacing w:after="0" w:line="240" w:lineRule="auto"/>
+        <w:rPr>
+          <w:b/>
+        </w:rPr>
+      </w:pPr>
+      <w:r>
+        <w:rPr>
+          <w:b/>
+        </w:rPr>
+        <w:t>    print("Average performance")</w:t>
+      </w:r>
+    </w:p>
+    <w:p>
+      <w:pPr>
+        <w:spacing w:after="0" w:line="240" w:lineRule="auto"/>
+        <w:rPr>
+          <w:b/>
+        </w:rPr>
+      </w:pPr>
+      <w:r>
+        <w:rPr>
+          <w:b/>
+        </w:rPr>
+        <w:t>elif average &lt;= 100:</w:t>
+      </w:r>
+    </w:p>
+    <w:p>
+      <w:pPr>
+        <w:spacing w:after="0" w:line="240" w:lineRule="auto"/>
+        <w:rPr>
+          <w:b/>
+        </w:rPr>
+      </w:pPr>
+      <w:r>
+        <w:rPr>
+          <w:b/>
+        </w:rPr>
+        <w:t>    print("Good performance")</w:t>
+      </w:r>
+    </w:p>
+    <w:p>
+      <w:pPr>
+        <w:spacing w:after="0" w:line="240" w:lineRule="auto"/>
+        <w:rPr>
+          <w:b/>
+        </w:rPr>
+      </w:pPr>
+      <w:r>
+        <w:rPr>
+          <w:b/>
+        </w:rPr>
+        <w:t>elif average &lt;= 105:</w:t>
+      </w:r>
+    </w:p>
+    <w:p>
+      <w:pPr>
+        <w:spacing w:after="0" w:line="240" w:lineRule="auto"/>
+        <w:rPr>
+          <w:b/>
+        </w:rPr>
+      </w:pPr>
+      <w:r>
+        <w:rPr>
+          <w:b/>
+        </w:rPr>
+        <w:t>    print("Very good performance")</w:t>
+      </w:r>
+    </w:p>
+    <w:p>
+      <w:pPr>
+        <w:spacing w:after="0" w:line="240" w:lineRule="auto"/>
+        <w:rPr>
+          <w:b/>
+        </w:rPr>
+      </w:pPr>
+      <w:r>
+        <w:rPr>
+          <w:b/>
+        </w:rPr>
+        <w:t>elif average &lt;= 200:</w:t>
+      </w:r>
+    </w:p>
+    <w:p>
+      <w:pPr>
+        <w:spacing w:after="0" w:line="240" w:lineRule="auto"/>
+        <w:rPr>
+          <w:b/>
+        </w:rPr>
+      </w:pPr>
+      <w:r>
+        <w:rPr>
+          <w:b/>
+        </w:rPr>
+        <w:t>    print("Excellent performance")</w:t>
+      </w:r>
+    </w:p>
+    <w:p>
+      <w:pPr>
+        <w:spacing w:after="0" w:line="240" w:lineRule="auto"/>
+        <w:rPr>
+          <w:b/>
+        </w:rPr>
+      </w:pPr>
+      <w:r>
+        <w:rPr>
+          <w:b/>
+        </w:rPr>
+        <w:t>else:</w:t>
+      </w:r>
+    </w:p>
+    <w:p>
+      <w:pPr>
+        <w:spacing w:after="0" w:line="240" w:lineRule="auto"/>
+        <w:rPr>
+          <w:b/>
+        </w:rPr>
+      </w:pPr>
+      <w:r>
+        <w:rPr>
+          <w:b/>
+        </w:rPr>
+        <w:t>    print("Outstanding performance")</w:t>
+      </w:r>
+    </w:p>
+    <w:p>
+      <w:pPr>
+        <w:spacing w:after="0" w:line="240" w:lineRule="auto"/>
+        <w:rPr>
+          <w:b/>
+        </w:rPr>
+      </w:pPr>
+      <w:r>
+        <w:rPr>
+          <w:b/>
+        </w:rPr>
+        <w:t>print("Your average grade is " + str(average))</w:t>
+      </w:r>
+    </w:p>
+    <w:p>
+      <w:pPr>
+        <w:spacing w:after="0" w:line="240" w:lineRule="auto"/>
+        <w:rPr>
+          <w:b/>
+        </w:rPr>
+      </w:pPr>
+      <w:r>
+        <w:rPr>
+          <w:b/>
+        </w:rPr>
+        <w:t>print("Thank you for using the Grade Management System")</w:t>
+      </w:r>
+    </w:p>
+    <w:p>
+      <w:pPr>
+        <w:spacing w:after="0" w:line="240" w:lineRule="auto"/>
+        <w:rPr>
+          <w:b/>
+        </w:rPr>
+      </w:pPr>
+      <w:r>
+        <w:rPr>
+          <w:b/>
+        </w:rPr>
+        <w:t>repr(average)</w:t>
+      </w:r>
+    </w:p>
+    <w:p>
+      <w:pPr>
+        <w:spacing w:after="0" w:line="240" w:lineRule="auto"/>
+        <w:rPr>
+          <w:b/>
+        </w:rPr>
+      </w:pPr>
+      <w:r>
+        <w:rPr>
+          <w:b/>
+        </w:rPr>
+        <w:br/>
+      </w:r>
+      <w:r>
+        <w:rPr>
+          <w:b/>
+        </w:rPr>
+        <w:br/>
+      </w:r>
+      <w:r>
+        <w:rPr>
+          <w:b/>
+        </w:rPr>
+        <w:br/>
+      </w:r>
+      <w:r>
+        <w:rPr>
+          <w:b/>
+        </w:rPr>
+        <w:br/>
+      </w:r>
+    </w:p>
     <w:p>
       <w:pPr>
         <w:spacing w:after="0" w:line="240" w:lineRule="auto"/>
@@ -18824,26 +18662,17 @@
     <w:p/>
     <w:p>
       <w:r>
-        <w:t>Write a program that prints a pattern of stars in a pyramid shape.</w:t>
-      </w:r>
-      <w:r>
         <w:rPr>
           <w:noProof/>
         </w:rPr>
-        <w:t xml:space="preserve"> </w:t>
-      </w:r>
-      <w:r>
-        <w:rPr>
-          <w:noProof/>
-        </w:rPr>
         <w:drawing>
-          <wp:anchor distT="0" distB="0" distL="114300" distR="114300" simplePos="0" relativeHeight="251658298" behindDoc="0" locked="0" layoutInCell="1" allowOverlap="1" wp14:anchorId="716C8147" wp14:editId="027A94F8">
+          <wp:anchor distT="0" distB="0" distL="114300" distR="114300" simplePos="0" relativeHeight="251659358" behindDoc="0" locked="0" layoutInCell="1" allowOverlap="1" wp14:anchorId="716C8147" wp14:editId="36A2DD0D">
             <wp:simplePos x="0" y="0"/>
             <wp:positionH relativeFrom="margin">
-              <wp:posOffset>5343849</wp:posOffset>
+              <wp:posOffset>5191125</wp:posOffset>
             </wp:positionH>
             <wp:positionV relativeFrom="paragraph">
-              <wp:posOffset>971742</wp:posOffset>
+              <wp:posOffset>990600</wp:posOffset>
             </wp:positionV>
             <wp:extent cx="1035014" cy="1448105"/>
             <wp:effectExtent l="0" t="0" r="0" b="0"/>
@@ -18898,6 +18727,15 @@
             </wp14:sizeRelV>
           </wp:anchor>
         </w:drawing>
+      </w:r>
+      <w:r>
+        <w:t>Write a program that prints a pattern of stars in a pyramid shape.</w:t>
+      </w:r>
+      <w:r>
+        <w:rPr>
+          <w:noProof/>
+        </w:rPr>
+        <w:t xml:space="preserve"> </w:t>
       </w:r>
       <w:r>
         <w:br w:type="page"/>
@@ -19720,7 +19558,7 @@
         <mc:AlternateContent>
           <mc:Choice Requires="wps">
             <w:drawing>
-              <wp:anchor distT="0" distB="0" distL="114300" distR="114300" simplePos="0" relativeHeight="251658300" behindDoc="0" locked="0" layoutInCell="1" allowOverlap="1" wp14:anchorId="0DE080E1" wp14:editId="3F7A0E59">
+              <wp:anchor distT="0" distB="0" distL="114300" distR="114300" simplePos="0" relativeHeight="251658300" behindDoc="0" locked="0" layoutInCell="1" allowOverlap="1" wp14:anchorId="0DE080E1" wp14:editId="6A8CA3D9">
                 <wp:simplePos x="0" y="0"/>
                 <wp:positionH relativeFrom="margin">
                   <wp:posOffset>25879</wp:posOffset>
@@ -19756,7 +19594,48 @@
                       </wps:spPr>
                       <wps:txbx>
                         <w:txbxContent>
-                          <w:p/>
+                          <w:p>
+                            <w:r>
+                              <w:rPr>
+                                <w:noProof/>
+                              </w:rPr>
+                              <w:drawing>
+                                <wp:inline distT="0" distB="0" distL="0" distR="0" wp14:anchorId="2B09CC86" wp14:editId="7ACE393C">
+                                  <wp:extent cx="2889885" cy="2110105"/>
+                                  <wp:effectExtent l="0" t="0" r="5715" b="4445"/>
+                                  <wp:docPr id="1499202315" name="Picture 1" descr="A screenshot of a computer program&#10;&#10;AI-generated content may be incorrect."/>
+                                  <wp:cNvGraphicFramePr>
+                                    <a:graphicFrameLocks xmlns:a="http://schemas.openxmlformats.org/drawingml/2006/main" noChangeAspect="1"/>
+                                  </wp:cNvGraphicFramePr>
+                                  <a:graphic xmlns:a="http://schemas.openxmlformats.org/drawingml/2006/main">
+                                    <a:graphicData uri="http://schemas.openxmlformats.org/drawingml/2006/picture">
+                                      <pic:pic xmlns:pic="http://schemas.openxmlformats.org/drawingml/2006/picture">
+                                        <pic:nvPicPr>
+                                          <pic:cNvPr id="1499202315" name="Picture 1" descr="A screenshot of a computer program&#10;&#10;AI-generated content may be incorrect."/>
+                                          <pic:cNvPicPr/>
+                                        </pic:nvPicPr>
+                                        <pic:blipFill>
+                                          <a:blip r:embed="rId55"/>
+                                          <a:stretch>
+                                            <a:fillRect/>
+                                          </a:stretch>
+                                        </pic:blipFill>
+                                        <pic:spPr>
+                                          <a:xfrm>
+                                            <a:off x="0" y="0"/>
+                                            <a:ext cx="2889885" cy="2110105"/>
+                                          </a:xfrm>
+                                          <a:prstGeom prst="rect">
+                                            <a:avLst/>
+                                          </a:prstGeom>
+                                        </pic:spPr>
+                                      </pic:pic>
+                                    </a:graphicData>
+                                  </a:graphic>
+                                </wp:inline>
+                              </w:drawing>
+                            </w:r>
+                          </w:p>
                         </w:txbxContent>
                       </wps:txbx>
                       <wps:bodyPr rot="0" spcFirstLastPara="0" vertOverflow="overflow" horzOverflow="overflow" vert="horz" wrap="square" lIns="91440" tIns="45720" rIns="91440" bIns="45720" numCol="1" spcCol="0" rtlCol="0" fromWordArt="0" anchor="t" anchorCtr="0" forceAA="0" compatLnSpc="1">
@@ -19779,7 +19658,48 @@
               <v:shape w14:anchorId="0DE080E1" id="Text Box 81" o:spid="_x0000_s1073" type="#_x0000_t202" style="position:absolute;margin-left:2.05pt;margin-top:22.8pt;width:459.85pt;height:173.9pt;z-index:251658300;visibility:visible;mso-wrap-style:square;mso-height-percent:0;mso-wrap-distance-left:9pt;mso-wrap-distance-top:0;mso-wrap-distance-right:9pt;mso-wrap-distance-bottom:0;mso-position-horizontal:absolute;mso-position-horizontal-relative:margin;mso-position-vertical:absolute;mso-position-vertical-relative:text;mso-height-percent:0;mso-height-relative:margin;v-text-anchor:top" o:gfxdata="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" fillcolor="white [3201]" strokeweight=".5pt">
                 <v:textbox>
                   <w:txbxContent>
-                    <w:p/>
+                    <w:p>
+                      <w:r>
+                        <w:rPr>
+                          <w:noProof/>
+                        </w:rPr>
+                        <w:drawing>
+                          <wp:inline distT="0" distB="0" distL="0" distR="0" wp14:anchorId="2B09CC86" wp14:editId="7ACE393C">
+                            <wp:extent cx="2889885" cy="2110105"/>
+                            <wp:effectExtent l="0" t="0" r="5715" b="4445"/>
+                            <wp:docPr id="1499202315" name="Picture 1" descr="A screenshot of a computer program&#10;&#10;AI-generated content may be incorrect."/>
+                            <wp:cNvGraphicFramePr>
+                              <a:graphicFrameLocks xmlns:a="http://schemas.openxmlformats.org/drawingml/2006/main" noChangeAspect="1"/>
+                            </wp:cNvGraphicFramePr>
+                            <a:graphic xmlns:a="http://schemas.openxmlformats.org/drawingml/2006/main">
+                              <a:graphicData uri="http://schemas.openxmlformats.org/drawingml/2006/picture">
+                                <pic:pic xmlns:pic="http://schemas.openxmlformats.org/drawingml/2006/picture">
+                                  <pic:nvPicPr>
+                                    <pic:cNvPr id="1499202315" name="Picture 1" descr="A screenshot of a computer program&#10;&#10;AI-generated content may be incorrect."/>
+                                    <pic:cNvPicPr/>
+                                  </pic:nvPicPr>
+                                  <pic:blipFill>
+                                    <a:blip r:embed="rId55"/>
+                                    <a:stretch>
+                                      <a:fillRect/>
+                                    </a:stretch>
+                                  </pic:blipFill>
+                                  <pic:spPr>
+                                    <a:xfrm>
+                                      <a:off x="0" y="0"/>
+                                      <a:ext cx="2889885" cy="2110105"/>
+                                    </a:xfrm>
+                                    <a:prstGeom prst="rect">
+                                      <a:avLst/>
+                                    </a:prstGeom>
+                                  </pic:spPr>
+                                </pic:pic>
+                              </a:graphicData>
+                            </a:graphic>
+                          </wp:inline>
+                        </w:drawing>
+                      </w:r>
+                    </w:p>
                   </w:txbxContent>
                 </v:textbox>
                 <w10:wrap anchorx="margin"/>
@@ -19896,7 +19816,7 @@
         <mc:AlternateContent>
           <mc:Choice Requires="wps">
             <w:drawing>
-              <wp:anchor distT="0" distB="0" distL="114300" distR="114300" simplePos="0" relativeHeight="251658302" behindDoc="0" locked="0" layoutInCell="1" allowOverlap="1" wp14:anchorId="38EAEDAD" wp14:editId="27ACD952">
+              <wp:anchor distT="0" distB="0" distL="114300" distR="114300" simplePos="0" relativeHeight="251658302" behindDoc="0" locked="0" layoutInCell="1" allowOverlap="1" wp14:anchorId="38EAEDAD" wp14:editId="7A805FDD">
                 <wp:simplePos x="0" y="0"/>
                 <wp:positionH relativeFrom="margin">
                   <wp:posOffset>25879</wp:posOffset>
@@ -19932,7 +19852,48 @@
                       </wps:spPr>
                       <wps:txbx>
                         <w:txbxContent>
-                          <w:p/>
+                          <w:p>
+                            <w:r>
+                              <w:rPr>
+                                <w:noProof/>
+                              </w:rPr>
+                              <w:drawing>
+                                <wp:inline distT="0" distB="0" distL="0" distR="0" wp14:anchorId="2DC18972" wp14:editId="0885267D">
+                                  <wp:extent cx="2745105" cy="2110105"/>
+                                  <wp:effectExtent l="0" t="0" r="0" b="4445"/>
+                                  <wp:docPr id="1935590890" name="Picture 1" descr="A screenshot of a computer program&#10;&#10;AI-generated content may be incorrect."/>
+                                  <wp:cNvGraphicFramePr>
+                                    <a:graphicFrameLocks xmlns:a="http://schemas.openxmlformats.org/drawingml/2006/main" noChangeAspect="1"/>
+                                  </wp:cNvGraphicFramePr>
+                                  <a:graphic xmlns:a="http://schemas.openxmlformats.org/drawingml/2006/main">
+                                    <a:graphicData uri="http://schemas.openxmlformats.org/drawingml/2006/picture">
+                                      <pic:pic xmlns:pic="http://schemas.openxmlformats.org/drawingml/2006/picture">
+                                        <pic:nvPicPr>
+                                          <pic:cNvPr id="1935590890" name="Picture 1" descr="A screenshot of a computer program&#10;&#10;AI-generated content may be incorrect."/>
+                                          <pic:cNvPicPr/>
+                                        </pic:nvPicPr>
+                                        <pic:blipFill>
+                                          <a:blip r:embed="rId56"/>
+                                          <a:stretch>
+                                            <a:fillRect/>
+                                          </a:stretch>
+                                        </pic:blipFill>
+                                        <pic:spPr>
+                                          <a:xfrm>
+                                            <a:off x="0" y="0"/>
+                                            <a:ext cx="2745105" cy="2110105"/>
+                                          </a:xfrm>
+                                          <a:prstGeom prst="rect">
+                                            <a:avLst/>
+                                          </a:prstGeom>
+                                        </pic:spPr>
+                                      </pic:pic>
+                                    </a:graphicData>
+                                  </a:graphic>
+                                </wp:inline>
+                              </w:drawing>
+                            </w:r>
+                          </w:p>
                         </w:txbxContent>
                       </wps:txbx>
                       <wps:bodyPr rot="0" spcFirstLastPara="0" vertOverflow="overflow" horzOverflow="overflow" vert="horz" wrap="square" lIns="91440" tIns="45720" rIns="91440" bIns="45720" numCol="1" spcCol="0" rtlCol="0" fromWordArt="0" anchor="t" anchorCtr="0" forceAA="0" compatLnSpc="1">
@@ -19955,7 +19916,48 @@
               <v:shape w14:anchorId="38EAEDAD" id="Text Box 84" o:spid="_x0000_s1074" type="#_x0000_t202" style="position:absolute;margin-left:2.05pt;margin-top:22.8pt;width:459.85pt;height:173.9pt;z-index:251658302;visibility:visible;mso-wrap-style:square;mso-height-percent:0;mso-wrap-distance-left:9pt;mso-wrap-distance-top:0;mso-wrap-distance-right:9pt;mso-wrap-distance-bottom:0;mso-position-horizontal:absolute;mso-position-horizontal-relative:margin;mso-position-vertical:absolute;mso-position-vertical-relative:text;mso-height-percent:0;mso-height-relative:margin;v-text-anchor:top" o:gfxdata="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" fillcolor="white [3201]" strokeweight=".5pt">
                 <v:textbox>
                   <w:txbxContent>
-                    <w:p/>
+                    <w:p>
+                      <w:r>
+                        <w:rPr>
+                          <w:noProof/>
+                        </w:rPr>
+                        <w:drawing>
+                          <wp:inline distT="0" distB="0" distL="0" distR="0" wp14:anchorId="2DC18972" wp14:editId="0885267D">
+                            <wp:extent cx="2745105" cy="2110105"/>
+                            <wp:effectExtent l="0" t="0" r="0" b="4445"/>
+                            <wp:docPr id="1935590890" name="Picture 1" descr="A screenshot of a computer program&#10;&#10;AI-generated content may be incorrect."/>
+                            <wp:cNvGraphicFramePr>
+                              <a:graphicFrameLocks xmlns:a="http://schemas.openxmlformats.org/drawingml/2006/main" noChangeAspect="1"/>
+                            </wp:cNvGraphicFramePr>
+                            <a:graphic xmlns:a="http://schemas.openxmlformats.org/drawingml/2006/main">
+                              <a:graphicData uri="http://schemas.openxmlformats.org/drawingml/2006/picture">
+                                <pic:pic xmlns:pic="http://schemas.openxmlformats.org/drawingml/2006/picture">
+                                  <pic:nvPicPr>
+                                    <pic:cNvPr id="1935590890" name="Picture 1" descr="A screenshot of a computer program&#10;&#10;AI-generated content may be incorrect."/>
+                                    <pic:cNvPicPr/>
+                                  </pic:nvPicPr>
+                                  <pic:blipFill>
+                                    <a:blip r:embed="rId56"/>
+                                    <a:stretch>
+                                      <a:fillRect/>
+                                    </a:stretch>
+                                  </pic:blipFill>
+                                  <pic:spPr>
+                                    <a:xfrm>
+                                      <a:off x="0" y="0"/>
+                                      <a:ext cx="2745105" cy="2110105"/>
+                                    </a:xfrm>
+                                    <a:prstGeom prst="rect">
+                                      <a:avLst/>
+                                    </a:prstGeom>
+                                  </pic:spPr>
+                                </pic:pic>
+                              </a:graphicData>
+                            </a:graphic>
+                          </wp:inline>
+                        </w:drawing>
+                      </w:r>
+                    </w:p>
                   </w:txbxContent>
                 </v:textbox>
                 <w10:wrap anchorx="margin"/>
@@ -20059,7 +20061,7 @@
         <mc:AlternateContent>
           <mc:Choice Requires="wps">
             <w:drawing>
-              <wp:anchor distT="0" distB="0" distL="114300" distR="114300" simplePos="0" relativeHeight="251658303" behindDoc="0" locked="0" layoutInCell="1" allowOverlap="1" wp14:anchorId="7B5D8DE7" wp14:editId="4FC308FF">
+              <wp:anchor distT="0" distB="0" distL="114300" distR="114300" simplePos="0" relativeHeight="251658303" behindDoc="0" locked="0" layoutInCell="1" allowOverlap="1" wp14:anchorId="7B5D8DE7" wp14:editId="28858BA8">
                 <wp:simplePos x="0" y="0"/>
                 <wp:positionH relativeFrom="margin">
                   <wp:posOffset>25879</wp:posOffset>
@@ -20095,7 +20097,48 @@
                       </wps:spPr>
                       <wps:txbx>
                         <w:txbxContent>
-                          <w:p/>
+                          <w:p>
+                            <w:r>
+                              <w:rPr>
+                                <w:noProof/>
+                              </w:rPr>
+                              <w:drawing>
+                                <wp:inline distT="0" distB="0" distL="0" distR="0" wp14:anchorId="68EBBB9F" wp14:editId="354B564C">
+                                  <wp:extent cx="3458845" cy="2929890"/>
+                                  <wp:effectExtent l="0" t="0" r="8255" b="3810"/>
+                                  <wp:docPr id="2124428943" name="Picture 1" descr="A screenshot of a computer program&#10;&#10;AI-generated content may be incorrect."/>
+                                  <wp:cNvGraphicFramePr>
+                                    <a:graphicFrameLocks xmlns:a="http://schemas.openxmlformats.org/drawingml/2006/main" noChangeAspect="1"/>
+                                  </wp:cNvGraphicFramePr>
+                                  <a:graphic xmlns:a="http://schemas.openxmlformats.org/drawingml/2006/main">
+                                    <a:graphicData uri="http://schemas.openxmlformats.org/drawingml/2006/picture">
+                                      <pic:pic xmlns:pic="http://schemas.openxmlformats.org/drawingml/2006/picture">
+                                        <pic:nvPicPr>
+                                          <pic:cNvPr id="2124428943" name="Picture 1" descr="A screenshot of a computer program&#10;&#10;AI-generated content may be incorrect."/>
+                                          <pic:cNvPicPr/>
+                                        </pic:nvPicPr>
+                                        <pic:blipFill>
+                                          <a:blip r:embed="rId57"/>
+                                          <a:stretch>
+                                            <a:fillRect/>
+                                          </a:stretch>
+                                        </pic:blipFill>
+                                        <pic:spPr>
+                                          <a:xfrm>
+                                            <a:off x="0" y="0"/>
+                                            <a:ext cx="3458845" cy="2929890"/>
+                                          </a:xfrm>
+                                          <a:prstGeom prst="rect">
+                                            <a:avLst/>
+                                          </a:prstGeom>
+                                        </pic:spPr>
+                                      </pic:pic>
+                                    </a:graphicData>
+                                  </a:graphic>
+                                </wp:inline>
+                              </w:drawing>
+                            </w:r>
+                          </w:p>
                         </w:txbxContent>
                       </wps:txbx>
                       <wps:bodyPr rot="0" spcFirstLastPara="0" vertOverflow="overflow" horzOverflow="overflow" vert="horz" wrap="square" lIns="91440" tIns="45720" rIns="91440" bIns="45720" numCol="1" spcCol="0" rtlCol="0" fromWordArt="0" anchor="t" anchorCtr="0" forceAA="0" compatLnSpc="1">
@@ -20118,7 +20161,48 @@
               <v:shape w14:anchorId="7B5D8DE7" id="Text Box 85" o:spid="_x0000_s1075" type="#_x0000_t202" style="position:absolute;margin-left:2.05pt;margin-top:22.8pt;width:459.8pt;height:238.4pt;z-index:251658303;visibility:visible;mso-wrap-style:square;mso-height-percent:0;mso-wrap-distance-left:9pt;mso-wrap-distance-top:0;mso-wrap-distance-right:9pt;mso-wrap-distance-bottom:0;mso-position-horizontal:absolute;mso-position-horizontal-relative:margin;mso-position-vertical:absolute;mso-position-vertical-relative:text;mso-height-percent:0;mso-height-relative:margin;v-text-anchor:top" o:gfxdata="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" fillcolor="white [3201]" strokeweight=".5pt">
                 <v:textbox>
                   <w:txbxContent>
-                    <w:p/>
+                    <w:p>
+                      <w:r>
+                        <w:rPr>
+                          <w:noProof/>
+                        </w:rPr>
+                        <w:drawing>
+                          <wp:inline distT="0" distB="0" distL="0" distR="0" wp14:anchorId="68EBBB9F" wp14:editId="354B564C">
+                            <wp:extent cx="3458845" cy="2929890"/>
+                            <wp:effectExtent l="0" t="0" r="8255" b="3810"/>
+                            <wp:docPr id="2124428943" name="Picture 1" descr="A screenshot of a computer program&#10;&#10;AI-generated content may be incorrect."/>
+                            <wp:cNvGraphicFramePr>
+                              <a:graphicFrameLocks xmlns:a="http://schemas.openxmlformats.org/drawingml/2006/main" noChangeAspect="1"/>
+                            </wp:cNvGraphicFramePr>
+                            <a:graphic xmlns:a="http://schemas.openxmlformats.org/drawingml/2006/main">
+                              <a:graphicData uri="http://schemas.openxmlformats.org/drawingml/2006/picture">
+                                <pic:pic xmlns:pic="http://schemas.openxmlformats.org/drawingml/2006/picture">
+                                  <pic:nvPicPr>
+                                    <pic:cNvPr id="2124428943" name="Picture 1" descr="A screenshot of a computer program&#10;&#10;AI-generated content may be incorrect."/>
+                                    <pic:cNvPicPr/>
+                                  </pic:nvPicPr>
+                                  <pic:blipFill>
+                                    <a:blip r:embed="rId57"/>
+                                    <a:stretch>
+                                      <a:fillRect/>
+                                    </a:stretch>
+                                  </pic:blipFill>
+                                  <pic:spPr>
+                                    <a:xfrm>
+                                      <a:off x="0" y="0"/>
+                                      <a:ext cx="3458845" cy="2929890"/>
+                                    </a:xfrm>
+                                    <a:prstGeom prst="rect">
+                                      <a:avLst/>
+                                    </a:prstGeom>
+                                  </pic:spPr>
+                                </pic:pic>
+                              </a:graphicData>
+                            </a:graphic>
+                          </wp:inline>
+                        </w:drawing>
+                      </w:r>
+                    </w:p>
                   </w:txbxContent>
                 </v:textbox>
                 <w10:wrap anchorx="margin"/>
@@ -20335,7 +20419,7 @@
                                           <pic:cNvPicPr/>
                                         </pic:nvPicPr>
                                         <pic:blipFill>
-                                          <a:blip r:embed="rId55"/>
+                                          <a:blip r:embed="rId58"/>
                                           <a:stretch>
                                             <a:fillRect/>
                                           </a:stretch>
@@ -20399,7 +20483,7 @@
                                     <pic:cNvPicPr/>
                                   </pic:nvPicPr>
                                   <pic:blipFill>
-                                    <a:blip r:embed="rId55"/>
+                                    <a:blip r:embed="rId58"/>
                                     <a:stretch>
                                       <a:fillRect/>
                                     </a:stretch>
@@ -20532,7 +20616,7 @@
                                           <pic:cNvPicPr/>
                                         </pic:nvPicPr>
                                         <pic:blipFill>
-                                          <a:blip r:embed="rId55"/>
+                                          <a:blip r:embed="rId58"/>
                                           <a:stretch>
                                             <a:fillRect/>
                                           </a:stretch>
@@ -20596,7 +20680,7 @@
                                     <pic:cNvPicPr/>
                                   </pic:nvPicPr>
                                   <pic:blipFill>
-                                    <a:blip r:embed="rId55"/>
+                                    <a:blip r:embed="rId58"/>
                                     <a:stretch>
                                       <a:fillRect/>
                                     </a:stretch>
@@ -20835,6 +20919,31 @@
                       </wps:spPr>
                       <wps:txbx>
                         <w:txbxContent>
+                          <w:p>
+                            <w:r>
+                              <w:t>list = ["Breaking Bad", "Inbetweeners", "The Wire", "Stranger Things", "24", "Friday Night Lights"]</w:t>
+                            </w:r>
+                          </w:p>
+                          <w:p>
+                            <w:r>
+                              <w:t>print(list)</w:t>
+                            </w:r>
+                          </w:p>
+                          <w:p>
+                            <w:r>
+                              <w:t>remove = input("What tv series do you want to remove? ")</w:t>
+                            </w:r>
+                          </w:p>
+                          <w:p>
+                            <w:r>
+                              <w:t>list.remove(remove)</w:t>
+                            </w:r>
+                          </w:p>
+                          <w:p>
+                            <w:r>
+                              <w:t>print(list)</w:t>
+                            </w:r>
+                          </w:p>
                           <w:p/>
                         </w:txbxContent>
                       </wps:txbx>
@@ -20858,6 +20967,31 @@
               <v:shape w14:anchorId="302F292D" id="Text Box 90" o:spid="_x0000_s1078" type="#_x0000_t202" style="position:absolute;left:0;text-align:left;margin-left:0;margin-top:-.25pt;width:459.8pt;height:254.7pt;z-index:251658308;visibility:visible;mso-wrap-style:square;mso-height-percent:0;mso-wrap-distance-left:9pt;mso-wrap-distance-top:0;mso-wrap-distance-right:9pt;mso-wrap-distance-bottom:0;mso-position-horizontal:left;mso-position-horizontal-relative:margin;mso-position-vertical:absolute;mso-position-vertical-relative:text;mso-height-percent:0;mso-height-relative:margin;v-text-anchor:top" o:gfxdata="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" fillcolor="white [3201]" strokeweight=".5pt">
                 <v:textbox>
                   <w:txbxContent>
+                    <w:p>
+                      <w:r>
+                        <w:t>list = ["Breaking Bad", "Inbetweeners", "The Wire", "Stranger Things", "24", "Friday Night Lights"]</w:t>
+                      </w:r>
+                    </w:p>
+                    <w:p>
+                      <w:r>
+                        <w:t>print(list)</w:t>
+                      </w:r>
+                    </w:p>
+                    <w:p>
+                      <w:r>
+                        <w:t>remove = input("What tv series do you want to remove? ")</w:t>
+                      </w:r>
+                    </w:p>
+                    <w:p>
+                      <w:r>
+                        <w:t>list.remove(remove)</w:t>
+                      </w:r>
+                    </w:p>
+                    <w:p>
+                      <w:r>
+                        <w:t>print(list)</w:t>
+                      </w:r>
+                    </w:p>
                     <w:p/>
                   </w:txbxContent>
                 </v:textbox>
@@ -21037,6 +21171,36 @@
                       </wps:spPr>
                       <wps:txbx>
                         <w:txbxContent>
+                          <w:p>
+                            <w:r>
+                              <w:t>numbers = [1, 2, 3, 4, 5, 6, 7, 8, 9, 10]</w:t>
+                            </w:r>
+                          </w:p>
+                          <w:p>
+                            <w:r>
+                              <w:t>largest = numbers[0]</w:t>
+                            </w:r>
+                          </w:p>
+                          <w:p>
+                            <w:r>
+                              <w:t>for number in numbers:</w:t>
+                            </w:r>
+                          </w:p>
+                          <w:p>
+                            <w:r>
+                              <w:t>    if number &gt; largest:</w:t>
+                            </w:r>
+                          </w:p>
+                          <w:p>
+                            <w:r>
+                              <w:t>        largest = number</w:t>
+                            </w:r>
+                          </w:p>
+                          <w:p>
+                            <w:r>
+                              <w:t>print(largest)</w:t>
+                            </w:r>
+                          </w:p>
                           <w:p/>
                         </w:txbxContent>
                       </wps:txbx>
@@ -21060,6 +21224,36 @@
               <v:shape w14:anchorId="0EFAA630" id="Text Box 86" o:spid="_x0000_s1079" type="#_x0000_t202" style="position:absolute;margin-left:0;margin-top:1pt;width:459.8pt;height:238.4pt;z-index:251658304;visibility:visible;mso-wrap-style:square;mso-height-percent:0;mso-wrap-distance-left:9pt;mso-wrap-distance-top:0;mso-wrap-distance-right:9pt;mso-wrap-distance-bottom:0;mso-position-horizontal:absolute;mso-position-horizontal-relative:margin;mso-position-vertical:absolute;mso-position-vertical-relative:text;mso-height-percent:0;mso-height-relative:margin;v-text-anchor:top" o:gfxdata="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" fillcolor="white [3201]" strokeweight=".5pt">
                 <v:textbox>
                   <w:txbxContent>
+                    <w:p>
+                      <w:r>
+                        <w:t>numbers = [1, 2, 3, 4, 5, 6, 7, 8, 9, 10]</w:t>
+                      </w:r>
+                    </w:p>
+                    <w:p>
+                      <w:r>
+                        <w:t>largest = numbers[0]</w:t>
+                      </w:r>
+                    </w:p>
+                    <w:p>
+                      <w:r>
+                        <w:t>for number in numbers:</w:t>
+                      </w:r>
+                    </w:p>
+                    <w:p>
+                      <w:r>
+                        <w:t>    if number &gt; largest:</w:t>
+                      </w:r>
+                    </w:p>
+                    <w:p>
+                      <w:r>
+                        <w:t>        largest = number</w:t>
+                      </w:r>
+                    </w:p>
+                    <w:p>
+                      <w:r>
+                        <w:t>print(largest)</w:t>
+                      </w:r>
+                    </w:p>
                     <w:p/>
                   </w:txbxContent>
                 </v:textbox>
@@ -21243,6 +21437,62 @@
                       </wps:spPr>
                       <wps:txbx>
                         <w:txbxContent>
+                          <w:p>
+                            <w:r>
+                              <w:t>#1</w:t>
+                            </w:r>
+                          </w:p>
+                          <w:p>
+                            <w:r>
+                              <w:t>list1 = [1, 2, 3, 4, 5, 1, 2, 3, 4, 5, 1, 2, 3, 4, 5]</w:t>
+                            </w:r>
+                          </w:p>
+                          <w:p>
+                            <w:r>
+                              <w:t>#2</w:t>
+                            </w:r>
+                          </w:p>
+                          <w:p>
+                            <w:r>
+                              <w:t>element = int(input("Enter the element to count: "))</w:t>
+                            </w:r>
+                          </w:p>
+                          <w:p>
+                            <w:r>
+                              <w:t>#3</w:t>
+                            </w:r>
+                          </w:p>
+                          <w:p>
+                            <w:r>
+                              <w:t>count = 0</w:t>
+                            </w:r>
+                          </w:p>
+                          <w:p>
+                            <w:r>
+                              <w:t>for i in list1:</w:t>
+                            </w:r>
+                          </w:p>
+                          <w:p>
+                            <w:r>
+                              <w:t>    if i == element:</w:t>
+                            </w:r>
+                          </w:p>
+                          <w:p>
+                            <w:r>
+                              <w:t>        count += 1</w:t>
+                            </w:r>
+                          </w:p>
+                          <w:p>
+                            <w:r>
+                              <w:t>#4</w:t>
+                            </w:r>
+                          </w:p>
+                          <w:p>
+                            <w:r>
+                              <w:t>print("The count of", element, "is", count)</w:t>
+                            </w:r>
+                          </w:p>
+                          <w:p/>
                           <w:p/>
                         </w:txbxContent>
                       </wps:txbx>
@@ -21266,6 +21516,62 @@
               <v:shape w14:anchorId="2BDCB5CA" id="Text Box 87" o:spid="_x0000_s1080" type="#_x0000_t202" style="position:absolute;margin-left:0;margin-top:-.05pt;width:459.8pt;height:238.4pt;z-index:251658305;visibility:visible;mso-wrap-style:square;mso-height-percent:0;mso-wrap-distance-left:9pt;mso-wrap-distance-top:0;mso-wrap-distance-right:9pt;mso-wrap-distance-bottom:0;mso-position-horizontal:absolute;mso-position-horizontal-relative:margin;mso-position-vertical:absolute;mso-position-vertical-relative:text;mso-height-percent:0;mso-height-relative:margin;v-text-anchor:top" o:gfxdata="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" fillcolor="white [3201]" strokeweight=".5pt">
                 <v:textbox>
                   <w:txbxContent>
+                    <w:p>
+                      <w:r>
+                        <w:t>#1</w:t>
+                      </w:r>
+                    </w:p>
+                    <w:p>
+                      <w:r>
+                        <w:t>list1 = [1, 2, 3, 4, 5, 1, 2, 3, 4, 5, 1, 2, 3, 4, 5]</w:t>
+                      </w:r>
+                    </w:p>
+                    <w:p>
+                      <w:r>
+                        <w:t>#2</w:t>
+                      </w:r>
+                    </w:p>
+                    <w:p>
+                      <w:r>
+                        <w:t>element = int(input("Enter the element to count: "))</w:t>
+                      </w:r>
+                    </w:p>
+                    <w:p>
+                      <w:r>
+                        <w:t>#3</w:t>
+                      </w:r>
+                    </w:p>
+                    <w:p>
+                      <w:r>
+                        <w:t>count = 0</w:t>
+                      </w:r>
+                    </w:p>
+                    <w:p>
+                      <w:r>
+                        <w:t>for i in list1:</w:t>
+                      </w:r>
+                    </w:p>
+                    <w:p>
+                      <w:r>
+                        <w:t>    if i == element:</w:t>
+                      </w:r>
+                    </w:p>
+                    <w:p>
+                      <w:r>
+                        <w:t>        count += 1</w:t>
+                      </w:r>
+                    </w:p>
+                    <w:p>
+                      <w:r>
+                        <w:t>#4</w:t>
+                      </w:r>
+                    </w:p>
+                    <w:p>
+                      <w:r>
+                        <w:t>print("The count of", element, "is", count)</w:t>
+                      </w:r>
+                    </w:p>
+                    <w:p/>
                     <w:p/>
                   </w:txbxContent>
                 </v:textbox>
@@ -21715,6 +22021,11 @@
                               <w:t>?</w:t>
                             </w:r>
                           </w:p>
+                          <w:p>
+                            <w:r>
+                              <w:t>Mars</w:t>
+                            </w:r>
+                          </w:p>
                         </w:txbxContent>
                       </wps:txbx>
                       <wps:bodyPr rot="0" spcFirstLastPara="0" vertOverflow="overflow" horzOverflow="overflow" vert="horz" wrap="square" lIns="91440" tIns="45720" rIns="91440" bIns="45720" numCol="1" spcCol="0" rtlCol="0" fromWordArt="0" anchor="t" anchorCtr="0" forceAA="0" compatLnSpc="1">
@@ -21746,6 +22057,11 @@
                       </w:r>
                       <w:r>
                         <w:t>?</w:t>
+                      </w:r>
+                    </w:p>
+                    <w:p>
+                      <w:r>
+                        <w:t>Mars</w:t>
                       </w:r>
                     </w:p>
                   </w:txbxContent>
@@ -21790,7 +22106,7 @@
                     </pic:cNvPicPr>
                   </pic:nvPicPr>
                   <pic:blipFill rotWithShape="1">
-                    <a:blip r:embed="rId56"/>
+                    <a:blip r:embed="rId59"/>
                     <a:srcRect l="20191" t="39074" r="45357" b="33333"/>
                     <a:stretch/>
                   </pic:blipFill>
@@ -21885,6 +22201,11 @@
                               <w:t>What will be the output of this program when it is executed?</w:t>
                             </w:r>
                           </w:p>
+                          <w:p>
+                            <w:r>
+                              <w:t>31</w:t>
+                            </w:r>
+                          </w:p>
                         </w:txbxContent>
                       </wps:txbx>
                       <wps:bodyPr rot="0" spcFirstLastPara="0" vertOverflow="overflow" horzOverflow="overflow" vert="horz" wrap="square" lIns="91440" tIns="45720" rIns="91440" bIns="45720" numCol="1" spcCol="0" rtlCol="0" fromWordArt="0" anchor="t" anchorCtr="0" forceAA="0" compatLnSpc="1">
@@ -21912,6 +22233,11 @@
                         <w:t>What will be the output of this program when it is executed?</w:t>
                       </w:r>
                     </w:p>
+                    <w:p>
+                      <w:r>
+                        <w:t>31</w:t>
+                      </w:r>
+                    </w:p>
                   </w:txbxContent>
                 </v:textbox>
               </v:shape>
@@ -21939,7 +22265,7 @@
                     <pic:cNvPicPr/>
                   </pic:nvPicPr>
                   <pic:blipFill rotWithShape="1">
-                    <a:blip r:embed="rId57"/>
+                    <a:blip r:embed="rId60"/>
                     <a:srcRect l="20100" t="38301" r="52553" b="19056"/>
                     <a:stretch/>
                   </pic:blipFill>
@@ -22192,6 +22518,66 @@
                       </wps:spPr>
                       <wps:txbx>
                         <w:txbxContent>
+                          <w:p>
+                            <w:r>
+                              <w:t>import time</w:t>
+                            </w:r>
+                          </w:p>
+                          <w:p>
+                            <w:r>
+                              <w:t>words = []</w:t>
+                            </w:r>
+                          </w:p>
+                          <w:p>
+                            <w:r>
+                              <w:t>start = time.time()</w:t>
+                            </w:r>
+                          </w:p>
+                          <w:p>
+                            <w:r>
+                              <w:t>while time.time() - start &lt; 20:</w:t>
+                            </w:r>
+                          </w:p>
+                          <w:p>
+                            <w:r>
+                              <w:t>    word = input("Enter a word: ")</w:t>
+                            </w:r>
+                          </w:p>
+                          <w:p>
+                            <w:r>
+                              <w:t>    if word == "STOP":</w:t>
+                            </w:r>
+                          </w:p>
+                          <w:p>
+                            <w:r>
+                              <w:t>        break</w:t>
+                            </w:r>
+                          </w:p>
+                          <w:p>
+                            <w:r>
+                              <w:t>    words.append(word)</w:t>
+                            </w:r>
+                          </w:p>
+                          <w:p>
+                            <w:r>
+                              <w:t>print(words[0])</w:t>
+                            </w:r>
+                          </w:p>
+                          <w:p>
+                            <w:r>
+                              <w:t>print(words[-1])</w:t>
+                            </w:r>
+                          </w:p>
+                          <w:p>
+                            <w:r>
+                              <w:t>print(f"Total number of words entered: {len(words)}")</w:t>
+                            </w:r>
+                          </w:p>
+                          <w:p>
+                            <w:r>
+                              <w:t>print(words)</w:t>
+                            </w:r>
+                          </w:p>
                           <w:p/>
                         </w:txbxContent>
                       </wps:txbx>
@@ -22215,6 +22601,66 @@
               <v:shape w14:anchorId="090F66B0" id="Text Box 74" o:spid="_x0000_s1084" type="#_x0000_t202" style="position:absolute;margin-left:.95pt;margin-top:4.15pt;width:451.65pt;height:298.3pt;z-index:251658309;visibility:visible;mso-wrap-style:square;mso-height-percent:0;mso-wrap-distance-left:9pt;mso-wrap-distance-top:0;mso-wrap-distance-right:9pt;mso-wrap-distance-bottom:0;mso-position-horizontal:absolute;mso-position-horizontal-relative:text;mso-position-vertical:absolute;mso-position-vertical-relative:text;mso-height-percent:0;mso-height-relative:margin;v-text-anchor:top" o:gfxdata="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" fillcolor="white [3201]" strokeweight=".5pt">
                 <v:textbox>
                   <w:txbxContent>
+                    <w:p>
+                      <w:r>
+                        <w:t>import time</w:t>
+                      </w:r>
+                    </w:p>
+                    <w:p>
+                      <w:r>
+                        <w:t>words = []</w:t>
+                      </w:r>
+                    </w:p>
+                    <w:p>
+                      <w:r>
+                        <w:t>start = time.time()</w:t>
+                      </w:r>
+                    </w:p>
+                    <w:p>
+                      <w:r>
+                        <w:t>while time.time() - start &lt; 20:</w:t>
+                      </w:r>
+                    </w:p>
+                    <w:p>
+                      <w:r>
+                        <w:t>    word = input("Enter a word: ")</w:t>
+                      </w:r>
+                    </w:p>
+                    <w:p>
+                      <w:r>
+                        <w:t>    if word == "STOP":</w:t>
+                      </w:r>
+                    </w:p>
+                    <w:p>
+                      <w:r>
+                        <w:t>        break</w:t>
+                      </w:r>
+                    </w:p>
+                    <w:p>
+                      <w:r>
+                        <w:t>    words.append(word)</w:t>
+                      </w:r>
+                    </w:p>
+                    <w:p>
+                      <w:r>
+                        <w:t>print(words[0])</w:t>
+                      </w:r>
+                    </w:p>
+                    <w:p>
+                      <w:r>
+                        <w:t>print(words[-1])</w:t>
+                      </w:r>
+                    </w:p>
+                    <w:p>
+                      <w:r>
+                        <w:t>print(f"Total number of words entered: {len(words)}")</w:t>
+                      </w:r>
+                    </w:p>
+                    <w:p>
+                      <w:r>
+                        <w:t>print(words)</w:t>
+                      </w:r>
+                    </w:p>
                     <w:p/>
                   </w:txbxContent>
                 </v:textbox>
@@ -22482,6 +22928,46 @@
                       </wps:spPr>
                       <wps:txbx>
                         <w:txbxContent>
+                          <w:p>
+                            <w:r>
+                              <w:t>friends = ['John', 'Jane', 'Jack', 'Jill', 'Jim']</w:t>
+                            </w:r>
+                          </w:p>
+                          <w:p>
+                            <w:r>
+                              <w:t>name = input('Enter a name: ')</w:t>
+                            </w:r>
+                          </w:p>
+                          <w:p>
+                            <w:r>
+                              <w:t>if name in friends:</w:t>
+                            </w:r>
+                          </w:p>
+                          <w:p>
+                            <w:r>
+                              <w:t>    print('You are my friend.')</w:t>
+                            </w:r>
+                          </w:p>
+                          <w:p>
+                            <w:r>
+                              <w:t>else:</w:t>
+                            </w:r>
+                          </w:p>
+                          <w:p>
+                            <w:r>
+                              <w:t>    print('You are not my friend.')</w:t>
+                            </w:r>
+                          </w:p>
+                          <w:p>
+                            <w:r>
+                              <w:t>repr(name)</w:t>
+                            </w:r>
+                          </w:p>
+                          <w:p>
+                            <w:r>
+                              <w:t>print('End of the program.')</w:t>
+                            </w:r>
+                          </w:p>
                           <w:p/>
                         </w:txbxContent>
                       </wps:txbx>
@@ -22505,6 +22991,46 @@
               <v:shape w14:anchorId="0BDC75DF" id="Text Box 83" o:spid="_x0000_s1085" type="#_x0000_t202" style="position:absolute;margin-left:400.45pt;margin-top:15.85pt;width:451.65pt;height:298.3pt;z-index:251658310;visibility:visible;mso-wrap-style:square;mso-height-percent:0;mso-wrap-distance-left:9pt;mso-wrap-distance-top:0;mso-wrap-distance-right:9pt;mso-wrap-distance-bottom:0;mso-position-horizontal:right;mso-position-horizontal-relative:margin;mso-position-vertical:absolute;mso-position-vertical-relative:text;mso-height-percent:0;mso-height-relative:margin;v-text-anchor:top" o:gfxdata="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" fillcolor="white [3201]" strokeweight=".5pt">
                 <v:textbox>
                   <w:txbxContent>
+                    <w:p>
+                      <w:r>
+                        <w:t>friends = ['John', 'Jane', 'Jack', 'Jill', 'Jim']</w:t>
+                      </w:r>
+                    </w:p>
+                    <w:p>
+                      <w:r>
+                        <w:t>name = input('Enter a name: ')</w:t>
+                      </w:r>
+                    </w:p>
+                    <w:p>
+                      <w:r>
+                        <w:t>if name in friends:</w:t>
+                      </w:r>
+                    </w:p>
+                    <w:p>
+                      <w:r>
+                        <w:t>    print('You are my friend.')</w:t>
+                      </w:r>
+                    </w:p>
+                    <w:p>
+                      <w:r>
+                        <w:t>else:</w:t>
+                      </w:r>
+                    </w:p>
+                    <w:p>
+                      <w:r>
+                        <w:t>    print('You are not my friend.')</w:t>
+                      </w:r>
+                    </w:p>
+                    <w:p>
+                      <w:r>
+                        <w:t>repr(name)</w:t>
+                      </w:r>
+                    </w:p>
+                    <w:p>
+                      <w:r>
+                        <w:t>print('End of the program.')</w:t>
+                      </w:r>
+                    </w:p>
                     <w:p/>
                   </w:txbxContent>
                 </v:textbox>
@@ -23269,6 +23795,230 @@
                       </wps:spPr>
                       <wps:txbx>
                         <w:txbxContent>
+                          <w:p>
+                            <w:r>
+                              <w:t>groccery_list = []</w:t>
+                            </w:r>
+                          </w:p>
+                          <w:p>
+                            <w:r>
+                              <w:t>print("Welcome to the Grocery List Management Program!")</w:t>
+                            </w:r>
+                          </w:p>
+                          <w:p>
+                            <w:r>
+                              <w:t>print("Enter 'done' to stop adding items.")</w:t>
+                            </w:r>
+                          </w:p>
+                          <w:p>
+                            <w:r>
+                              <w:t>while True:</w:t>
+                            </w:r>
+                          </w:p>
+                          <w:p>
+                            <w:r>
+                              <w:t>    item = input("Enter an initial grocery item: ")</w:t>
+                            </w:r>
+                          </w:p>
+                          <w:p>
+                            <w:r>
+                              <w:t>    if item == 'done':</w:t>
+                            </w:r>
+                          </w:p>
+                          <w:p>
+                            <w:r>
+                              <w:t>        break</w:t>
+                            </w:r>
+                          </w:p>
+                          <w:p>
+                            <w:r>
+                              <w:t>    groccery_list.append(item)</w:t>
+                            </w:r>
+                          </w:p>
+                          <w:p>
+                            <w:r>
+                              <w:t>while True:    </w:t>
+                            </w:r>
+                          </w:p>
+                          <w:p>
+                            <w:r>
+                              <w:t>    print("Initial grocery list:", groccery_list)</w:t>
+                            </w:r>
+                          </w:p>
+                          <w:p>
+                            <w:r>
+                              <w:t>    print("Please chose an operation:")</w:t>
+                            </w:r>
+                          </w:p>
+                          <w:p>
+                            <w:r>
+                              <w:t>    print("1. Add new item")</w:t>
+                            </w:r>
+                          </w:p>
+                          <w:p>
+                            <w:r>
+                              <w:t>    print("2. Search for an item")</w:t>
+                            </w:r>
+                          </w:p>
+                          <w:p>
+                            <w:r>
+                              <w:t>    print("3. Remove an item")</w:t>
+                            </w:r>
+                          </w:p>
+                          <w:p>
+                            <w:r>
+                              <w:t>    print("4. Display the grocery list")</w:t>
+                            </w:r>
+                          </w:p>
+                          <w:p>
+                            <w:r>
+                              <w:t>    print("5. Check out")</w:t>
+                            </w:r>
+                          </w:p>
+                          <w:p>
+                            <w:r>
+                              <w:t>    operation = input("Enter the operation number: ")</w:t>
+                            </w:r>
+                          </w:p>
+                          <w:p>
+                            <w:r>
+                              <w:t>    if operation == '1':</w:t>
+                            </w:r>
+                          </w:p>
+                          <w:p>
+                            <w:r>
+                              <w:t>        new_item = input("Enter a new grocery item: ")</w:t>
+                            </w:r>
+                          </w:p>
+                          <w:p>
+                            <w:r>
+                              <w:t>        groccery_list.append(new_item)</w:t>
+                            </w:r>
+                          </w:p>
+                          <w:p>
+                            <w:r>
+                              <w:t>        print("New item added successfully!")</w:t>
+                            </w:r>
+                          </w:p>
+                          <w:p>
+                            <w:r>
+                              <w:t>    elif operation == '2':</w:t>
+                            </w:r>
+                          </w:p>
+                          <w:p>
+                            <w:r>
+                              <w:t>        search_item = input("Enter an item to search for: ")</w:t>
+                            </w:r>
+                          </w:p>
+                          <w:p>
+                            <w:r>
+                              <w:t>        if search_item in groccery_list:</w:t>
+                            </w:r>
+                          </w:p>
+                          <w:p>
+                            <w:r>
+                              <w:t>            print(f"Item found in the grocery list.ID{groccery_list.index(search_item)}")</w:t>
+                            </w:r>
+                          </w:p>
+                          <w:p>
+                            <w:r>
+                              <w:t>        else:</w:t>
+                            </w:r>
+                          </w:p>
+                          <w:p>
+                            <w:r>
+                              <w:t>            print("Item not found in the grocery list.")</w:t>
+                            </w:r>
+                          </w:p>
+                          <w:p>
+                            <w:r>
+                              <w:t>    elif operation == '3':</w:t>
+                            </w:r>
+                          </w:p>
+                          <w:p>
+                            <w:r>
+                              <w:t>        remove_item = input("Enter an item to remove: ")</w:t>
+                            </w:r>
+                          </w:p>
+                          <w:p>
+                            <w:r>
+                              <w:t>        if remove_item in groccery_list:</w:t>
+                            </w:r>
+                          </w:p>
+                          <w:p>
+                            <w:r>
+                              <w:t>            groccery_list.remove(remove_item)</w:t>
+                            </w:r>
+                          </w:p>
+                          <w:p>
+                            <w:r>
+                              <w:t>            print("Item removed successfully!")</w:t>
+                            </w:r>
+                          </w:p>
+                          <w:p>
+                            <w:r>
+                              <w:t>        else:</w:t>
+                            </w:r>
+                          </w:p>
+                          <w:p>
+                            <w:r>
+                              <w:t>            print("Item not found in the grocery list.")</w:t>
+                            </w:r>
+                          </w:p>
+                          <w:p>
+                            <w:r>
+                              <w:t>    elif operation == '4':</w:t>
+                            </w:r>
+                          </w:p>
+                          <w:p>
+                            <w:r>
+                              <w:t>        print("Current grocery list:", groccery_list)</w:t>
+                            </w:r>
+                          </w:p>
+                          <w:p>
+                            <w:r>
+                              <w:t>    elif operation == '5':</w:t>
+                            </w:r>
+                          </w:p>
+                          <w:p>
+                            <w:r>
+                              <w:t>        print("Thank you for using the Grocery List Management Program!")</w:t>
+                            </w:r>
+                          </w:p>
+                          <w:p>
+                            <w:r>
+                              <w:t>        break</w:t>
+                            </w:r>
+                          </w:p>
+                          <w:p>
+                            <w:r>
+                              <w:t>    else:</w:t>
+                            </w:r>
+                          </w:p>
+                          <w:p>
+                            <w:r>
+                              <w:t>        print("Invalid operation. Please enter a valid operation number.")</w:t>
+                            </w:r>
+                          </w:p>
+                          <w:p>
+                            <w:r>
+                              <w:t>repr(groccery_list)</w:t>
+                            </w:r>
+                          </w:p>
+                          <w:p>
+                            <w:r>
+                              <w:br/>
+                            </w:r>
+                            <w:r>
+                              <w:br/>
+                            </w:r>
+                            <w:r>
+                              <w:br/>
+                            </w:r>
+                            <w:r>
+                              <w:br/>
+                            </w:r>
+                          </w:p>
                           <w:p/>
                         </w:txbxContent>
                       </wps:txbx>
@@ -23292,6 +24042,230 @@
               <v:shape w14:anchorId="1CAA6801" id="Text Box 91" o:spid="_x0000_s1086" type="#_x0000_t202" style="position:absolute;margin-left:0;margin-top:28.3pt;width:454.4pt;height:709.7pt;z-index:251658313;visibility:visible;mso-wrap-style:square;mso-height-percent:0;mso-wrap-distance-left:9pt;mso-wrap-distance-top:0;mso-wrap-distance-right:9pt;mso-wrap-distance-bottom:0;mso-position-horizontal:absolute;mso-position-horizontal-relative:margin;mso-position-vertical:absolute;mso-position-vertical-relative:text;mso-height-percent:0;mso-height-relative:margin;v-text-anchor:top" o:gfxdata="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" fillcolor="white [3201]" strokeweight=".5pt">
                 <v:textbox>
                   <w:txbxContent>
+                    <w:p>
+                      <w:r>
+                        <w:t>groccery_list = []</w:t>
+                      </w:r>
+                    </w:p>
+                    <w:p>
+                      <w:r>
+                        <w:t>print("Welcome to the Grocery List Management Program!")</w:t>
+                      </w:r>
+                    </w:p>
+                    <w:p>
+                      <w:r>
+                        <w:t>print("Enter 'done' to stop adding items.")</w:t>
+                      </w:r>
+                    </w:p>
+                    <w:p>
+                      <w:r>
+                        <w:t>while True:</w:t>
+                      </w:r>
+                    </w:p>
+                    <w:p>
+                      <w:r>
+                        <w:t>    item = input("Enter an initial grocery item: ")</w:t>
+                      </w:r>
+                    </w:p>
+                    <w:p>
+                      <w:r>
+                        <w:t>    if item == 'done':</w:t>
+                      </w:r>
+                    </w:p>
+                    <w:p>
+                      <w:r>
+                        <w:t>        break</w:t>
+                      </w:r>
+                    </w:p>
+                    <w:p>
+                      <w:r>
+                        <w:t>    groccery_list.append(item)</w:t>
+                      </w:r>
+                    </w:p>
+                    <w:p>
+                      <w:r>
+                        <w:t>while True:    </w:t>
+                      </w:r>
+                    </w:p>
+                    <w:p>
+                      <w:r>
+                        <w:t>    print("Initial grocery list:", groccery_list)</w:t>
+                      </w:r>
+                    </w:p>
+                    <w:p>
+                      <w:r>
+                        <w:t>    print("Please chose an operation:")</w:t>
+                      </w:r>
+                    </w:p>
+                    <w:p>
+                      <w:r>
+                        <w:t>    print("1. Add new item")</w:t>
+                      </w:r>
+                    </w:p>
+                    <w:p>
+                      <w:r>
+                        <w:t>    print("2. Search for an item")</w:t>
+                      </w:r>
+                    </w:p>
+                    <w:p>
+                      <w:r>
+                        <w:t>    print("3. Remove an item")</w:t>
+                      </w:r>
+                    </w:p>
+                    <w:p>
+                      <w:r>
+                        <w:t>    print("4. Display the grocery list")</w:t>
+                      </w:r>
+                    </w:p>
+                    <w:p>
+                      <w:r>
+                        <w:t>    print("5. Check out")</w:t>
+                      </w:r>
+                    </w:p>
+                    <w:p>
+                      <w:r>
+                        <w:t>    operation = input("Enter the operation number: ")</w:t>
+                      </w:r>
+                    </w:p>
+                    <w:p>
+                      <w:r>
+                        <w:t>    if operation == '1':</w:t>
+                      </w:r>
+                    </w:p>
+                    <w:p>
+                      <w:r>
+                        <w:t>        new_item = input("Enter a new grocery item: ")</w:t>
+                      </w:r>
+                    </w:p>
+                    <w:p>
+                      <w:r>
+                        <w:t>        groccery_list.append(new_item)</w:t>
+                      </w:r>
+                    </w:p>
+                    <w:p>
+                      <w:r>
+                        <w:t>        print("New item added successfully!")</w:t>
+                      </w:r>
+                    </w:p>
+                    <w:p>
+                      <w:r>
+                        <w:t>    elif operation == '2':</w:t>
+                      </w:r>
+                    </w:p>
+                    <w:p>
+                      <w:r>
+                        <w:t>        search_item = input("Enter an item to search for: ")</w:t>
+                      </w:r>
+                    </w:p>
+                    <w:p>
+                      <w:r>
+                        <w:t>        if search_item in groccery_list:</w:t>
+                      </w:r>
+                    </w:p>
+                    <w:p>
+                      <w:r>
+                        <w:t>            print(f"Item found in the grocery list.ID{groccery_list.index(search_item)}")</w:t>
+                      </w:r>
+                    </w:p>
+                    <w:p>
+                      <w:r>
+                        <w:t>        else:</w:t>
+                      </w:r>
+                    </w:p>
+                    <w:p>
+                      <w:r>
+                        <w:t>            print("Item not found in the grocery list.")</w:t>
+                      </w:r>
+                    </w:p>
+                    <w:p>
+                      <w:r>
+                        <w:t>    elif operation == '3':</w:t>
+                      </w:r>
+                    </w:p>
+                    <w:p>
+                      <w:r>
+                        <w:t>        remove_item = input("Enter an item to remove: ")</w:t>
+                      </w:r>
+                    </w:p>
+                    <w:p>
+                      <w:r>
+                        <w:t>        if remove_item in groccery_list:</w:t>
+                      </w:r>
+                    </w:p>
+                    <w:p>
+                      <w:r>
+                        <w:t>            groccery_list.remove(remove_item)</w:t>
+                      </w:r>
+                    </w:p>
+                    <w:p>
+                      <w:r>
+                        <w:t>            print("Item removed successfully!")</w:t>
+                      </w:r>
+                    </w:p>
+                    <w:p>
+                      <w:r>
+                        <w:t>        else:</w:t>
+                      </w:r>
+                    </w:p>
+                    <w:p>
+                      <w:r>
+                        <w:t>            print("Item not found in the grocery list.")</w:t>
+                      </w:r>
+                    </w:p>
+                    <w:p>
+                      <w:r>
+                        <w:t>    elif operation == '4':</w:t>
+                      </w:r>
+                    </w:p>
+                    <w:p>
+                      <w:r>
+                        <w:t>        print("Current grocery list:", groccery_list)</w:t>
+                      </w:r>
+                    </w:p>
+                    <w:p>
+                      <w:r>
+                        <w:t>    elif operation == '5':</w:t>
+                      </w:r>
+                    </w:p>
+                    <w:p>
+                      <w:r>
+                        <w:t>        print("Thank you for using the Grocery List Management Program!")</w:t>
+                      </w:r>
+                    </w:p>
+                    <w:p>
+                      <w:r>
+                        <w:t>        break</w:t>
+                      </w:r>
+                    </w:p>
+                    <w:p>
+                      <w:r>
+                        <w:t>    else:</w:t>
+                      </w:r>
+                    </w:p>
+                    <w:p>
+                      <w:r>
+                        <w:t>        print("Invalid operation. Please enter a valid operation number.")</w:t>
+                      </w:r>
+                    </w:p>
+                    <w:p>
+                      <w:r>
+                        <w:t>repr(groccery_list)</w:t>
+                      </w:r>
+                    </w:p>
+                    <w:p>
+                      <w:r>
+                        <w:br/>
+                      </w:r>
+                      <w:r>
+                        <w:br/>
+                      </w:r>
+                      <w:r>
+                        <w:br/>
+                      </w:r>
+                      <w:r>
+                        <w:br/>
+                      </w:r>
+                    </w:p>
                     <w:p/>
                   </w:txbxContent>
                 </v:textbox>
@@ -23718,175 +24692,6 @@
     </w:p>
     <w:p>
       <w:pPr>
-        <w:rPr>
-          <w:b/>
-        </w:rPr>
-      </w:pPr>
-      <w:r>
-        <w:rPr>
-          <w:b/>
-        </w:rPr>
-        <w:t xml:space="preserve">Starter: </w:t>
-      </w:r>
-      <w:r>
-        <w:rPr>
-          <w:b/>
-        </w:rPr>
-        <w:t>Spot and highlight the errors in the paragraph</w:t>
-      </w:r>
-    </w:p>
-    <w:p>
-      <w:pPr>
-        <w:spacing w:line="480" w:lineRule="auto"/>
-        <w:jc w:val="both"/>
-      </w:pPr>
-      <w:r>
-        <w:t>In Python programming, we use variables to store values that can change, such as user inputs or calculations. Constants are values that should remain the same throughout the program, although Python doesn't have built-in support for constants, we usually write them in lowercase letters. An if statement helps us to make decisions in our code. For example, if a variable x is equal to 10, we can print "x is ten". Loops allow us to repeat a block of code multiple times. A for loop is a condition-controlled loop that continues until a certain condition is met, while a while loop is count-controlled and repeats a set number of times. In the following code, we initialize a variable num to 0 and use a for loop to increment it up to 5: for i in range(6) num = num + i. After the loop, we check if num is greater than 10 using an if statement: if num == 10 print "num is greater than 10".</w:t>
-      </w:r>
-    </w:p>
-    <w:p>
-      <w:pPr>
-        <w:spacing w:line="240" w:lineRule="auto"/>
-        <w:rPr>
-          <w:b/>
-        </w:rPr>
-      </w:pPr>
-    </w:p>
-    <w:p>
-      <w:pPr>
-        <w:spacing w:line="240" w:lineRule="auto"/>
-        <w:rPr>
-          <w:b/>
-        </w:rPr>
-      </w:pPr>
-      <w:r>
-        <w:rPr>
-          <w:b/>
-          <w:noProof/>
-        </w:rPr>
-        <mc:AlternateContent>
-          <mc:Choice Requires="wps">
-            <w:drawing>
-              <wp:anchor distT="0" distB="0" distL="114300" distR="114300" simplePos="0" relativeHeight="251658316" behindDoc="0" locked="0" layoutInCell="1" allowOverlap="1" wp14:anchorId="6AD4D598" wp14:editId="5DCD31DD">
-                <wp:simplePos x="0" y="0"/>
-                <wp:positionH relativeFrom="column">
-                  <wp:posOffset>-7315</wp:posOffset>
-                </wp:positionH>
-                <wp:positionV relativeFrom="paragraph">
-                  <wp:posOffset>249022</wp:posOffset>
-                </wp:positionV>
-                <wp:extent cx="5720486" cy="3540556"/>
-                <wp:effectExtent l="0" t="0" r="13970" b="22225"/>
-                <wp:wrapNone/>
-                <wp:docPr id="97" name="Text Box 97"/>
-                <wp:cNvGraphicFramePr/>
-                <a:graphic xmlns:a="http://schemas.openxmlformats.org/drawingml/2006/main">
-                  <a:graphicData uri="http://schemas.microsoft.com/office/word/2010/wordprocessingShape">
-                    <wps:wsp>
-                      <wps:cNvSpPr txBox="1"/>
-                      <wps:spPr>
-                        <a:xfrm>
-                          <a:off x="0" y="0"/>
-                          <a:ext cx="5720486" cy="3540556"/>
-                        </a:xfrm>
-                        <a:prstGeom prst="rect">
-                          <a:avLst/>
-                        </a:prstGeom>
-                        <a:solidFill>
-                          <a:schemeClr val="lt1"/>
-                        </a:solidFill>
-                        <a:ln w="6350">
-                          <a:solidFill>
-                            <a:prstClr val="black"/>
-                          </a:solidFill>
-                        </a:ln>
-                      </wps:spPr>
-                      <wps:txbx>
-                        <w:txbxContent>
-                          <w:p/>
-                        </w:txbxContent>
-                      </wps:txbx>
-                      <wps:bodyPr rot="0" spcFirstLastPara="0" vertOverflow="overflow" horzOverflow="overflow" vert="horz" wrap="square" lIns="91440" tIns="45720" rIns="91440" bIns="45720" numCol="1" spcCol="0" rtlCol="0" fromWordArt="0" anchor="t" anchorCtr="0" forceAA="0" compatLnSpc="1">
-                        <a:prstTxWarp prst="textNoShape">
-                          <a:avLst/>
-                        </a:prstTxWarp>
-                        <a:noAutofit/>
-                      </wps:bodyPr>
-                    </wps:wsp>
-                  </a:graphicData>
-                </a:graphic>
-                <wp14:sizeRelV relativeFrom="margin">
-                  <wp14:pctHeight>0</wp14:pctHeight>
-                </wp14:sizeRelV>
-              </wp:anchor>
-            </w:drawing>
-          </mc:Choice>
-          <mc:Fallback>
-            <w:pict>
-              <v:shape w14:anchorId="6AD4D598" id="Text Box 97" o:spid="_x0000_s1088" type="#_x0000_t202" style="position:absolute;margin-left:-.6pt;margin-top:19.6pt;width:450.45pt;height:278.8pt;z-index:251658316;visibility:visible;mso-wrap-style:square;mso-height-percent:0;mso-wrap-distance-left:9pt;mso-wrap-distance-top:0;mso-wrap-distance-right:9pt;mso-wrap-distance-bottom:0;mso-position-horizontal:absolute;mso-position-horizontal-relative:text;mso-position-vertical:absolute;mso-position-vertical-relative:text;mso-height-percent:0;mso-height-relative:margin;v-text-anchor:top" o:gfxdata="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" fillcolor="white [3201]" strokeweight=".5pt">
-                <v:textbox>
-                  <w:txbxContent>
-                    <w:p/>
-                  </w:txbxContent>
-                </v:textbox>
-              </v:shape>
-            </w:pict>
-          </mc:Fallback>
-        </mc:AlternateContent>
-      </w:r>
-      <w:r>
-        <w:rPr>
-          <w:b/>
-        </w:rPr>
-        <w:t>W</w:t>
-      </w:r>
-      <w:r>
-        <w:rPr>
-          <w:b/>
-        </w:rPr>
-        <w:t>rite the correct sentence</w:t>
-      </w:r>
-      <w:r>
-        <w:rPr>
-          <w:b/>
-        </w:rPr>
-        <w:t>s in the space provided below</w:t>
-      </w:r>
-    </w:p>
-    <w:p>
-      <w:pPr>
-        <w:spacing w:line="240" w:lineRule="auto"/>
-        <w:rPr>
-          <w:b/>
-        </w:rPr>
-      </w:pPr>
-    </w:p>
-    <w:p>
-      <w:pPr>
-        <w:spacing w:line="240" w:lineRule="auto"/>
-        <w:rPr>
-          <w:b/>
-        </w:rPr>
-      </w:pPr>
-    </w:p>
-    <w:p>
-      <w:pPr>
-        <w:spacing w:line="240" w:lineRule="auto"/>
-        <w:rPr>
-          <w:b/>
-        </w:rPr>
-      </w:pPr>
-    </w:p>
-    <w:p>
-      <w:pPr>
-        <w:spacing w:line="240" w:lineRule="auto"/>
-        <w:rPr>
-          <w:b/>
-        </w:rPr>
-      </w:pPr>
-    </w:p>
-    <w:p>
-      <w:pPr>
         <w:spacing w:line="240" w:lineRule="auto"/>
         <w:rPr>
           <w:b/>
@@ -24001,6 +24806,52 @@
                       </wps:spPr>
                       <wps:txbx>
                         <w:txbxContent>
+                          <w:p>
+                            <w:r>
+                              <w:t>def Task1():</w:t>
+                            </w:r>
+                          </w:p>
+                          <w:p>
+                            <w:r>
+                              <w:t>    print("This is task 1!")</w:t>
+                            </w:r>
+                          </w:p>
+                          <w:p>
+                            <w:r>
+                              <w:t>def Task2():</w:t>
+                            </w:r>
+                          </w:p>
+                          <w:p>
+                            <w:r>
+                              <w:t>    print("This is task 2!")</w:t>
+                            </w:r>
+                          </w:p>
+                          <w:p>
+                            <w:r>
+                              <w:t>def Task3():</w:t>
+                            </w:r>
+                          </w:p>
+                          <w:p>
+                            <w:r>
+                              <w:t>    print("This is task 3!")</w:t>
+                            </w:r>
+                          </w:p>
+                          <w:p>
+                            <w:r>
+                              <w:t>Task1()</w:t>
+                            </w:r>
+                          </w:p>
+                          <w:p>
+                            <w:r>
+                              <w:t>Task2()</w:t>
+                            </w:r>
+                          </w:p>
+                          <w:p>
+                            <w:r>
+                              <w:t>Task3()</w:t>
+                            </w:r>
+                          </w:p>
+                          <w:p/>
                           <w:p/>
                         </w:txbxContent>
                       </wps:txbx>
@@ -24021,9 +24872,55 @@
           </mc:Choice>
           <mc:Fallback>
             <w:pict>
-              <v:shape w14:anchorId="073D2187" id="Text Box 100" o:spid="_x0000_s1089" type="#_x0000_t202" style="position:absolute;margin-left:0;margin-top:34.5pt;width:442.35pt;height:228.65pt;z-index:251658318;visibility:visible;mso-wrap-style:square;mso-height-percent:0;mso-wrap-distance-left:9pt;mso-wrap-distance-top:0;mso-wrap-distance-right:9pt;mso-wrap-distance-bottom:0;mso-position-horizontal:left;mso-position-horizontal-relative:margin;mso-position-vertical:absolute;mso-position-vertical-relative:text;mso-height-percent:0;mso-height-relative:margin;v-text-anchor:top" o:gfxdata="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" fillcolor="white [3201]" strokeweight=".5pt">
+              <v:shape w14:anchorId="073D2187" id="Text Box 100" o:spid="_x0000_s1088" type="#_x0000_t202" style="position:absolute;margin-left:0;margin-top:34.5pt;width:442.35pt;height:228.65pt;z-index:251658318;visibility:visible;mso-wrap-style:square;mso-height-percent:0;mso-wrap-distance-left:9pt;mso-wrap-distance-top:0;mso-wrap-distance-right:9pt;mso-wrap-distance-bottom:0;mso-position-horizontal:left;mso-position-horizontal-relative:margin;mso-position-vertical:absolute;mso-position-vertical-relative:text;mso-height-percent:0;mso-height-relative:margin;v-text-anchor:top" o:gfxdata="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" fillcolor="white [3201]" strokeweight=".5pt">
                 <v:textbox>
                   <w:txbxContent>
+                    <w:p>
+                      <w:r>
+                        <w:t>def Task1():</w:t>
+                      </w:r>
+                    </w:p>
+                    <w:p>
+                      <w:r>
+                        <w:t>    print("This is task 1!")</w:t>
+                      </w:r>
+                    </w:p>
+                    <w:p>
+                      <w:r>
+                        <w:t>def Task2():</w:t>
+                      </w:r>
+                    </w:p>
+                    <w:p>
+                      <w:r>
+                        <w:t>    print("This is task 2!")</w:t>
+                      </w:r>
+                    </w:p>
+                    <w:p>
+                      <w:r>
+                        <w:t>def Task3():</w:t>
+                      </w:r>
+                    </w:p>
+                    <w:p>
+                      <w:r>
+                        <w:t>    print("This is task 3!")</w:t>
+                      </w:r>
+                    </w:p>
+                    <w:p>
+                      <w:r>
+                        <w:t>Task1()</w:t>
+                      </w:r>
+                    </w:p>
+                    <w:p>
+                      <w:r>
+                        <w:t>Task2()</w:t>
+                      </w:r>
+                    </w:p>
+                    <w:p>
+                      <w:r>
+                        <w:t>Task3()</w:t>
+                      </w:r>
+                    </w:p>
+                    <w:p/>
                     <w:p/>
                   </w:txbxContent>
                 </v:textbox>
@@ -24238,6 +25135,37 @@
                       </wps:spPr>
                       <wps:txbx>
                         <w:txbxContent>
+                          <w:p>
+                            <w:r>
+                              <w:t>def greet_multiple_times():</w:t>
+                            </w:r>
+                          </w:p>
+                          <w:p>
+                            <w:r>
+                              <w:t>    def hello():</w:t>
+                            </w:r>
+                          </w:p>
+                          <w:p>
+                            <w:r>
+                              <w:t>        print("Hello there!")</w:t>
+                            </w:r>
+                          </w:p>
+                          <w:p>
+                            <w:r>
+                              <w:t>    for i in range(10):</w:t>
+                            </w:r>
+                          </w:p>
+                          <w:p>
+                            <w:r>
+                              <w:t>        hello()</w:t>
+                            </w:r>
+                          </w:p>
+                          <w:p/>
+                          <w:p>
+                            <w:r>
+                              <w:t>greet_multiple_times()</w:t>
+                            </w:r>
+                          </w:p>
                           <w:p/>
                         </w:txbxContent>
                       </wps:txbx>
@@ -24258,9 +25186,40 @@
           </mc:Choice>
           <mc:Fallback>
             <w:pict>
-              <v:shape w14:anchorId="19A7A31F" id="Text Box 99" o:spid="_x0000_s1090" type="#_x0000_t202" style="position:absolute;margin-left:0;margin-top:1.4pt;width:442.35pt;height:304.7pt;z-index:251658317;visibility:visible;mso-wrap-style:square;mso-height-percent:0;mso-wrap-distance-left:9pt;mso-wrap-distance-top:0;mso-wrap-distance-right:9pt;mso-wrap-distance-bottom:0;mso-position-horizontal:left;mso-position-horizontal-relative:margin;mso-position-vertical:absolute;mso-position-vertical-relative:text;mso-height-percent:0;mso-height-relative:margin;v-text-anchor:top" o:gfxdata="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" fillcolor="white [3201]" strokeweight=".5pt">
+              <v:shape w14:anchorId="19A7A31F" id="Text Box 99" o:spid="_x0000_s1089" type="#_x0000_t202" style="position:absolute;margin-left:0;margin-top:1.4pt;width:442.35pt;height:304.7pt;z-index:251658317;visibility:visible;mso-wrap-style:square;mso-height-percent:0;mso-wrap-distance-left:9pt;mso-wrap-distance-top:0;mso-wrap-distance-right:9pt;mso-wrap-distance-bottom:0;mso-position-horizontal:left;mso-position-horizontal-relative:margin;mso-position-vertical:absolute;mso-position-vertical-relative:text;mso-height-percent:0;mso-height-relative:margin;v-text-anchor:top" o:gfxdata="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" fillcolor="white [3201]" strokeweight=".5pt">
                 <v:textbox>
                   <w:txbxContent>
+                    <w:p>
+                      <w:r>
+                        <w:t>def greet_multiple_times():</w:t>
+                      </w:r>
+                    </w:p>
+                    <w:p>
+                      <w:r>
+                        <w:t>    def hello():</w:t>
+                      </w:r>
+                    </w:p>
+                    <w:p>
+                      <w:r>
+                        <w:t>        print("Hello there!")</w:t>
+                      </w:r>
+                    </w:p>
+                    <w:p>
+                      <w:r>
+                        <w:t>    for i in range(10):</w:t>
+                      </w:r>
+                    </w:p>
+                    <w:p>
+                      <w:r>
+                        <w:t>        hello()</w:t>
+                      </w:r>
+                    </w:p>
+                    <w:p/>
+                    <w:p>
+                      <w:r>
+                        <w:t>greet_multiple_times()</w:t>
+                      </w:r>
+                    </w:p>
                     <w:p/>
                   </w:txbxContent>
                 </v:textbox>
@@ -24483,6 +25442,66 @@
                       </wps:spPr>
                       <wps:txbx>
                         <w:txbxContent>
+                          <w:p>
+                            <w:r>
+                              <w:t>def name():</w:t>
+                            </w:r>
+                          </w:p>
+                          <w:p>
+                            <w:r>
+                              <w:t>    name = input("What is your name? ")</w:t>
+                            </w:r>
+                          </w:p>
+                          <w:p>
+                            <w:r>
+                              <w:t>    print("Hello", name)</w:t>
+                            </w:r>
+                          </w:p>
+                          <w:p>
+                            <w:r>
+                              <w:t>def age():</w:t>
+                            </w:r>
+                          </w:p>
+                          <w:p>
+                            <w:r>
+                              <w:t>    age = input("How old are you? ")</w:t>
+                            </w:r>
+                          </w:p>
+                          <w:p>
+                            <w:r>
+                              <w:t>    print("You are", age, "years old")</w:t>
+                            </w:r>
+                          </w:p>
+                          <w:p>
+                            <w:r>
+                              <w:t>def colour():</w:t>
+                            </w:r>
+                          </w:p>
+                          <w:p>
+                            <w:r>
+                              <w:t>    colour = input("What is your favourite colour? ")</w:t>
+                            </w:r>
+                          </w:p>
+                          <w:p>
+                            <w:r>
+                              <w:t>    print("Your favourite colour is", colour)</w:t>
+                            </w:r>
+                          </w:p>
+                          <w:p>
+                            <w:r>
+                              <w:t>name()</w:t>
+                            </w:r>
+                          </w:p>
+                          <w:p>
+                            <w:r>
+                              <w:t>age()</w:t>
+                            </w:r>
+                          </w:p>
+                          <w:p>
+                            <w:r>
+                              <w:t>colour()</w:t>
+                            </w:r>
+                          </w:p>
                           <w:p/>
                         </w:txbxContent>
                       </wps:txbx>
@@ -24503,9 +25522,69 @@
           </mc:Choice>
           <mc:Fallback>
             <w:pict>
-              <v:shape w14:anchorId="5F659241" id="Text Box 102" o:spid="_x0000_s1091" type="#_x0000_t202" style="position:absolute;margin-left:0;margin-top:21.4pt;width:442.35pt;height:263.25pt;z-index:251658241;visibility:visible;mso-wrap-style:square;mso-height-percent:0;mso-wrap-distance-left:9pt;mso-wrap-distance-top:0;mso-wrap-distance-right:9pt;mso-wrap-distance-bottom:0;mso-position-horizontal:left;mso-position-horizontal-relative:margin;mso-position-vertical:absolute;mso-position-vertical-relative:text;mso-height-percent:0;mso-height-relative:margin;v-text-anchor:top" o:gfxdata="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" fillcolor="white [3201]" strokeweight=".5pt">
+              <v:shape w14:anchorId="5F659241" id="Text Box 102" o:spid="_x0000_s1090" type="#_x0000_t202" style="position:absolute;margin-left:0;margin-top:21.4pt;width:442.35pt;height:263.25pt;z-index:251658241;visibility:visible;mso-wrap-style:square;mso-height-percent:0;mso-wrap-distance-left:9pt;mso-wrap-distance-top:0;mso-wrap-distance-right:9pt;mso-wrap-distance-bottom:0;mso-position-horizontal:left;mso-position-horizontal-relative:margin;mso-position-vertical:absolute;mso-position-vertical-relative:text;mso-height-percent:0;mso-height-relative:margin;v-text-anchor:top" o:gfxdata="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" fillcolor="white [3201]" strokeweight=".5pt">
                 <v:textbox>
                   <w:txbxContent>
+                    <w:p>
+                      <w:r>
+                        <w:t>def name():</w:t>
+                      </w:r>
+                    </w:p>
+                    <w:p>
+                      <w:r>
+                        <w:t>    name = input("What is your name? ")</w:t>
+                      </w:r>
+                    </w:p>
+                    <w:p>
+                      <w:r>
+                        <w:t>    print("Hello", name)</w:t>
+                      </w:r>
+                    </w:p>
+                    <w:p>
+                      <w:r>
+                        <w:t>def age():</w:t>
+                      </w:r>
+                    </w:p>
+                    <w:p>
+                      <w:r>
+                        <w:t>    age = input("How old are you? ")</w:t>
+                      </w:r>
+                    </w:p>
+                    <w:p>
+                      <w:r>
+                        <w:t>    print("You are", age, "years old")</w:t>
+                      </w:r>
+                    </w:p>
+                    <w:p>
+                      <w:r>
+                        <w:t>def colour():</w:t>
+                      </w:r>
+                    </w:p>
+                    <w:p>
+                      <w:r>
+                        <w:t>    colour = input("What is your favourite colour? ")</w:t>
+                      </w:r>
+                    </w:p>
+                    <w:p>
+                      <w:r>
+                        <w:t>    print("Your favourite colour is", colour)</w:t>
+                      </w:r>
+                    </w:p>
+                    <w:p>
+                      <w:r>
+                        <w:t>name()</w:t>
+                      </w:r>
+                    </w:p>
+                    <w:p>
+                      <w:r>
+                        <w:t>age()</w:t>
+                      </w:r>
+                    </w:p>
+                    <w:p>
+                      <w:r>
+                        <w:t>colour()</w:t>
+                      </w:r>
+                    </w:p>
                     <w:p/>
                   </w:txbxContent>
                 </v:textbox>
@@ -24543,7 +25622,7 @@
                     <pic:cNvPicPr/>
                   </pic:nvPicPr>
                   <pic:blipFill rotWithShape="1">
-                    <a:blip r:embed="rId58">
+                    <a:blip r:embed="rId61">
                       <a:extLst>
                         <a:ext uri="{28A0092B-C50C-407E-A947-70E740481C1C}">
                           <a14:useLocalDpi xmlns:a14="http://schemas.microsoft.com/office/drawing/2010/main" val="0"/>
@@ -24767,6 +25846,51 @@
                       </wps:spPr>
                       <wps:txbx>
                         <w:txbxContent>
+                          <w:p>
+                            <w:r>
+                              <w:t>name = input("What is your name? ")</w:t>
+                            </w:r>
+                          </w:p>
+                          <w:p>
+                            <w:r>
+                              <w:t>def greet_user():</w:t>
+                            </w:r>
+                          </w:p>
+                          <w:p>
+                            <w:r>
+                              <w:t>    global name</w:t>
+                            </w:r>
+                          </w:p>
+                          <w:p>
+                            <w:r>
+                              <w:t>    print("Hello", name)</w:t>
+                            </w:r>
+                          </w:p>
+                          <w:p>
+                            <w:r>
+                              <w:t>    age = input("How old are you? ")</w:t>
+                            </w:r>
+                          </w:p>
+                          <w:p>
+                            <w:r>
+                              <w:t>    print("You are", age, "years old")</w:t>
+                            </w:r>
+                          </w:p>
+                          <w:p>
+                            <w:r>
+                              <w:t>    colour = input("What is your favourite colour? ")</w:t>
+                            </w:r>
+                          </w:p>
+                          <w:p>
+                            <w:r>
+                              <w:t>    print("Your favourite colour is", colour)</w:t>
+                            </w:r>
+                          </w:p>
+                          <w:p>
+                            <w:r>
+                              <w:t>greet_user()</w:t>
+                            </w:r>
+                          </w:p>
                           <w:p/>
                         </w:txbxContent>
                       </wps:txbx>
@@ -24787,9 +25911,54 @@
           </mc:Choice>
           <mc:Fallback>
             <w:pict>
-              <v:shape w14:anchorId="1CBCB7AF" id="Text Box 103" o:spid="_x0000_s1092" type="#_x0000_t202" style="position:absolute;margin-left:0;margin-top:0;width:442.35pt;height:263.25pt;z-index:251658320;visibility:visible;mso-wrap-style:square;mso-height-percent:0;mso-wrap-distance-left:9pt;mso-wrap-distance-top:0;mso-wrap-distance-right:9pt;mso-wrap-distance-bottom:0;mso-position-horizontal:absolute;mso-position-horizontal-relative:margin;mso-position-vertical:absolute;mso-position-vertical-relative:text;mso-height-percent:0;mso-height-relative:margin;v-text-anchor:top" o:gfxdata="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" fillcolor="white [3201]" strokeweight=".5pt">
+              <v:shape w14:anchorId="1CBCB7AF" id="Text Box 103" o:spid="_x0000_s1091" type="#_x0000_t202" style="position:absolute;margin-left:0;margin-top:0;width:442.35pt;height:263.25pt;z-index:251658320;visibility:visible;mso-wrap-style:square;mso-height-percent:0;mso-wrap-distance-left:9pt;mso-wrap-distance-top:0;mso-wrap-distance-right:9pt;mso-wrap-distance-bottom:0;mso-position-horizontal:absolute;mso-position-horizontal-relative:margin;mso-position-vertical:absolute;mso-position-vertical-relative:text;mso-height-percent:0;mso-height-relative:margin;v-text-anchor:top" o:gfxdata="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" fillcolor="white [3201]" strokeweight=".5pt">
                 <v:textbox>
                   <w:txbxContent>
+                    <w:p>
+                      <w:r>
+                        <w:t>name = input("What is your name? ")</w:t>
+                      </w:r>
+                    </w:p>
+                    <w:p>
+                      <w:r>
+                        <w:t>def greet_user():</w:t>
+                      </w:r>
+                    </w:p>
+                    <w:p>
+                      <w:r>
+                        <w:t>    global name</w:t>
+                      </w:r>
+                    </w:p>
+                    <w:p>
+                      <w:r>
+                        <w:t>    print("Hello", name)</w:t>
+                      </w:r>
+                    </w:p>
+                    <w:p>
+                      <w:r>
+                        <w:t>    age = input("How old are you? ")</w:t>
+                      </w:r>
+                    </w:p>
+                    <w:p>
+                      <w:r>
+                        <w:t>    print("You are", age, "years old")</w:t>
+                      </w:r>
+                    </w:p>
+                    <w:p>
+                      <w:r>
+                        <w:t>    colour = input("What is your favourite colour? ")</w:t>
+                      </w:r>
+                    </w:p>
+                    <w:p>
+                      <w:r>
+                        <w:t>    print("Your favourite colour is", colour)</w:t>
+                      </w:r>
+                    </w:p>
+                    <w:p>
+                      <w:r>
+                        <w:t>greet_user()</w:t>
+                      </w:r>
+                    </w:p>
                     <w:p/>
                   </w:txbxContent>
                 </v:textbox>
@@ -24988,7 +26157,7 @@
                     <pic:cNvPicPr/>
                   </pic:nvPicPr>
                   <pic:blipFill rotWithShape="1">
-                    <a:blip r:embed="rId59">
+                    <a:blip r:embed="rId62">
                       <a:extLst>
                         <a:ext uri="{28A0092B-C50C-407E-A947-70E740481C1C}">
                           <a14:useLocalDpi xmlns:a14="http://schemas.microsoft.com/office/drawing/2010/main" val="0"/>
@@ -25071,6 +26240,278 @@
                       </wps:spPr>
                       <wps:txbx>
                         <w:txbxContent>
+                          <w:p>
+                            <w:r>
+                              <w:t>ame = input("What is your name? ")</w:t>
+                            </w:r>
+                          </w:p>
+                          <w:p>
+                            <w:r>
+                              <w:t>def greet_user():</w:t>
+                            </w:r>
+                          </w:p>
+                          <w:p>
+                            <w:r>
+                              <w:t>    global name</w:t>
+                            </w:r>
+                          </w:p>
+                          <w:p>
+                            <w:r>
+                              <w:t>    print("Hello", name)</w:t>
+                            </w:r>
+                          </w:p>
+                          <w:p>
+                            <w:r>
+                              <w:t>    age = input("How old are you? ")</w:t>
+                            </w:r>
+                          </w:p>
+                          <w:p>
+                            <w:r>
+                              <w:t>    print("You are", age, "years old")</w:t>
+                            </w:r>
+                          </w:p>
+                          <w:p>
+                            <w:r>
+                              <w:t>    colour = input("What is your favourite colour? ")</w:t>
+                            </w:r>
+                          </w:p>
+                          <w:p>
+                            <w:r>
+                              <w:t>    print("Your favourite colour is", colour)</w:t>
+                            </w:r>
+                          </w:p>
+                          <w:p>
+                            <w:r>
+                              <w:t>def add_grades():</w:t>
+                            </w:r>
+                          </w:p>
+                          <w:p>
+                            <w:r>
+                              <w:t>    global grade1, grade2, grade3</w:t>
+                            </w:r>
+                          </w:p>
+                          <w:p>
+                            <w:r>
+                              <w:t>    grade1 = int(input("Enter grade 1: "))</w:t>
+                            </w:r>
+                          </w:p>
+                          <w:p>
+                            <w:r>
+                              <w:t>    grade2 = int(input("Enter grade 2: "))</w:t>
+                            </w:r>
+                          </w:p>
+                          <w:p>
+                            <w:r>
+                              <w:t>    grade3 = int(input("Enter grade 3: "))</w:t>
+                            </w:r>
+                          </w:p>
+                          <w:p>
+                            <w:r>
+                              <w:t>    print("Grades have been added")</w:t>
+                            </w:r>
+                          </w:p>
+                          <w:p/>
+                          <w:p>
+                            <w:r>
+                              <w:t>def average_grade():</w:t>
+                            </w:r>
+                          </w:p>
+                          <w:p>
+                            <w:r>
+                              <w:t>    global grade1, grade2, grade3</w:t>
+                            </w:r>
+                          </w:p>
+                          <w:p>
+                            <w:r>
+                              <w:t>    average = (grade1 + grade2 + grade3) / 3</w:t>
+                            </w:r>
+                          </w:p>
+                          <w:p>
+                            <w:r>
+                              <w:t>    print("The average grade is", average)</w:t>
+                            </w:r>
+                          </w:p>
+                          <w:p/>
+                          <w:p>
+                            <w:r>
+                              <w:t>def overall_total():</w:t>
+                            </w:r>
+                          </w:p>
+                          <w:p>
+                            <w:r>
+                              <w:t>    global grade1, grade2, grade3</w:t>
+                            </w:r>
+                          </w:p>
+                          <w:p>
+                            <w:r>
+                              <w:t>    total = grade1 + grade2 + grade3</w:t>
+                            </w:r>
+                          </w:p>
+                          <w:p>
+                            <w:r>
+                              <w:t>    print("The overall total is", total)</w:t>
+                            </w:r>
+                          </w:p>
+                          <w:p/>
+                          <w:p>
+                            <w:r>
+                              <w:t>def highest_grade():</w:t>
+                            </w:r>
+                          </w:p>
+                          <w:p>
+                            <w:r>
+                              <w:t>    global grade1, grade2, grade3</w:t>
+                            </w:r>
+                          </w:p>
+                          <w:p>
+                            <w:r>
+                              <w:t>    highest = max(grade1, grade2, grade3)</w:t>
+                            </w:r>
+                          </w:p>
+                          <w:p>
+                            <w:r>
+                              <w:t>    print("The highest grade is", highest)</w:t>
+                            </w:r>
+                          </w:p>
+                          <w:p/>
+                          <w:p>
+                            <w:r>
+                              <w:t>def lowest_grade():</w:t>
+                            </w:r>
+                          </w:p>
+                          <w:p>
+                            <w:r>
+                              <w:t>    global grade1, grade2, grade3</w:t>
+                            </w:r>
+                          </w:p>
+                          <w:p>
+                            <w:r>
+                              <w:t>    lowest = min(grade1, grade2, grade3)</w:t>
+                            </w:r>
+                          </w:p>
+                          <w:p>
+                            <w:r>
+                              <w:t>    print("The lowest grade is", lowest)</w:t>
+                            </w:r>
+                          </w:p>
+                          <w:p/>
+                          <w:p>
+                            <w:r>
+                              <w:t>greet_user()</w:t>
+                            </w:r>
+                          </w:p>
+                          <w:p>
+                            <w:r>
+                              <w:t>grade1 = 0</w:t>
+                            </w:r>
+                          </w:p>
+                          <w:p>
+                            <w:r>
+                              <w:t>grade2 = 0</w:t>
+                            </w:r>
+                          </w:p>
+                          <w:p>
+                            <w:r>
+                              <w:t>grade3 = 0</w:t>
+                            </w:r>
+                          </w:p>
+                          <w:p/>
+                          <w:p>
+                            <w:r>
+                              <w:t>while True:</w:t>
+                            </w:r>
+                          </w:p>
+                          <w:p>
+                            <w:r>
+                              <w:t>    print("""1. Add grades</w:t>
+                            </w:r>
+                          </w:p>
+                          <w:p>
+                            <w:r>
+                              <w:t>    2. Calculate average grade</w:t>
+                            </w:r>
+                          </w:p>
+                          <w:p>
+                            <w:r>
+                              <w:t>    3. Find overall total</w:t>
+                            </w:r>
+                          </w:p>
+                          <w:p>
+                            <w:r>
+                              <w:t>    4. Find highest grade</w:t>
+                            </w:r>
+                          </w:p>
+                          <w:p>
+                            <w:r>
+                              <w:t>    5. Find lowest grade""")</w:t>
+                            </w:r>
+                          </w:p>
+                          <w:p>
+                            <w:r>
+                              <w:t>    option = int(input("Enter an option: "))</w:t>
+                            </w:r>
+                          </w:p>
+                          <w:p>
+                            <w:r>
+                              <w:t>    if option == 1:</w:t>
+                            </w:r>
+                          </w:p>
+                          <w:p>
+                            <w:r>
+                              <w:t>        add_grades()</w:t>
+                            </w:r>
+                          </w:p>
+                          <w:p>
+                            <w:r>
+                              <w:t>    elif option == 2:</w:t>
+                            </w:r>
+                          </w:p>
+                          <w:p>
+                            <w:r>
+                              <w:t>        average_grade()</w:t>
+                            </w:r>
+                          </w:p>
+                          <w:p>
+                            <w:r>
+                              <w:t>    elif option == 3:</w:t>
+                            </w:r>
+                          </w:p>
+                          <w:p>
+                            <w:r>
+                              <w:t>        overall_total()</w:t>
+                            </w:r>
+                          </w:p>
+                          <w:p>
+                            <w:r>
+                              <w:t>    elif option == 4:</w:t>
+                            </w:r>
+                          </w:p>
+                          <w:p>
+                            <w:r>
+                              <w:t>        highest_grade()</w:t>
+                            </w:r>
+                          </w:p>
+                          <w:p>
+                            <w:r>
+                              <w:t>    elif option == 5:</w:t>
+                            </w:r>
+                          </w:p>
+                          <w:p>
+                            <w:r>
+                              <w:t>        lowest_grade()</w:t>
+                            </w:r>
+                          </w:p>
+                          <w:p>
+                            <w:r>
+                              <w:t>    else:</w:t>
+                            </w:r>
+                          </w:p>
+                          <w:p>
+                            <w:r>
+                              <w:t>        print("Invalid option")</w:t>
+                            </w:r>
+                          </w:p>
+                          <w:p/>
                           <w:p/>
                         </w:txbxContent>
                       </wps:txbx>
@@ -25091,9 +26532,281 @@
           </mc:Choice>
           <mc:Fallback>
             <w:pict>
-              <v:shape w14:anchorId="42684377" id="Text Box 105" o:spid="_x0000_s1093" type="#_x0000_t202" style="position:absolute;margin-left:0;margin-top:-.15pt;width:442.35pt;height:465.4pt;z-index:251658240;visibility:visible;mso-wrap-style:square;mso-height-percent:0;mso-wrap-distance-left:9pt;mso-wrap-distance-top:0;mso-wrap-distance-right:9pt;mso-wrap-distance-bottom:0;mso-position-horizontal:left;mso-position-horizontal-relative:margin;mso-position-vertical:absolute;mso-position-vertical-relative:text;mso-height-percent:0;mso-height-relative:margin;v-text-anchor:top" o:gfxdata="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" fillcolor="white [3201]" strokeweight=".5pt">
+              <v:shape w14:anchorId="42684377" id="Text Box 105" o:spid="_x0000_s1092" type="#_x0000_t202" style="position:absolute;margin-left:0;margin-top:-.15pt;width:442.35pt;height:465.4pt;z-index:251658240;visibility:visible;mso-wrap-style:square;mso-height-percent:0;mso-wrap-distance-left:9pt;mso-wrap-distance-top:0;mso-wrap-distance-right:9pt;mso-wrap-distance-bottom:0;mso-position-horizontal:left;mso-position-horizontal-relative:margin;mso-position-vertical:absolute;mso-position-vertical-relative:text;mso-height-percent:0;mso-height-relative:margin;v-text-anchor:top" o:gfxdata="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" fillcolor="white [3201]" strokeweight=".5pt">
                 <v:textbox>
                   <w:txbxContent>
+                    <w:p>
+                      <w:r>
+                        <w:t>ame = input("What is your name? ")</w:t>
+                      </w:r>
+                    </w:p>
+                    <w:p>
+                      <w:r>
+                        <w:t>def greet_user():</w:t>
+                      </w:r>
+                    </w:p>
+                    <w:p>
+                      <w:r>
+                        <w:t>    global name</w:t>
+                      </w:r>
+                    </w:p>
+                    <w:p>
+                      <w:r>
+                        <w:t>    print("Hello", name)</w:t>
+                      </w:r>
+                    </w:p>
+                    <w:p>
+                      <w:r>
+                        <w:t>    age = input("How old are you? ")</w:t>
+                      </w:r>
+                    </w:p>
+                    <w:p>
+                      <w:r>
+                        <w:t>    print("You are", age, "years old")</w:t>
+                      </w:r>
+                    </w:p>
+                    <w:p>
+                      <w:r>
+                        <w:t>    colour = input("What is your favourite colour? ")</w:t>
+                      </w:r>
+                    </w:p>
+                    <w:p>
+                      <w:r>
+                        <w:t>    print("Your favourite colour is", colour)</w:t>
+                      </w:r>
+                    </w:p>
+                    <w:p>
+                      <w:r>
+                        <w:t>def add_grades():</w:t>
+                      </w:r>
+                    </w:p>
+                    <w:p>
+                      <w:r>
+                        <w:t>    global grade1, grade2, grade3</w:t>
+                      </w:r>
+                    </w:p>
+                    <w:p>
+                      <w:r>
+                        <w:t>    grade1 = int(input("Enter grade 1: "))</w:t>
+                      </w:r>
+                    </w:p>
+                    <w:p>
+                      <w:r>
+                        <w:t>    grade2 = int(input("Enter grade 2: "))</w:t>
+                      </w:r>
+                    </w:p>
+                    <w:p>
+                      <w:r>
+                        <w:t>    grade3 = int(input("Enter grade 3: "))</w:t>
+                      </w:r>
+                    </w:p>
+                    <w:p>
+                      <w:r>
+                        <w:t>    print("Grades have been added")</w:t>
+                      </w:r>
+                    </w:p>
+                    <w:p/>
+                    <w:p>
+                      <w:r>
+                        <w:t>def average_grade():</w:t>
+                      </w:r>
+                    </w:p>
+                    <w:p>
+                      <w:r>
+                        <w:t>    global grade1, grade2, grade3</w:t>
+                      </w:r>
+                    </w:p>
+                    <w:p>
+                      <w:r>
+                        <w:t>    average = (grade1 + grade2 + grade3) / 3</w:t>
+                      </w:r>
+                    </w:p>
+                    <w:p>
+                      <w:r>
+                        <w:t>    print("The average grade is", average)</w:t>
+                      </w:r>
+                    </w:p>
+                    <w:p/>
+                    <w:p>
+                      <w:r>
+                        <w:t>def overall_total():</w:t>
+                      </w:r>
+                    </w:p>
+                    <w:p>
+                      <w:r>
+                        <w:t>    global grade1, grade2, grade3</w:t>
+                      </w:r>
+                    </w:p>
+                    <w:p>
+                      <w:r>
+                        <w:t>    total = grade1 + grade2 + grade3</w:t>
+                      </w:r>
+                    </w:p>
+                    <w:p>
+                      <w:r>
+                        <w:t>    print("The overall total is", total)</w:t>
+                      </w:r>
+                    </w:p>
+                    <w:p/>
+                    <w:p>
+                      <w:r>
+                        <w:t>def highest_grade():</w:t>
+                      </w:r>
+                    </w:p>
+                    <w:p>
+                      <w:r>
+                        <w:t>    global grade1, grade2, grade3</w:t>
+                      </w:r>
+                    </w:p>
+                    <w:p>
+                      <w:r>
+                        <w:t>    highest = max(grade1, grade2, grade3)</w:t>
+                      </w:r>
+                    </w:p>
+                    <w:p>
+                      <w:r>
+                        <w:t>    print("The highest grade is", highest)</w:t>
+                      </w:r>
+                    </w:p>
+                    <w:p/>
+                    <w:p>
+                      <w:r>
+                        <w:t>def lowest_grade():</w:t>
+                      </w:r>
+                    </w:p>
+                    <w:p>
+                      <w:r>
+                        <w:t>    global grade1, grade2, grade3</w:t>
+                      </w:r>
+                    </w:p>
+                    <w:p>
+                      <w:r>
+                        <w:t>    lowest = min(grade1, grade2, grade3)</w:t>
+                      </w:r>
+                    </w:p>
+                    <w:p>
+                      <w:r>
+                        <w:t>    print("The lowest grade is", lowest)</w:t>
+                      </w:r>
+                    </w:p>
+                    <w:p/>
+                    <w:p>
+                      <w:r>
+                        <w:t>greet_user()</w:t>
+                      </w:r>
+                    </w:p>
+                    <w:p>
+                      <w:r>
+                        <w:t>grade1 = 0</w:t>
+                      </w:r>
+                    </w:p>
+                    <w:p>
+                      <w:r>
+                        <w:t>grade2 = 0</w:t>
+                      </w:r>
+                    </w:p>
+                    <w:p>
+                      <w:r>
+                        <w:t>grade3 = 0</w:t>
+                      </w:r>
+                    </w:p>
+                    <w:p/>
+                    <w:p>
+                      <w:r>
+                        <w:t>while True:</w:t>
+                      </w:r>
+                    </w:p>
+                    <w:p>
+                      <w:r>
+                        <w:t>    print("""1. Add grades</w:t>
+                      </w:r>
+                    </w:p>
+                    <w:p>
+                      <w:r>
+                        <w:t>    2. Calculate average grade</w:t>
+                      </w:r>
+                    </w:p>
+                    <w:p>
+                      <w:r>
+                        <w:t>    3. Find overall total</w:t>
+                      </w:r>
+                    </w:p>
+                    <w:p>
+                      <w:r>
+                        <w:t>    4. Find highest grade</w:t>
+                      </w:r>
+                    </w:p>
+                    <w:p>
+                      <w:r>
+                        <w:t>    5. Find lowest grade""")</w:t>
+                      </w:r>
+                    </w:p>
+                    <w:p>
+                      <w:r>
+                        <w:t>    option = int(input("Enter an option: "))</w:t>
+                      </w:r>
+                    </w:p>
+                    <w:p>
+                      <w:r>
+                        <w:t>    if option == 1:</w:t>
+                      </w:r>
+                    </w:p>
+                    <w:p>
+                      <w:r>
+                        <w:t>        add_grades()</w:t>
+                      </w:r>
+                    </w:p>
+                    <w:p>
+                      <w:r>
+                        <w:t>    elif option == 2:</w:t>
+                      </w:r>
+                    </w:p>
+                    <w:p>
+                      <w:r>
+                        <w:t>        average_grade()</w:t>
+                      </w:r>
+                    </w:p>
+                    <w:p>
+                      <w:r>
+                        <w:t>    elif option == 3:</w:t>
+                      </w:r>
+                    </w:p>
+                    <w:p>
+                      <w:r>
+                        <w:t>        overall_total()</w:t>
+                      </w:r>
+                    </w:p>
+                    <w:p>
+                      <w:r>
+                        <w:t>    elif option == 4:</w:t>
+                      </w:r>
+                    </w:p>
+                    <w:p>
+                      <w:r>
+                        <w:t>        highest_grade()</w:t>
+                      </w:r>
+                    </w:p>
+                    <w:p>
+                      <w:r>
+                        <w:t>    elif option == 5:</w:t>
+                      </w:r>
+                    </w:p>
+                    <w:p>
+                      <w:r>
+                        <w:t>        lowest_grade()</w:t>
+                      </w:r>
+                    </w:p>
+                    <w:p>
+                      <w:r>
+                        <w:t>    else:</w:t>
+                      </w:r>
+                    </w:p>
+                    <w:p>
+                      <w:r>
+                        <w:t>        print("Invalid option")</w:t>
+                      </w:r>
+                    </w:p>
+                    <w:p/>
                     <w:p/>
                   </w:txbxContent>
                 </v:textbox>
@@ -25296,7 +27009,7 @@
           </mc:Choice>
           <mc:Fallback>
             <w:pict>
-              <v:rect w14:anchorId="6EE9960A" id="Rectangle 37" o:spid="_x0000_s1094" style="position:absolute;margin-left:8.75pt;margin-top:14.15pt;width:442pt;height:88.9pt;z-index:251658253;visibility:visible;mso-wrap-style:square;mso-width-percent:0;mso-height-percent:0;mso-wrap-distance-left:9pt;mso-wrap-distance-top:0;mso-wrap-distance-right:9pt;mso-wrap-distance-bottom:0;mso-position-horizontal:absolute;mso-position-horizontal-relative:text;mso-position-vertical:absolute;mso-position-vertical-relative:text;mso-width-percent:0;mso-height-percent:0;mso-width-relative:margin;mso-height-relative:margin;v-text-anchor:top" o:gfxdata="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" fillcolor="white [3201]" strokecolor="#ed7d31 [3205]" strokeweight="1pt">
+              <v:rect w14:anchorId="6EE9960A" id="Rectangle 37" o:spid="_x0000_s1093" style="position:absolute;margin-left:8.75pt;margin-top:14.15pt;width:442pt;height:88.9pt;z-index:251658253;visibility:visible;mso-wrap-style:square;mso-width-percent:0;mso-height-percent:0;mso-wrap-distance-left:9pt;mso-wrap-distance-top:0;mso-wrap-distance-right:9pt;mso-wrap-distance-bottom:0;mso-position-horizontal:absolute;mso-position-horizontal-relative:text;mso-position-vertical:absolute;mso-position-vertical-relative:text;mso-width-percent:0;mso-height-percent:0;mso-width-relative:margin;mso-height-relative:margin;v-text-anchor:top" o:gfxdata="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" fillcolor="white [3201]" strokecolor="#ed7d31 [3205]" strokeweight="1pt">
                 <v:textbox>
                   <w:txbxContent>
                     <w:p>
@@ -25450,904 +27163,6 @@
     </w:p>
     <w:p>
       <w:pPr>
-        <w:rPr>
-          <w:b/>
-        </w:rPr>
-      </w:pPr>
-      <w:r>
-        <w:rPr>
-          <w:b/>
-        </w:rPr>
-        <w:t>Starter:</w:t>
-      </w:r>
-      <w:r>
-        <w:rPr>
-          <w:b/>
-        </w:rPr>
-        <w:t xml:space="preserve"> </w:t>
-      </w:r>
-      <w:r>
-        <w:rPr>
-          <w:b/>
-        </w:rPr>
-        <w:t>Formulate a question that fits the provided answer. Each question should be clear and specific to the concept discussed.</w:t>
-      </w:r>
-    </w:p>
-    <w:p>
-      <w:pPr>
-        <w:pStyle w:val="NormalWeb"/>
-        <w:numPr>
-          <w:ilvl w:val="0"/>
-          <w:numId w:val="36"/>
-        </w:numPr>
-        <w:rPr>
-          <w:rFonts w:asciiTheme="minorHAnsi" w:hAnsiTheme="minorHAnsi" w:cstheme="minorHAnsi"/>
-          <w:sz w:val="22"/>
-          <w:szCs w:val="22"/>
-        </w:rPr>
-      </w:pPr>
-      <w:r>
-        <w:rPr>
-          <w:rStyle w:val="Strong"/>
-          <w:rFonts w:asciiTheme="minorHAnsi" w:hAnsiTheme="minorHAnsi" w:cstheme="minorHAnsi"/>
-          <w:sz w:val="22"/>
-          <w:szCs w:val="22"/>
-        </w:rPr>
-        <w:t>Answer:</w:t>
-      </w:r>
-    </w:p>
-    <w:p>
-      <w:pPr>
-        <w:numPr>
-          <w:ilvl w:val="1"/>
-          <w:numId w:val="36"/>
-        </w:numPr>
-        <w:spacing w:before="100" w:beforeAutospacing="1" w:after="100" w:afterAutospacing="1" w:line="240" w:lineRule="auto"/>
-        <w:rPr>
-          <w:rFonts w:cstheme="minorHAnsi"/>
-        </w:rPr>
-      </w:pPr>
-      <w:r>
-        <w:rPr>
-          <w:rFonts w:cstheme="minorHAnsi"/>
-          <w:noProof/>
-        </w:rPr>
-        <mc:AlternateContent>
-          <mc:Choice Requires="wps">
-            <w:drawing>
-              <wp:anchor distT="0" distB="0" distL="114300" distR="114300" simplePos="0" relativeHeight="251658322" behindDoc="0" locked="0" layoutInCell="1" allowOverlap="1" wp14:anchorId="73E8400F" wp14:editId="1A0CDF88">
-                <wp:simplePos x="0" y="0"/>
-                <wp:positionH relativeFrom="column">
-                  <wp:posOffset>-46990</wp:posOffset>
-                </wp:positionH>
-                <wp:positionV relativeFrom="paragraph">
-                  <wp:posOffset>423990</wp:posOffset>
-                </wp:positionV>
-                <wp:extent cx="5783283" cy="641268"/>
-                <wp:effectExtent l="0" t="0" r="27305" b="26035"/>
-                <wp:wrapNone/>
-                <wp:docPr id="106" name="Text Box 106"/>
-                <wp:cNvGraphicFramePr/>
-                <a:graphic xmlns:a="http://schemas.openxmlformats.org/drawingml/2006/main">
-                  <a:graphicData uri="http://schemas.microsoft.com/office/word/2010/wordprocessingShape">
-                    <wps:wsp>
-                      <wps:cNvSpPr txBox="1"/>
-                      <wps:spPr>
-                        <a:xfrm>
-                          <a:off x="0" y="0"/>
-                          <a:ext cx="5783283" cy="641268"/>
-                        </a:xfrm>
-                        <a:prstGeom prst="rect">
-                          <a:avLst/>
-                        </a:prstGeom>
-                        <a:solidFill>
-                          <a:schemeClr val="lt1"/>
-                        </a:solidFill>
-                        <a:ln w="6350">
-                          <a:solidFill>
-                            <a:prstClr val="black"/>
-                          </a:solidFill>
-                        </a:ln>
-                      </wps:spPr>
-                      <wps:txbx>
-                        <w:txbxContent>
-                          <w:p/>
-                        </w:txbxContent>
-                      </wps:txbx>
-                      <wps:bodyPr rot="0" spcFirstLastPara="0" vertOverflow="overflow" horzOverflow="overflow" vert="horz" wrap="square" lIns="91440" tIns="45720" rIns="91440" bIns="45720" numCol="1" spcCol="0" rtlCol="0" fromWordArt="0" anchor="t" anchorCtr="0" forceAA="0" compatLnSpc="1">
-                        <a:prstTxWarp prst="textNoShape">
-                          <a:avLst/>
-                        </a:prstTxWarp>
-                        <a:noAutofit/>
-                      </wps:bodyPr>
-                    </wps:wsp>
-                  </a:graphicData>
-                </a:graphic>
-                <wp14:sizeRelV relativeFrom="margin">
-                  <wp14:pctHeight>0</wp14:pctHeight>
-                </wp14:sizeRelV>
-              </wp:anchor>
-            </w:drawing>
-          </mc:Choice>
-          <mc:Fallback>
-            <w:pict>
-              <v:shape w14:anchorId="73E8400F" id="Text Box 106" o:spid="_x0000_s1095" type="#_x0000_t202" style="position:absolute;left:0;text-align:left;margin-left:-3.7pt;margin-top:33.4pt;width:455.4pt;height:50.5pt;z-index:251658322;visibility:visible;mso-wrap-style:square;mso-height-percent:0;mso-wrap-distance-left:9pt;mso-wrap-distance-top:0;mso-wrap-distance-right:9pt;mso-wrap-distance-bottom:0;mso-position-horizontal:absolute;mso-position-horizontal-relative:text;mso-position-vertical:absolute;mso-position-vertical-relative:text;mso-height-percent:0;mso-height-relative:margin;v-text-anchor:top" o:gfxdata="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" fillcolor="white [3201]" strokeweight=".5pt">
-                <v:textbox>
-                  <w:txbxContent>
-                    <w:p/>
-                  </w:txbxContent>
-                </v:textbox>
-              </v:shape>
-            </w:pict>
-          </mc:Fallback>
-        </mc:AlternateContent>
-      </w:r>
-      <w:r>
-        <w:rPr>
-          <w:rFonts w:cstheme="minorHAnsi"/>
-        </w:rPr>
-        <w:t>They are</w:t>
-      </w:r>
-      <w:r>
-        <w:rPr>
-          <w:rFonts w:cstheme="minorHAnsi"/>
-        </w:rPr>
-        <w:t xml:space="preserve"> used to store information that can be referenced and manipulated in a program. They provide a way to label data with a descriptive name.</w:t>
-      </w:r>
-    </w:p>
-    <w:p>
-      <w:pPr>
-        <w:spacing w:before="100" w:beforeAutospacing="1" w:after="100" w:afterAutospacing="1" w:line="240" w:lineRule="auto"/>
-        <w:rPr>
-          <w:rFonts w:cstheme="minorHAnsi"/>
-        </w:rPr>
-      </w:pPr>
-    </w:p>
-    <w:p>
-      <w:pPr>
-        <w:spacing w:before="100" w:beforeAutospacing="1" w:after="100" w:afterAutospacing="1" w:line="240" w:lineRule="auto"/>
-        <w:rPr>
-          <w:rFonts w:cstheme="minorHAnsi"/>
-        </w:rPr>
-      </w:pPr>
-    </w:p>
-    <w:p>
-      <w:pPr>
-        <w:pStyle w:val="NormalWeb"/>
-        <w:numPr>
-          <w:ilvl w:val="0"/>
-          <w:numId w:val="36"/>
-        </w:numPr>
-        <w:rPr>
-          <w:rFonts w:asciiTheme="minorHAnsi" w:hAnsiTheme="minorHAnsi" w:cstheme="minorHAnsi"/>
-          <w:sz w:val="22"/>
-          <w:szCs w:val="22"/>
-        </w:rPr>
-      </w:pPr>
-      <w:r>
-        <w:rPr>
-          <w:rStyle w:val="Strong"/>
-          <w:rFonts w:asciiTheme="minorHAnsi" w:hAnsiTheme="minorHAnsi" w:cstheme="minorHAnsi"/>
-          <w:sz w:val="22"/>
-          <w:szCs w:val="22"/>
-        </w:rPr>
-        <w:t>Answer:</w:t>
-      </w:r>
-    </w:p>
-    <w:p>
-      <w:pPr>
-        <w:numPr>
-          <w:ilvl w:val="1"/>
-          <w:numId w:val="36"/>
-        </w:numPr>
-        <w:spacing w:before="100" w:beforeAutospacing="1" w:after="100" w:afterAutospacing="1" w:line="240" w:lineRule="auto"/>
-        <w:rPr>
-          <w:rFonts w:cstheme="minorHAnsi"/>
-        </w:rPr>
-      </w:pPr>
-      <w:r>
-        <w:rPr>
-          <w:rFonts w:cstheme="minorHAnsi"/>
-          <w:noProof/>
-        </w:rPr>
-        <mc:AlternateContent>
-          <mc:Choice Requires="wps">
-            <w:drawing>
-              <wp:anchor distT="0" distB="0" distL="114300" distR="114300" simplePos="0" relativeHeight="251658323" behindDoc="0" locked="0" layoutInCell="1" allowOverlap="1" wp14:anchorId="29CEA30F" wp14:editId="5BA88EC7">
-                <wp:simplePos x="0" y="0"/>
-                <wp:positionH relativeFrom="margin">
-                  <wp:posOffset>-34735</wp:posOffset>
-                </wp:positionH>
-                <wp:positionV relativeFrom="paragraph">
-                  <wp:posOffset>391795</wp:posOffset>
-                </wp:positionV>
-                <wp:extent cx="5783283" cy="641268"/>
-                <wp:effectExtent l="0" t="0" r="27305" b="26035"/>
-                <wp:wrapNone/>
-                <wp:docPr id="108" name="Text Box 108"/>
-                <wp:cNvGraphicFramePr/>
-                <a:graphic xmlns:a="http://schemas.openxmlformats.org/drawingml/2006/main">
-                  <a:graphicData uri="http://schemas.microsoft.com/office/word/2010/wordprocessingShape">
-                    <wps:wsp>
-                      <wps:cNvSpPr txBox="1"/>
-                      <wps:spPr>
-                        <a:xfrm>
-                          <a:off x="0" y="0"/>
-                          <a:ext cx="5783283" cy="641268"/>
-                        </a:xfrm>
-                        <a:prstGeom prst="rect">
-                          <a:avLst/>
-                        </a:prstGeom>
-                        <a:solidFill>
-                          <a:schemeClr val="lt1"/>
-                        </a:solidFill>
-                        <a:ln w="6350">
-                          <a:solidFill>
-                            <a:prstClr val="black"/>
-                          </a:solidFill>
-                        </a:ln>
-                      </wps:spPr>
-                      <wps:txbx>
-                        <w:txbxContent>
-                          <w:p/>
-                        </w:txbxContent>
-                      </wps:txbx>
-                      <wps:bodyPr rot="0" spcFirstLastPara="0" vertOverflow="overflow" horzOverflow="overflow" vert="horz" wrap="square" lIns="91440" tIns="45720" rIns="91440" bIns="45720" numCol="1" spcCol="0" rtlCol="0" fromWordArt="0" anchor="t" anchorCtr="0" forceAA="0" compatLnSpc="1">
-                        <a:prstTxWarp prst="textNoShape">
-                          <a:avLst/>
-                        </a:prstTxWarp>
-                        <a:noAutofit/>
-                      </wps:bodyPr>
-                    </wps:wsp>
-                  </a:graphicData>
-                </a:graphic>
-                <wp14:sizeRelV relativeFrom="margin">
-                  <wp14:pctHeight>0</wp14:pctHeight>
-                </wp14:sizeRelV>
-              </wp:anchor>
-            </w:drawing>
-          </mc:Choice>
-          <mc:Fallback>
-            <w:pict>
-              <v:shape w14:anchorId="29CEA30F" id="Text Box 108" o:spid="_x0000_s1096" type="#_x0000_t202" style="position:absolute;left:0;text-align:left;margin-left:-2.75pt;margin-top:30.85pt;width:455.4pt;height:50.5pt;z-index:251658323;visibility:visible;mso-wrap-style:square;mso-height-percent:0;mso-wrap-distance-left:9pt;mso-wrap-distance-top:0;mso-wrap-distance-right:9pt;mso-wrap-distance-bottom:0;mso-position-horizontal:absolute;mso-position-horizontal-relative:margin;mso-position-vertical:absolute;mso-position-vertical-relative:text;mso-height-percent:0;mso-height-relative:margin;v-text-anchor:top" o:gfxdata="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" fillcolor="white [3201]" strokeweight=".5pt">
-                <v:textbox>
-                  <w:txbxContent>
-                    <w:p/>
-                  </w:txbxContent>
-                </v:textbox>
-                <w10:wrap anchorx="margin"/>
-              </v:shape>
-            </w:pict>
-          </mc:Fallback>
-        </mc:AlternateContent>
-      </w:r>
-      <w:r>
-        <w:rPr>
-          <w:rFonts w:cstheme="minorHAnsi"/>
-        </w:rPr>
-        <w:t xml:space="preserve">It </w:t>
-      </w:r>
-      <w:r>
-        <w:rPr>
-          <w:rFonts w:cstheme="minorHAnsi"/>
-        </w:rPr>
-        <w:t xml:space="preserve">is a collection of items that are ordered and changeable. </w:t>
-      </w:r>
-      <w:r>
-        <w:rPr>
-          <w:rFonts w:cstheme="minorHAnsi"/>
-        </w:rPr>
-        <w:t>They</w:t>
-      </w:r>
-      <w:r>
-        <w:rPr>
-          <w:rFonts w:cstheme="minorHAnsi"/>
-        </w:rPr>
-        <w:t xml:space="preserve"> are created using square brackets, and elements can be of different data types.</w:t>
-      </w:r>
-    </w:p>
-    <w:p>
-      <w:pPr>
-        <w:spacing w:before="100" w:beforeAutospacing="1" w:after="100" w:afterAutospacing="1" w:line="240" w:lineRule="auto"/>
-        <w:rPr>
-          <w:rFonts w:cstheme="minorHAnsi"/>
-        </w:rPr>
-      </w:pPr>
-    </w:p>
-    <w:p>
-      <w:pPr>
-        <w:spacing w:before="100" w:beforeAutospacing="1" w:after="100" w:afterAutospacing="1" w:line="240" w:lineRule="auto"/>
-        <w:rPr>
-          <w:rFonts w:cstheme="minorHAnsi"/>
-        </w:rPr>
-      </w:pPr>
-    </w:p>
-    <w:p>
-      <w:pPr>
-        <w:pStyle w:val="NormalWeb"/>
-        <w:numPr>
-          <w:ilvl w:val="0"/>
-          <w:numId w:val="36"/>
-        </w:numPr>
-        <w:rPr>
-          <w:rFonts w:asciiTheme="minorHAnsi" w:hAnsiTheme="minorHAnsi" w:cstheme="minorHAnsi"/>
-          <w:sz w:val="22"/>
-          <w:szCs w:val="22"/>
-        </w:rPr>
-      </w:pPr>
-      <w:r>
-        <w:rPr>
-          <w:rStyle w:val="Strong"/>
-          <w:rFonts w:asciiTheme="minorHAnsi" w:hAnsiTheme="minorHAnsi" w:cstheme="minorHAnsi"/>
-          <w:sz w:val="22"/>
-          <w:szCs w:val="22"/>
-        </w:rPr>
-        <w:t>Answer:</w:t>
-      </w:r>
-    </w:p>
-    <w:p>
-      <w:pPr>
-        <w:numPr>
-          <w:ilvl w:val="1"/>
-          <w:numId w:val="36"/>
-        </w:numPr>
-        <w:spacing w:before="100" w:beforeAutospacing="1" w:after="100" w:afterAutospacing="1" w:line="240" w:lineRule="auto"/>
-        <w:rPr>
-          <w:rFonts w:cstheme="minorHAnsi"/>
-        </w:rPr>
-      </w:pPr>
-      <w:r>
-        <w:rPr>
-          <w:rFonts w:cstheme="minorHAnsi"/>
-          <w:noProof/>
-        </w:rPr>
-        <mc:AlternateContent>
-          <mc:Choice Requires="wps">
-            <w:drawing>
-              <wp:anchor distT="0" distB="0" distL="114300" distR="114300" simplePos="0" relativeHeight="251658324" behindDoc="0" locked="0" layoutInCell="1" allowOverlap="1" wp14:anchorId="73A15AF1" wp14:editId="3E8406DB">
-                <wp:simplePos x="0" y="0"/>
-                <wp:positionH relativeFrom="margin">
-                  <wp:posOffset>-22415</wp:posOffset>
-                </wp:positionH>
-                <wp:positionV relativeFrom="paragraph">
-                  <wp:posOffset>234315</wp:posOffset>
-                </wp:positionV>
-                <wp:extent cx="5782945" cy="640715"/>
-                <wp:effectExtent l="0" t="0" r="27305" b="26035"/>
-                <wp:wrapNone/>
-                <wp:docPr id="109" name="Text Box 109"/>
-                <wp:cNvGraphicFramePr/>
-                <a:graphic xmlns:a="http://schemas.openxmlformats.org/drawingml/2006/main">
-                  <a:graphicData uri="http://schemas.microsoft.com/office/word/2010/wordprocessingShape">
-                    <wps:wsp>
-                      <wps:cNvSpPr txBox="1"/>
-                      <wps:spPr>
-                        <a:xfrm>
-                          <a:off x="0" y="0"/>
-                          <a:ext cx="5782945" cy="640715"/>
-                        </a:xfrm>
-                        <a:prstGeom prst="rect">
-                          <a:avLst/>
-                        </a:prstGeom>
-                        <a:solidFill>
-                          <a:schemeClr val="lt1"/>
-                        </a:solidFill>
-                        <a:ln w="6350">
-                          <a:solidFill>
-                            <a:prstClr val="black"/>
-                          </a:solidFill>
-                        </a:ln>
-                      </wps:spPr>
-                      <wps:txbx>
-                        <w:txbxContent>
-                          <w:p/>
-                        </w:txbxContent>
-                      </wps:txbx>
-                      <wps:bodyPr rot="0" spcFirstLastPara="0" vertOverflow="overflow" horzOverflow="overflow" vert="horz" wrap="square" lIns="91440" tIns="45720" rIns="91440" bIns="45720" numCol="1" spcCol="0" rtlCol="0" fromWordArt="0" anchor="t" anchorCtr="0" forceAA="0" compatLnSpc="1">
-                        <a:prstTxWarp prst="textNoShape">
-                          <a:avLst/>
-                        </a:prstTxWarp>
-                        <a:noAutofit/>
-                      </wps:bodyPr>
-                    </wps:wsp>
-                  </a:graphicData>
-                </a:graphic>
-                <wp14:sizeRelV relativeFrom="margin">
-                  <wp14:pctHeight>0</wp14:pctHeight>
-                </wp14:sizeRelV>
-              </wp:anchor>
-            </w:drawing>
-          </mc:Choice>
-          <mc:Fallback>
-            <w:pict>
-              <v:shape w14:anchorId="73A15AF1" id="Text Box 109" o:spid="_x0000_s1097" type="#_x0000_t202" style="position:absolute;left:0;text-align:left;margin-left:-1.75pt;margin-top:18.45pt;width:455.35pt;height:50.45pt;z-index:251658324;visibility:visible;mso-wrap-style:square;mso-height-percent:0;mso-wrap-distance-left:9pt;mso-wrap-distance-top:0;mso-wrap-distance-right:9pt;mso-wrap-distance-bottom:0;mso-position-horizontal:absolute;mso-position-horizontal-relative:margin;mso-position-vertical:absolute;mso-position-vertical-relative:text;mso-height-percent:0;mso-height-relative:margin;v-text-anchor:top" o:gfxdata="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" fillcolor="white [3201]" strokeweight=".5pt">
-                <v:textbox>
-                  <w:txbxContent>
-                    <w:p/>
-                  </w:txbxContent>
-                </v:textbox>
-                <w10:wrap anchorx="margin"/>
-              </v:shape>
-            </w:pict>
-          </mc:Fallback>
-        </mc:AlternateContent>
-      </w:r>
-      <w:r>
-        <w:rPr>
-          <w:rFonts w:cstheme="minorHAnsi"/>
-        </w:rPr>
-        <w:t>These</w:t>
-      </w:r>
-      <w:r>
-        <w:rPr>
-          <w:rFonts w:cstheme="minorHAnsi"/>
-        </w:rPr>
-        <w:t xml:space="preserve"> allow you to execute a block of code only if a specified condition is true.</w:t>
-      </w:r>
-    </w:p>
-    <w:p>
-      <w:pPr>
-        <w:spacing w:before="100" w:beforeAutospacing="1" w:after="100" w:afterAutospacing="1" w:line="240" w:lineRule="auto"/>
-        <w:rPr>
-          <w:rFonts w:cstheme="minorHAnsi"/>
-        </w:rPr>
-      </w:pPr>
-    </w:p>
-    <w:p>
-      <w:pPr>
-        <w:spacing w:before="100" w:beforeAutospacing="1" w:after="100" w:afterAutospacing="1" w:line="240" w:lineRule="auto"/>
-        <w:rPr>
-          <w:rFonts w:cstheme="minorHAnsi"/>
-        </w:rPr>
-      </w:pPr>
-    </w:p>
-    <w:p>
-      <w:pPr>
-        <w:pStyle w:val="NormalWeb"/>
-        <w:numPr>
-          <w:ilvl w:val="0"/>
-          <w:numId w:val="36"/>
-        </w:numPr>
-        <w:rPr>
-          <w:rFonts w:asciiTheme="minorHAnsi" w:hAnsiTheme="minorHAnsi" w:cstheme="minorHAnsi"/>
-          <w:sz w:val="22"/>
-          <w:szCs w:val="22"/>
-        </w:rPr>
-      </w:pPr>
-      <w:r>
-        <w:rPr>
-          <w:rStyle w:val="Strong"/>
-          <w:rFonts w:asciiTheme="minorHAnsi" w:hAnsiTheme="minorHAnsi" w:cstheme="minorHAnsi"/>
-          <w:sz w:val="22"/>
-          <w:szCs w:val="22"/>
-        </w:rPr>
-        <w:t>Answer:</w:t>
-      </w:r>
-    </w:p>
-    <w:p>
-      <w:pPr>
-        <w:numPr>
-          <w:ilvl w:val="1"/>
-          <w:numId w:val="36"/>
-        </w:numPr>
-        <w:spacing w:before="100" w:beforeAutospacing="1" w:after="100" w:afterAutospacing="1" w:line="240" w:lineRule="auto"/>
-        <w:rPr>
-          <w:rFonts w:cstheme="minorHAnsi"/>
-        </w:rPr>
-      </w:pPr>
-      <w:r>
-        <w:rPr>
-          <w:rFonts w:cstheme="minorHAnsi"/>
-          <w:noProof/>
-        </w:rPr>
-        <mc:AlternateContent>
-          <mc:Choice Requires="wps">
-            <w:drawing>
-              <wp:anchor distT="0" distB="0" distL="114300" distR="114300" simplePos="0" relativeHeight="251658325" behindDoc="0" locked="0" layoutInCell="1" allowOverlap="1" wp14:anchorId="19752135" wp14:editId="57776D63">
-                <wp:simplePos x="0" y="0"/>
-                <wp:positionH relativeFrom="margin">
-                  <wp:posOffset>-22860</wp:posOffset>
-                </wp:positionH>
-                <wp:positionV relativeFrom="paragraph">
-                  <wp:posOffset>483425</wp:posOffset>
-                </wp:positionV>
-                <wp:extent cx="5782945" cy="640715"/>
-                <wp:effectExtent l="0" t="0" r="27305" b="26035"/>
-                <wp:wrapNone/>
-                <wp:docPr id="110" name="Text Box 110"/>
-                <wp:cNvGraphicFramePr/>
-                <a:graphic xmlns:a="http://schemas.openxmlformats.org/drawingml/2006/main">
-                  <a:graphicData uri="http://schemas.microsoft.com/office/word/2010/wordprocessingShape">
-                    <wps:wsp>
-                      <wps:cNvSpPr txBox="1"/>
-                      <wps:spPr>
-                        <a:xfrm>
-                          <a:off x="0" y="0"/>
-                          <a:ext cx="5782945" cy="640715"/>
-                        </a:xfrm>
-                        <a:prstGeom prst="rect">
-                          <a:avLst/>
-                        </a:prstGeom>
-                        <a:solidFill>
-                          <a:schemeClr val="lt1"/>
-                        </a:solidFill>
-                        <a:ln w="6350">
-                          <a:solidFill>
-                            <a:prstClr val="black"/>
-                          </a:solidFill>
-                        </a:ln>
-                      </wps:spPr>
-                      <wps:txbx>
-                        <w:txbxContent>
-                          <w:p/>
-                        </w:txbxContent>
-                      </wps:txbx>
-                      <wps:bodyPr rot="0" spcFirstLastPara="0" vertOverflow="overflow" horzOverflow="overflow" vert="horz" wrap="square" lIns="91440" tIns="45720" rIns="91440" bIns="45720" numCol="1" spcCol="0" rtlCol="0" fromWordArt="0" anchor="t" anchorCtr="0" forceAA="0" compatLnSpc="1">
-                        <a:prstTxWarp prst="textNoShape">
-                          <a:avLst/>
-                        </a:prstTxWarp>
-                        <a:noAutofit/>
-                      </wps:bodyPr>
-                    </wps:wsp>
-                  </a:graphicData>
-                </a:graphic>
-                <wp14:sizeRelV relativeFrom="margin">
-                  <wp14:pctHeight>0</wp14:pctHeight>
-                </wp14:sizeRelV>
-              </wp:anchor>
-            </w:drawing>
-          </mc:Choice>
-          <mc:Fallback>
-            <w:pict>
-              <v:shape w14:anchorId="19752135" id="Text Box 110" o:spid="_x0000_s1098" type="#_x0000_t202" style="position:absolute;left:0;text-align:left;margin-left:-1.8pt;margin-top:38.05pt;width:455.35pt;height:50.45pt;z-index:251658325;visibility:visible;mso-wrap-style:square;mso-height-percent:0;mso-wrap-distance-left:9pt;mso-wrap-distance-top:0;mso-wrap-distance-right:9pt;mso-wrap-distance-bottom:0;mso-position-horizontal:absolute;mso-position-horizontal-relative:margin;mso-position-vertical:absolute;mso-position-vertical-relative:text;mso-height-percent:0;mso-height-relative:margin;v-text-anchor:top" o:gfxdata="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" fillcolor="white [3201]" strokeweight=".5pt">
-                <v:textbox>
-                  <w:txbxContent>
-                    <w:p/>
-                  </w:txbxContent>
-                </v:textbox>
-                <w10:wrap anchorx="margin"/>
-              </v:shape>
-            </w:pict>
-          </mc:Fallback>
-        </mc:AlternateContent>
-      </w:r>
-      <w:r>
-        <w:rPr>
-          <w:rFonts w:cstheme="minorHAnsi"/>
-        </w:rPr>
-        <w:t>A float would be better as it can store decimal places and the price of an item could be £9.99 for example</w:t>
-      </w:r>
-      <w:r>
-        <w:rPr>
-          <w:rFonts w:cstheme="minorHAnsi"/>
-        </w:rPr>
-        <w:t>.</w:t>
-      </w:r>
-    </w:p>
-    <w:p>
-      <w:pPr>
-        <w:spacing w:before="100" w:beforeAutospacing="1" w:after="100" w:afterAutospacing="1" w:line="240" w:lineRule="auto"/>
-      </w:pPr>
-    </w:p>
-    <w:p>
-      <w:pPr>
-        <w:spacing w:before="100" w:beforeAutospacing="1" w:after="100" w:afterAutospacing="1" w:line="240" w:lineRule="auto"/>
-        <w:rPr>
-          <w:rFonts w:cstheme="minorHAnsi"/>
-        </w:rPr>
-      </w:pPr>
-    </w:p>
-    <w:p>
-      <w:pPr>
-        <w:pStyle w:val="NormalWeb"/>
-        <w:numPr>
-          <w:ilvl w:val="0"/>
-          <w:numId w:val="36"/>
-        </w:numPr>
-        <w:rPr>
-          <w:rFonts w:asciiTheme="minorHAnsi" w:hAnsiTheme="minorHAnsi" w:cstheme="minorHAnsi"/>
-          <w:sz w:val="22"/>
-          <w:szCs w:val="22"/>
-        </w:rPr>
-      </w:pPr>
-      <w:r>
-        <w:rPr>
-          <w:rStyle w:val="Strong"/>
-          <w:rFonts w:asciiTheme="minorHAnsi" w:hAnsiTheme="minorHAnsi" w:cstheme="minorHAnsi"/>
-          <w:sz w:val="22"/>
-          <w:szCs w:val="22"/>
-        </w:rPr>
-        <w:t>Answer:</w:t>
-      </w:r>
-    </w:p>
-    <w:p>
-      <w:pPr>
-        <w:numPr>
-          <w:ilvl w:val="1"/>
-          <w:numId w:val="36"/>
-        </w:numPr>
-        <w:spacing w:before="100" w:beforeAutospacing="1" w:after="100" w:afterAutospacing="1" w:line="240" w:lineRule="auto"/>
-        <w:rPr>
-          <w:rFonts w:cstheme="minorHAnsi"/>
-        </w:rPr>
-      </w:pPr>
-      <w:r>
-        <w:rPr>
-          <w:rFonts w:cstheme="minorHAnsi"/>
-        </w:rPr>
-        <w:t xml:space="preserve">A for loop will loop round </w:t>
-      </w:r>
-      <w:r>
-        <w:rPr>
-          <w:rFonts w:cstheme="minorHAnsi"/>
-        </w:rPr>
-        <w:t>a certain amount of times and is count controlled a while loop will continue to loop until a condition is met.</w:t>
-      </w:r>
-    </w:p>
-    <w:p>
-      <w:pPr>
-        <w:rPr>
-          <w:b/>
-        </w:rPr>
-      </w:pPr>
-      <w:r>
-        <w:rPr>
-          <w:rFonts w:cstheme="minorHAnsi"/>
-          <w:noProof/>
-        </w:rPr>
-        <mc:AlternateContent>
-          <mc:Choice Requires="wps">
-            <w:drawing>
-              <wp:anchor distT="0" distB="0" distL="114300" distR="114300" simplePos="0" relativeHeight="251658327" behindDoc="0" locked="0" layoutInCell="1" allowOverlap="1" wp14:anchorId="14EABB92" wp14:editId="563D184F">
-                <wp:simplePos x="0" y="0"/>
-                <wp:positionH relativeFrom="margin">
-                  <wp:align>left</wp:align>
-                </wp:positionH>
-                <wp:positionV relativeFrom="paragraph">
-                  <wp:posOffset>4165</wp:posOffset>
-                </wp:positionV>
-                <wp:extent cx="5782945" cy="985652"/>
-                <wp:effectExtent l="0" t="0" r="27305" b="24130"/>
-                <wp:wrapNone/>
-                <wp:docPr id="112" name="Text Box 112"/>
-                <wp:cNvGraphicFramePr/>
-                <a:graphic xmlns:a="http://schemas.openxmlformats.org/drawingml/2006/main">
-                  <a:graphicData uri="http://schemas.microsoft.com/office/word/2010/wordprocessingShape">
-                    <wps:wsp>
-                      <wps:cNvSpPr txBox="1"/>
-                      <wps:spPr>
-                        <a:xfrm>
-                          <a:off x="0" y="0"/>
-                          <a:ext cx="5782945" cy="985652"/>
-                        </a:xfrm>
-                        <a:prstGeom prst="rect">
-                          <a:avLst/>
-                        </a:prstGeom>
-                        <a:solidFill>
-                          <a:schemeClr val="lt1"/>
-                        </a:solidFill>
-                        <a:ln w="6350">
-                          <a:solidFill>
-                            <a:prstClr val="black"/>
-                          </a:solidFill>
-                        </a:ln>
-                      </wps:spPr>
-                      <wps:txbx>
-                        <w:txbxContent>
-                          <w:p/>
-                        </w:txbxContent>
-                      </wps:txbx>
-                      <wps:bodyPr rot="0" spcFirstLastPara="0" vertOverflow="overflow" horzOverflow="overflow" vert="horz" wrap="square" lIns="91440" tIns="45720" rIns="91440" bIns="45720" numCol="1" spcCol="0" rtlCol="0" fromWordArt="0" anchor="t" anchorCtr="0" forceAA="0" compatLnSpc="1">
-                        <a:prstTxWarp prst="textNoShape">
-                          <a:avLst/>
-                        </a:prstTxWarp>
-                        <a:noAutofit/>
-                      </wps:bodyPr>
-                    </wps:wsp>
-                  </a:graphicData>
-                </a:graphic>
-                <wp14:sizeRelV relativeFrom="margin">
-                  <wp14:pctHeight>0</wp14:pctHeight>
-                </wp14:sizeRelV>
-              </wp:anchor>
-            </w:drawing>
-          </mc:Choice>
-          <mc:Fallback>
-            <w:pict>
-              <v:shape w14:anchorId="14EABB92" id="Text Box 112" o:spid="_x0000_s1099" type="#_x0000_t202" style="position:absolute;margin-left:0;margin-top:.35pt;width:455.35pt;height:77.6pt;z-index:251658327;visibility:visible;mso-wrap-style:square;mso-height-percent:0;mso-wrap-distance-left:9pt;mso-wrap-distance-top:0;mso-wrap-distance-right:9pt;mso-wrap-distance-bottom:0;mso-position-horizontal:left;mso-position-horizontal-relative:margin;mso-position-vertical:absolute;mso-position-vertical-relative:text;mso-height-percent:0;mso-height-relative:margin;v-text-anchor:top" o:gfxdata="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" fillcolor="white [3201]" strokeweight=".5pt">
-                <v:textbox>
-                  <w:txbxContent>
-                    <w:p/>
-                  </w:txbxContent>
-                </v:textbox>
-                <w10:wrap anchorx="margin"/>
-              </v:shape>
-            </w:pict>
-          </mc:Fallback>
-        </mc:AlternateContent>
-      </w:r>
-    </w:p>
-    <w:p>
-      <w:pPr>
-        <w:rPr>
-          <w:b/>
-        </w:rPr>
-      </w:pPr>
-    </w:p>
-    <w:p>
-      <w:pPr>
-        <w:rPr>
-          <w:b/>
-        </w:rPr>
-      </w:pPr>
-    </w:p>
-    <w:p>
-      <w:pPr>
-        <w:rPr>
-          <w:b/>
-        </w:rPr>
-      </w:pPr>
-      <w:r>
-        <w:rPr>
-          <w:b/>
-        </w:rPr>
-        <w:lastRenderedPageBreak/>
-        <w:t xml:space="preserve">Main Task: Complete as many of the tasks you can from the revision list below. As a minimum you need to </w:t>
-      </w:r>
-      <w:r>
-        <w:rPr>
-          <w:b/>
-        </w:rPr>
-        <w:t>achieve 12 points</w:t>
-      </w:r>
-    </w:p>
-    <w:p>
-      <w:pPr>
-        <w:rPr>
-          <w:b/>
-        </w:rPr>
-      </w:pPr>
-      <w:r>
-        <w:rPr>
-          <w:noProof/>
-        </w:rPr>
-        <w:drawing>
-          <wp:inline distT="0" distB="0" distL="0" distR="0" wp14:anchorId="65531CA7" wp14:editId="37EFBD33">
-            <wp:extent cx="6012605" cy="3838353"/>
-            <wp:effectExtent l="0" t="0" r="7620" b="0"/>
-            <wp:docPr id="65" name="Picture 65"/>
-            <wp:cNvGraphicFramePr>
-              <a:graphicFrameLocks xmlns:a="http://schemas.openxmlformats.org/drawingml/2006/main" noChangeAspect="1"/>
-            </wp:cNvGraphicFramePr>
-            <a:graphic xmlns:a="http://schemas.openxmlformats.org/drawingml/2006/main">
-              <a:graphicData uri="http://schemas.openxmlformats.org/drawingml/2006/picture">
-                <pic:pic xmlns:pic="http://schemas.openxmlformats.org/drawingml/2006/picture">
-                  <pic:nvPicPr>
-                    <pic:cNvPr id="1" name=""/>
-                    <pic:cNvPicPr/>
-                  </pic:nvPicPr>
-                  <pic:blipFill rotWithShape="1">
-                    <a:blip r:embed="rId60"/>
-                    <a:srcRect l="12060" t="28664" r="13552" b="9680"/>
-                    <a:stretch/>
-                  </pic:blipFill>
-                  <pic:spPr bwMode="auto">
-                    <a:xfrm>
-                      <a:off x="0" y="0"/>
-                      <a:ext cx="6046046" cy="3859701"/>
-                    </a:xfrm>
-                    <a:prstGeom prst="rect">
-                      <a:avLst/>
-                    </a:prstGeom>
-                    <a:ln>
-                      <a:noFill/>
-                    </a:ln>
-                    <a:extLst>
-                      <a:ext uri="{53640926-AAD7-44D8-BBD7-CCE9431645EC}">
-                        <a14:shadowObscured xmlns:a14="http://schemas.microsoft.com/office/drawing/2010/main"/>
-                      </a:ext>
-                    </a:extLst>
-                  </pic:spPr>
-                </pic:pic>
-              </a:graphicData>
-            </a:graphic>
-          </wp:inline>
-        </w:drawing>
-      </w:r>
-    </w:p>
-    <w:p>
-      <w:pPr>
-        <w:rPr>
-          <w:b/>
-        </w:rPr>
-      </w:pPr>
-      <w:r>
-        <w:rPr>
-          <w:b/>
-          <w:noProof/>
-        </w:rPr>
-        <mc:AlternateContent>
-          <mc:Choice Requires="wps">
-            <w:drawing>
-              <wp:anchor distT="0" distB="0" distL="114300" distR="114300" simplePos="0" relativeHeight="251658326" behindDoc="0" locked="0" layoutInCell="1" allowOverlap="1" wp14:anchorId="499C9B76" wp14:editId="4801BE18">
-                <wp:simplePos x="0" y="0"/>
-                <wp:positionH relativeFrom="column">
-                  <wp:posOffset>-11875</wp:posOffset>
-                </wp:positionH>
-                <wp:positionV relativeFrom="paragraph">
-                  <wp:posOffset>24476</wp:posOffset>
-                </wp:positionV>
-                <wp:extent cx="5985163" cy="4916385"/>
-                <wp:effectExtent l="0" t="0" r="15875" b="17780"/>
-                <wp:wrapNone/>
-                <wp:docPr id="111" name="Text Box 111"/>
-                <wp:cNvGraphicFramePr/>
-                <a:graphic xmlns:a="http://schemas.openxmlformats.org/drawingml/2006/main">
-                  <a:graphicData uri="http://schemas.microsoft.com/office/word/2010/wordprocessingShape">
-                    <wps:wsp>
-                      <wps:cNvSpPr txBox="1"/>
-                      <wps:spPr>
-                        <a:xfrm>
-                          <a:off x="0" y="0"/>
-                          <a:ext cx="5985163" cy="4916385"/>
-                        </a:xfrm>
-                        <a:prstGeom prst="rect">
-                          <a:avLst/>
-                        </a:prstGeom>
-                        <a:solidFill>
-                          <a:schemeClr val="lt1"/>
-                        </a:solidFill>
-                        <a:ln w="6350">
-                          <a:solidFill>
-                            <a:prstClr val="black"/>
-                          </a:solidFill>
-                        </a:ln>
-                      </wps:spPr>
-                      <wps:txbx>
-                        <w:txbxContent>
-                          <w:p/>
-                        </w:txbxContent>
-                      </wps:txbx>
-                      <wps:bodyPr rot="0" spcFirstLastPara="0" vertOverflow="overflow" horzOverflow="overflow" vert="horz" wrap="square" lIns="91440" tIns="45720" rIns="91440" bIns="45720" numCol="1" spcCol="0" rtlCol="0" fromWordArt="0" anchor="t" anchorCtr="0" forceAA="0" compatLnSpc="1">
-                        <a:prstTxWarp prst="textNoShape">
-                          <a:avLst/>
-                        </a:prstTxWarp>
-                        <a:noAutofit/>
-                      </wps:bodyPr>
-                    </wps:wsp>
-                  </a:graphicData>
-                </a:graphic>
-                <wp14:sizeRelH relativeFrom="margin">
-                  <wp14:pctWidth>0</wp14:pctWidth>
-                </wp14:sizeRelH>
-                <wp14:sizeRelV relativeFrom="margin">
-                  <wp14:pctHeight>0</wp14:pctHeight>
-                </wp14:sizeRelV>
-              </wp:anchor>
-            </w:drawing>
-          </mc:Choice>
-          <mc:Fallback>
-            <w:pict>
-              <v:shape w14:anchorId="499C9B76" id="Text Box 111" o:spid="_x0000_s1100" type="#_x0000_t202" style="position:absolute;margin-left:-.95pt;margin-top:1.95pt;width:471.25pt;height:387.1pt;z-index:251658326;visibility:visible;mso-wrap-style:square;mso-width-percent:0;mso-height-percent:0;mso-wrap-distance-left:9pt;mso-wrap-distance-top:0;mso-wrap-distance-right:9pt;mso-wrap-distance-bottom:0;mso-position-horizontal:absolute;mso-position-horizontal-relative:text;mso-position-vertical:absolute;mso-position-vertical-relative:text;mso-width-percent:0;mso-height-percent:0;mso-width-relative:margin;mso-height-relative:margin;v-text-anchor:top" o:gfxdata="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" fillcolor="white [3201]" strokeweight=".5pt">
-                <v:textbox>
-                  <w:txbxContent>
-                    <w:p/>
-                  </w:txbxContent>
-                </v:textbox>
-              </v:shape>
-            </w:pict>
-          </mc:Fallback>
-        </mc:AlternateContent>
-      </w:r>
-      <w:r>
-        <w:rPr>
-          <w:b/>
-        </w:rPr>
-        <w:br w:type="page"/>
-      </w:r>
-    </w:p>
-    <w:p>
-      <w:pPr>
         <w:jc w:val="center"/>
         <w:rPr>
           <w:b/>
@@ -26361,7 +27176,6 @@
           <w:color w:val="FF0000"/>
           <w:sz w:val="44"/>
         </w:rPr>
-        <w:lastRenderedPageBreak/>
         <w:t>Python Basics – Cheat Sheet</w:t>
       </w:r>
     </w:p>
@@ -26406,7 +27220,7 @@
                     <pic:cNvPicPr/>
                   </pic:nvPicPr>
                   <pic:blipFill rotWithShape="1">
-                    <a:blip r:embed="rId61">
+                    <a:blip r:embed="rId63">
                       <a:extLst>
                         <a:ext uri="{28A0092B-C50C-407E-A947-70E740481C1C}">
                           <a14:useLocalDpi xmlns:a14="http://schemas.microsoft.com/office/drawing/2010/main" val="0"/>
@@ -26465,7 +27279,7 @@
                     <pic:cNvPicPr/>
                   </pic:nvPicPr>
                   <pic:blipFill rotWithShape="1">
-                    <a:blip r:embed="rId62"/>
+                    <a:blip r:embed="rId64"/>
                     <a:srcRect l="3896" t="15685" r="7245" b="4925"/>
                     <a:stretch/>
                   </pic:blipFill>
@@ -26544,7 +27358,7 @@
                     <pic:cNvPicPr/>
                   </pic:nvPicPr>
                   <pic:blipFill rotWithShape="1">
-                    <a:blip r:embed="rId61">
+                    <a:blip r:embed="rId63">
                       <a:extLst>
                         <a:ext uri="{28A0092B-C50C-407E-A947-70E740481C1C}">
                           <a14:useLocalDpi xmlns:a14="http://schemas.microsoft.com/office/drawing/2010/main" val="0"/>
@@ -26804,7 +27618,7 @@
           </mc:Choice>
           <mc:Fallback>
             <w:pict>
-              <v:rect w14:anchorId="490E6692" id="Rectangle 47" o:spid="_x0000_s1101" style="position:absolute;left:0;text-align:left;margin-left:8.75pt;margin-top:9.15pt;width:442pt;height:72.65pt;z-index:251658254;visibility:visible;mso-wrap-style:square;mso-width-percent:0;mso-height-percent:0;mso-wrap-distance-left:9pt;mso-wrap-distance-top:0;mso-wrap-distance-right:9pt;mso-wrap-distance-bottom:0;mso-position-horizontal:absolute;mso-position-horizontal-relative:text;mso-position-vertical:absolute;mso-position-vertical-relative:text;mso-width-percent:0;mso-height-percent:0;mso-width-relative:margin;mso-height-relative:margin;v-text-anchor:top" o:gfxdata="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" fillcolor="white [3201]" strokecolor="#ed7d31 [3205]" strokeweight="1pt">
+              <v:rect w14:anchorId="490E6692" id="Rectangle 47" o:spid="_x0000_s1094" style="position:absolute;left:0;text-align:left;margin-left:8.75pt;margin-top:9.15pt;width:442pt;height:72.65pt;z-index:251658254;visibility:visible;mso-wrap-style:square;mso-width-percent:0;mso-height-percent:0;mso-wrap-distance-left:9pt;mso-wrap-distance-top:0;mso-wrap-distance-right:9pt;mso-wrap-distance-bottom:0;mso-position-horizontal:absolute;mso-position-horizontal-relative:text;mso-position-vertical:absolute;mso-position-vertical-relative:text;mso-width-percent:0;mso-height-percent:0;mso-width-relative:margin;mso-height-relative:margin;v-text-anchor:top" o:gfxdata="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" fillcolor="white [3201]" strokecolor="#ed7d31 [3205]" strokeweight="1pt">
                 <v:textbox>
                   <w:txbxContent>
                     <w:p>
@@ -26929,7 +27743,7 @@
                     </pic:cNvPicPr>
                   </pic:nvPicPr>
                   <pic:blipFill rotWithShape="1">
-                    <a:blip r:embed="rId63"/>
+                    <a:blip r:embed="rId65"/>
                     <a:srcRect l="23368" t="43776" r="25451" b="29201"/>
                     <a:stretch/>
                   </pic:blipFill>
@@ -27004,7 +27818,7 @@
                     </pic:cNvPicPr>
                   </pic:nvPicPr>
                   <pic:blipFill rotWithShape="1">
-                    <a:blip r:embed="rId64"/>
+                    <a:blip r:embed="rId66"/>
                     <a:srcRect l="6744" t="24506" r="14317" b="3678"/>
                     <a:stretch/>
                   </pic:blipFill>
@@ -31814,7 +32628,6 @@
   <w:style w:type="character" w:default="1" w:styleId="DefaultParagraphFont">
     <w:name w:val="Default Paragraph Font"/>
     <w:uiPriority w:val="1"/>
-    <w:semiHidden/>
     <w:unhideWhenUsed/>
   </w:style>
   <w:style w:type="table" w:default="1" w:styleId="TableNormal">
@@ -31856,7 +32669,7 @@
       <w:lang w:eastAsia="en-GB"/>
     </w:rPr>
   </w:style>
-  <w:style w:type="table" w:styleId="GridTable6Colourful">
+  <w:style w:type="table" w:styleId="GridTable6Colorful">
     <w:name w:val="Grid Table 6 Colorful"/>
     <w:basedOn w:val="TableNormal"/>
     <w:uiPriority w:val="51"/>
